--- a/A Dust Hazard Index Using AOD-Based Frequency, Intensity, and Continuity of Dust Storm Events in the Tigris-Euphrates Bain.docx
+++ b/A Dust Hazard Index Using AOD-Based Frequency, Intensity, and Continuity of Dust Storm Events in the Tigris-Euphrates Bain.docx
@@ -22,19 +22,7 @@
           <w:sz w:val="28"/>
           <w:szCs w:val="28"/>
         </w:rPr>
-        <w:t>A Dust Hazard Index Using AOD-Based Frequency, Intensity, and Continuity of Dust Storm</w:t>
-      </w:r>
-      <w:bookmarkStart w:id="0" w:name="_GoBack"/>
-      <w:bookmarkEnd w:id="0"/>
-      <w:r>
-        <w:rPr>
-          <w:rFonts w:asciiTheme="majorBidi" w:eastAsia="Calibri" w:hAnsiTheme="majorBidi" w:cstheme="majorBidi"/>
-          <w:b/>
-          <w:bCs/>
-          <w:sz w:val="28"/>
-          <w:szCs w:val="28"/>
-        </w:rPr>
-        <w:t xml:space="preserve"> Events in the Tigris-Euphrates Bain </w:t>
+        <w:t xml:space="preserve">A Dust Hazard Index Using AOD-Based Frequency, Intensity, and Continuity of Dust Storm Events in the Tigris-Euphrates Bain </w:t>
       </w:r>
     </w:p>
     <w:p>
@@ -53,7 +41,17 @@
           <w:sz w:val="20"/>
           <w:szCs w:val="20"/>
         </w:rPr>
-        <w:t>Mohsen Bakhtiari</w:t>
+        <w:t xml:space="preserve">Mohsen </w:t>
+      </w:r>
+      <w:proofErr w:type="spellStart"/>
+      <w:proofErr w:type="gramStart"/>
+      <w:r>
+        <w:rPr>
+          <w:rFonts w:asciiTheme="majorBidi" w:eastAsia="Calibri" w:hAnsiTheme="majorBidi" w:cstheme="majorBidi"/>
+          <w:sz w:val="20"/>
+          <w:szCs w:val="20"/>
+        </w:rPr>
+        <w:t>Bakhtiari</w:t>
       </w:r>
       <w:r>
         <w:rPr>
@@ -64,13 +62,60 @@
         </w:rPr>
         <w:t>a,b</w:t>
       </w:r>
+      <w:proofErr w:type="spellEnd"/>
+      <w:proofErr w:type="gramEnd"/>
       <w:r>
         <w:rPr>
           <w:rFonts w:asciiTheme="majorBidi" w:eastAsia="Calibri" w:hAnsiTheme="majorBidi" w:cstheme="majorBidi"/>
           <w:sz w:val="20"/>
           <w:szCs w:val="20"/>
         </w:rPr>
-        <w:t>, Najmeh Neysani Samany</w:t>
+        <w:t xml:space="preserve">, </w:t>
+      </w:r>
+      <w:proofErr w:type="spellStart"/>
+      <w:r>
+        <w:rPr>
+          <w:rFonts w:asciiTheme="majorBidi" w:eastAsia="Calibri" w:hAnsiTheme="majorBidi" w:cstheme="majorBidi"/>
+          <w:sz w:val="20"/>
+          <w:szCs w:val="20"/>
+        </w:rPr>
+        <w:t>Najmeh</w:t>
+      </w:r>
+      <w:proofErr w:type="spellEnd"/>
+      <w:r>
+        <w:rPr>
+          <w:rFonts w:asciiTheme="majorBidi" w:eastAsia="Calibri" w:hAnsiTheme="majorBidi" w:cstheme="majorBidi"/>
+          <w:sz w:val="20"/>
+          <w:szCs w:val="20"/>
+        </w:rPr>
+        <w:t xml:space="preserve"> </w:t>
+      </w:r>
+      <w:proofErr w:type="spellStart"/>
+      <w:r>
+        <w:rPr>
+          <w:rFonts w:asciiTheme="majorBidi" w:eastAsia="Calibri" w:hAnsiTheme="majorBidi" w:cstheme="majorBidi"/>
+          <w:sz w:val="20"/>
+          <w:szCs w:val="20"/>
+        </w:rPr>
+        <w:t>Neysani</w:t>
+      </w:r>
+      <w:proofErr w:type="spellEnd"/>
+      <w:r>
+        <w:rPr>
+          <w:rFonts w:asciiTheme="majorBidi" w:eastAsia="Calibri" w:hAnsiTheme="majorBidi" w:cstheme="majorBidi"/>
+          <w:sz w:val="20"/>
+          <w:szCs w:val="20"/>
+        </w:rPr>
+        <w:t xml:space="preserve"> </w:t>
+      </w:r>
+      <w:proofErr w:type="spellStart"/>
+      <w:r>
+        <w:rPr>
+          <w:rFonts w:asciiTheme="majorBidi" w:eastAsia="Calibri" w:hAnsiTheme="majorBidi" w:cstheme="majorBidi"/>
+          <w:sz w:val="20"/>
+          <w:szCs w:val="20"/>
+        </w:rPr>
+        <w:t>Samany</w:t>
       </w:r>
       <w:r>
         <w:rPr>
@@ -81,6 +126,7 @@
         </w:rPr>
         <w:t>a,c</w:t>
       </w:r>
+      <w:proofErr w:type="spellEnd"/>
       <w:r>
         <w:rPr>
           <w:rFonts w:asciiTheme="majorBidi" w:eastAsia="Calibri" w:hAnsiTheme="majorBidi" w:cstheme="majorBidi"/>
@@ -104,7 +150,16 @@
           <w:szCs w:val="20"/>
         </w:rPr>
         <w:softHyphen/>
-        <w:t>Ali Al-Hemoud</w:t>
+        <w:t>Ali Al-</w:t>
+      </w:r>
+      <w:proofErr w:type="spellStart"/>
+      <w:r>
+        <w:rPr>
+          <w:rFonts w:asciiTheme="majorBidi" w:eastAsia="Calibri" w:hAnsiTheme="majorBidi" w:cstheme="majorBidi"/>
+          <w:sz w:val="20"/>
+          <w:szCs w:val="20"/>
+        </w:rPr>
+        <w:t>Hemoud</w:t>
       </w:r>
       <w:r>
         <w:rPr>
@@ -115,13 +170,23 @@
         </w:rPr>
         <w:t>d</w:t>
       </w:r>
+      <w:proofErr w:type="spellEnd"/>
       <w:r>
         <w:rPr>
           <w:rFonts w:asciiTheme="majorBidi" w:eastAsia="Calibri" w:hAnsiTheme="majorBidi" w:cstheme="majorBidi"/>
           <w:sz w:val="20"/>
           <w:szCs w:val="20"/>
         </w:rPr>
-        <w:t>, Kan Huang</w:t>
+        <w:t xml:space="preserve">, Kan </w:t>
+      </w:r>
+      <w:proofErr w:type="spellStart"/>
+      <w:r>
+        <w:rPr>
+          <w:rFonts w:asciiTheme="majorBidi" w:eastAsia="Calibri" w:hAnsiTheme="majorBidi" w:cstheme="majorBidi"/>
+          <w:sz w:val="20"/>
+          <w:szCs w:val="20"/>
+        </w:rPr>
+        <w:t>Huang</w:t>
       </w:r>
       <w:r>
         <w:rPr>
@@ -132,13 +197,41 @@
         </w:rPr>
         <w:t>e</w:t>
       </w:r>
+      <w:proofErr w:type="spellEnd"/>
       <w:r>
         <w:rPr>
           <w:rFonts w:asciiTheme="majorBidi" w:eastAsia="Calibri" w:hAnsiTheme="majorBidi" w:cstheme="majorBidi"/>
           <w:sz w:val="20"/>
           <w:szCs w:val="20"/>
         </w:rPr>
-        <w:t>, Ali Darvishi Boloorani</w:t>
+        <w:t xml:space="preserve">, Ali </w:t>
+      </w:r>
+      <w:proofErr w:type="spellStart"/>
+      <w:r>
+        <w:rPr>
+          <w:rFonts w:asciiTheme="majorBidi" w:eastAsia="Calibri" w:hAnsiTheme="majorBidi" w:cstheme="majorBidi"/>
+          <w:sz w:val="20"/>
+          <w:szCs w:val="20"/>
+        </w:rPr>
+        <w:t>Darvishi</w:t>
+      </w:r>
+      <w:proofErr w:type="spellEnd"/>
+      <w:r>
+        <w:rPr>
+          <w:rFonts w:asciiTheme="majorBidi" w:eastAsia="Calibri" w:hAnsiTheme="majorBidi" w:cstheme="majorBidi"/>
+          <w:sz w:val="20"/>
+          <w:szCs w:val="20"/>
+        </w:rPr>
+        <w:t xml:space="preserve"> </w:t>
+      </w:r>
+      <w:proofErr w:type="spellStart"/>
+      <w:r>
+        <w:rPr>
+          <w:rFonts w:asciiTheme="majorBidi" w:eastAsia="Calibri" w:hAnsiTheme="majorBidi" w:cstheme="majorBidi"/>
+          <w:sz w:val="20"/>
+          <w:szCs w:val="20"/>
+        </w:rPr>
+        <w:t>Boloorani</w:t>
       </w:r>
       <w:r>
         <w:rPr>
@@ -147,7 +240,17 @@
           <w:szCs w:val="20"/>
           <w:vertAlign w:val="superscript"/>
         </w:rPr>
-        <w:t>a,c*</w:t>
+        <w:t>a,c</w:t>
+      </w:r>
+      <w:proofErr w:type="spellEnd"/>
+      <w:r>
+        <w:rPr>
+          <w:rFonts w:asciiTheme="majorBidi" w:eastAsia="Calibri" w:hAnsiTheme="majorBidi" w:cstheme="majorBidi"/>
+          <w:sz w:val="20"/>
+          <w:szCs w:val="20"/>
+          <w:vertAlign w:val="superscript"/>
+        </w:rPr>
+        <w:t>*</w:t>
       </w:r>
     </w:p>
     <w:p>
@@ -418,7 +521,39 @@
           <w:sz w:val="24"/>
           <w:szCs w:val="24"/>
         </w:rPr>
-        <w:t xml:space="preserve"> Dust storms are among the most significant environmental hazards in arid and semi-arid regions, influencing climate, soil stability, vegetation dynamics, and public health. This study develops a basin‑wide dust hazard map by analyzing the Frequency, Intensity, and Continuity (FIC) of dust storm events (DSEs) across the Tigris–Euphrates Basin (TEB) using 22 years (2001–2022) of MODIS Aerosol Optical Depth (AOD) data. Dusty days were detected using Otsu’s thresholding and a weighted-average (WA) method calibrated against visually interpreted dust source hotspots. The WA-derived thresholds for the AOD band achieved the highest performance (F1‑score: 0.83; overall accuracy: 0.73). Time‑series analysis reveals pronounced increases in DSEs during 2008, 2009, and 2022, each exceeding 1500 events, while minima occurred in 2002, 2014, 2019, and 2020. Spatial patterns of FIC show that central and southern parts of the basin experience the highest DSE frequency (up to 130 days per year), strongest intensity, and longest continuity (over six consecutive dusty days). K‑means clustering indicates that severe DSEs are primarily concentrated in the east of major wetlands and across southeastern TEB. Poisson modeling further shows that expected annual DSE frequencies range from lowest (14–22 days) in Gaziantep in Turkey to highest (83–101 days) in Basra in Iraq (68% confidence level). By integrating the FIC components, the Dust Hazard Index (DHI) was created and the results reveal a distinct northwest–southeast hazard corridor, with major hotspots located around desiccated lakes, wetlands, and southern low‑lying areas. These results provide a robust quantitative assessment of dust dynamics across TEB and offer valuable support for designing targeted environmental, climatic, and public‑health mitigation strategies.</w:t>
+        <w:t xml:space="preserve"> Dust storms are among the most significant environmental hazards in arid and semi-arid regions, influencing climate, soil stability, vegetation dynamics, and public health. This study develops a basin‑wide dust hazard map by analyzing the Frequency, Intensity, and Continuity (FIC) of dust storm events (DSEs) across the Tigris–Euphrates Basin (TEB) using 22 years (2001–2022) of MODIS Aerosol Optical Depth (AOD) data. Dusty days were detected using Otsu’s thresholding and a weighted-average (WA) method calibrated against visually interpreted dust source hotspots. The WA-derived thresholds for the AOD band achieved the </w:t>
+      </w:r>
+      <w:r>
+        <w:rPr>
+          <w:rFonts w:asciiTheme="majorBidi" w:hAnsiTheme="majorBidi" w:cstheme="majorBidi"/>
+          <w:sz w:val="24"/>
+          <w:szCs w:val="24"/>
+        </w:rPr>
+        <w:t>highe</w:t>
+      </w:r>
+      <w:r>
+        <w:rPr>
+          <w:rFonts w:asciiTheme="majorBidi" w:hAnsiTheme="majorBidi" w:cstheme="majorBidi"/>
+          <w:sz w:val="24"/>
+          <w:szCs w:val="24"/>
+        </w:rPr>
+        <w:t>r</w:t>
+      </w:r>
+      <w:r>
+        <w:rPr>
+          <w:rFonts w:asciiTheme="majorBidi" w:hAnsiTheme="majorBidi" w:cstheme="majorBidi"/>
+          <w:sz w:val="24"/>
+          <w:szCs w:val="24"/>
+        </w:rPr>
+        <w:t xml:space="preserve"> </w:t>
+      </w:r>
+      <w:r>
+        <w:rPr>
+          <w:rFonts w:asciiTheme="majorBidi" w:hAnsiTheme="majorBidi" w:cstheme="majorBidi"/>
+          <w:sz w:val="24"/>
+          <w:szCs w:val="24"/>
+        </w:rPr>
+        <w:t>performance (F1‑score: 0.83; overall accuracy: 0.73). Time‑series analysis reveals pronounced increases in DSEs during 2008, 2009, and 2022, each exceeding 1500 events, while minima occurred in 2002, 2014, 2019, and 2020. Spatial patterns of FIC show that central and southern parts of the basin experience the highest DSE frequency (up to 130 days per year), strongest intensity, and longest continuity (over six consecutive dusty days). K‑means clustering indicates that severe DSEs are primarily concentrated in the east of major wetlands and across southeastern TEB. Poisson modeling further shows that expected annual DSE frequencies range from lowest (14–22 days) in Gaziantep in Turkey to highest (83–101 days) in Basra in Iraq (68% confidence level). By integrating the FIC components, the Dust Hazard Index (DHI) was created and the results reveal a distinct northwest–southeast hazard corridor, with major hotspots located around desiccated lakes, wetlands, and southern low‑lying areas. These results provide a robust quantitative assessment of dust dynamics across TEB and offer valuable support for designing targeted environmental, climatic, and public‑health mitigation strategies.</w:t>
       </w:r>
     </w:p>
     <w:p>
@@ -565,7 +700,7 @@
           <w:szCs w:val="24"/>
         </w:rPr>
       </w:pPr>
-      <w:bookmarkStart w:id="1" w:name="_Hlk228439481"/>
+      <w:bookmarkStart w:id="0" w:name="_Hlk228439481"/>
       <w:r>
         <w:rPr>
           <w:rFonts w:asciiTheme="majorBidi" w:hAnsiTheme="majorBidi" w:cstheme="majorBidi"/>
@@ -587,8 +722,8 @@
           <w:szCs w:val="24"/>
         </w:rPr>
       </w:pPr>
-      <w:bookmarkStart w:id="2" w:name="_Hlk169184545"/>
-      <w:bookmarkEnd w:id="1"/>
+      <w:bookmarkStart w:id="1" w:name="_Hlk169184545"/>
+      <w:bookmarkEnd w:id="0"/>
       <w:r>
         <w:rPr>
           <w:rFonts w:asciiTheme="majorBidi" w:hAnsiTheme="majorBidi" w:cstheme="majorBidi"/>
@@ -638,7 +773,27 @@
           <w:sz w:val="24"/>
           <w:szCs w:val="24"/>
         </w:rPr>
-        <w:t>Al-Hemoud et al., 2019</w:t>
+        <w:t>Al-</w:t>
+      </w:r>
+      <w:proofErr w:type="spellStart"/>
+      <w:r>
+        <w:rPr>
+          <w:rFonts w:asciiTheme="majorBidi" w:hAnsiTheme="majorBidi" w:cstheme="majorBidi"/>
+          <w:color w:val="00B0F0"/>
+          <w:sz w:val="24"/>
+          <w:szCs w:val="24"/>
+        </w:rPr>
+        <w:t>Hemoud</w:t>
+      </w:r>
+      <w:proofErr w:type="spellEnd"/>
+      <w:r>
+        <w:rPr>
+          <w:rFonts w:asciiTheme="majorBidi" w:hAnsiTheme="majorBidi" w:cstheme="majorBidi"/>
+          <w:color w:val="00B0F0"/>
+          <w:sz w:val="24"/>
+          <w:szCs w:val="24"/>
+        </w:rPr>
+        <w:t xml:space="preserve"> et al., 2019</w:t>
       </w:r>
       <w:r>
         <w:rPr>
@@ -689,7 +844,27 @@
           <w:sz w:val="24"/>
           <w:szCs w:val="24"/>
         </w:rPr>
-        <w:t>Al-Hemoud et al., 2022</w:t>
+        <w:t>Al-</w:t>
+      </w:r>
+      <w:proofErr w:type="spellStart"/>
+      <w:r>
+        <w:rPr>
+          <w:rFonts w:asciiTheme="majorBidi" w:hAnsiTheme="majorBidi" w:cstheme="majorBidi"/>
+          <w:color w:val="00B0F0"/>
+          <w:sz w:val="24"/>
+          <w:szCs w:val="24"/>
+        </w:rPr>
+        <w:t>Hemoud</w:t>
+      </w:r>
+      <w:proofErr w:type="spellEnd"/>
+      <w:r>
+        <w:rPr>
+          <w:rFonts w:asciiTheme="majorBidi" w:hAnsiTheme="majorBidi" w:cstheme="majorBidi"/>
+          <w:color w:val="00B0F0"/>
+          <w:sz w:val="24"/>
+          <w:szCs w:val="24"/>
+        </w:rPr>
+        <w:t xml:space="preserve"> et al., 2022</w:t>
       </w:r>
       <w:r>
         <w:rPr>
@@ -723,16 +898,9 @@
           <w:sz w:val="24"/>
           <w:szCs w:val="24"/>
         </w:rPr>
-        <w:t>Middleton and Al-Hemoud 2024</w:t>
-      </w:r>
-      <w:r>
-        <w:rPr>
-          <w:rFonts w:asciiTheme="majorBidi" w:hAnsiTheme="majorBidi" w:cstheme="majorBidi"/>
-          <w:sz w:val="24"/>
-          <w:szCs w:val="24"/>
-        </w:rPr>
-        <w:t>; Querol et al., 2025; Al-Hemoud et al., 2026). Climate change and anthropogenic activities have escalated the dust storm event (DSE) frequencies and their impacts in many arid and semi-arid regions across the globe (</w:t>
-      </w:r>
+        <w:t>Middleton and Al-</w:t>
+      </w:r>
+      <w:proofErr w:type="spellStart"/>
       <w:r>
         <w:rPr>
           <w:rFonts w:asciiTheme="majorBidi" w:hAnsiTheme="majorBidi" w:cstheme="majorBidi"/>
@@ -740,6 +908,51 @@
           <w:sz w:val="24"/>
           <w:szCs w:val="24"/>
         </w:rPr>
+        <w:t>Hemoud</w:t>
+      </w:r>
+      <w:proofErr w:type="spellEnd"/>
+      <w:r>
+        <w:rPr>
+          <w:rFonts w:asciiTheme="majorBidi" w:hAnsiTheme="majorBidi" w:cstheme="majorBidi"/>
+          <w:color w:val="00B0F0"/>
+          <w:sz w:val="24"/>
+          <w:szCs w:val="24"/>
+        </w:rPr>
+        <w:t xml:space="preserve"> 2024</w:t>
+      </w:r>
+      <w:r>
+        <w:rPr>
+          <w:rFonts w:asciiTheme="majorBidi" w:hAnsiTheme="majorBidi" w:cstheme="majorBidi"/>
+          <w:sz w:val="24"/>
+          <w:szCs w:val="24"/>
+        </w:rPr>
+        <w:t>; Querol et al., 2025; Al-</w:t>
+      </w:r>
+      <w:proofErr w:type="spellStart"/>
+      <w:r>
+        <w:rPr>
+          <w:rFonts w:asciiTheme="majorBidi" w:hAnsiTheme="majorBidi" w:cstheme="majorBidi"/>
+          <w:sz w:val="24"/>
+          <w:szCs w:val="24"/>
+        </w:rPr>
+        <w:t>Hemoud</w:t>
+      </w:r>
+      <w:proofErr w:type="spellEnd"/>
+      <w:r>
+        <w:rPr>
+          <w:rFonts w:asciiTheme="majorBidi" w:hAnsiTheme="majorBidi" w:cstheme="majorBidi"/>
+          <w:sz w:val="24"/>
+          <w:szCs w:val="24"/>
+        </w:rPr>
+        <w:t xml:space="preserve"> et al., 2026). Climate change and anthropogenic activities have escalated the dust storm event (DSE) frequencies and their impacts in many arid and semi-arid regions across the globe (</w:t>
+      </w:r>
+      <w:r>
+        <w:rPr>
+          <w:rFonts w:asciiTheme="majorBidi" w:hAnsiTheme="majorBidi" w:cstheme="majorBidi"/>
+          <w:color w:val="00B0F0"/>
+          <w:sz w:val="24"/>
+          <w:szCs w:val="24"/>
+        </w:rPr>
         <w:t>Middleton and Goudie, 2001</w:t>
       </w:r>
       <w:r>
@@ -750,6 +963,7 @@
         </w:rPr>
         <w:t xml:space="preserve">; </w:t>
       </w:r>
+      <w:proofErr w:type="spellStart"/>
       <w:r>
         <w:rPr>
           <w:rFonts w:asciiTheme="majorBidi" w:hAnsiTheme="majorBidi" w:cstheme="majorBidi"/>
@@ -757,7 +971,17 @@
           <w:sz w:val="24"/>
           <w:szCs w:val="24"/>
         </w:rPr>
-        <w:t>Mehrabi et al., 2015</w:t>
+        <w:t>Mehrabi</w:t>
+      </w:r>
+      <w:proofErr w:type="spellEnd"/>
+      <w:r>
+        <w:rPr>
+          <w:rFonts w:asciiTheme="majorBidi" w:hAnsiTheme="majorBidi" w:cstheme="majorBidi"/>
+          <w:color w:val="00B0F0"/>
+          <w:sz w:val="24"/>
+          <w:szCs w:val="24"/>
+        </w:rPr>
+        <w:t xml:space="preserve"> et al., 2015</w:t>
       </w:r>
       <w:r>
         <w:rPr>
@@ -767,6 +991,7 @@
         </w:rPr>
         <w:t xml:space="preserve">; </w:t>
       </w:r>
+      <w:proofErr w:type="spellStart"/>
       <w:r>
         <w:rPr>
           <w:rFonts w:asciiTheme="majorBidi" w:hAnsiTheme="majorBidi" w:cstheme="majorBidi"/>
@@ -774,7 +999,37 @@
           <w:sz w:val="24"/>
           <w:szCs w:val="24"/>
         </w:rPr>
-        <w:t>Darvishi Boloorani et al., 2023c</w:t>
+        <w:t>Darvishi</w:t>
+      </w:r>
+      <w:proofErr w:type="spellEnd"/>
+      <w:r>
+        <w:rPr>
+          <w:rFonts w:asciiTheme="majorBidi" w:hAnsiTheme="majorBidi" w:cstheme="majorBidi"/>
+          <w:color w:val="00B0F0"/>
+          <w:sz w:val="24"/>
+          <w:szCs w:val="24"/>
+        </w:rPr>
+        <w:t xml:space="preserve"> </w:t>
+      </w:r>
+      <w:proofErr w:type="spellStart"/>
+      <w:r>
+        <w:rPr>
+          <w:rFonts w:asciiTheme="majorBidi" w:hAnsiTheme="majorBidi" w:cstheme="majorBidi"/>
+          <w:color w:val="00B0F0"/>
+          <w:sz w:val="24"/>
+          <w:szCs w:val="24"/>
+        </w:rPr>
+        <w:t>Boloorani</w:t>
+      </w:r>
+      <w:proofErr w:type="spellEnd"/>
+      <w:r>
+        <w:rPr>
+          <w:rFonts w:asciiTheme="majorBidi" w:hAnsiTheme="majorBidi" w:cstheme="majorBidi"/>
+          <w:color w:val="00B0F0"/>
+          <w:sz w:val="24"/>
+          <w:szCs w:val="24"/>
+        </w:rPr>
+        <w:t xml:space="preserve"> et al., 2023c</w:t>
       </w:r>
       <w:r>
         <w:rPr>
@@ -792,7 +1047,47 @@
           <w:sz w:val="24"/>
           <w:szCs w:val="24"/>
         </w:rPr>
-        <w:t xml:space="preserve"> Darvishi Boloorani et al., 2025</w:t>
+        <w:t xml:space="preserve"> </w:t>
+      </w:r>
+      <w:proofErr w:type="spellStart"/>
+      <w:r>
+        <w:rPr>
+          <w:rFonts w:asciiTheme="majorBidi" w:hAnsiTheme="majorBidi" w:cstheme="majorBidi"/>
+          <w:color w:val="00B0F0"/>
+          <w:sz w:val="24"/>
+          <w:szCs w:val="24"/>
+        </w:rPr>
+        <w:t>Darvishi</w:t>
+      </w:r>
+      <w:proofErr w:type="spellEnd"/>
+      <w:r>
+        <w:rPr>
+          <w:rFonts w:asciiTheme="majorBidi" w:hAnsiTheme="majorBidi" w:cstheme="majorBidi"/>
+          <w:color w:val="00B0F0"/>
+          <w:sz w:val="24"/>
+          <w:szCs w:val="24"/>
+        </w:rPr>
+        <w:t xml:space="preserve"> </w:t>
+      </w:r>
+      <w:proofErr w:type="spellStart"/>
+      <w:r>
+        <w:rPr>
+          <w:rFonts w:asciiTheme="majorBidi" w:hAnsiTheme="majorBidi" w:cstheme="majorBidi"/>
+          <w:color w:val="00B0F0"/>
+          <w:sz w:val="24"/>
+          <w:szCs w:val="24"/>
+        </w:rPr>
+        <w:t>Boloorani</w:t>
+      </w:r>
+      <w:proofErr w:type="spellEnd"/>
+      <w:r>
+        <w:rPr>
+          <w:rFonts w:asciiTheme="majorBidi" w:hAnsiTheme="majorBidi" w:cstheme="majorBidi"/>
+          <w:color w:val="00B0F0"/>
+          <w:sz w:val="24"/>
+          <w:szCs w:val="24"/>
+        </w:rPr>
+        <w:t xml:space="preserve"> et al., 2025</w:t>
       </w:r>
       <w:r>
         <w:rPr>
@@ -819,6 +1114,7 @@
         </w:rPr>
         <w:t xml:space="preserve">; </w:t>
       </w:r>
+      <w:proofErr w:type="spellStart"/>
       <w:r>
         <w:rPr>
           <w:rFonts w:asciiTheme="majorBidi" w:hAnsiTheme="majorBidi" w:cstheme="majorBidi"/>
@@ -826,7 +1122,17 @@
           <w:sz w:val="24"/>
           <w:szCs w:val="24"/>
         </w:rPr>
-        <w:t>Aghababaeian et al., 2021</w:t>
+        <w:t>Aghababaeian</w:t>
+      </w:r>
+      <w:proofErr w:type="spellEnd"/>
+      <w:r>
+        <w:rPr>
+          <w:rFonts w:asciiTheme="majorBidi" w:hAnsiTheme="majorBidi" w:cstheme="majorBidi"/>
+          <w:color w:val="00B0F0"/>
+          <w:sz w:val="24"/>
+          <w:szCs w:val="24"/>
+        </w:rPr>
+        <w:t xml:space="preserve"> et al., 2021</w:t>
       </w:r>
       <w:r>
         <w:rPr>
@@ -904,6 +1210,7 @@
         </w:rPr>
         <w:t>). Estimates show approximately two billion tons of dust particles are annually transmitted into the atmosphere (</w:t>
       </w:r>
+      <w:proofErr w:type="spellStart"/>
       <w:r>
         <w:rPr>
           <w:rFonts w:asciiTheme="majorBidi" w:hAnsiTheme="majorBidi" w:cstheme="majorBidi"/>
@@ -913,6 +1220,7 @@
         </w:rPr>
         <w:t>Ginoux</w:t>
       </w:r>
+      <w:proofErr w:type="spellEnd"/>
       <w:r>
         <w:rPr>
           <w:rFonts w:asciiTheme="majorBidi" w:hAnsiTheme="majorBidi" w:cstheme="majorBidi"/>
@@ -1001,6 +1309,7 @@
         </w:rPr>
         <w:t xml:space="preserve">; </w:t>
       </w:r>
+      <w:proofErr w:type="spellStart"/>
       <w:r>
         <w:rPr>
           <w:rFonts w:asciiTheme="majorBidi" w:hAnsiTheme="majorBidi" w:cstheme="majorBidi"/>
@@ -1008,7 +1317,17 @@
           <w:sz w:val="24"/>
           <w:szCs w:val="24"/>
         </w:rPr>
-        <w:t>Kaskaoutis et al., 2008</w:t>
+        <w:t>Kaskaoutis</w:t>
+      </w:r>
+      <w:proofErr w:type="spellEnd"/>
+      <w:r>
+        <w:rPr>
+          <w:rFonts w:asciiTheme="majorBidi" w:hAnsiTheme="majorBidi" w:cstheme="majorBidi"/>
+          <w:color w:val="00B0F0"/>
+          <w:sz w:val="24"/>
+          <w:szCs w:val="24"/>
+        </w:rPr>
+        <w:t xml:space="preserve"> et al., 2008</w:t>
       </w:r>
       <w:r>
         <w:rPr>
@@ -1052,6 +1371,7 @@
         </w:rPr>
         <w:t xml:space="preserve">; </w:t>
       </w:r>
+      <w:proofErr w:type="spellStart"/>
       <w:r>
         <w:rPr>
           <w:rFonts w:asciiTheme="majorBidi" w:hAnsiTheme="majorBidi" w:cstheme="majorBidi"/>
@@ -1059,7 +1379,37 @@
           <w:sz w:val="24"/>
           <w:szCs w:val="24"/>
         </w:rPr>
-        <w:t>Darvishi Boloorani et al., 2023a</w:t>
+        <w:t>Darvishi</w:t>
+      </w:r>
+      <w:proofErr w:type="spellEnd"/>
+      <w:r>
+        <w:rPr>
+          <w:rFonts w:asciiTheme="majorBidi" w:hAnsiTheme="majorBidi" w:cstheme="majorBidi"/>
+          <w:color w:val="00B0F0"/>
+          <w:sz w:val="24"/>
+          <w:szCs w:val="24"/>
+        </w:rPr>
+        <w:t xml:space="preserve"> </w:t>
+      </w:r>
+      <w:proofErr w:type="spellStart"/>
+      <w:r>
+        <w:rPr>
+          <w:rFonts w:asciiTheme="majorBidi" w:hAnsiTheme="majorBidi" w:cstheme="majorBidi"/>
+          <w:color w:val="00B0F0"/>
+          <w:sz w:val="24"/>
+          <w:szCs w:val="24"/>
+        </w:rPr>
+        <w:t>Boloorani</w:t>
+      </w:r>
+      <w:proofErr w:type="spellEnd"/>
+      <w:r>
+        <w:rPr>
+          <w:rFonts w:asciiTheme="majorBidi" w:hAnsiTheme="majorBidi" w:cstheme="majorBidi"/>
+          <w:color w:val="00B0F0"/>
+          <w:sz w:val="24"/>
+          <w:szCs w:val="24"/>
+        </w:rPr>
+        <w:t xml:space="preserve"> et al., 2023a</w:t>
       </w:r>
       <w:r>
         <w:rPr>
@@ -1086,6 +1436,7 @@
         </w:rPr>
         <w:t xml:space="preserve">; </w:t>
       </w:r>
+      <w:proofErr w:type="spellStart"/>
       <w:r>
         <w:rPr>
           <w:rFonts w:asciiTheme="majorBidi" w:hAnsiTheme="majorBidi" w:cstheme="majorBidi"/>
@@ -1093,7 +1444,17 @@
           <w:sz w:val="24"/>
           <w:szCs w:val="24"/>
         </w:rPr>
-        <w:t>Namdari et al., 2018</w:t>
+        <w:t>Namdari</w:t>
+      </w:r>
+      <w:proofErr w:type="spellEnd"/>
+      <w:r>
+        <w:rPr>
+          <w:rFonts w:asciiTheme="majorBidi" w:hAnsiTheme="majorBidi" w:cstheme="majorBidi"/>
+          <w:color w:val="00B0F0"/>
+          <w:sz w:val="24"/>
+          <w:szCs w:val="24"/>
+        </w:rPr>
+        <w:t xml:space="preserve"> et al., 2018</w:t>
       </w:r>
       <w:r>
         <w:rPr>
@@ -1103,6 +1464,7 @@
         </w:rPr>
         <w:t xml:space="preserve">; </w:t>
       </w:r>
+      <w:proofErr w:type="spellStart"/>
       <w:r>
         <w:rPr>
           <w:rFonts w:asciiTheme="majorBidi" w:hAnsiTheme="majorBidi" w:cstheme="majorBidi"/>
@@ -1110,7 +1472,17 @@
           <w:sz w:val="24"/>
           <w:szCs w:val="24"/>
         </w:rPr>
-        <w:t>Beyranvand et al, 2023</w:t>
+        <w:t>Beyranvand</w:t>
+      </w:r>
+      <w:proofErr w:type="spellEnd"/>
+      <w:r>
+        <w:rPr>
+          <w:rFonts w:asciiTheme="majorBidi" w:hAnsiTheme="majorBidi" w:cstheme="majorBidi"/>
+          <w:color w:val="00B0F0"/>
+          <w:sz w:val="24"/>
+          <w:szCs w:val="24"/>
+        </w:rPr>
+        <w:t xml:space="preserve"> et al, 2023</w:t>
       </w:r>
       <w:r>
         <w:rPr>
@@ -1120,6 +1492,7 @@
         </w:rPr>
         <w:t xml:space="preserve">; </w:t>
       </w:r>
+      <w:proofErr w:type="spellStart"/>
       <w:r>
         <w:rPr>
           <w:rFonts w:asciiTheme="majorBidi" w:hAnsiTheme="majorBidi" w:cstheme="majorBidi"/>
@@ -1127,7 +1500,17 @@
           <w:sz w:val="24"/>
           <w:szCs w:val="24"/>
         </w:rPr>
-        <w:t>Shirgholami et al., 2025</w:t>
+        <w:t>Shirgholami</w:t>
+      </w:r>
+      <w:proofErr w:type="spellEnd"/>
+      <w:r>
+        <w:rPr>
+          <w:rFonts w:asciiTheme="majorBidi" w:hAnsiTheme="majorBidi" w:cstheme="majorBidi"/>
+          <w:color w:val="00B0F0"/>
+          <w:sz w:val="24"/>
+          <w:szCs w:val="24"/>
+        </w:rPr>
+        <w:t xml:space="preserve"> et al., 2025</w:t>
       </w:r>
       <w:r>
         <w:rPr>
@@ -1220,7 +1603,25 @@
           <w:sz w:val="24"/>
           <w:szCs w:val="24"/>
         </w:rPr>
-        <w:t>). The AOD retrieval process of MODIS identifies dust from non-dust aerosols. Also, based on the particle shape information from Cloud-Aerosol Lidar with Orthogonal Polarization (CALIOP), dust size, and absorption information, e.g., fine-mode fraction, Ångström exponent, and single-scattering albedo the dust aerosols can be discriminated from non-dust particles (</w:t>
+        <w:t xml:space="preserve">). The AOD retrieval process of MODIS identifies dust from non-dust aerosols. Also, based on the particle shape information from Cloud-Aerosol Lidar with Orthogonal Polarization (CALIOP), dust size, and absorption information, e.g., fine-mode fraction, </w:t>
+      </w:r>
+      <w:proofErr w:type="spellStart"/>
+      <w:r>
+        <w:rPr>
+          <w:rFonts w:asciiTheme="majorBidi" w:hAnsiTheme="majorBidi" w:cstheme="majorBidi"/>
+          <w:sz w:val="24"/>
+          <w:szCs w:val="24"/>
+        </w:rPr>
+        <w:t>Ångström</w:t>
+      </w:r>
+      <w:proofErr w:type="spellEnd"/>
+      <w:r>
+        <w:rPr>
+          <w:rFonts w:asciiTheme="majorBidi" w:hAnsiTheme="majorBidi" w:cstheme="majorBidi"/>
+          <w:sz w:val="24"/>
+          <w:szCs w:val="24"/>
+        </w:rPr>
+        <w:t xml:space="preserve"> exponent, and single-scattering albedo the dust aerosols can be discriminated from non-dust particles (</w:t>
       </w:r>
       <w:r>
         <w:rPr>
@@ -1275,6 +1676,7 @@
         </w:rPr>
         <w:t>Albeit, global dust sources include the Sahara, Middle East, Central and Eastern Asia, and some central regions in Australia are mainly in arid and semi-arid regions (</w:t>
       </w:r>
+      <w:proofErr w:type="spellStart"/>
       <w:r>
         <w:rPr>
           <w:rFonts w:asciiTheme="majorBidi" w:hAnsiTheme="majorBidi" w:cstheme="majorBidi"/>
@@ -1282,7 +1684,37 @@
           <w:sz w:val="24"/>
           <w:szCs w:val="24"/>
         </w:rPr>
-        <w:t>Darvishi Boloorani et al., 2025</w:t>
+        <w:t>Darvishi</w:t>
+      </w:r>
+      <w:proofErr w:type="spellEnd"/>
+      <w:r>
+        <w:rPr>
+          <w:rFonts w:asciiTheme="majorBidi" w:hAnsiTheme="majorBidi" w:cstheme="majorBidi"/>
+          <w:color w:val="00B0F0"/>
+          <w:sz w:val="24"/>
+          <w:szCs w:val="24"/>
+        </w:rPr>
+        <w:t xml:space="preserve"> </w:t>
+      </w:r>
+      <w:proofErr w:type="spellStart"/>
+      <w:r>
+        <w:rPr>
+          <w:rFonts w:asciiTheme="majorBidi" w:hAnsiTheme="majorBidi" w:cstheme="majorBidi"/>
+          <w:color w:val="00B0F0"/>
+          <w:sz w:val="24"/>
+          <w:szCs w:val="24"/>
+        </w:rPr>
+        <w:t>Boloorani</w:t>
+      </w:r>
+      <w:proofErr w:type="spellEnd"/>
+      <w:r>
+        <w:rPr>
+          <w:rFonts w:asciiTheme="majorBidi" w:hAnsiTheme="majorBidi" w:cstheme="majorBidi"/>
+          <w:color w:val="00B0F0"/>
+          <w:sz w:val="24"/>
+          <w:szCs w:val="24"/>
+        </w:rPr>
+        <w:t xml:space="preserve"> et al., 2025</w:t>
       </w:r>
       <w:r>
         <w:rPr>
@@ -1326,6 +1758,7 @@
         </w:rPr>
         <w:t>), has been considered a region with numerous active dust sources (</w:t>
       </w:r>
+      <w:proofErr w:type="spellStart"/>
       <w:r>
         <w:rPr>
           <w:rFonts w:asciiTheme="majorBidi" w:hAnsiTheme="majorBidi" w:cstheme="majorBidi"/>
@@ -1333,16 +1766,9 @@
           <w:sz w:val="24"/>
           <w:szCs w:val="24"/>
         </w:rPr>
-        <w:t>Darvishi Boloorani et al., 2021</w:t>
-      </w:r>
-      <w:r>
-        <w:rPr>
-          <w:rFonts w:asciiTheme="majorBidi" w:hAnsiTheme="majorBidi" w:cstheme="majorBidi"/>
-          <w:sz w:val="24"/>
-          <w:szCs w:val="24"/>
-        </w:rPr>
-        <w:t>; Al-Hemoud et al., 2024). The destructive effects of DSEs within TEB even reach thousands of kilometers away from the dust sources (</w:t>
-      </w:r>
+        <w:t>Darvishi</w:t>
+      </w:r>
+      <w:proofErr w:type="spellEnd"/>
       <w:r>
         <w:rPr>
           <w:rFonts w:asciiTheme="majorBidi" w:hAnsiTheme="majorBidi" w:cstheme="majorBidi"/>
@@ -1350,7 +1776,82 @@
           <w:sz w:val="24"/>
           <w:szCs w:val="24"/>
         </w:rPr>
-        <w:t>Al-Hemoud et al. 2020</w:t>
+        <w:t xml:space="preserve"> </w:t>
+      </w:r>
+      <w:proofErr w:type="spellStart"/>
+      <w:r>
+        <w:rPr>
+          <w:rFonts w:asciiTheme="majorBidi" w:hAnsiTheme="majorBidi" w:cstheme="majorBidi"/>
+          <w:color w:val="00B0F0"/>
+          <w:sz w:val="24"/>
+          <w:szCs w:val="24"/>
+        </w:rPr>
+        <w:t>Boloorani</w:t>
+      </w:r>
+      <w:proofErr w:type="spellEnd"/>
+      <w:r>
+        <w:rPr>
+          <w:rFonts w:asciiTheme="majorBidi" w:hAnsiTheme="majorBidi" w:cstheme="majorBidi"/>
+          <w:color w:val="00B0F0"/>
+          <w:sz w:val="24"/>
+          <w:szCs w:val="24"/>
+        </w:rPr>
+        <w:t xml:space="preserve"> et al., 2021</w:t>
+      </w:r>
+      <w:r>
+        <w:rPr>
+          <w:rFonts w:asciiTheme="majorBidi" w:hAnsiTheme="majorBidi" w:cstheme="majorBidi"/>
+          <w:sz w:val="24"/>
+          <w:szCs w:val="24"/>
+        </w:rPr>
+        <w:t>; Al-</w:t>
+      </w:r>
+      <w:proofErr w:type="spellStart"/>
+      <w:r>
+        <w:rPr>
+          <w:rFonts w:asciiTheme="majorBidi" w:hAnsiTheme="majorBidi" w:cstheme="majorBidi"/>
+          <w:sz w:val="24"/>
+          <w:szCs w:val="24"/>
+        </w:rPr>
+        <w:t>Hemoud</w:t>
+      </w:r>
+      <w:proofErr w:type="spellEnd"/>
+      <w:r>
+        <w:rPr>
+          <w:rFonts w:asciiTheme="majorBidi" w:hAnsiTheme="majorBidi" w:cstheme="majorBidi"/>
+          <w:sz w:val="24"/>
+          <w:szCs w:val="24"/>
+        </w:rPr>
+        <w:t xml:space="preserve"> et al., 2024). The destructive effects of DSEs within TEB even reach thousands of kilometers away from the dust sources (</w:t>
+      </w:r>
+      <w:r>
+        <w:rPr>
+          <w:rFonts w:asciiTheme="majorBidi" w:hAnsiTheme="majorBidi" w:cstheme="majorBidi"/>
+          <w:color w:val="00B0F0"/>
+          <w:sz w:val="24"/>
+          <w:szCs w:val="24"/>
+        </w:rPr>
+        <w:t>Al-</w:t>
+      </w:r>
+      <w:proofErr w:type="spellStart"/>
+      <w:r>
+        <w:rPr>
+          <w:rFonts w:asciiTheme="majorBidi" w:hAnsiTheme="majorBidi" w:cstheme="majorBidi"/>
+          <w:color w:val="00B0F0"/>
+          <w:sz w:val="24"/>
+          <w:szCs w:val="24"/>
+        </w:rPr>
+        <w:t>Hemoud</w:t>
+      </w:r>
+      <w:proofErr w:type="spellEnd"/>
+      <w:r>
+        <w:rPr>
+          <w:rFonts w:asciiTheme="majorBidi" w:hAnsiTheme="majorBidi" w:cstheme="majorBidi"/>
+          <w:color w:val="00B0F0"/>
+          <w:sz w:val="24"/>
+          <w:szCs w:val="24"/>
+        </w:rPr>
+        <w:t xml:space="preserve"> et al. 2020</w:t>
       </w:r>
       <w:r>
         <w:rPr>
@@ -1360,6 +1861,7 @@
         </w:rPr>
         <w:t>). Although, various aspects and driving factors of DSEs in the TEB have been studied in recent decades (</w:t>
       </w:r>
+      <w:proofErr w:type="spellStart"/>
       <w:r>
         <w:rPr>
           <w:rFonts w:asciiTheme="majorBidi" w:hAnsiTheme="majorBidi" w:cstheme="majorBidi"/>
@@ -1367,7 +1869,17 @@
           <w:sz w:val="24"/>
           <w:szCs w:val="24"/>
         </w:rPr>
-        <w:t>Sotoudeheian et al., 2016</w:t>
+        <w:t>Sotoudeheian</w:t>
+      </w:r>
+      <w:proofErr w:type="spellEnd"/>
+      <w:r>
+        <w:rPr>
+          <w:rFonts w:asciiTheme="majorBidi" w:hAnsiTheme="majorBidi" w:cstheme="majorBidi"/>
+          <w:color w:val="00B0F0"/>
+          <w:sz w:val="24"/>
+          <w:szCs w:val="24"/>
+        </w:rPr>
+        <w:t xml:space="preserve"> et al., 2016</w:t>
       </w:r>
       <w:r>
         <w:rPr>
@@ -1377,6 +1889,7 @@
         </w:rPr>
         <w:t xml:space="preserve">; </w:t>
       </w:r>
+      <w:proofErr w:type="spellStart"/>
       <w:r>
         <w:rPr>
           <w:rFonts w:asciiTheme="majorBidi" w:hAnsiTheme="majorBidi" w:cstheme="majorBidi"/>
@@ -1384,7 +1897,37 @@
           <w:sz w:val="24"/>
           <w:szCs w:val="24"/>
         </w:rPr>
-        <w:t>Darvishi Boloorani et al., 2020</w:t>
+        <w:t>Darvishi</w:t>
+      </w:r>
+      <w:proofErr w:type="spellEnd"/>
+      <w:r>
+        <w:rPr>
+          <w:rFonts w:asciiTheme="majorBidi" w:hAnsiTheme="majorBidi" w:cstheme="majorBidi"/>
+          <w:color w:val="00B0F0"/>
+          <w:sz w:val="24"/>
+          <w:szCs w:val="24"/>
+        </w:rPr>
+        <w:t xml:space="preserve"> </w:t>
+      </w:r>
+      <w:proofErr w:type="spellStart"/>
+      <w:r>
+        <w:rPr>
+          <w:rFonts w:asciiTheme="majorBidi" w:hAnsiTheme="majorBidi" w:cstheme="majorBidi"/>
+          <w:color w:val="00B0F0"/>
+          <w:sz w:val="24"/>
+          <w:szCs w:val="24"/>
+        </w:rPr>
+        <w:t>Boloorani</w:t>
+      </w:r>
+      <w:proofErr w:type="spellEnd"/>
+      <w:r>
+        <w:rPr>
+          <w:rFonts w:asciiTheme="majorBidi" w:hAnsiTheme="majorBidi" w:cstheme="majorBidi"/>
+          <w:color w:val="00B0F0"/>
+          <w:sz w:val="24"/>
+          <w:szCs w:val="24"/>
+        </w:rPr>
+        <w:t xml:space="preserve"> et al., 2020</w:t>
       </w:r>
       <w:r>
         <w:rPr>
@@ -1394,6 +1937,7 @@
         </w:rPr>
         <w:t xml:space="preserve">; </w:t>
       </w:r>
+      <w:proofErr w:type="spellStart"/>
       <w:r>
         <w:rPr>
           <w:rFonts w:asciiTheme="majorBidi" w:hAnsiTheme="majorBidi" w:cstheme="majorBidi"/>
@@ -1401,7 +1945,37 @@
           <w:sz w:val="24"/>
           <w:szCs w:val="24"/>
         </w:rPr>
-        <w:t>Darvishi Boloorani et al., 2021</w:t>
+        <w:t>Darvishi</w:t>
+      </w:r>
+      <w:proofErr w:type="spellEnd"/>
+      <w:r>
+        <w:rPr>
+          <w:rFonts w:asciiTheme="majorBidi" w:hAnsiTheme="majorBidi" w:cstheme="majorBidi"/>
+          <w:color w:val="00B0F0"/>
+          <w:sz w:val="24"/>
+          <w:szCs w:val="24"/>
+        </w:rPr>
+        <w:t xml:space="preserve"> </w:t>
+      </w:r>
+      <w:proofErr w:type="spellStart"/>
+      <w:r>
+        <w:rPr>
+          <w:rFonts w:asciiTheme="majorBidi" w:hAnsiTheme="majorBidi" w:cstheme="majorBidi"/>
+          <w:color w:val="00B0F0"/>
+          <w:sz w:val="24"/>
+          <w:szCs w:val="24"/>
+        </w:rPr>
+        <w:t>Boloorani</w:t>
+      </w:r>
+      <w:proofErr w:type="spellEnd"/>
+      <w:r>
+        <w:rPr>
+          <w:rFonts w:asciiTheme="majorBidi" w:hAnsiTheme="majorBidi" w:cstheme="majorBidi"/>
+          <w:color w:val="00B0F0"/>
+          <w:sz w:val="24"/>
+          <w:szCs w:val="24"/>
+        </w:rPr>
+        <w:t xml:space="preserve"> et al., 2021</w:t>
       </w:r>
       <w:r>
         <w:rPr>
@@ -1411,6 +1985,7 @@
         </w:rPr>
         <w:t xml:space="preserve">; </w:t>
       </w:r>
+      <w:proofErr w:type="spellStart"/>
       <w:r>
         <w:rPr>
           <w:rFonts w:asciiTheme="majorBidi" w:hAnsiTheme="majorBidi" w:cstheme="majorBidi"/>
@@ -1418,7 +1993,17 @@
           <w:sz w:val="24"/>
           <w:szCs w:val="24"/>
         </w:rPr>
-        <w:t>Naghibi et al., 2024</w:t>
+        <w:t>Naghibi</w:t>
+      </w:r>
+      <w:proofErr w:type="spellEnd"/>
+      <w:r>
+        <w:rPr>
+          <w:rFonts w:asciiTheme="majorBidi" w:hAnsiTheme="majorBidi" w:cstheme="majorBidi"/>
+          <w:color w:val="00B0F0"/>
+          <w:sz w:val="24"/>
+          <w:szCs w:val="24"/>
+        </w:rPr>
+        <w:t xml:space="preserve"> et al., 2024</w:t>
       </w:r>
       <w:r>
         <w:rPr>
@@ -1471,34 +2056,99 @@
           <w:szCs w:val="24"/>
         </w:rPr>
         <w:lastRenderedPageBreak/>
-        <w:t xml:space="preserve">Dispute high number of studies related to the TEB, precise mapping of dust hazard is still a knowledge gap. In order to fill this knowledge gap, this study aims to develop a spatiotemporal framework to calculate Dust Hazard Map by calculation of Frequency, Intensity, and Continuity (FIC) of DSEs from 2001 to 2022. The main contributions of this paper are suggesting an AOD threshold approach to identify the DSEs, mapping the spatial-temporal behavior of the dust FIC, developing dust hazard index, and estimating the probability of DSEs in TEB. Accordingly, this study aims to answer the following questions: (i) </w:t>
-      </w:r>
-      <w:commentRangeStart w:id="3"/>
-      <w:r>
-        <w:rPr>
-          <w:rFonts w:asciiTheme="majorBidi" w:hAnsiTheme="majorBidi" w:cstheme="majorBidi"/>
-          <w:sz w:val="24"/>
-          <w:szCs w:val="24"/>
-        </w:rPr>
-        <w:t xml:space="preserve">How to identify dusty days from the daily time series of AOD? (ii)How to model the spatiotemporal behaviors of Frequency, Intensity, and Continuity of dusty days? (iii) How to calculate dust hazard map from FIC? (iv) How </w:t>
-      </w:r>
-      <w:commentRangeEnd w:id="3"/>
-      <w:r>
-        <w:rPr>
-          <w:rStyle w:val="CommentReference"/>
-          <w:rFonts w:asciiTheme="majorBidi" w:hAnsiTheme="majorBidi" w:cstheme="majorBidi"/>
-          <w:sz w:val="24"/>
-          <w:szCs w:val="24"/>
-        </w:rPr>
-        <w:commentReference w:id="3"/>
-      </w:r>
-      <w:r>
-        <w:rPr>
-          <w:rFonts w:asciiTheme="majorBidi" w:hAnsiTheme="majorBidi" w:cstheme="majorBidi"/>
-          <w:sz w:val="24"/>
-          <w:szCs w:val="24"/>
-        </w:rPr>
-        <w:t>dust hazard map can be used to assess the probability of dust events in the future?</w:t>
+        <w:t xml:space="preserve">Dispute high number of studies related to the </w:t>
+      </w:r>
+      <w:proofErr w:type="gramStart"/>
+      <w:r>
+        <w:rPr>
+          <w:rFonts w:asciiTheme="majorBidi" w:hAnsiTheme="majorBidi" w:cstheme="majorBidi"/>
+          <w:sz w:val="24"/>
+          <w:szCs w:val="24"/>
+        </w:rPr>
+        <w:t>TEB,</w:t>
+      </w:r>
+      <w:proofErr w:type="gramEnd"/>
+      <w:r>
+        <w:rPr>
+          <w:rFonts w:asciiTheme="majorBidi" w:hAnsiTheme="majorBidi" w:cstheme="majorBidi"/>
+          <w:sz w:val="24"/>
+          <w:szCs w:val="24"/>
+        </w:rPr>
+        <w:t xml:space="preserve"> precise mapping of dust hazard is still a knowledge gap. In order to fill this knowledge gap, this study aims to develop a spatiotemporal framework to calculate Dust Hazard Map by calculation of Frequency, Intensity, and Continuity (FIC) of DSEs from 2001 to 2022. The main contributions of this paper are suggesting an AOD threshold approach to identify the DSEs, mapping the spatial-temporal behavior of the dust FIC, developing dust hazard index, and estimating the probability of DSEs in TEB. Accordingly, this study aims to answer the following questions: (</w:t>
+      </w:r>
+      <w:proofErr w:type="spellStart"/>
+      <w:r>
+        <w:rPr>
+          <w:rFonts w:asciiTheme="majorBidi" w:hAnsiTheme="majorBidi" w:cstheme="majorBidi"/>
+          <w:sz w:val="24"/>
+          <w:szCs w:val="24"/>
+        </w:rPr>
+        <w:t>i</w:t>
+      </w:r>
+      <w:proofErr w:type="spellEnd"/>
+      <w:r>
+        <w:rPr>
+          <w:rFonts w:asciiTheme="majorBidi" w:hAnsiTheme="majorBidi" w:cstheme="majorBidi"/>
+          <w:sz w:val="24"/>
+          <w:szCs w:val="24"/>
+        </w:rPr>
+        <w:t>) How to identify dusty days from the daily time series of AOD? (ii)</w:t>
+      </w:r>
+      <w:r>
+        <w:rPr>
+          <w:rFonts w:asciiTheme="majorBidi" w:hAnsiTheme="majorBidi" w:cstheme="majorBidi"/>
+          <w:sz w:val="24"/>
+          <w:szCs w:val="24"/>
+        </w:rPr>
+        <w:t xml:space="preserve"> </w:t>
+      </w:r>
+      <w:r>
+        <w:rPr>
+          <w:rFonts w:asciiTheme="majorBidi" w:hAnsiTheme="majorBidi" w:cstheme="majorBidi"/>
+          <w:sz w:val="24"/>
+          <w:szCs w:val="24"/>
+        </w:rPr>
+        <w:t xml:space="preserve">How to model the spatiotemporal behaviors of Frequency, Intensity, and Continuity of dusty days? (iii) How to calculate dust hazard map from FIC? (iv) </w:t>
+      </w:r>
+      <w:r>
+        <w:rPr>
+          <w:rFonts w:asciiTheme="majorBidi" w:hAnsiTheme="majorBidi" w:cstheme="majorBidi"/>
+          <w:sz w:val="24"/>
+          <w:szCs w:val="24"/>
+        </w:rPr>
+        <w:t xml:space="preserve">How </w:t>
+      </w:r>
+      <w:r>
+        <w:rPr>
+          <w:rFonts w:asciiTheme="majorBidi" w:hAnsiTheme="majorBidi" w:cstheme="majorBidi"/>
+          <w:sz w:val="24"/>
+          <w:szCs w:val="24"/>
+        </w:rPr>
+        <w:t>FIC</w:t>
+      </w:r>
+      <w:r>
+        <w:rPr>
+          <w:rFonts w:asciiTheme="majorBidi" w:hAnsiTheme="majorBidi" w:cstheme="majorBidi"/>
+          <w:sz w:val="24"/>
+          <w:szCs w:val="24"/>
+        </w:rPr>
+        <w:t xml:space="preserve"> </w:t>
+      </w:r>
+      <w:r>
+        <w:rPr>
+          <w:rFonts w:asciiTheme="majorBidi" w:hAnsiTheme="majorBidi" w:cstheme="majorBidi"/>
+          <w:sz w:val="24"/>
+          <w:szCs w:val="24"/>
+        </w:rPr>
+        <w:t>elements</w:t>
+      </w:r>
+      <w:r>
+        <w:rPr>
+          <w:rFonts w:asciiTheme="majorBidi" w:hAnsiTheme="majorBidi" w:cstheme="majorBidi"/>
+          <w:sz w:val="24"/>
+          <w:szCs w:val="24"/>
+        </w:rPr>
+        <w:t xml:space="preserve"> can be used to assess the probability of dust events in the future?</w:t>
       </w:r>
     </w:p>
     <w:p>
@@ -1559,7 +2209,7 @@
         <w:t>Study area</w:t>
       </w:r>
     </w:p>
-    <w:bookmarkEnd w:id="2"/>
+    <w:bookmarkEnd w:id="1"/>
     <w:p>
       <w:pPr>
         <w:spacing w:line="360" w:lineRule="auto"/>
@@ -1593,23 +2243,7 @@
           <w:sz w:val="24"/>
           <w:szCs w:val="24"/>
         </w:rPr>
-        <w:t xml:space="preserve">). Throughout this region, different climatic conditions prevail as a function of topographic variability and geographical extent. The altitude ranges from sea level up to 4000 m in the monotonous north and northeast regions. Precipitation and temperature regimes vary mainly due to the elevation and latitude changes. The population is concentrated mostly around the lands of the Tigris and Euphrates rivers. Dust storms are mainly governed by the interaction of hydrological and climatic </w:t>
-      </w:r>
-      <w:r>
-        <w:rPr>
-          <w:rFonts w:asciiTheme="majorBidi" w:eastAsia="Calibri" w:hAnsiTheme="majorBidi" w:cstheme="majorBidi"/>
-          <w:sz w:val="24"/>
-          <w:szCs w:val="24"/>
-        </w:rPr>
-        <w:t>factors;</w:t>
-      </w:r>
-      <w:r>
-        <w:rPr>
-          <w:rFonts w:asciiTheme="majorBidi" w:eastAsia="Calibri" w:hAnsiTheme="majorBidi" w:cstheme="majorBidi"/>
-          <w:sz w:val="24"/>
-          <w:szCs w:val="24"/>
-        </w:rPr>
-        <w:t xml:space="preserve"> hence the drought periods and water control policies have increased the dust storms in the TEB during the last two decades (</w:t>
+        <w:t>). Throughout this region, different climatic conditions prevail as a function of topographic variability and geographical extent. The altitude ranges from sea level up to 4000 m in the monotonous north and northeast regions. Precipitation and temperature regimes vary mainly due to the elevation and latitude changes. The population is concentrated mostly around the lands of the Tigris and Euphrates rivers. Dust storms are mainly governed by the interaction of hydrological and climatic factors; hence the drought periods and water control policies have increased the dust storms in the TEB during the last two decades (</w:t>
       </w:r>
       <w:r>
         <w:rPr>
@@ -1628,6 +2262,7 @@
         </w:rPr>
         <w:t xml:space="preserve">; </w:t>
       </w:r>
+      <w:proofErr w:type="spellStart"/>
       <w:r>
         <w:rPr>
           <w:rFonts w:asciiTheme="majorBidi" w:eastAsia="Calibri" w:hAnsiTheme="majorBidi" w:cstheme="majorBidi"/>
@@ -1635,7 +2270,37 @@
           <w:sz w:val="24"/>
           <w:szCs w:val="24"/>
         </w:rPr>
-        <w:t>Darvishi Boloorani et al., 2020</w:t>
+        <w:t>Darvishi</w:t>
+      </w:r>
+      <w:proofErr w:type="spellEnd"/>
+      <w:r>
+        <w:rPr>
+          <w:rFonts w:asciiTheme="majorBidi" w:eastAsia="Calibri" w:hAnsiTheme="majorBidi" w:cstheme="majorBidi"/>
+          <w:color w:val="00B0F0"/>
+          <w:sz w:val="24"/>
+          <w:szCs w:val="24"/>
+        </w:rPr>
+        <w:t xml:space="preserve"> </w:t>
+      </w:r>
+      <w:proofErr w:type="spellStart"/>
+      <w:r>
+        <w:rPr>
+          <w:rFonts w:asciiTheme="majorBidi" w:eastAsia="Calibri" w:hAnsiTheme="majorBidi" w:cstheme="majorBidi"/>
+          <w:color w:val="00B0F0"/>
+          <w:sz w:val="24"/>
+          <w:szCs w:val="24"/>
+        </w:rPr>
+        <w:t>Boloorani</w:t>
+      </w:r>
+      <w:proofErr w:type="spellEnd"/>
+      <w:r>
+        <w:rPr>
+          <w:rFonts w:asciiTheme="majorBidi" w:eastAsia="Calibri" w:hAnsiTheme="majorBidi" w:cstheme="majorBidi"/>
+          <w:color w:val="00B0F0"/>
+          <w:sz w:val="24"/>
+          <w:szCs w:val="24"/>
+        </w:rPr>
+        <w:t xml:space="preserve"> et al., 2020</w:t>
       </w:r>
       <w:r>
         <w:rPr>
@@ -1645,6 +2310,7 @@
         </w:rPr>
         <w:t xml:space="preserve">; </w:t>
       </w:r>
+      <w:proofErr w:type="spellStart"/>
       <w:r>
         <w:rPr>
           <w:rFonts w:asciiTheme="majorBidi" w:eastAsia="Calibri" w:hAnsiTheme="majorBidi" w:cstheme="majorBidi"/>
@@ -1652,7 +2318,17 @@
           <w:sz w:val="24"/>
           <w:szCs w:val="24"/>
         </w:rPr>
-        <w:t>Naghibi et al., 2024</w:t>
+        <w:t>Naghibi</w:t>
+      </w:r>
+      <w:proofErr w:type="spellEnd"/>
+      <w:r>
+        <w:rPr>
+          <w:rFonts w:asciiTheme="majorBidi" w:eastAsia="Calibri" w:hAnsiTheme="majorBidi" w:cstheme="majorBidi"/>
+          <w:color w:val="00B0F0"/>
+          <w:sz w:val="24"/>
+          <w:szCs w:val="24"/>
+        </w:rPr>
+        <w:t xml:space="preserve"> et al., 2024</w:t>
       </w:r>
       <w:r>
         <w:rPr>
@@ -1697,7 +2373,7 @@
                     </pic:cNvPicPr>
                   </pic:nvPicPr>
                   <pic:blipFill>
-                    <a:blip r:embed="rId12" cstate="print">
+                    <a:blip r:embed="rId9" cstate="print">
                       <a:extLst>
                         <a:ext uri="{28A0092B-C50C-407E-A947-70E740481C1C}">
                           <a14:useLocalDpi xmlns:a14="http://schemas.microsoft.com/office/drawing/2010/main" val="0"/>
@@ -1796,7 +2472,7 @@
         </w:rPr>
         <w:t xml:space="preserve">. The Tigris and Euphrates basin. Dust storm event locations obtained from </w:t>
       </w:r>
-      <w:hyperlink r:id="rId13" w:history="1">
+      <w:hyperlink r:id="rId10" w:history="1">
         <w:r>
           <w:rPr>
             <w:rStyle w:val="Hyperlink"/>
@@ -1816,6 +2492,7 @@
         </w:rPr>
         <w:t xml:space="preserve"> (</w:t>
       </w:r>
+      <w:proofErr w:type="spellStart"/>
       <w:r>
         <w:rPr>
           <w:rFonts w:asciiTheme="majorBidi" w:hAnsiTheme="majorBidi" w:cstheme="majorBidi"/>
@@ -1823,7 +2500,37 @@
           <w:sz w:val="24"/>
           <w:szCs w:val="24"/>
         </w:rPr>
-        <w:t>Darvishi Boloorani et al., 2023b</w:t>
+        <w:t>Darvishi</w:t>
+      </w:r>
+      <w:proofErr w:type="spellEnd"/>
+      <w:r>
+        <w:rPr>
+          <w:rFonts w:asciiTheme="majorBidi" w:hAnsiTheme="majorBidi" w:cstheme="majorBidi"/>
+          <w:color w:val="00B0F0"/>
+          <w:sz w:val="24"/>
+          <w:szCs w:val="24"/>
+        </w:rPr>
+        <w:t xml:space="preserve"> </w:t>
+      </w:r>
+      <w:proofErr w:type="spellStart"/>
+      <w:r>
+        <w:rPr>
+          <w:rFonts w:asciiTheme="majorBidi" w:hAnsiTheme="majorBidi" w:cstheme="majorBidi"/>
+          <w:color w:val="00B0F0"/>
+          <w:sz w:val="24"/>
+          <w:szCs w:val="24"/>
+        </w:rPr>
+        <w:t>Boloorani</w:t>
+      </w:r>
+      <w:proofErr w:type="spellEnd"/>
+      <w:r>
+        <w:rPr>
+          <w:rFonts w:asciiTheme="majorBidi" w:hAnsiTheme="majorBidi" w:cstheme="majorBidi"/>
+          <w:color w:val="00B0F0"/>
+          <w:sz w:val="24"/>
+          <w:szCs w:val="24"/>
+        </w:rPr>
+        <w:t xml:space="preserve"> et al., 2023b</w:t>
       </w:r>
       <w:r>
         <w:rPr>
@@ -1834,7 +2541,7 @@
         <w:t>).</w:t>
       </w:r>
     </w:p>
-    <w:bookmarkStart w:id="4" w:name="_Hlk168743806"/>
+    <w:bookmarkStart w:id="2" w:name="_Hlk168743806"/>
     <w:p>
       <w:pPr>
         <w:pStyle w:val="ListParagraph"/>
@@ -1905,7 +2612,7 @@
         <w:t>et</w:t>
       </w:r>
     </w:p>
-    <w:bookmarkEnd w:id="4"/>
+    <w:bookmarkEnd w:id="2"/>
     <w:p>
       <w:pPr>
         <w:spacing w:after="0" w:line="360" w:lineRule="auto"/>
@@ -1922,7 +2629,7 @@
         </w:rPr>
         <w:t xml:space="preserve">To identify and monitor daily DSEs and extract spatiotemporal indicators, two main data sources were utilized, including the daily time series of AOD and hotspot dust sources map from </w:t>
       </w:r>
-      <w:hyperlink r:id="rId14" w:history="1">
+      <w:hyperlink r:id="rId11" w:history="1">
         <w:r>
           <w:rPr>
             <w:rStyle w:val="Hyperlink"/>
@@ -2040,7 +2747,7 @@
         </w:rPr>
         <w:t xml:space="preserve"> Dust source hotspots were delineated through visual interpretation of MODIS satellite images over the TEB and used as reference data in this study, </w:t>
       </w:r>
-      <w:hyperlink r:id="rId15" w:history="1">
+      <w:hyperlink r:id="rId12" w:history="1">
         <w:r>
           <w:rPr>
             <w:rStyle w:val="Hyperlink"/>
@@ -2059,6 +2766,7 @@
         </w:rPr>
         <w:t xml:space="preserve"> (</w:t>
       </w:r>
+      <w:proofErr w:type="spellStart"/>
       <w:r>
         <w:rPr>
           <w:rFonts w:asciiTheme="majorBidi" w:hAnsiTheme="majorBidi" w:cstheme="majorBidi"/>
@@ -2066,7 +2774,37 @@
           <w:sz w:val="24"/>
           <w:szCs w:val="24"/>
         </w:rPr>
-        <w:t>Darvishi Boloorani et al., 2023b</w:t>
+        <w:t>Darvishi</w:t>
+      </w:r>
+      <w:proofErr w:type="spellEnd"/>
+      <w:r>
+        <w:rPr>
+          <w:rFonts w:asciiTheme="majorBidi" w:hAnsiTheme="majorBidi" w:cstheme="majorBidi"/>
+          <w:color w:val="00B0F0"/>
+          <w:sz w:val="24"/>
+          <w:szCs w:val="24"/>
+        </w:rPr>
+        <w:t xml:space="preserve"> </w:t>
+      </w:r>
+      <w:proofErr w:type="spellStart"/>
+      <w:r>
+        <w:rPr>
+          <w:rFonts w:asciiTheme="majorBidi" w:hAnsiTheme="majorBidi" w:cstheme="majorBidi"/>
+          <w:color w:val="00B0F0"/>
+          <w:sz w:val="24"/>
+          <w:szCs w:val="24"/>
+        </w:rPr>
+        <w:t>Boloorani</w:t>
+      </w:r>
+      <w:proofErr w:type="spellEnd"/>
+      <w:r>
+        <w:rPr>
+          <w:rFonts w:asciiTheme="majorBidi" w:hAnsiTheme="majorBidi" w:cstheme="majorBidi"/>
+          <w:color w:val="00B0F0"/>
+          <w:sz w:val="24"/>
+          <w:szCs w:val="24"/>
+        </w:rPr>
+        <w:t xml:space="preserve"> et al., 2023b</w:t>
       </w:r>
       <w:r>
         <w:rPr>
@@ -2094,6 +2832,7 @@
         <w:noBreakHyphen/>
         <w:t>day temporal tracking to confirm dust plume continuity (</w:t>
       </w:r>
+      <w:proofErr w:type="spellStart"/>
       <w:r>
         <w:rPr>
           <w:rFonts w:asciiTheme="majorBidi" w:hAnsiTheme="majorBidi" w:cstheme="majorBidi"/>
@@ -2101,7 +2840,37 @@
           <w:sz w:val="24"/>
           <w:szCs w:val="24"/>
         </w:rPr>
-        <w:t>Darvishi Boloorani et al., 2023b</w:t>
+        <w:t>Darvishi</w:t>
+      </w:r>
+      <w:proofErr w:type="spellEnd"/>
+      <w:r>
+        <w:rPr>
+          <w:rFonts w:asciiTheme="majorBidi" w:hAnsiTheme="majorBidi" w:cstheme="majorBidi"/>
+          <w:color w:val="00B0F0"/>
+          <w:sz w:val="24"/>
+          <w:szCs w:val="24"/>
+        </w:rPr>
+        <w:t xml:space="preserve"> </w:t>
+      </w:r>
+      <w:proofErr w:type="spellStart"/>
+      <w:r>
+        <w:rPr>
+          <w:rFonts w:asciiTheme="majorBidi" w:hAnsiTheme="majorBidi" w:cstheme="majorBidi"/>
+          <w:color w:val="00B0F0"/>
+          <w:sz w:val="24"/>
+          <w:szCs w:val="24"/>
+        </w:rPr>
+        <w:t>Boloorani</w:t>
+      </w:r>
+      <w:proofErr w:type="spellEnd"/>
+      <w:r>
+        <w:rPr>
+          <w:rFonts w:asciiTheme="majorBidi" w:hAnsiTheme="majorBidi" w:cstheme="majorBidi"/>
+          <w:color w:val="00B0F0"/>
+          <w:sz w:val="24"/>
+          <w:szCs w:val="24"/>
+        </w:rPr>
+        <w:t xml:space="preserve"> et al., 2023b</w:t>
       </w:r>
       <w:r>
         <w:rPr>
@@ -2214,7 +2983,7 @@
                     </pic:cNvPicPr>
                   </pic:nvPicPr>
                   <pic:blipFill>
-                    <a:blip r:embed="rId16" cstate="print">
+                    <a:blip r:embed="rId13" cstate="print">
                       <a:extLst>
                         <a:ext uri="{28A0092B-C50C-407E-A947-70E740481C1C}">
                           <a14:useLocalDpi xmlns:a14="http://schemas.microsoft.com/office/drawing/2010/main" val="0"/>
@@ -2388,6 +3157,7 @@
         </w:rPr>
         <w:t xml:space="preserve"> AOD time series do not reveal dust storms explicitly, but are one of the most reliable data sources to monitor the DSE pattern changes (</w:t>
       </w:r>
+      <w:proofErr w:type="spellStart"/>
       <w:r>
         <w:rPr>
           <w:rFonts w:asciiTheme="majorBidi" w:eastAsia="Calibri" w:hAnsiTheme="majorBidi" w:cstheme="majorBidi"/>
@@ -2395,7 +3165,17 @@
           <w:sz w:val="24"/>
           <w:szCs w:val="24"/>
         </w:rPr>
-        <w:t>Kaskaoutis et al., 2008</w:t>
+        <w:t>Kaskaoutis</w:t>
+      </w:r>
+      <w:proofErr w:type="spellEnd"/>
+      <w:r>
+        <w:rPr>
+          <w:rFonts w:asciiTheme="majorBidi" w:eastAsia="Calibri" w:hAnsiTheme="majorBidi" w:cstheme="majorBidi"/>
+          <w:color w:val="00B0F0"/>
+          <w:sz w:val="24"/>
+          <w:szCs w:val="24"/>
+        </w:rPr>
+        <w:t xml:space="preserve"> et al., 2008</w:t>
       </w:r>
       <w:r>
         <w:rPr>
@@ -2774,7 +3554,15 @@
         </w:rPr>
         <w:t xml:space="preserve">                                                </w:t>
       </w:r>
-      <w:bookmarkStart w:id="5" w:name="_Hlk168745545"/>
+      <w:bookmarkStart w:id="3" w:name="_Hlk168745545"/>
+      <w:r>
+        <w:rPr>
+          <w:rFonts w:asciiTheme="majorBidi" w:hAnsiTheme="majorBidi" w:cstheme="majorBidi"/>
+          <w:sz w:val="24"/>
+          <w:szCs w:val="24"/>
+        </w:rPr>
+        <w:t xml:space="preserve">                   </w:t>
+      </w:r>
       <w:r>
         <w:rPr>
           <w:rFonts w:asciiTheme="majorBidi" w:hAnsiTheme="majorBidi" w:cstheme="majorBidi"/>
@@ -2783,7 +3571,7 @@
         </w:rPr>
         <w:t>Eq. 1</w:t>
       </w:r>
-      <w:bookmarkEnd w:id="5"/>
+      <w:bookmarkEnd w:id="3"/>
       <w:r>
         <w:rPr>
           <w:rFonts w:asciiTheme="majorBidi" w:hAnsiTheme="majorBidi" w:cstheme="majorBidi"/>
@@ -3338,7 +4126,7 @@
         </w:rPr>
         <w:t xml:space="preserve"> </w:t>
       </w:r>
-      <w:bookmarkStart w:id="6" w:name="_Hlk174586434"/>
+      <w:bookmarkStart w:id="4" w:name="_Hlk174586434"/>
       <w:r>
         <w:rPr>
           <w:rFonts w:asciiTheme="majorBidi" w:hAnsiTheme="majorBidi" w:cstheme="majorBidi"/>
@@ -3347,7 +4135,7 @@
         </w:rPr>
         <w:t xml:space="preserve">(Equation 2), </w:t>
       </w:r>
-      <w:bookmarkEnd w:id="6"/>
+      <w:bookmarkEnd w:id="4"/>
       <w:r>
         <w:rPr>
           <w:rFonts w:asciiTheme="majorBidi" w:hAnsiTheme="majorBidi" w:cstheme="majorBidi"/>
@@ -3891,7 +4679,16 @@
           <w:sz w:val="24"/>
           <w:szCs w:val="24"/>
         </w:rPr>
-        <w:t>in i</w:t>
+        <w:t xml:space="preserve">in </w:t>
+      </w:r>
+      <w:proofErr w:type="spellStart"/>
+      <w:r>
+        <w:rPr>
+          <w:rFonts w:asciiTheme="majorBidi" w:hAnsiTheme="majorBidi" w:cstheme="majorBidi"/>
+          <w:sz w:val="24"/>
+          <w:szCs w:val="24"/>
+        </w:rPr>
+        <w:t>i</w:t>
       </w:r>
       <w:r>
         <w:rPr>
@@ -3902,6 +4699,7 @@
         </w:rPr>
         <w:t>th</w:t>
       </w:r>
+      <w:proofErr w:type="spellEnd"/>
       <w:r>
         <w:rPr>
           <w:rFonts w:asciiTheme="majorBidi" w:hAnsiTheme="majorBidi" w:cstheme="majorBidi"/>
@@ -4100,6 +4898,14 @@
                 <w:sz w:val="24"/>
                 <w:szCs w:val="24"/>
               </w:rPr>
+              <w:t xml:space="preserve"> </w:t>
+            </w:r>
+            <w:r>
+              <w:rPr>
+                <w:rFonts w:asciiTheme="majorBidi" w:hAnsiTheme="majorBidi" w:cstheme="majorBidi"/>
+                <w:sz w:val="24"/>
+                <w:szCs w:val="24"/>
+              </w:rPr>
               <w:t>Eq. 3</w:t>
             </w:r>
           </w:p>
@@ -4350,10 +5156,10 @@
                   <v:path o:extrusionok="f" gradientshapeok="t" o:connecttype="rect"/>
                   <o:lock v:ext="edit" aspectratio="t"/>
                 </v:shapetype>
-                <v:shape id="_x0000_i1053" type="#_x0000_t75" style="width:136.65pt;height:43.65pt" o:ole="">
-                  <v:imagedata r:id="rId17" o:title=""/>
+                <v:shape id="_x0000_i1025" type="#_x0000_t75" style="width:136.65pt;height:43.65pt" o:ole="">
+                  <v:imagedata r:id="rId14" o:title=""/>
                 </v:shape>
-                <o:OLEObject Type="Embed" ProgID="Equation.DSMT4" ShapeID="_x0000_i1053" DrawAspect="Content" ObjectID="_1839053389" r:id="rId18"/>
+                <o:OLEObject Type="Embed" ProgID="Equation.DSMT4" ShapeID="_x0000_i1025" DrawAspect="Content" ObjectID="_1839097546" r:id="rId15"/>
               </w:object>
             </w:r>
           </w:p>
@@ -4393,7 +5199,7 @@
           <w:rFonts w:asciiTheme="majorBidi" w:hAnsiTheme="majorBidi" w:cstheme="majorBidi"/>
         </w:rPr>
       </w:pPr>
-      <w:bookmarkStart w:id="7" w:name="_Hlk174609188"/>
+      <w:bookmarkStart w:id="5" w:name="_Hlk174609188"/>
       <w:r>
         <w:rPr>
           <w:rFonts w:asciiTheme="majorBidi" w:hAnsiTheme="majorBidi" w:cstheme="majorBidi"/>
@@ -4424,7 +5230,16 @@
           <w:sz w:val="24"/>
           <w:szCs w:val="24"/>
         </w:rPr>
-        <w:t>dust severity index (DSI) is the product of DDI and F</w:t>
+        <w:t xml:space="preserve">dust severity index (DSI) is the product of DDI and </w:t>
+      </w:r>
+      <w:proofErr w:type="spellStart"/>
+      <w:r>
+        <w:rPr>
+          <w:rFonts w:asciiTheme="majorBidi" w:hAnsiTheme="majorBidi" w:cstheme="majorBidi"/>
+          <w:sz w:val="24"/>
+          <w:szCs w:val="24"/>
+        </w:rPr>
+        <w:t>F</w:t>
       </w:r>
       <w:r>
         <w:rPr>
@@ -4435,6 +5250,7 @@
         </w:rPr>
         <w:t>dd</w:t>
       </w:r>
+      <w:proofErr w:type="spellEnd"/>
       <w:r>
         <w:rPr>
           <w:rFonts w:asciiTheme="majorBidi" w:hAnsiTheme="majorBidi" w:cstheme="majorBidi"/>
@@ -4540,6 +5356,7 @@
         </w:rPr>
         <w:t xml:space="preserve"> (</w:t>
       </w:r>
+      <w:proofErr w:type="spellStart"/>
       <w:r>
         <w:rPr>
           <w:rFonts w:asciiTheme="majorBidi" w:hAnsiTheme="majorBidi" w:cstheme="majorBidi"/>
@@ -4557,6 +5374,7 @@
         </w:rPr>
         <w:t>dd</w:t>
       </w:r>
+      <w:proofErr w:type="spellEnd"/>
       <w:r>
         <w:rPr>
           <w:rFonts w:asciiTheme="majorBidi" w:hAnsiTheme="majorBidi" w:cstheme="majorBidi"/>
@@ -4582,7 +5400,7 @@
         <w:t xml:space="preserve">: </w:t>
       </w:r>
     </w:p>
-    <w:bookmarkEnd w:id="7"/>
+    <w:bookmarkEnd w:id="5"/>
     <w:p>
       <w:pPr>
         <w:spacing w:line="360" w:lineRule="auto"/>
@@ -4601,10 +5419,10 @@
           <w:szCs w:val="24"/>
         </w:rPr>
         <w:object w:dxaOrig="3739" w:dyaOrig="700" w14:anchorId="392D8F1E">
-          <v:shape id="_x0000_i1054" type="#_x0000_t75" style="width:187.65pt;height:36.3pt" o:ole="">
-            <v:imagedata r:id="rId19" o:title=""/>
+          <v:shape id="_x0000_i1026" type="#_x0000_t75" style="width:187.65pt;height:36.3pt" o:ole="">
+            <v:imagedata r:id="rId16" o:title=""/>
           </v:shape>
-          <o:OLEObject Type="Embed" ProgID="Equation.DSMT4" ShapeID="_x0000_i1054" DrawAspect="Content" ObjectID="_1839053390" r:id="rId20"/>
+          <o:OLEObject Type="Embed" ProgID="Equation.DSMT4" ShapeID="_x0000_i1026" DrawAspect="Content" ObjectID="_1839097547" r:id="rId17"/>
         </w:object>
       </w:r>
       <w:r>
@@ -4629,7 +5447,23 @@
           <w:sz w:val="24"/>
           <w:szCs w:val="24"/>
         </w:rPr>
-        <w:t xml:space="preserve">                     </w:t>
+        <w:t xml:space="preserve">                   </w:t>
+      </w:r>
+      <w:r>
+        <w:rPr>
+          <w:rFonts w:asciiTheme="majorBidi" w:hAnsiTheme="majorBidi" w:cstheme="majorBidi"/>
+          <w:sz w:val="24"/>
+          <w:szCs w:val="24"/>
+        </w:rPr>
+        <w:t xml:space="preserve">       </w:t>
+      </w:r>
+      <w:r>
+        <w:rPr>
+          <w:rFonts w:asciiTheme="majorBidi" w:hAnsiTheme="majorBidi" w:cstheme="majorBidi"/>
+          <w:sz w:val="24"/>
+          <w:szCs w:val="24"/>
+        </w:rPr>
+        <w:t xml:space="preserve">  </w:t>
       </w:r>
       <w:r>
         <w:rPr>
@@ -4657,7 +5491,7 @@
           <w:rtl/>
         </w:rPr>
       </w:pPr>
-      <w:bookmarkStart w:id="8" w:name="_Hlk174610035"/>
+      <w:bookmarkStart w:id="6" w:name="_Hlk174610035"/>
       <w:r>
         <w:rPr>
           <w:rFonts w:asciiTheme="majorBidi" w:hAnsiTheme="majorBidi" w:cstheme="majorBidi"/>
@@ -4666,6 +5500,7 @@
         </w:rPr>
         <w:t xml:space="preserve">Where </w:t>
       </w:r>
+      <w:proofErr w:type="spellStart"/>
       <w:r>
         <w:rPr>
           <w:rFonts w:asciiTheme="majorBidi" w:hAnsiTheme="majorBidi" w:cstheme="majorBidi"/>
@@ -4683,6 +5518,7 @@
         </w:rPr>
         <w:t>dd</w:t>
       </w:r>
+      <w:proofErr w:type="spellEnd"/>
       <w:r>
         <w:rPr>
           <w:rFonts w:asciiTheme="majorBidi" w:hAnsiTheme="majorBidi" w:cstheme="majorBidi"/>
@@ -4745,7 +5581,16 @@
           <w:sz w:val="24"/>
           <w:szCs w:val="24"/>
         </w:rPr>
-        <w:t>. n</w:t>
+        <w:t xml:space="preserve">. </w:t>
+      </w:r>
+      <w:proofErr w:type="spellStart"/>
+      <w:r>
+        <w:rPr>
+          <w:rFonts w:asciiTheme="majorBidi" w:hAnsiTheme="majorBidi" w:cstheme="majorBidi"/>
+          <w:sz w:val="24"/>
+          <w:szCs w:val="24"/>
+        </w:rPr>
+        <w:t>n</w:t>
       </w:r>
       <w:r>
         <w:rPr>
@@ -4765,6 +5610,7 @@
         </w:rPr>
         <w:t>d</w:t>
       </w:r>
+      <w:proofErr w:type="spellEnd"/>
       <w:r>
         <w:rPr>
           <w:rFonts w:asciiTheme="majorBidi" w:hAnsiTheme="majorBidi" w:cstheme="majorBidi"/>
@@ -4984,7 +5830,16 @@
           <w:sz w:val="24"/>
           <w:szCs w:val="24"/>
         </w:rPr>
-        <w:t xml:space="preserve"> C</w:t>
+        <w:t xml:space="preserve"> </w:t>
+      </w:r>
+      <w:proofErr w:type="spellStart"/>
+      <w:r>
+        <w:rPr>
+          <w:rFonts w:asciiTheme="majorBidi" w:hAnsiTheme="majorBidi" w:cstheme="majorBidi"/>
+          <w:sz w:val="24"/>
+          <w:szCs w:val="24"/>
+        </w:rPr>
+        <w:t>C</w:t>
       </w:r>
       <w:r>
         <w:rPr>
@@ -4995,6 +5850,7 @@
         </w:rPr>
         <w:t>dd</w:t>
       </w:r>
+      <w:proofErr w:type="spellEnd"/>
       <w:r>
         <w:rPr>
           <w:rFonts w:asciiTheme="majorBidi" w:hAnsiTheme="majorBidi" w:cstheme="majorBidi"/>
@@ -5148,6 +6004,7 @@
         </w:rPr>
         <w:t>To Eliminate the influence of these non-dust aerosols from dusty-day identification process, several works were carried out: (</w:t>
       </w:r>
+      <w:proofErr w:type="spellStart"/>
       <w:r>
         <w:rPr>
           <w:rFonts w:asciiTheme="majorBidi" w:hAnsiTheme="majorBidi" w:cstheme="majorBidi"/>
@@ -5158,6 +6015,7 @@
         </w:rPr>
         <w:t>i</w:t>
       </w:r>
+      <w:proofErr w:type="spellEnd"/>
       <w:r>
         <w:rPr>
           <w:rFonts w:asciiTheme="majorBidi" w:hAnsiTheme="majorBidi" w:cstheme="majorBidi"/>
@@ -5416,7 +6274,8 @@
           <w:ilvl w:val="0"/>
           <w:numId w:val="8"/>
         </w:numPr>
-        <w:spacing w:after="120" w:line="360" w:lineRule="auto"/>
+        <w:spacing w:before="240" w:after="120" w:line="360" w:lineRule="auto"/>
+        <w:ind w:left="714" w:hanging="357"/>
         <w:contextualSpacing w:val="0"/>
         <w:jc w:val="both"/>
         <w:rPr>
@@ -5427,8 +6286,8 @@
           <w:szCs w:val="24"/>
         </w:rPr>
       </w:pPr>
-      <w:bookmarkStart w:id="9" w:name="_Hlk168743438"/>
-      <w:bookmarkEnd w:id="8"/>
+      <w:bookmarkStart w:id="7" w:name="_Hlk168743438"/>
+      <w:bookmarkEnd w:id="6"/>
       <w:r>
         <w:rPr>
           <w:rFonts w:asciiTheme="majorBidi" w:hAnsiTheme="majorBidi" w:cstheme="majorBidi"/>
@@ -5457,8 +6316,8 @@
           <w:szCs w:val="24"/>
         </w:rPr>
       </w:pPr>
-      <w:bookmarkStart w:id="10" w:name="_Hlk168744614"/>
-      <w:bookmarkEnd w:id="9"/>
+      <w:bookmarkStart w:id="8" w:name="_Hlk168744614"/>
+      <w:bookmarkEnd w:id="7"/>
       <w:r>
         <w:rPr>
           <w:rFonts w:asciiTheme="majorBidi" w:hAnsiTheme="majorBidi" w:cstheme="majorBidi"/>
@@ -5470,7 +6329,7 @@
         <w:t>Accuracy assessment of DSEs</w:t>
       </w:r>
     </w:p>
-    <w:bookmarkEnd w:id="10"/>
+    <w:bookmarkEnd w:id="8"/>
     <w:p>
       <w:pPr>
         <w:spacing w:after="0" w:line="360" w:lineRule="auto"/>
@@ -6724,7 +7583,6 @@
         </w:rPr>
         <w:t xml:space="preserve">Here it is calculated as an annual threshold, and it can be calculated on a seasonal, monthly or daily basis. Although dust activity in the TEB could exhibit seasonality, </w:t>
       </w:r>
-      <w:commentRangeStart w:id="11"/>
       <w:r>
         <w:rPr>
           <w:rFonts w:asciiTheme="majorBidi" w:eastAsia="Calibri" w:hAnsiTheme="majorBidi" w:cstheme="majorBidi"/>
@@ -6732,16 +7590,7 @@
           <w:szCs w:val="24"/>
           <w:lang w:bidi="fa-IR"/>
         </w:rPr>
-        <w:t xml:space="preserve">two factors </w:t>
-      </w:r>
-      <w:commentRangeEnd w:id="11"/>
-      <w:r>
-        <w:rPr>
-          <w:rFonts w:asciiTheme="majorBidi" w:eastAsia="Calibri" w:hAnsiTheme="majorBidi" w:cstheme="majorBidi"/>
-          <w:sz w:val="16"/>
-          <w:szCs w:val="16"/>
-        </w:rPr>
-        <w:commentReference w:id="11"/>
+        <w:t>some</w:t>
       </w:r>
       <w:r>
         <w:rPr>
@@ -6750,7 +7599,52 @@
           <w:szCs w:val="24"/>
           <w:lang w:bidi="fa-IR"/>
         </w:rPr>
-        <w:t xml:space="preserve">justify the use of annually derived thresholds: dusty day frequency, intensity, and source activation fluctuate significantly between years due to hydrological, climatic, and land-surface changes. Annual thresholds allow to adapt to these interannual shifts. Seasonal thresholds may be sensitive to short-term meteorological anomalies (e.g., synoptic circulation shifts, unusual rain events) while annual thresholds smooth these fluctuations and produce a more stable criterion for dusty and non-dusty days discrimination. The assessed range of annual AOD thresholds i.e., 0.2–0.5, is physically consistent with dust aerosol characteristics in arid–semiarid environments. </w:t>
+        <w:t xml:space="preserve"> </w:t>
+      </w:r>
+      <w:r>
+        <w:rPr>
+          <w:rFonts w:asciiTheme="majorBidi" w:eastAsia="Calibri" w:hAnsiTheme="majorBidi" w:cstheme="majorBidi"/>
+          <w:sz w:val="24"/>
+          <w:szCs w:val="24"/>
+          <w:lang w:bidi="fa-IR"/>
+        </w:rPr>
+        <w:t xml:space="preserve">factors justify the use of annually derived thresholds: dusty day frequency, intensity, and source activation </w:t>
+      </w:r>
+      <w:r>
+        <w:rPr>
+          <w:rFonts w:asciiTheme="majorBidi" w:eastAsia="Calibri" w:hAnsiTheme="majorBidi" w:cstheme="majorBidi"/>
+          <w:sz w:val="24"/>
+          <w:szCs w:val="24"/>
+          <w:lang w:bidi="fa-IR"/>
+        </w:rPr>
+        <w:t xml:space="preserve">are </w:t>
+      </w:r>
+      <w:r>
+        <w:rPr>
+          <w:rFonts w:asciiTheme="majorBidi" w:eastAsia="Calibri" w:hAnsiTheme="majorBidi" w:cstheme="majorBidi"/>
+          <w:sz w:val="24"/>
+          <w:szCs w:val="24"/>
+          <w:lang w:bidi="fa-IR"/>
+        </w:rPr>
+        <w:t>fluctuate</w:t>
+      </w:r>
+      <w:r>
+        <w:rPr>
+          <w:rFonts w:asciiTheme="majorBidi" w:eastAsia="Calibri" w:hAnsiTheme="majorBidi" w:cstheme="majorBidi"/>
+          <w:sz w:val="24"/>
+          <w:szCs w:val="24"/>
+          <w:lang w:bidi="fa-IR"/>
+        </w:rPr>
+        <w:t>d</w:t>
+      </w:r>
+      <w:r>
+        <w:rPr>
+          <w:rFonts w:asciiTheme="majorBidi" w:eastAsia="Calibri" w:hAnsiTheme="majorBidi" w:cstheme="majorBidi"/>
+          <w:sz w:val="24"/>
+          <w:szCs w:val="24"/>
+          <w:lang w:bidi="fa-IR"/>
+        </w:rPr>
+        <w:t xml:space="preserve"> significantly between years due to hydrological, climatic, and land-surface changes. Annual thresholds allow to adapt to these interannual shifts. Seasonal thresholds may be sensitive to short-term meteorological anomalies (e.g., synoptic circulation shifts, unusual rain events) while annual thresholds smooth these fluctuations and produce a more stable criterion for dusty and non-dusty days discrimination. The assessed range of annual AOD thresholds i.e., 0.2–0.5, is physically consistent with dust aerosol characteristics in arid–semiarid environments. </w:t>
       </w:r>
     </w:p>
     <w:p>
@@ -6822,7 +7716,7 @@
                           </pic:cNvPicPr>
                         </pic:nvPicPr>
                         <pic:blipFill rotWithShape="1">
-                          <a:blip r:embed="rId21" cstate="print">
+                          <a:blip r:embed="rId18" cstate="print">
                             <a:extLst>
                               <a:ext uri="{28A0092B-C50C-407E-A947-70E740481C1C}">
                                 <a14:useLocalDpi xmlns:a14="http://schemas.microsoft.com/office/drawing/2010/main" val="0"/>
@@ -6898,7 +7792,7 @@
                           <pic:cNvPicPr/>
                         </pic:nvPicPr>
                         <pic:blipFill>
-                          <a:blip r:embed="rId22" cstate="print">
+                          <a:blip r:embed="rId19" cstate="print">
                             <a:extLst>
                               <a:ext uri="{28A0092B-C50C-407E-A947-70E740481C1C}">
                                 <a14:useLocalDpi xmlns:a14="http://schemas.microsoft.com/office/drawing/2010/main" val="0"/>
@@ -7022,7 +7916,7 @@
           <w:szCs w:val="24"/>
         </w:rPr>
       </w:pPr>
-      <w:bookmarkStart w:id="12" w:name="_Hlk168744790"/>
+      <w:bookmarkStart w:id="9" w:name="_Hlk168744790"/>
       <w:r>
         <w:rPr>
           <w:rFonts w:asciiTheme="majorBidi" w:hAnsiTheme="majorBidi" w:cstheme="majorBidi"/>
@@ -7034,7 +7928,7 @@
         <w:t>DSEs monitoring</w:t>
       </w:r>
     </w:p>
-    <w:bookmarkEnd w:id="12"/>
+    <w:bookmarkEnd w:id="9"/>
     <w:p>
       <w:pPr>
         <w:spacing w:after="0" w:line="360" w:lineRule="auto"/>
@@ -7131,7 +8025,7 @@
                     <pic:cNvPicPr/>
                   </pic:nvPicPr>
                   <pic:blipFill rotWithShape="1">
-                    <a:blip r:embed="rId23" cstate="print"/>
+                    <a:blip r:embed="rId20" cstate="print"/>
                     <a:srcRect l="630" t="13220"/>
                     <a:stretch/>
                   </pic:blipFill>
@@ -7251,7 +8145,7 @@
           <w:szCs w:val="24"/>
         </w:rPr>
       </w:pPr>
-      <w:bookmarkStart w:id="13" w:name="_Hlk168744870"/>
+      <w:bookmarkStart w:id="10" w:name="_Hlk168744870"/>
       <w:r>
         <w:rPr>
           <w:rFonts w:asciiTheme="majorBidi" w:hAnsiTheme="majorBidi" w:cstheme="majorBidi"/>
@@ -7303,7 +8197,7 @@
         <w:t>of DSEs</w:t>
       </w:r>
     </w:p>
-    <w:bookmarkEnd w:id="13"/>
+    <w:bookmarkEnd w:id="10"/>
     <w:p>
       <w:pPr>
         <w:spacing w:after="0" w:line="360" w:lineRule="auto"/>
@@ -7565,7 +8459,7 @@
                           <pic:cNvPicPr/>
                         </pic:nvPicPr>
                         <pic:blipFill rotWithShape="1">
-                          <a:blip r:embed="rId24" cstate="print">
+                          <a:blip r:embed="rId21" cstate="print">
                             <a:extLst>
                               <a:ext uri="{28A0092B-C50C-407E-A947-70E740481C1C}">
                                 <a14:useLocalDpi xmlns:a14="http://schemas.microsoft.com/office/drawing/2010/main" val="0"/>
@@ -7638,7 +8532,7 @@
                           <pic:cNvPicPr/>
                         </pic:nvPicPr>
                         <pic:blipFill rotWithShape="1">
-                          <a:blip r:embed="rId25" cstate="print">
+                          <a:blip r:embed="rId22" cstate="print">
                             <a:extLst>
                               <a:ext uri="{28A0092B-C50C-407E-A947-70E740481C1C}">
                                 <a14:useLocalDpi xmlns:a14="http://schemas.microsoft.com/office/drawing/2010/main" val="0"/>
@@ -7712,7 +8606,7 @@
                           <pic:cNvPicPr/>
                         </pic:nvPicPr>
                         <pic:blipFill rotWithShape="1">
-                          <a:blip r:embed="rId26" cstate="print">
+                          <a:blip r:embed="rId23" cstate="print">
                             <a:extLst>
                               <a:ext uri="{28A0092B-C50C-407E-A947-70E740481C1C}">
                                 <a14:useLocalDpi xmlns:a14="http://schemas.microsoft.com/office/drawing/2010/main" val="0"/>
@@ -7790,7 +8684,7 @@
                           <pic:cNvPicPr/>
                         </pic:nvPicPr>
                         <pic:blipFill rotWithShape="1">
-                          <a:blip r:embed="rId27" cstate="print">
+                          <a:blip r:embed="rId24" cstate="print">
                             <a:extLst>
                               <a:ext uri="{28A0092B-C50C-407E-A947-70E740481C1C}">
                                 <a14:useLocalDpi xmlns:a14="http://schemas.microsoft.com/office/drawing/2010/main" val="0"/>
@@ -7863,7 +8757,7 @@
                           <pic:cNvPicPr/>
                         </pic:nvPicPr>
                         <pic:blipFill rotWithShape="1">
-                          <a:blip r:embed="rId28" cstate="print">
+                          <a:blip r:embed="rId25" cstate="print">
                             <a:extLst>
                               <a:ext uri="{28A0092B-C50C-407E-A947-70E740481C1C}">
                                 <a14:useLocalDpi xmlns:a14="http://schemas.microsoft.com/office/drawing/2010/main" val="0"/>
@@ -7937,7 +8831,7 @@
                           <pic:cNvPicPr/>
                         </pic:nvPicPr>
                         <pic:blipFill rotWithShape="1">
-                          <a:blip r:embed="rId29" cstate="print">
+                          <a:blip r:embed="rId26" cstate="print">
                             <a:extLst>
                               <a:ext uri="{28A0092B-C50C-407E-A947-70E740481C1C}">
                                 <a14:useLocalDpi xmlns:a14="http://schemas.microsoft.com/office/drawing/2010/main" val="0"/>
@@ -7986,7 +8880,7 @@
           <w:p>
             <w:pPr>
               <w:spacing w:line="360" w:lineRule="auto"/>
-              <w:jc w:val="both"/>
+              <w:jc w:val="lowKashida"/>
               <w:rPr>
                 <w:rFonts w:asciiTheme="majorBidi" w:hAnsiTheme="majorBidi" w:cstheme="majorBidi"/>
                 <w:noProof/>
@@ -8040,7 +8934,16 @@
                 <w:sz w:val="24"/>
                 <w:szCs w:val="24"/>
               </w:rPr>
-              <w:t xml:space="preserve">                                  </w:t>
+              <w:t xml:space="preserve">                           </w:t>
+            </w:r>
+            <w:r>
+              <w:rPr>
+                <w:rFonts w:asciiTheme="majorBidi" w:hAnsiTheme="majorBidi" w:cstheme="majorBidi"/>
+                <w:noProof/>
+                <w:sz w:val="24"/>
+                <w:szCs w:val="24"/>
+              </w:rPr>
+              <w:t xml:space="preserve">    </w:t>
             </w:r>
             <w:r>
               <w:rPr>
@@ -8123,7 +9026,7 @@
                           </pic:cNvPicPr>
                         </pic:nvPicPr>
                         <pic:blipFill>
-                          <a:blip r:embed="rId30">
+                          <a:blip r:embed="rId27">
                             <a:extLst>
                               <a:ext uri="{28A0092B-C50C-407E-A947-70E740481C1C}">
                                 <a14:useLocalDpi xmlns:a14="http://schemas.microsoft.com/office/drawing/2010/main" val="0"/>
@@ -8170,7 +9073,7 @@
           <w:p>
             <w:pPr>
               <w:spacing w:line="360" w:lineRule="auto"/>
-              <w:jc w:val="both"/>
+              <w:jc w:val="lowKashida"/>
               <w:rPr>
                 <w:rFonts w:asciiTheme="majorBidi" w:hAnsiTheme="majorBidi" w:cstheme="majorBidi"/>
                 <w:noProof/>
@@ -8223,7 +9126,16 @@
                 <w:sz w:val="24"/>
                 <w:szCs w:val="24"/>
               </w:rPr>
-              <w:t xml:space="preserve">                                  </w:t>
+              <w:t xml:space="preserve">                           </w:t>
+            </w:r>
+            <w:r>
+              <w:rPr>
+                <w:rFonts w:asciiTheme="majorBidi" w:hAnsiTheme="majorBidi" w:cstheme="majorBidi"/>
+                <w:noProof/>
+                <w:sz w:val="24"/>
+                <w:szCs w:val="24"/>
+              </w:rPr>
+              <w:t xml:space="preserve">    </w:t>
             </w:r>
             <w:r>
               <w:rPr>
@@ -8297,7 +9209,7 @@
           <w:p>
             <w:pPr>
               <w:spacing w:line="360" w:lineRule="auto"/>
-              <w:jc w:val="both"/>
+              <w:jc w:val="lowKashida"/>
               <w:rPr>
                 <w:rFonts w:asciiTheme="majorBidi" w:hAnsiTheme="majorBidi" w:cstheme="majorBidi"/>
                 <w:noProof/>
@@ -8341,7 +9253,43 @@
                 <w:sz w:val="24"/>
                 <w:szCs w:val="24"/>
               </w:rPr>
-              <w:t>Average annual continous dusty days       min=0</w:t>
+              <w:t xml:space="preserve">Average annual continous dusty days      </w:t>
+            </w:r>
+            <w:r>
+              <w:rPr>
+                <w:rFonts w:asciiTheme="majorBidi" w:hAnsiTheme="majorBidi" w:cstheme="majorBidi"/>
+                <w:noProof/>
+                <w:sz w:val="24"/>
+                <w:szCs w:val="24"/>
+              </w:rPr>
+              <w:t xml:space="preserve"> </w:t>
+            </w:r>
+            <w:r>
+              <w:rPr>
+                <w:rFonts w:asciiTheme="majorBidi" w:hAnsiTheme="majorBidi" w:cstheme="majorBidi"/>
+                <w:noProof/>
+                <w:sz w:val="24"/>
+                <w:szCs w:val="24"/>
+              </w:rPr>
+              <w:t xml:space="preserve"> </w:t>
+            </w:r>
+            <w:r>
+              <w:rPr>
+                <w:rFonts w:asciiTheme="majorBidi" w:hAnsiTheme="majorBidi" w:cstheme="majorBidi"/>
+                <w:noProof/>
+                <w:sz w:val="24"/>
+                <w:szCs w:val="24"/>
+              </w:rPr>
+              <w:t xml:space="preserve"> </w:t>
+            </w:r>
+            <w:r>
+              <w:rPr>
+                <w:rFonts w:asciiTheme="majorBidi" w:hAnsiTheme="majorBidi" w:cstheme="majorBidi"/>
+                <w:noProof/>
+                <w:sz w:val="24"/>
+                <w:szCs w:val="24"/>
+              </w:rPr>
+              <w:t>min=0</w:t>
             </w:r>
             <w:r>
               <w:rPr>
@@ -8406,7 +9354,7 @@
           <w:p>
             <w:pPr>
               <w:spacing w:line="360" w:lineRule="auto"/>
-              <w:jc w:val="both"/>
+              <w:jc w:val="lowKashida"/>
               <w:rPr>
                 <w:rFonts w:asciiTheme="majorBidi" w:hAnsiTheme="majorBidi" w:cstheme="majorBidi"/>
                 <w:noProof/>
@@ -8459,7 +9407,7 @@
                 <w:sz w:val="24"/>
                 <w:szCs w:val="24"/>
               </w:rPr>
-              <w:t xml:space="preserve">            </w:t>
+              <w:t xml:space="preserve">           </w:t>
             </w:r>
             <w:r>
               <w:rPr>
@@ -8551,7 +9499,7 @@
           <w:p>
             <w:pPr>
               <w:spacing w:line="360" w:lineRule="auto"/>
-              <w:jc w:val="both"/>
+              <w:jc w:val="lowKashida"/>
               <w:rPr>
                 <w:rFonts w:asciiTheme="majorBidi" w:hAnsiTheme="majorBidi" w:cstheme="majorBidi"/>
                 <w:noProof/>
@@ -8595,7 +9543,25 @@
                 <w:sz w:val="24"/>
                 <w:szCs w:val="24"/>
               </w:rPr>
-              <w:t>Number of days with moderate DSEs       min=0</w:t>
+              <w:t xml:space="preserve">Number of days with moderate DSEs      </w:t>
+            </w:r>
+            <w:r>
+              <w:rPr>
+                <w:rFonts w:asciiTheme="majorBidi" w:hAnsiTheme="majorBidi" w:cstheme="majorBidi"/>
+                <w:noProof/>
+                <w:sz w:val="24"/>
+                <w:szCs w:val="24"/>
+              </w:rPr>
+              <w:t xml:space="preserve">   </w:t>
+            </w:r>
+            <w:r>
+              <w:rPr>
+                <w:rFonts w:asciiTheme="majorBidi" w:hAnsiTheme="majorBidi" w:cstheme="majorBidi"/>
+                <w:noProof/>
+                <w:sz w:val="24"/>
+                <w:szCs w:val="24"/>
+              </w:rPr>
+              <w:t>min=0</w:t>
             </w:r>
             <w:r>
               <w:rPr>
@@ -8669,7 +9635,7 @@
           <w:p>
             <w:pPr>
               <w:spacing w:line="360" w:lineRule="auto"/>
-              <w:jc w:val="both"/>
+              <w:jc w:val="lowKashida"/>
               <w:rPr>
                 <w:rFonts w:asciiTheme="majorBidi" w:hAnsiTheme="majorBidi" w:cstheme="majorBidi"/>
                 <w:noProof/>
@@ -8983,28 +9949,6 @@
         <w:lastRenderedPageBreak/>
         <w:t>and blue correspond to severe, moderate, and low DSEs, respectively. Conversely, pixels with dark tones indicate regions with no dust activities. The resulting false‑color image used to show the severity of dust clusters reveals two prominent zones of intense DSEs. The first is located east of the major lakes and wetlands, and the second lies in the southeastern areas of the TEB. These severe DSE zones indicate that dust hotspots in the eastern margins of the central lakes and wetlands have a higher density than other dust source areas across the basin.</w:t>
       </w:r>
-    </w:p>
-    <w:p>
-      <w:pPr>
-        <w:spacing w:after="0" w:line="360" w:lineRule="auto"/>
-        <w:jc w:val="both"/>
-        <w:rPr>
-          <w:rFonts w:asciiTheme="majorBidi" w:hAnsiTheme="majorBidi" w:cstheme="majorBidi"/>
-          <w:sz w:val="24"/>
-          <w:szCs w:val="24"/>
-        </w:rPr>
-      </w:pPr>
-    </w:p>
-    <w:p>
-      <w:pPr>
-        <w:spacing w:after="0" w:line="360" w:lineRule="auto"/>
-        <w:jc w:val="both"/>
-        <w:rPr>
-          <w:rFonts w:asciiTheme="majorBidi" w:hAnsiTheme="majorBidi" w:cstheme="majorBidi"/>
-          <w:sz w:val="24"/>
-          <w:szCs w:val="24"/>
-        </w:rPr>
-      </w:pPr>
     </w:p>
     <w:p>
       <w:pPr>
@@ -9048,7 +9992,7 @@
                     <pic:cNvPicPr/>
                   </pic:nvPicPr>
                   <pic:blipFill rotWithShape="1">
-                    <a:blip r:embed="rId31" cstate="print">
+                    <a:blip r:embed="rId28" cstate="print">
                       <a:extLst>
                         <a:ext uri="{28A0092B-C50C-407E-A947-70E740481C1C}">
                           <a14:useLocalDpi xmlns:a14="http://schemas.microsoft.com/office/drawing/2010/main" val="0"/>
@@ -9179,9 +10123,124 @@
         <w:spacing w:after="0" w:line="360" w:lineRule="auto"/>
         <w:jc w:val="both"/>
         <w:rPr>
-          <w:rFonts w:asciiTheme="majorBidi" w:hAnsiTheme="majorBidi" w:cstheme="majorBidi"/>
-        </w:rPr>
-      </w:pPr>
+          <w:rFonts w:asciiTheme="majorBidi" w:eastAsia="Calibri" w:hAnsiTheme="majorBidi" w:cstheme="majorBidi"/>
+          <w:sz w:val="24"/>
+          <w:szCs w:val="24"/>
+        </w:rPr>
+      </w:pPr>
+      <w:r>
+        <w:rPr>
+          <w:rFonts w:asciiTheme="majorBidi" w:eastAsia="Calibri" w:hAnsiTheme="majorBidi" w:cstheme="majorBidi"/>
+          <w:sz w:val="24"/>
+          <w:szCs w:val="24"/>
+        </w:rPr>
+        <w:t>To comprehend and compare the annual trends of dust hazard components: Frequency, Intensity, and Continuity, six cities with populations exceeding one million people were selected for a more detailed analysis. They include Gaziantep and Diyarbakir in Turkey and Mosul, Kirkuk, Baghdad, and Basra in Iraq (</w:t>
+      </w:r>
+      <w:r>
+        <w:rPr>
+          <w:rFonts w:asciiTheme="majorBidi" w:eastAsia="Calibri" w:hAnsiTheme="majorBidi" w:cstheme="majorBidi"/>
+          <w:color w:val="0070C0"/>
+          <w:sz w:val="24"/>
+          <w:szCs w:val="24"/>
+        </w:rPr>
+        <w:t>Figure 6</w:t>
+      </w:r>
+      <w:r>
+        <w:rPr>
+          <w:rFonts w:asciiTheme="majorBidi" w:eastAsia="Calibri" w:hAnsiTheme="majorBidi" w:cstheme="majorBidi"/>
+          <w:sz w:val="24"/>
+          <w:szCs w:val="24"/>
+        </w:rPr>
+        <w:t>).</w:t>
+      </w:r>
+      <w:r>
+        <w:rPr>
+          <w:rFonts w:asciiTheme="majorBidi" w:eastAsia="Calibri" w:hAnsiTheme="majorBidi" w:cstheme="majorBidi"/>
+          <w:sz w:val="24"/>
+          <w:szCs w:val="24"/>
+          <w:rtl/>
+        </w:rPr>
+        <w:t xml:space="preserve"> </w:t>
+      </w:r>
+      <w:r>
+        <w:rPr>
+          <w:rFonts w:asciiTheme="majorBidi" w:eastAsia="Calibri" w:hAnsiTheme="majorBidi" w:cstheme="majorBidi"/>
+          <w:sz w:val="24"/>
+          <w:szCs w:val="24"/>
+        </w:rPr>
+        <w:t>K-means clustering was used to classify daily DSI values into discrete intensity levels. The choice of k=3 (low, moderate, severe) is supported by following several conceptual and empirical considerations: Dust events are commonly described in the literature using three operational intensity levels—low, moderate, and severe dusts—based on visibility, aerosol loading, and plume morphology (</w:t>
+      </w:r>
+      <w:r>
+        <w:rPr>
+          <w:rFonts w:asciiTheme="majorBidi" w:eastAsia="Calibri" w:hAnsiTheme="majorBidi" w:cstheme="majorBidi"/>
+          <w:color w:val="00B0F0"/>
+          <w:sz w:val="24"/>
+          <w:szCs w:val="24"/>
+        </w:rPr>
+        <w:t>Hashemi et al., 2025</w:t>
+      </w:r>
+      <w:r>
+        <w:rPr>
+          <w:rFonts w:asciiTheme="majorBidi" w:eastAsia="Calibri" w:hAnsiTheme="majorBidi" w:cstheme="majorBidi"/>
+          <w:sz w:val="24"/>
+          <w:szCs w:val="24"/>
+        </w:rPr>
+        <w:t xml:space="preserve">). Applying 3 clusters aligns the clustering with widely accepted hazard categories. Preliminary clustering using k=2–6 was </w:t>
+      </w:r>
+      <w:r>
+        <w:rPr>
+          <w:rFonts w:asciiTheme="majorBidi" w:eastAsia="Calibri" w:hAnsiTheme="majorBidi" w:cstheme="majorBidi"/>
+          <w:sz w:val="24"/>
+          <w:szCs w:val="24"/>
+        </w:rPr>
+        <w:lastRenderedPageBreak/>
+        <w:t>evaluated using the elbow method and silhouette scores (</w:t>
+      </w:r>
+      <w:r>
+        <w:rPr>
+          <w:rFonts w:asciiTheme="majorBidi" w:eastAsia="Calibri" w:hAnsiTheme="majorBidi" w:cstheme="majorBidi"/>
+          <w:color w:val="00B0F0"/>
+          <w:sz w:val="24"/>
+          <w:szCs w:val="24"/>
+        </w:rPr>
+        <w:t>Di Bernardino et al., 2022</w:t>
+      </w:r>
+      <w:r>
+        <w:rPr>
+          <w:rFonts w:asciiTheme="majorBidi" w:eastAsia="Calibri" w:hAnsiTheme="majorBidi" w:cstheme="majorBidi"/>
+          <w:sz w:val="24"/>
+          <w:szCs w:val="24"/>
+        </w:rPr>
+        <w:t xml:space="preserve">; </w:t>
+      </w:r>
+      <w:proofErr w:type="spellStart"/>
+      <w:r>
+        <w:rPr>
+          <w:rFonts w:asciiTheme="majorBidi" w:eastAsia="Calibri" w:hAnsiTheme="majorBidi" w:cstheme="majorBidi"/>
+          <w:color w:val="00B0F0"/>
+          <w:sz w:val="24"/>
+          <w:szCs w:val="24"/>
+        </w:rPr>
+        <w:t>Zeinali</w:t>
+      </w:r>
+      <w:proofErr w:type="spellEnd"/>
+      <w:r>
+        <w:rPr>
+          <w:rFonts w:asciiTheme="majorBidi" w:eastAsia="Calibri" w:hAnsiTheme="majorBidi" w:cstheme="majorBidi"/>
+          <w:color w:val="00B0F0"/>
+          <w:sz w:val="24"/>
+          <w:szCs w:val="24"/>
+        </w:rPr>
+        <w:t xml:space="preserve"> et al., 2023</w:t>
+      </w:r>
+      <w:r>
+        <w:rPr>
+          <w:rFonts w:asciiTheme="majorBidi" w:eastAsia="Calibri" w:hAnsiTheme="majorBidi" w:cstheme="majorBidi"/>
+          <w:sz w:val="24"/>
+          <w:szCs w:val="24"/>
+        </w:rPr>
+        <w:t xml:space="preserve">), Both indicated that k=3 maximize the inter-cluster separation while minimizing intra-cluster variance. Higher k-values produced redundant subclasses without meaningful physical differentiation. Dividing DSEs into three categories ensures interpretability for spatial hazard analysis, decision-making, and communication with environmental agencies. More clusters would complicate interpretation without providing additional actionable insights. </w:t>
+      </w:r>
     </w:p>
     <w:p>
       <w:pPr>
@@ -9199,7 +10258,7 @@
           <w:sz w:val="24"/>
           <w:szCs w:val="24"/>
         </w:rPr>
-        <w:t>To comprehend and compare the annual trends of dust hazard components: Frequency, Intensity, and Continuity, six cities with populations exceeding one million people were selected for a more detailed analysis. They include Gaziantep and Diyarbakir in Turkey and Mosul, Kirkuk, Baghdad, and Basra in Iraq (</w:t>
+        <w:t xml:space="preserve">The FIC framework, as the hazard components, is conceptually grounded in capturing gradations of dust event severity; a three-level scale matches this hierarchical structure. Thus, k=3 is both statistically optimal and operationally meaningful for dust severity classification. </w:t>
       </w:r>
       <w:r>
         <w:rPr>
@@ -9208,41 +10267,32 @@
           <w:sz w:val="24"/>
           <w:szCs w:val="24"/>
         </w:rPr>
-        <w:t>Figure 6</w:t>
-      </w:r>
-      <w:r>
-        <w:rPr>
-          <w:rFonts w:asciiTheme="majorBidi" w:eastAsia="Calibri" w:hAnsiTheme="majorBidi" w:cstheme="majorBidi"/>
-          <w:sz w:val="24"/>
-          <w:szCs w:val="24"/>
-        </w:rPr>
-        <w:t>).</w:t>
-      </w:r>
-      <w:r>
-        <w:rPr>
-          <w:rFonts w:asciiTheme="majorBidi" w:eastAsia="Calibri" w:hAnsiTheme="majorBidi" w:cstheme="majorBidi"/>
-          <w:sz w:val="24"/>
-          <w:szCs w:val="24"/>
-          <w:rtl/>
-        </w:rPr>
-        <w:t xml:space="preserve"> </w:t>
-      </w:r>
-      <w:r>
-        <w:rPr>
-          <w:rFonts w:asciiTheme="majorBidi" w:eastAsia="Calibri" w:hAnsiTheme="majorBidi" w:cstheme="majorBidi"/>
-          <w:sz w:val="24"/>
-          <w:szCs w:val="24"/>
-        </w:rPr>
-        <w:t xml:space="preserve">K-means clustering was used to classify daily DSI values into discrete intensity levels. The choice of k=3 (low, moderate, severe) is supported by following several conceptual and empirical considerations: Dust events are commonly described in the literature </w:t>
-      </w:r>
-      <w:r>
-        <w:rPr>
-          <w:rFonts w:asciiTheme="majorBidi" w:eastAsia="Calibri" w:hAnsiTheme="majorBidi" w:cstheme="majorBidi"/>
-          <w:sz w:val="24"/>
-          <w:szCs w:val="24"/>
-        </w:rPr>
-        <w:lastRenderedPageBreak/>
-        <w:t>using three operational intensity levels—low, moderate, and severe dusts—based on visibility, aerosol loading, and plume morphology (</w:t>
+        <w:t>Figure 7</w:t>
+      </w:r>
+      <w:r>
+        <w:rPr>
+          <w:rFonts w:asciiTheme="majorBidi" w:eastAsia="Calibri" w:hAnsiTheme="majorBidi" w:cstheme="majorBidi"/>
+          <w:sz w:val="24"/>
+          <w:szCs w:val="24"/>
+        </w:rPr>
+        <w:t xml:space="preserve"> presents the annual frequency of DSEs and their severity, categorized into three clusters: low, moderate, and severe, for the selected cities. As depicted in </w:t>
+      </w:r>
+      <w:r>
+        <w:rPr>
+          <w:rFonts w:asciiTheme="majorBidi" w:eastAsia="Calibri" w:hAnsiTheme="majorBidi" w:cstheme="majorBidi"/>
+          <w:color w:val="0070C0"/>
+          <w:sz w:val="24"/>
+          <w:szCs w:val="24"/>
+        </w:rPr>
+        <w:t>Figure 7-d and 7-b</w:t>
+      </w:r>
+      <w:r>
+        <w:rPr>
+          <w:rFonts w:asciiTheme="majorBidi" w:eastAsia="Calibri" w:hAnsiTheme="majorBidi" w:cstheme="majorBidi"/>
+          <w:sz w:val="24"/>
+          <w:szCs w:val="24"/>
+        </w:rPr>
+        <w:t>, Gaziantep and Basra recorded the lowest and highest annual frequencies of DSEs, respectively. Annual observations have indicated a high severity of dust events in Baghdad and Basra. However, considering the population of Baghdad, which exceeds 7 million people (</w:t>
       </w:r>
       <w:r>
         <w:rPr>
@@ -9251,16 +10301,9 @@
           <w:sz w:val="24"/>
           <w:szCs w:val="24"/>
         </w:rPr>
-        <w:t>Hashemi et al., 2025</w:t>
-      </w:r>
-      <w:r>
-        <w:rPr>
-          <w:rFonts w:asciiTheme="majorBidi" w:eastAsia="Calibri" w:hAnsiTheme="majorBidi" w:cstheme="majorBidi"/>
-          <w:sz w:val="24"/>
-          <w:szCs w:val="24"/>
-        </w:rPr>
-        <w:t>). Applying 3 clusters aligns the clustering with widely accepted hazard categories. Preliminary clustering using k=2–6 was evaluated using the elbow method and silhouette scores (</w:t>
-      </w:r>
+        <w:t xml:space="preserve">Ali and Al </w:t>
+      </w:r>
+      <w:proofErr w:type="spellStart"/>
       <w:r>
         <w:rPr>
           <w:rFonts w:asciiTheme="majorBidi" w:eastAsia="Calibri" w:hAnsiTheme="majorBidi" w:cstheme="majorBidi"/>
@@ -9268,16 +10311,9 @@
           <w:sz w:val="24"/>
           <w:szCs w:val="24"/>
         </w:rPr>
-        <w:t>Di Bernardino et al., 2022</w:t>
-      </w:r>
-      <w:r>
-        <w:rPr>
-          <w:rFonts w:asciiTheme="majorBidi" w:eastAsia="Calibri" w:hAnsiTheme="majorBidi" w:cstheme="majorBidi"/>
-          <w:sz w:val="24"/>
-          <w:szCs w:val="24"/>
-        </w:rPr>
-        <w:t xml:space="preserve">; </w:t>
-      </w:r>
+        <w:t>Ramahi</w:t>
+      </w:r>
+      <w:proofErr w:type="spellEnd"/>
       <w:r>
         <w:rPr>
           <w:rFonts w:asciiTheme="majorBidi" w:eastAsia="Calibri" w:hAnsiTheme="majorBidi" w:cstheme="majorBidi"/>
@@ -9285,15 +10321,60 @@
           <w:sz w:val="24"/>
           <w:szCs w:val="24"/>
         </w:rPr>
-        <w:t>Zeinali et al., 2023</w:t>
-      </w:r>
-      <w:r>
-        <w:rPr>
-          <w:rFonts w:asciiTheme="majorBidi" w:eastAsia="Calibri" w:hAnsiTheme="majorBidi" w:cstheme="majorBidi"/>
-          <w:sz w:val="24"/>
-          <w:szCs w:val="24"/>
-        </w:rPr>
-        <w:t xml:space="preserve">), Both indicated that k=3 maximize the inter-cluster separation while minimizing intra-cluster variance. Higher k-values produced redundant subclasses without meaningful physical differentiation. Dividing DSEs into three categories ensures interpretability for spatial hazard analysis, decision-making, and communication with environmental agencies. More clusters would complicate interpretation without providing additional actionable insights. </w:t>
+        <w:t>, 2020</w:t>
+      </w:r>
+      <w:r>
+        <w:rPr>
+          <w:rFonts w:asciiTheme="majorBidi" w:eastAsia="Calibri" w:hAnsiTheme="majorBidi" w:cstheme="majorBidi"/>
+          <w:sz w:val="24"/>
+          <w:szCs w:val="24"/>
+        </w:rPr>
+        <w:t>), the number of severe dusty days could potentially increase due to air pollution (</w:t>
+      </w:r>
+      <w:proofErr w:type="spellStart"/>
+      <w:r>
+        <w:rPr>
+          <w:rFonts w:asciiTheme="majorBidi" w:eastAsia="Calibri" w:hAnsiTheme="majorBidi" w:cstheme="majorBidi"/>
+          <w:color w:val="00B0F0"/>
+          <w:sz w:val="24"/>
+          <w:szCs w:val="24"/>
+        </w:rPr>
+        <w:t>Rabee</w:t>
+      </w:r>
+      <w:proofErr w:type="spellEnd"/>
+      <w:r>
+        <w:rPr>
+          <w:rFonts w:asciiTheme="majorBidi" w:eastAsia="Calibri" w:hAnsiTheme="majorBidi" w:cstheme="majorBidi"/>
+          <w:color w:val="00B0F0"/>
+          <w:sz w:val="24"/>
+          <w:szCs w:val="24"/>
+        </w:rPr>
+        <w:t>, 2015</w:t>
+      </w:r>
+      <w:r>
+        <w:rPr>
+          <w:rFonts w:asciiTheme="majorBidi" w:eastAsia="Calibri" w:hAnsiTheme="majorBidi" w:cstheme="majorBidi"/>
+          <w:sz w:val="24"/>
+          <w:szCs w:val="24"/>
+        </w:rPr>
+        <w:t xml:space="preserve">). The northern cities, including Gaziantep, Diyarbakir, Mosul, and Kirkuk, recorded their maximum frequency of dust events in 2001. In contrast, Baghdad and Basra, located in the south of TEB, experienced their peak dust events in 2005 and 2008, respectively. </w:t>
+      </w:r>
+      <w:r>
+        <w:rPr>
+          <w:rFonts w:asciiTheme="majorBidi" w:eastAsia="Calibri" w:hAnsiTheme="majorBidi" w:cstheme="majorBidi"/>
+          <w:color w:val="0070C0"/>
+          <w:sz w:val="24"/>
+          <w:szCs w:val="24"/>
+        </w:rPr>
+        <w:t>Figure 8</w:t>
+      </w:r>
+      <w:r>
+        <w:rPr>
+          <w:rFonts w:asciiTheme="majorBidi" w:eastAsia="Calibri" w:hAnsiTheme="majorBidi" w:cstheme="majorBidi"/>
+          <w:sz w:val="24"/>
+          <w:szCs w:val="24"/>
+        </w:rPr>
+        <w:t xml:space="preserve"> delineates four annual clusters of dust continuity for the selected cities spanning the period from 2001 to 2022. These clusters, which represent the duration of continuous dust events, are categorized into 1-day, 2-3 days, 4-6 days, and more than 6 days. Gaziantep and Diyarbakir experienced the highest proportion of 1-day DSEs, while Baghdad and Basra exhibited the highest percentage of the most continuous DSEs (those lasting 6 days or more). Baghdad and Kirkuk consistently observed DSEs with a duration of 4-6 days throughout the 22 years of the study. In contrast, Basra, despite having the highest dust frequency, only experienced 1-day and 1-3 days continuous dust events in the years 2005 and 2014, respectively.</w:t>
       </w:r>
     </w:p>
     <w:p>
@@ -9301,104 +10382,11 @@
         <w:spacing w:after="0" w:line="360" w:lineRule="auto"/>
         <w:jc w:val="both"/>
         <w:rPr>
-          <w:rFonts w:asciiTheme="majorBidi" w:eastAsia="Calibri" w:hAnsiTheme="majorBidi" w:cstheme="majorBidi"/>
-          <w:sz w:val="24"/>
-          <w:szCs w:val="24"/>
-        </w:rPr>
-      </w:pPr>
-      <w:r>
-        <w:rPr>
-          <w:rFonts w:asciiTheme="majorBidi" w:eastAsia="Calibri" w:hAnsiTheme="majorBidi" w:cstheme="majorBidi"/>
-          <w:sz w:val="24"/>
-          <w:szCs w:val="24"/>
-        </w:rPr>
-        <w:t xml:space="preserve">The FIC framework, as the hazard components, is conceptually grounded in capturing gradations of dust event severity; a three-level scale matches this hierarchical structure. Thus, k=3 is both statistically optimal and operationally meaningful for dust severity classification. </w:t>
-      </w:r>
-      <w:r>
-        <w:rPr>
-          <w:rFonts w:asciiTheme="majorBidi" w:eastAsia="Calibri" w:hAnsiTheme="majorBidi" w:cstheme="majorBidi"/>
-          <w:color w:val="0070C0"/>
-          <w:sz w:val="24"/>
-          <w:szCs w:val="24"/>
-        </w:rPr>
-        <w:t>Figure 7</w:t>
-      </w:r>
-      <w:r>
-        <w:rPr>
-          <w:rFonts w:asciiTheme="majorBidi" w:eastAsia="Calibri" w:hAnsiTheme="majorBidi" w:cstheme="majorBidi"/>
-          <w:sz w:val="24"/>
-          <w:szCs w:val="24"/>
-        </w:rPr>
-        <w:t xml:space="preserve"> presents the annual frequency of DSEs and their severity, categorized into three clusters: low, moderate, and severe, for the selected cities. As depicted in </w:t>
-      </w:r>
-      <w:r>
-        <w:rPr>
-          <w:rFonts w:asciiTheme="majorBidi" w:eastAsia="Calibri" w:hAnsiTheme="majorBidi" w:cstheme="majorBidi"/>
-          <w:color w:val="0070C0"/>
-          <w:sz w:val="24"/>
-          <w:szCs w:val="24"/>
-        </w:rPr>
-        <w:t>Figure 7-d and 7-b</w:t>
-      </w:r>
-      <w:r>
-        <w:rPr>
-          <w:rFonts w:asciiTheme="majorBidi" w:eastAsia="Calibri" w:hAnsiTheme="majorBidi" w:cstheme="majorBidi"/>
-          <w:sz w:val="24"/>
-          <w:szCs w:val="24"/>
-        </w:rPr>
-        <w:t>, Gaziantep and Basra recorded the lowest and highest annual frequencies of DSEs, respectively. Annual observations have indicated a high severity of dust events in Baghdad and Basra. However, considering the population of Baghdad, which exceeds 7 million people (</w:t>
-      </w:r>
-      <w:r>
-        <w:rPr>
-          <w:rFonts w:asciiTheme="majorBidi" w:eastAsia="Calibri" w:hAnsiTheme="majorBidi" w:cstheme="majorBidi"/>
-          <w:color w:val="00B0F0"/>
-          <w:sz w:val="24"/>
-          <w:szCs w:val="24"/>
-        </w:rPr>
-        <w:t>Ali and Al Ramahi, 2020</w:t>
-      </w:r>
-      <w:r>
-        <w:rPr>
-          <w:rFonts w:asciiTheme="majorBidi" w:eastAsia="Calibri" w:hAnsiTheme="majorBidi" w:cstheme="majorBidi"/>
-          <w:sz w:val="24"/>
-          <w:szCs w:val="24"/>
-        </w:rPr>
-        <w:t>), the number of severe dusty days could potentially increase due to air pollution (</w:t>
-      </w:r>
-      <w:r>
-        <w:rPr>
-          <w:rFonts w:asciiTheme="majorBidi" w:eastAsia="Calibri" w:hAnsiTheme="majorBidi" w:cstheme="majorBidi"/>
-          <w:color w:val="00B0F0"/>
-          <w:sz w:val="24"/>
-          <w:szCs w:val="24"/>
-        </w:rPr>
-        <w:t>Rabee, 2015</w:t>
-      </w:r>
-      <w:r>
-        <w:rPr>
-          <w:rFonts w:asciiTheme="majorBidi" w:eastAsia="Calibri" w:hAnsiTheme="majorBidi" w:cstheme="majorBidi"/>
-          <w:sz w:val="24"/>
-          <w:szCs w:val="24"/>
-        </w:rPr>
-        <w:t xml:space="preserve">). The northern cities, including Gaziantep, Diyarbakir, Mosul, and Kirkuk, recorded their maximum frequency of dust events in 2001. In contrast, Baghdad and Basra, located in the south of TEB, experienced their peak dust events in 2005 and 2008, respectively. </w:t>
-      </w:r>
-      <w:r>
-        <w:rPr>
-          <w:rFonts w:asciiTheme="majorBidi" w:eastAsia="Calibri" w:hAnsiTheme="majorBidi" w:cstheme="majorBidi"/>
-          <w:color w:val="0070C0"/>
-          <w:sz w:val="24"/>
-          <w:szCs w:val="24"/>
-        </w:rPr>
-        <w:t>Figure 8</w:t>
-      </w:r>
-      <w:r>
-        <w:rPr>
-          <w:rFonts w:asciiTheme="majorBidi" w:eastAsia="Calibri" w:hAnsiTheme="majorBidi" w:cstheme="majorBidi"/>
-          <w:sz w:val="24"/>
-          <w:szCs w:val="24"/>
-        </w:rPr>
-        <w:t xml:space="preserve"> delineates four annual clusters of dust continuity for the selected cities spanning the period from 2001 to 2022. These clusters, which represent the duration of continuous dust events, are categorized into 1-day, 2-3 days, 4-6 days, and more than 6 days. Gaziantep and Diyarbakir experienced the highest proportion of 1-day DSEs, while Baghdad and Basra exhibited the highest percentage of the most continuous DSEs (those lasting 6 days or more). Baghdad and Kirkuk consistently observed DSEs with a duration of 4-6 days throughout the 22 years of the study. In contrast, Basra, despite having the highest dust frequency, only experienced 1-day and 1-3 days continuous dust events in the years 2005 and 2014, respectively.</w:t>
-      </w:r>
+          <w:rFonts w:asciiTheme="majorBidi" w:hAnsiTheme="majorBidi" w:cstheme="majorBidi"/>
+          <w:sz w:val="24"/>
+          <w:szCs w:val="24"/>
+        </w:rPr>
+      </w:pPr>
     </w:p>
     <w:p>
       <w:pPr>
@@ -9413,8 +10401,8 @@
     </w:p>
     <w:p>
       <w:pPr>
-        <w:spacing w:after="0" w:line="360" w:lineRule="auto"/>
-        <w:jc w:val="both"/>
+        <w:spacing w:after="120" w:line="360" w:lineRule="auto"/>
+        <w:jc w:val="center"/>
         <w:rPr>
           <w:rFonts w:asciiTheme="majorBidi" w:hAnsiTheme="majorBidi" w:cstheme="majorBidi"/>
           <w:sz w:val="24"/>
@@ -9483,6 +10471,7 @@
                 <w:sz w:val="24"/>
                 <w:szCs w:val="24"/>
               </w:rPr>
+              <w:lastRenderedPageBreak/>
               <w:t>Baghdad</w:t>
             </w:r>
           </w:p>
@@ -9569,7 +10558,7 @@
                           <pic:cNvPicPr/>
                         </pic:nvPicPr>
                         <pic:blipFill>
-                          <a:blip r:embed="rId32" cstate="print"/>
+                          <a:blip r:embed="rId29" cstate="print"/>
                           <a:stretch>
                             <a:fillRect/>
                           </a:stretch>
@@ -9656,7 +10645,7 @@
                           <pic:cNvPicPr/>
                         </pic:nvPicPr>
                         <pic:blipFill>
-                          <a:blip r:embed="rId33" cstate="print"/>
+                          <a:blip r:embed="rId30" cstate="print"/>
                           <a:stretch>
                             <a:fillRect/>
                           </a:stretch>
@@ -9803,7 +10792,7 @@
                           <pic:cNvPicPr/>
                         </pic:nvPicPr>
                         <pic:blipFill>
-                          <a:blip r:embed="rId34" cstate="print"/>
+                          <a:blip r:embed="rId31" cstate="print"/>
                           <a:stretch>
                             <a:fillRect/>
                           </a:stretch>
@@ -9883,7 +10872,7 @@
                           <pic:cNvPicPr/>
                         </pic:nvPicPr>
                         <pic:blipFill>
-                          <a:blip r:embed="rId35" cstate="print"/>
+                          <a:blip r:embed="rId32" cstate="print"/>
                           <a:stretch>
                             <a:fillRect/>
                           </a:stretch>
@@ -10031,7 +11020,7 @@
                           <pic:cNvPicPr/>
                         </pic:nvPicPr>
                         <pic:blipFill>
-                          <a:blip r:embed="rId36" cstate="print"/>
+                          <a:blip r:embed="rId33" cstate="print"/>
                           <a:stretch>
                             <a:fillRect/>
                           </a:stretch>
@@ -10118,7 +11107,7 @@
                           <pic:cNvPicPr/>
                         </pic:nvPicPr>
                         <pic:blipFill>
-                          <a:blip r:embed="rId37" cstate="print"/>
+                          <a:blip r:embed="rId34" cstate="print"/>
                           <a:stretch>
                             <a:fillRect/>
                           </a:stretch>
@@ -10181,7 +11170,7 @@
         </w:rPr>
         <w:t xml:space="preserve"> </w:t>
       </w:r>
-      <w:bookmarkStart w:id="14" w:name="_Hlk166998486"/>
+      <w:bookmarkStart w:id="11" w:name="_Hlk166998486"/>
       <w:r>
         <w:rPr>
           <w:rFonts w:asciiTheme="majorBidi" w:hAnsiTheme="majorBidi" w:cstheme="majorBidi"/>
@@ -10238,7 +11227,7 @@
         </w:rPr>
         <w:t xml:space="preserve"> to 2022.</w:t>
       </w:r>
-      <w:bookmarkEnd w:id="14"/>
+      <w:bookmarkEnd w:id="11"/>
       <w:r>
         <w:rPr>
           <w:rFonts w:asciiTheme="majorBidi" w:hAnsiTheme="majorBidi" w:cstheme="majorBidi"/>
@@ -10277,7 +11266,16 @@
           <w:sz w:val="24"/>
           <w:szCs w:val="24"/>
         </w:rPr>
-        <w:t>for each year shows the frequency of dusty days (F</w:t>
+        <w:t>for each year shows the frequency of dusty days (</w:t>
+      </w:r>
+      <w:proofErr w:type="spellStart"/>
+      <w:r>
+        <w:rPr>
+          <w:rFonts w:asciiTheme="majorBidi" w:hAnsiTheme="majorBidi" w:cstheme="majorBidi"/>
+          <w:sz w:val="24"/>
+          <w:szCs w:val="24"/>
+        </w:rPr>
+        <w:t>F</w:t>
       </w:r>
       <w:r>
         <w:rPr>
@@ -10288,6 +11286,7 @@
         </w:rPr>
         <w:t>dd</w:t>
       </w:r>
+      <w:proofErr w:type="spellEnd"/>
       <w:r>
         <w:rPr>
           <w:rFonts w:asciiTheme="majorBidi" w:hAnsiTheme="majorBidi" w:cstheme="majorBidi"/>
@@ -10353,7 +11352,6 @@
                 <w:sz w:val="24"/>
                 <w:szCs w:val="24"/>
               </w:rPr>
-              <w:lastRenderedPageBreak/>
               <w:t>a- Baghdad</w:t>
             </w:r>
           </w:p>
@@ -10408,6 +11406,7 @@
                 <w:rFonts w:asciiTheme="majorBidi" w:hAnsiTheme="majorBidi" w:cstheme="majorBidi"/>
                 <w:noProof/>
               </w:rPr>
+              <w:lastRenderedPageBreak/>
               <w:drawing>
                 <wp:anchor distT="0" distB="0" distL="114300" distR="114300" simplePos="0" relativeHeight="251696128" behindDoc="0" locked="0" layoutInCell="1" allowOverlap="1" wp14:anchorId="17906378" wp14:editId="1944A792">
                   <wp:simplePos x="0" y="0"/>
@@ -10440,7 +11439,7 @@
                           <pic:cNvPicPr/>
                         </pic:nvPicPr>
                         <pic:blipFill>
-                          <a:blip r:embed="rId38" cstate="print"/>
+                          <a:blip r:embed="rId35" cstate="print"/>
                           <a:stretch>
                             <a:fillRect/>
                           </a:stretch>
@@ -10528,7 +11527,7 @@
                           <pic:cNvPicPr/>
                         </pic:nvPicPr>
                         <pic:blipFill>
-                          <a:blip r:embed="rId39" cstate="print"/>
+                          <a:blip r:embed="rId36" cstate="print"/>
                           <a:stretch>
                             <a:fillRect/>
                           </a:stretch>
@@ -10676,7 +11675,7 @@
                           <pic:cNvPicPr/>
                         </pic:nvPicPr>
                         <pic:blipFill>
-                          <a:blip r:embed="rId40" cstate="print"/>
+                          <a:blip r:embed="rId37" cstate="print"/>
                           <a:stretch>
                             <a:fillRect/>
                           </a:stretch>
@@ -10770,7 +11769,7 @@
                           <pic:cNvPicPr/>
                         </pic:nvPicPr>
                         <pic:blipFill>
-                          <a:blip r:embed="rId41" cstate="print"/>
+                          <a:blip r:embed="rId38" cstate="print"/>
                           <a:stretch>
                             <a:fillRect/>
                           </a:stretch>
@@ -10925,7 +11924,7 @@
                           <pic:cNvPicPr/>
                         </pic:nvPicPr>
                         <pic:blipFill>
-                          <a:blip r:embed="rId42" cstate="print"/>
+                          <a:blip r:embed="rId39" cstate="print"/>
                           <a:stretch>
                             <a:fillRect/>
                           </a:stretch>
@@ -11019,7 +12018,7 @@
                           <pic:cNvPicPr/>
                         </pic:nvPicPr>
                         <pic:blipFill>
-                          <a:blip r:embed="rId43" cstate="print"/>
+                          <a:blip r:embed="rId40" cstate="print"/>
                           <a:stretch>
                             <a:fillRect/>
                           </a:stretch>
@@ -11155,7 +12154,7 @@
           <w:szCs w:val="24"/>
         </w:rPr>
       </w:pPr>
-      <w:bookmarkStart w:id="15" w:name="_Hlk166832918"/>
+      <w:bookmarkStart w:id="12" w:name="_Hlk166832918"/>
       <w:r>
         <w:rPr>
           <w:rFonts w:asciiTheme="majorBidi" w:hAnsiTheme="majorBidi" w:cstheme="majorBidi"/>
@@ -11168,7 +12167,7 @@
         </w:rPr>
         <w:t>Dust probability distribution</w:t>
       </w:r>
-      <w:bookmarkEnd w:id="15"/>
+      <w:bookmarkEnd w:id="12"/>
     </w:p>
     <w:p>
       <w:pPr>
@@ -11203,7 +12202,7 @@
           <w:sz w:val="24"/>
           <w:szCs w:val="24"/>
         </w:rPr>
-        <w:t xml:space="preserve">). This distribution is typically employed to calculate </w:t>
+        <w:t xml:space="preserve">). This distribution is typically employed to calculate the probability of a given number of events or random variables occurring over a fixed time </w:t>
       </w:r>
       <w:r>
         <w:rPr>
@@ -11212,7 +12211,7 @@
           <w:szCs w:val="24"/>
         </w:rPr>
         <w:lastRenderedPageBreak/>
-        <w:t>the probability of a given number of events or random variables occurring over a fixed time interval. Although dust events exhibit seasonality, autocorrelation, and meteorological dependence, the Poisson distribution remains appropriate for modeling annual counts of DSEs for several reasons: DSEs occur as count-based, discrete events—classic conditions for Poisson processes; Daily dust probability is typically low, but annual totals fall within the range suitable for Poisson modeling (5–150 events/year depending on location). This structure supports the Poisson assumption of infrequent events over fixed intervals; while dust storms may exhibit temporal clustering on daily timescales, using annual aggregates mitigates autocorrelation and seasonal dependence, resulting in near-Poisson yearly totals; Histograms of annual DSE frequencies approximate a unimodal, right-skewed distribution characteristic of Poisson processes. Chi-square and Kolmogorov-Smirnov tests further indicated acceptable goodness-of-fit for annual counts and; λ, is defined as the average number of occurrences within a specific period, directly represents the average annual dust frequency, providing a physically meaningful hazard descriptor (</w:t>
+        <w:t>interval. Although dust events exhibit seasonality, autocorrelation, and meteorological dependence, the Poisson distribution remains appropriate for modeling annual counts of DSEs for several reasons: DSEs occur as count-based, discrete events—classic conditions for Poisson processes; Daily dust probability is typically low, but annual totals fall within the range suitable for Poisson modeling (5–150 events/year depending on location). This structure supports the Poisson assumption of infrequent events over fixed intervals; while dust storms may exhibit temporal clustering on daily timescales, using annual aggregates mitigates autocorrelation and seasonal dependence, resulting in near-Poisson yearly totals; Histograms of annual DSE frequencies approximate a unimodal, right-skewed distribution characteristic of Poisson processes. Chi-square and Kolmogorov-Smirnov tests further indicated acceptable goodness-of-fit for annual counts and; λ, is defined as the average number of occurrences within a specific period, directly represents the average annual dust frequency, providing a physically meaningful hazard descriptor (</w:t>
       </w:r>
       <w:r>
         <w:rPr>
@@ -11231,6 +12230,7 @@
         </w:rPr>
         <w:t xml:space="preserve">; </w:t>
       </w:r>
+      <w:proofErr w:type="spellStart"/>
       <w:r>
         <w:rPr>
           <w:rFonts w:asciiTheme="majorBidi" w:hAnsiTheme="majorBidi" w:cstheme="majorBidi"/>
@@ -11238,7 +12238,17 @@
           <w:sz w:val="24"/>
           <w:szCs w:val="24"/>
         </w:rPr>
-        <w:t>Mighell, 1999</w:t>
+        <w:t>Mighell</w:t>
+      </w:r>
+      <w:proofErr w:type="spellEnd"/>
+      <w:r>
+        <w:rPr>
+          <w:rFonts w:asciiTheme="majorBidi" w:hAnsiTheme="majorBidi" w:cstheme="majorBidi"/>
+          <w:color w:val="00B0F0"/>
+          <w:sz w:val="24"/>
+          <w:szCs w:val="24"/>
+        </w:rPr>
+        <w:t>, 1999</w:t>
       </w:r>
       <w:r>
         <w:rPr>
@@ -11275,10 +12285,10 @@
           <w:szCs w:val="24"/>
         </w:rPr>
         <w:object w:dxaOrig="1500" w:dyaOrig="660" w14:anchorId="72894A18">
-          <v:shape id="_x0000_i1055" type="#_x0000_t75" style="width:93.55pt;height:36.3pt" o:ole="">
-            <v:imagedata r:id="rId44" o:title=""/>
+          <v:shape id="_x0000_i1027" type="#_x0000_t75" style="width:93.55pt;height:36.3pt" o:ole="">
+            <v:imagedata r:id="rId41" o:title=""/>
           </v:shape>
-          <o:OLEObject Type="Embed" ProgID="Equation.DSMT4" ShapeID="_x0000_i1055" DrawAspect="Content" ObjectID="_1839053391" r:id="rId45"/>
+          <o:OLEObject Type="Embed" ProgID="Equation.DSMT4" ShapeID="_x0000_i1027" DrawAspect="Content" ObjectID="_1839097548" r:id="rId42"/>
         </w:object>
       </w:r>
       <w:r>
@@ -11340,10 +12350,10 @@
           <w:szCs w:val="24"/>
         </w:rPr>
         <w:object w:dxaOrig="220" w:dyaOrig="279" w14:anchorId="17EC651F">
-          <v:shape id="_x0000_i1056" type="#_x0000_t75" style="width:7.35pt;height:14.15pt" o:ole="">
-            <v:imagedata r:id="rId46" o:title=""/>
+          <v:shape id="_x0000_i1028" type="#_x0000_t75" style="width:7.35pt;height:14.15pt" o:ole="">
+            <v:imagedata r:id="rId43" o:title=""/>
           </v:shape>
-          <o:OLEObject Type="Embed" ProgID="Equation.DSMT4" ShapeID="_x0000_i1056" DrawAspect="Content" ObjectID="_1839053392" r:id="rId47"/>
+          <o:OLEObject Type="Embed" ProgID="Equation.DSMT4" ShapeID="_x0000_i1028" DrawAspect="Content" ObjectID="_1839097549" r:id="rId44"/>
         </w:object>
       </w:r>
       <w:r>
@@ -11362,10 +12372,10 @@
           <w:szCs w:val="24"/>
         </w:rPr>
         <w:object w:dxaOrig="220" w:dyaOrig="279" w14:anchorId="62F0070A">
-          <v:shape id="_x0000_i1057" type="#_x0000_t75" style="width:7.35pt;height:14.15pt" o:ole="">
-            <v:imagedata r:id="rId48" o:title=""/>
+          <v:shape id="_x0000_i1029" type="#_x0000_t75" style="width:7.35pt;height:14.15pt" o:ole="">
+            <v:imagedata r:id="rId45" o:title=""/>
           </v:shape>
-          <o:OLEObject Type="Embed" ProgID="Equation.DSMT4" ShapeID="_x0000_i1057" DrawAspect="Content" ObjectID="_1839053393" r:id="rId49"/>
+          <o:OLEObject Type="Embed" ProgID="Equation.DSMT4" ShapeID="_x0000_i1029" DrawAspect="Content" ObjectID="_1839097550" r:id="rId46"/>
         </w:object>
       </w:r>
     </w:p>
@@ -11385,7 +12395,16 @@
           <w:sz w:val="24"/>
           <w:szCs w:val="24"/>
         </w:rPr>
-        <w:t>Where, f</w:t>
+        <w:t xml:space="preserve">Where, </w:t>
+      </w:r>
+      <w:proofErr w:type="spellStart"/>
+      <w:r>
+        <w:rPr>
+          <w:rFonts w:asciiTheme="majorBidi" w:eastAsia="Calibri" w:hAnsiTheme="majorBidi" w:cstheme="majorBidi"/>
+          <w:sz w:val="24"/>
+          <w:szCs w:val="24"/>
+        </w:rPr>
+        <w:t>f</w:t>
       </w:r>
       <w:r>
         <w:rPr>
@@ -11396,6 +12415,7 @@
         </w:rPr>
         <w:t>x</w:t>
       </w:r>
+      <w:proofErr w:type="spellEnd"/>
       <w:r>
         <w:rPr>
           <w:rFonts w:asciiTheme="majorBidi" w:eastAsia="Calibri" w:hAnsiTheme="majorBidi" w:cstheme="majorBidi"/>
@@ -11568,7 +12588,25 @@
           <w:sz w:val="24"/>
           <w:szCs w:val="24"/>
         </w:rPr>
-        <w:t>φ ≈ 1 indicate an appropriate Poisson fit, while if φ &gt; 1.5 indicates clear overdispersion and finally φ &lt; 1 indicates underdispersion (rare in environmental hazards).</w:t>
+        <w:t xml:space="preserve">φ ≈ 1 indicate an appropriate Poisson fit, while if φ &gt; 1.5 indicates clear overdispersion and finally φ &lt; 1 indicates </w:t>
+      </w:r>
+      <w:proofErr w:type="spellStart"/>
+      <w:r>
+        <w:rPr>
+          <w:rFonts w:asciiTheme="majorBidi" w:eastAsia="Calibri" w:hAnsiTheme="majorBidi" w:cstheme="majorBidi"/>
+          <w:sz w:val="24"/>
+          <w:szCs w:val="24"/>
+        </w:rPr>
+        <w:t>underdispersion</w:t>
+      </w:r>
+      <w:proofErr w:type="spellEnd"/>
+      <w:r>
+        <w:rPr>
+          <w:rFonts w:asciiTheme="majorBidi" w:eastAsia="Calibri" w:hAnsiTheme="majorBidi" w:cstheme="majorBidi"/>
+          <w:sz w:val="24"/>
+          <w:szCs w:val="24"/>
+        </w:rPr>
+        <w:t xml:space="preserve"> (rare in environmental hazards).</w:t>
       </w:r>
     </w:p>
     <w:p>
@@ -11581,23 +12619,31 @@
           <w:szCs w:val="24"/>
         </w:rPr>
       </w:pPr>
-      <w:commentRangeStart w:id="16"/>
-      <w:r>
-        <w:rPr>
-          <w:rFonts w:asciiTheme="majorBidi" w:eastAsia="Calibri" w:hAnsiTheme="majorBidi" w:cstheme="majorBidi"/>
-          <w:sz w:val="24"/>
-          <w:szCs w:val="24"/>
-        </w:rPr>
-        <w:t xml:space="preserve">Across the six cities analyzed: (i) φ ranged from 1.02 to 1.31, indicating mild overdispersion but no severe deviation from Poisson behavior, (ii) Likelihood ratio tests comparing Poisson vs. </w:t>
-      </w:r>
-      <w:r>
-        <w:rPr>
-          <w:rFonts w:asciiTheme="majorBidi" w:eastAsia="Calibri" w:hAnsiTheme="majorBidi" w:cstheme="majorBidi"/>
-          <w:sz w:val="24"/>
-          <w:szCs w:val="24"/>
-        </w:rPr>
-        <w:lastRenderedPageBreak/>
-        <w:t xml:space="preserve">negative binomial models showed that negative binomial parameter </w:t>
+      <w:r>
+        <w:rPr>
+          <w:rFonts w:asciiTheme="majorBidi" w:eastAsia="Calibri" w:hAnsiTheme="majorBidi" w:cstheme="majorBidi"/>
+          <w:sz w:val="24"/>
+          <w:szCs w:val="24"/>
+        </w:rPr>
+        <w:t>Across the six cities analyzed: (</w:t>
+      </w:r>
+      <w:proofErr w:type="spellStart"/>
+      <w:r>
+        <w:rPr>
+          <w:rFonts w:asciiTheme="majorBidi" w:eastAsia="Calibri" w:hAnsiTheme="majorBidi" w:cstheme="majorBidi"/>
+          <w:sz w:val="24"/>
+          <w:szCs w:val="24"/>
+        </w:rPr>
+        <w:t>i</w:t>
+      </w:r>
+      <w:proofErr w:type="spellEnd"/>
+      <w:r>
+        <w:rPr>
+          <w:rFonts w:asciiTheme="majorBidi" w:eastAsia="Calibri" w:hAnsiTheme="majorBidi" w:cstheme="majorBidi"/>
+          <w:sz w:val="24"/>
+          <w:szCs w:val="24"/>
+        </w:rPr>
+        <w:t xml:space="preserve">) φ ranged from 1.02 to 1.31, indicating mild overdispersion but no severe deviation from Poisson behavior, (ii) Likelihood ratio tests comparing Poisson vs. negative binomial models showed that negative binomial parameter </w:t>
       </w:r>
       <w:r>
         <w:rPr>
@@ -11615,35 +12661,185 @@
           <w:sz w:val="24"/>
           <w:szCs w:val="24"/>
         </w:rPr>
-        <w:t xml:space="preserve"> approached infinity (k &gt; 20), which is characteristic of near-Poisson conditions.</w:t>
+        <w:t xml:space="preserve"> approached infinity (k &gt; 20), </w:t>
+      </w:r>
+      <w:r>
+        <w:rPr>
+          <w:rFonts w:asciiTheme="majorBidi" w:eastAsia="Calibri" w:hAnsiTheme="majorBidi" w:cstheme="majorBidi"/>
+          <w:sz w:val="24"/>
+          <w:szCs w:val="24"/>
+        </w:rPr>
+        <w:lastRenderedPageBreak/>
+        <w:t>which is characteristic of near-Poisson conditions.</w:t>
+      </w:r>
+      <w:r>
+        <w:rPr>
+          <w:rFonts w:asciiTheme="majorBidi" w:eastAsia="Calibri" w:hAnsiTheme="majorBidi" w:cstheme="majorBidi"/>
+          <w:sz w:val="24"/>
+          <w:szCs w:val="24"/>
+        </w:rPr>
+        <w:t xml:space="preserve"> </w:t>
+      </w:r>
+      <w:r>
+        <w:rPr>
+          <w:rFonts w:asciiTheme="majorBidi" w:eastAsia="Calibri" w:hAnsiTheme="majorBidi" w:cstheme="majorBidi"/>
+          <w:sz w:val="24"/>
+          <w:szCs w:val="24"/>
+        </w:rPr>
+        <w:t>Thus, although some overdispersion exists, its magnitude is small, and the Poisson model remains statistically appropriate for annual dust counts.</w:t>
       </w:r>
     </w:p>
-    <w:commentRangeEnd w:id="16"/>
     <w:p>
       <w:pPr>
         <w:spacing w:after="0" w:line="360" w:lineRule="auto"/>
         <w:jc w:val="both"/>
         <w:rPr>
           <w:rFonts w:asciiTheme="majorBidi" w:eastAsia="Calibri" w:hAnsiTheme="majorBidi" w:cstheme="majorBidi"/>
-          <w:sz w:val="24"/>
-          <w:szCs w:val="24"/>
-        </w:rPr>
-      </w:pPr>
-      <w:r>
-        <w:rPr>
-          <w:rFonts w:asciiTheme="majorBidi" w:eastAsia="Calibri" w:hAnsiTheme="majorBidi" w:cstheme="majorBidi"/>
-          <w:sz w:val="16"/>
-          <w:szCs w:val="16"/>
-        </w:rPr>
-        <w:commentReference w:id="16"/>
-      </w:r>
-      <w:r>
-        <w:rPr>
-          <w:rFonts w:asciiTheme="majorBidi" w:eastAsia="Calibri" w:hAnsiTheme="majorBidi" w:cstheme="majorBidi"/>
-          <w:sz w:val="24"/>
-          <w:szCs w:val="24"/>
-        </w:rPr>
-        <w:t>Thus, although some overdispersion exists, its magnitude is small, and the Poisson model remains statistically appropriate for annual dust counts.</w:t>
+        </w:rPr>
+      </w:pPr>
+      <w:r>
+        <w:rPr>
+          <w:rFonts w:asciiTheme="majorBidi" w:eastAsia="Calibri" w:hAnsiTheme="majorBidi" w:cstheme="majorBidi"/>
+          <w:sz w:val="24"/>
+          <w:szCs w:val="24"/>
+        </w:rPr>
+        <w:t xml:space="preserve">The probability distribution of DSE frequency, severe and continuous dusty days, was computed using the Poisson distribution for daily dust pixels. The outcomes of this dust probability distribution for the selected cities are depicted in </w:t>
+      </w:r>
+      <w:r>
+        <w:rPr>
+          <w:rFonts w:asciiTheme="majorBidi" w:eastAsia="Calibri" w:hAnsiTheme="majorBidi" w:cstheme="majorBidi"/>
+          <w:color w:val="0070C0"/>
+          <w:sz w:val="24"/>
+          <w:szCs w:val="24"/>
+        </w:rPr>
+        <w:t>Figure 9</w:t>
+      </w:r>
+      <w:r>
+        <w:rPr>
+          <w:rFonts w:asciiTheme="majorBidi" w:eastAsia="Calibri" w:hAnsiTheme="majorBidi" w:cstheme="majorBidi"/>
+          <w:sz w:val="24"/>
+          <w:szCs w:val="24"/>
+        </w:rPr>
+        <w:t>. The plots of the probability distribution illustrate the probability value (ranging between 0 and 1) for the occurrence of each specific DSE frequency (</w:t>
+      </w:r>
+      <w:r>
+        <w:rPr>
+          <w:rFonts w:asciiTheme="majorBidi" w:eastAsia="Calibri" w:hAnsiTheme="majorBidi" w:cstheme="majorBidi"/>
+          <w:color w:val="0070C0"/>
+          <w:sz w:val="24"/>
+          <w:szCs w:val="24"/>
+        </w:rPr>
+        <w:t>Figure 9-a</w:t>
+      </w:r>
+      <w:r>
+        <w:rPr>
+          <w:rFonts w:asciiTheme="majorBidi" w:eastAsia="Calibri" w:hAnsiTheme="majorBidi" w:cstheme="majorBidi"/>
+          <w:sz w:val="24"/>
+          <w:szCs w:val="24"/>
+        </w:rPr>
+        <w:t xml:space="preserve"> and </w:t>
+      </w:r>
+      <w:r>
+        <w:rPr>
+          <w:rFonts w:asciiTheme="majorBidi" w:eastAsia="Calibri" w:hAnsiTheme="majorBidi" w:cstheme="majorBidi"/>
+          <w:color w:val="0070C0"/>
+          <w:sz w:val="24"/>
+          <w:szCs w:val="24"/>
+        </w:rPr>
+        <w:t>Figure 9-b</w:t>
+      </w:r>
+      <w:r>
+        <w:rPr>
+          <w:rFonts w:asciiTheme="majorBidi" w:eastAsia="Calibri" w:hAnsiTheme="majorBidi" w:cstheme="majorBidi"/>
+          <w:sz w:val="24"/>
+          <w:szCs w:val="24"/>
+        </w:rPr>
+        <w:t>), severe dusty days (</w:t>
+      </w:r>
+      <w:r>
+        <w:rPr>
+          <w:rFonts w:asciiTheme="majorBidi" w:eastAsia="Calibri" w:hAnsiTheme="majorBidi" w:cstheme="majorBidi"/>
+          <w:color w:val="0070C0"/>
+          <w:sz w:val="24"/>
+          <w:szCs w:val="24"/>
+        </w:rPr>
+        <w:t>Figure 9-c</w:t>
+      </w:r>
+      <w:r>
+        <w:rPr>
+          <w:rFonts w:asciiTheme="majorBidi" w:eastAsia="Calibri" w:hAnsiTheme="majorBidi" w:cstheme="majorBidi"/>
+          <w:sz w:val="24"/>
+          <w:szCs w:val="24"/>
+        </w:rPr>
+        <w:t xml:space="preserve"> and </w:t>
+      </w:r>
+      <w:r>
+        <w:rPr>
+          <w:rFonts w:asciiTheme="majorBidi" w:eastAsia="Calibri" w:hAnsiTheme="majorBidi" w:cstheme="majorBidi"/>
+          <w:color w:val="0070C0"/>
+          <w:sz w:val="24"/>
+          <w:szCs w:val="24"/>
+        </w:rPr>
+        <w:t>Figure 9-d</w:t>
+      </w:r>
+      <w:r>
+        <w:rPr>
+          <w:rFonts w:asciiTheme="majorBidi" w:eastAsia="Calibri" w:hAnsiTheme="majorBidi" w:cstheme="majorBidi"/>
+          <w:sz w:val="24"/>
+          <w:szCs w:val="24"/>
+        </w:rPr>
+        <w:t>), and continuous dusty days (</w:t>
+      </w:r>
+      <w:r>
+        <w:rPr>
+          <w:rFonts w:asciiTheme="majorBidi" w:eastAsia="Calibri" w:hAnsiTheme="majorBidi" w:cstheme="majorBidi"/>
+          <w:color w:val="0070C0"/>
+          <w:sz w:val="24"/>
+          <w:szCs w:val="24"/>
+        </w:rPr>
+        <w:t>Figure 9-e</w:t>
+      </w:r>
+      <w:r>
+        <w:rPr>
+          <w:rFonts w:asciiTheme="majorBidi" w:eastAsia="Calibri" w:hAnsiTheme="majorBidi" w:cstheme="majorBidi"/>
+          <w:sz w:val="24"/>
+          <w:szCs w:val="24"/>
+        </w:rPr>
+        <w:t xml:space="preserve"> and </w:t>
+      </w:r>
+      <w:r>
+        <w:rPr>
+          <w:rFonts w:asciiTheme="majorBidi" w:eastAsia="Calibri" w:hAnsiTheme="majorBidi" w:cstheme="majorBidi"/>
+          <w:color w:val="0070C0"/>
+          <w:sz w:val="24"/>
+          <w:szCs w:val="24"/>
+        </w:rPr>
+        <w:t>Figure 9-f</w:t>
+      </w:r>
+      <w:r>
+        <w:rPr>
+          <w:rFonts w:asciiTheme="majorBidi" w:eastAsia="Calibri" w:hAnsiTheme="majorBidi" w:cstheme="majorBidi"/>
+          <w:sz w:val="24"/>
+          <w:szCs w:val="24"/>
+        </w:rPr>
+        <w:t>). The peak values of the distribution signify the average probability. The stretched shape of the distribution suggests a wider expected range of DSE frequencies, while a narrower and taller shape indicates a more limited range of DSE frequencies for a given location. Consequently, we forecast the annual DSE frequencies to be between 5 to 35 for Gaziantep and 60 to 130 for Basra, respectively (</w:t>
+      </w:r>
+      <w:r>
+        <w:rPr>
+          <w:rFonts w:asciiTheme="majorBidi" w:eastAsia="Calibri" w:hAnsiTheme="majorBidi" w:cstheme="majorBidi"/>
+          <w:color w:val="0070C0"/>
+          <w:sz w:val="24"/>
+          <w:szCs w:val="24"/>
+        </w:rPr>
+        <w:t>Figure 9-a</w:t>
+      </w:r>
+      <w:r>
+        <w:rPr>
+          <w:rFonts w:asciiTheme="majorBidi" w:eastAsia="Calibri" w:hAnsiTheme="majorBidi" w:cstheme="majorBidi"/>
+          <w:sz w:val="24"/>
+          <w:szCs w:val="24"/>
+        </w:rPr>
+        <w:t>). Other cities show a DSE frequency within these two ranges. The shapes of the probability distributions for severe and continuous dusty days across the selected cities are relatively similar to each other. That is why, they are interpreted in the same manner as the shapes of DSE frequencies. It is unlikely (a probability less than 0.04) for Gaziantep to experience a severe dust event within a year, while Basra is anticipated to experience three severe dust events annually. Furthermore, it is projected that the annual DSEs in Gaziantep and Basra will exhibit a continuity of 1-day and 2-days, respectively.</w:t>
       </w:r>
     </w:p>
     <w:p>
@@ -11652,15 +12848,17 @@
         <w:jc w:val="both"/>
         <w:rPr>
           <w:rFonts w:asciiTheme="majorBidi" w:eastAsia="Calibri" w:hAnsiTheme="majorBidi" w:cstheme="majorBidi"/>
-        </w:rPr>
-      </w:pPr>
-      <w:r>
-        <w:rPr>
-          <w:rFonts w:asciiTheme="majorBidi" w:eastAsia="Calibri" w:hAnsiTheme="majorBidi" w:cstheme="majorBidi"/>
-          <w:sz w:val="24"/>
-          <w:szCs w:val="24"/>
-        </w:rPr>
-        <w:t xml:space="preserve">The probability distribution of DSE frequency, severe and continuous dusty days, was computed using the Poisson distribution for daily dust pixels. The outcomes of this dust probability distribution for the selected cities are depicted in </w:t>
+          <w:sz w:val="24"/>
+          <w:szCs w:val="24"/>
+        </w:rPr>
+      </w:pPr>
+      <w:r>
+        <w:rPr>
+          <w:rFonts w:asciiTheme="majorBidi" w:eastAsia="Calibri" w:hAnsiTheme="majorBidi" w:cstheme="majorBidi"/>
+          <w:sz w:val="24"/>
+          <w:szCs w:val="24"/>
+        </w:rPr>
+        <w:t>The distribution of accumulative probability for DSE frequency indicates that the maximum annual expected DSEs for Gaziantep and Basra are 35 and 130, respectively (</w:t>
       </w:r>
       <w:r>
         <w:rPr>
@@ -11669,15 +12867,15 @@
           <w:sz w:val="24"/>
           <w:szCs w:val="24"/>
         </w:rPr>
-        <w:t>Figure 9</w:t>
-      </w:r>
-      <w:r>
-        <w:rPr>
-          <w:rFonts w:asciiTheme="majorBidi" w:eastAsia="Calibri" w:hAnsiTheme="majorBidi" w:cstheme="majorBidi"/>
-          <w:sz w:val="24"/>
-          <w:szCs w:val="24"/>
-        </w:rPr>
-        <w:t>. The plots of the probability distribution illustrate the probability value (ranging between 0 and 1) for the occurrence of each specific DSE frequency (</w:t>
+        <w:t>Figure 9- b</w:t>
+      </w:r>
+      <w:r>
+        <w:rPr>
+          <w:rFonts w:asciiTheme="majorBidi" w:eastAsia="Calibri" w:hAnsiTheme="majorBidi" w:cstheme="majorBidi"/>
+          <w:sz w:val="24"/>
+          <w:szCs w:val="24"/>
+        </w:rPr>
+        <w:t>). The likelihood of observing fewer than 70 DSEs in Basra is close to 0, while the probability of Gaziantep experiencing a year with a DSE number &lt;= 10 is approximately 0.5 (</w:t>
       </w:r>
       <w:r>
         <w:rPr>
@@ -11686,15 +12884,15 @@
           <w:sz w:val="24"/>
           <w:szCs w:val="24"/>
         </w:rPr>
-        <w:t>Figure 9-a</w:t>
-      </w:r>
-      <w:r>
-        <w:rPr>
-          <w:rFonts w:asciiTheme="majorBidi" w:eastAsia="Calibri" w:hAnsiTheme="majorBidi" w:cstheme="majorBidi"/>
-          <w:sz w:val="24"/>
-          <w:szCs w:val="24"/>
-        </w:rPr>
-        <w:t xml:space="preserve"> and </w:t>
+        <w:t>Figure 9-b</w:t>
+      </w:r>
+      <w:r>
+        <w:rPr>
+          <w:rFonts w:asciiTheme="majorBidi" w:eastAsia="Calibri" w:hAnsiTheme="majorBidi" w:cstheme="majorBidi"/>
+          <w:sz w:val="24"/>
+          <w:szCs w:val="24"/>
+        </w:rPr>
+        <w:t>). The accumulative probability of severe dusty days in Gaziantep shows 0.95 for a year without severe DSE, and it is represented by a horizontal line with a constant value of 1, indicating that the probability of experiencing a maximum of one severe dust event is the same as experiencing a two or more. The accumulative probability of severe DSEs for other cities displays an ascending trend (</w:t>
       </w:r>
       <w:r>
         <w:rPr>
@@ -11703,40 +12901,6 @@
           <w:sz w:val="24"/>
           <w:szCs w:val="24"/>
         </w:rPr>
-        <w:t>Figure 9-b</w:t>
-      </w:r>
-      <w:r>
-        <w:rPr>
-          <w:rFonts w:asciiTheme="majorBidi" w:eastAsia="Calibri" w:hAnsiTheme="majorBidi" w:cstheme="majorBidi"/>
-          <w:sz w:val="24"/>
-          <w:szCs w:val="24"/>
-        </w:rPr>
-        <w:t>), severe dusty days (</w:t>
-      </w:r>
-      <w:r>
-        <w:rPr>
-          <w:rFonts w:asciiTheme="majorBidi" w:eastAsia="Calibri" w:hAnsiTheme="majorBidi" w:cstheme="majorBidi"/>
-          <w:color w:val="0070C0"/>
-          <w:sz w:val="24"/>
-          <w:szCs w:val="24"/>
-        </w:rPr>
-        <w:t>Figure 9-c</w:t>
-      </w:r>
-      <w:r>
-        <w:rPr>
-          <w:rFonts w:asciiTheme="majorBidi" w:eastAsia="Calibri" w:hAnsiTheme="majorBidi" w:cstheme="majorBidi"/>
-          <w:sz w:val="24"/>
-          <w:szCs w:val="24"/>
-        </w:rPr>
-        <w:t xml:space="preserve"> and </w:t>
-      </w:r>
-      <w:r>
-        <w:rPr>
-          <w:rFonts w:asciiTheme="majorBidi" w:eastAsia="Calibri" w:hAnsiTheme="majorBidi" w:cstheme="majorBidi"/>
-          <w:color w:val="0070C0"/>
-          <w:sz w:val="24"/>
-          <w:szCs w:val="24"/>
-        </w:rPr>
         <w:t>Figure 9-d</w:t>
       </w:r>
       <w:r>
@@ -11745,137 +12909,7 @@
           <w:sz w:val="24"/>
           <w:szCs w:val="24"/>
         </w:rPr>
-        <w:t>), and continuous dusty days (</w:t>
-      </w:r>
-      <w:r>
-        <w:rPr>
-          <w:rFonts w:asciiTheme="majorBidi" w:eastAsia="Calibri" w:hAnsiTheme="majorBidi" w:cstheme="majorBidi"/>
-          <w:color w:val="0070C0"/>
-          <w:sz w:val="24"/>
-          <w:szCs w:val="24"/>
-        </w:rPr>
-        <w:t>Figure 9-e</w:t>
-      </w:r>
-      <w:r>
-        <w:rPr>
-          <w:rFonts w:asciiTheme="majorBidi" w:eastAsia="Calibri" w:hAnsiTheme="majorBidi" w:cstheme="majorBidi"/>
-          <w:sz w:val="24"/>
-          <w:szCs w:val="24"/>
-        </w:rPr>
-        <w:t xml:space="preserve"> and </w:t>
-      </w:r>
-      <w:r>
-        <w:rPr>
-          <w:rFonts w:asciiTheme="majorBidi" w:eastAsia="Calibri" w:hAnsiTheme="majorBidi" w:cstheme="majorBidi"/>
-          <w:color w:val="0070C0"/>
-          <w:sz w:val="24"/>
-          <w:szCs w:val="24"/>
-        </w:rPr>
-        <w:t>Figure 9-f</w:t>
-      </w:r>
-      <w:r>
-        <w:rPr>
-          <w:rFonts w:asciiTheme="majorBidi" w:eastAsia="Calibri" w:hAnsiTheme="majorBidi" w:cstheme="majorBidi"/>
-          <w:sz w:val="24"/>
-          <w:szCs w:val="24"/>
-        </w:rPr>
-        <w:t>). The peak values of the distribution signify the average probability. The stretched shape of the distribution suggests a wider expected range of DSE frequencies, while a narrower and taller shape indicates a more limited range of DSE frequencies for a given location. Consequently, we forecast the annual DSE frequencies to be between 5 to 35 for Gaziantep and 60 to 130 for Basra, respectively (</w:t>
-      </w:r>
-      <w:r>
-        <w:rPr>
-          <w:rFonts w:asciiTheme="majorBidi" w:eastAsia="Calibri" w:hAnsiTheme="majorBidi" w:cstheme="majorBidi"/>
-          <w:color w:val="0070C0"/>
-          <w:sz w:val="24"/>
-          <w:szCs w:val="24"/>
-        </w:rPr>
-        <w:t>Figure 9-a</w:t>
-      </w:r>
-      <w:r>
-        <w:rPr>
-          <w:rFonts w:asciiTheme="majorBidi" w:eastAsia="Calibri" w:hAnsiTheme="majorBidi" w:cstheme="majorBidi"/>
-          <w:sz w:val="24"/>
-          <w:szCs w:val="24"/>
-        </w:rPr>
-        <w:t>). Other cities show a DSE frequency within these two ranges. The shapes of the probability distributions for severe and continuous dusty days across the selected cities are relatively similar to each other. That is why, they are interpreted in the same manner as the shapes of DSE frequencies. It is unlikely (a probability less than 0.04) for Gaziantep to experience a severe dust event within a year, while Basra is anticipated to experience three severe dust events annually. Furthermore, it is projected that the annual DSEs in Gaziantep and Basra will exhibit a continuity of 1-day and 2-days, respectively.</w:t>
-      </w:r>
-    </w:p>
-    <w:p>
-      <w:pPr>
-        <w:spacing w:after="0" w:line="360" w:lineRule="auto"/>
-        <w:jc w:val="both"/>
-        <w:rPr>
-          <w:rFonts w:asciiTheme="majorBidi" w:eastAsia="Calibri" w:hAnsiTheme="majorBidi" w:cstheme="majorBidi"/>
-          <w:sz w:val="24"/>
-          <w:szCs w:val="24"/>
-        </w:rPr>
-      </w:pPr>
-      <w:r>
-        <w:rPr>
-          <w:rFonts w:asciiTheme="majorBidi" w:eastAsia="Calibri" w:hAnsiTheme="majorBidi" w:cstheme="majorBidi"/>
-          <w:sz w:val="24"/>
-          <w:szCs w:val="24"/>
-        </w:rPr>
-        <w:t>The distribution of accumulative probability for DSE frequency indicates that the maximum annual expected DSEs for Gaziantep and Basra are 35 and 130, respectively (</w:t>
-      </w:r>
-      <w:r>
-        <w:rPr>
-          <w:rFonts w:asciiTheme="majorBidi" w:eastAsia="Calibri" w:hAnsiTheme="majorBidi" w:cstheme="majorBidi"/>
-          <w:color w:val="0070C0"/>
-          <w:sz w:val="24"/>
-          <w:szCs w:val="24"/>
-        </w:rPr>
-        <w:t>Figure 9- b</w:t>
-      </w:r>
-      <w:r>
-        <w:rPr>
-          <w:rFonts w:asciiTheme="majorBidi" w:eastAsia="Calibri" w:hAnsiTheme="majorBidi" w:cstheme="majorBidi"/>
-          <w:sz w:val="24"/>
-          <w:szCs w:val="24"/>
-        </w:rPr>
-        <w:t>). The likelihood of observing fewer than 70 DSEs in Basra is close to 0, while the probability of Gaziantep experiencing a year with a DSE number &lt;= 10 is approximately 0.5 (</w:t>
-      </w:r>
-      <w:r>
-        <w:rPr>
-          <w:rFonts w:asciiTheme="majorBidi" w:eastAsia="Calibri" w:hAnsiTheme="majorBidi" w:cstheme="majorBidi"/>
-          <w:color w:val="0070C0"/>
-          <w:sz w:val="24"/>
-          <w:szCs w:val="24"/>
-        </w:rPr>
-        <w:t>Figure 9-b</w:t>
-      </w:r>
-      <w:r>
-        <w:rPr>
-          <w:rFonts w:asciiTheme="majorBidi" w:eastAsia="Calibri" w:hAnsiTheme="majorBidi" w:cstheme="majorBidi"/>
-          <w:sz w:val="24"/>
-          <w:szCs w:val="24"/>
-        </w:rPr>
-        <w:t>). The accumulative probability of severe dusty days in Gaziantep shows 0.95 for a year without severe DSE, and it is represented by a horizontal line with a constant value of 1, indicating that the probability of experiencing a maximum of one severe dust event is the same as experiencing a two or more. The accumulative probability of severe DSEs for other cities displays an ascending trend (</w:t>
-      </w:r>
-      <w:r>
-        <w:rPr>
-          <w:rFonts w:asciiTheme="majorBidi" w:eastAsia="Calibri" w:hAnsiTheme="majorBidi" w:cstheme="majorBidi"/>
-          <w:color w:val="0070C0"/>
-          <w:sz w:val="24"/>
-          <w:szCs w:val="24"/>
-        </w:rPr>
-        <w:t>Figure 9-d</w:t>
-      </w:r>
-      <w:r>
-        <w:rPr>
-          <w:rFonts w:asciiTheme="majorBidi" w:eastAsia="Calibri" w:hAnsiTheme="majorBidi" w:cstheme="majorBidi"/>
-          <w:sz w:val="24"/>
-          <w:szCs w:val="24"/>
-        </w:rPr>
-        <w:t xml:space="preserve">). The accumulative probability of continuous DSEs for all cities is also ascending, with the slope of the curves being a distinctive feature. For instance, the probability that DSEs will </w:t>
-      </w:r>
-      <w:r>
-        <w:rPr>
-          <w:rFonts w:asciiTheme="majorBidi" w:eastAsia="Calibri" w:hAnsiTheme="majorBidi" w:cstheme="majorBidi"/>
-          <w:sz w:val="24"/>
-          <w:szCs w:val="24"/>
-        </w:rPr>
-        <w:lastRenderedPageBreak/>
-        <w:t>last a maximum 3 days in Basra and Gaziantep is approximately 0.85 and 0.96, respectively (</w:t>
+        <w:t>). The accumulative probability of continuous DSEs for all cities is also ascending, with the slope of the curves being a distinctive feature. For instance, the probability that DSEs will last a maximum 3 days in Basra and Gaziantep is approximately 0.85 and 0.96, respectively (</w:t>
       </w:r>
       <w:r>
         <w:rPr>
@@ -11945,6 +12979,7 @@
                 <w:sz w:val="20"/>
                 <w:szCs w:val="20"/>
               </w:rPr>
+              <w:lastRenderedPageBreak/>
               <w:t>Probability</w:t>
             </w:r>
             <w:r>
@@ -12041,7 +13076,7 @@
                           <pic:cNvPicPr/>
                         </pic:nvPicPr>
                         <pic:blipFill>
-                          <a:blip r:embed="rId50" cstate="print">
+                          <a:blip r:embed="rId47" cstate="print">
                             <a:extLst>
                               <a:ext uri="{28A0092B-C50C-407E-A947-70E740481C1C}">
                                 <a14:useLocalDpi xmlns:a14="http://schemas.microsoft.com/office/drawing/2010/main" val="0"/>
@@ -12101,7 +13136,7 @@
                 <w:szCs w:val="20"/>
               </w:rPr>
               <w:drawing>
-                <wp:inline distT="0" distB="0" distL="0" distR="0" wp14:anchorId="3884CCFE" wp14:editId="4B080CF9">
+                <wp:inline distT="0" distB="0" distL="0" distR="0" wp14:anchorId="3884CCFE" wp14:editId="56F1DC88">
                   <wp:extent cx="2855344" cy="1537001"/>
                   <wp:effectExtent l="0" t="0" r="2540" b="6350"/>
                   <wp:docPr id="2" name="Picture 2"/>
@@ -12116,7 +13151,7 @@
                           <pic:cNvPicPr/>
                         </pic:nvPicPr>
                         <pic:blipFill>
-                          <a:blip r:embed="rId51" cstate="print">
+                          <a:blip r:embed="rId48" cstate="print">
                             <a:extLst>
                               <a:ext uri="{28A0092B-C50C-407E-A947-70E740481C1C}">
                                 <a14:useLocalDpi xmlns:a14="http://schemas.microsoft.com/office/drawing/2010/main" val="0"/>
@@ -12284,7 +13319,7 @@
                 <w:szCs w:val="20"/>
               </w:rPr>
               <w:drawing>
-                <wp:inline distT="0" distB="0" distL="0" distR="0" wp14:anchorId="29D05C59" wp14:editId="08FF73BF">
+                <wp:inline distT="0" distB="0" distL="0" distR="0" wp14:anchorId="29D05C59" wp14:editId="26F66E4A">
                   <wp:extent cx="3206261" cy="1648672"/>
                   <wp:effectExtent l="0" t="0" r="0" b="8890"/>
                   <wp:docPr id="35" name="Picture 35"/>
@@ -12299,7 +13334,7 @@
                           <pic:cNvPicPr/>
                         </pic:nvPicPr>
                         <pic:blipFill rotWithShape="1">
-                          <a:blip r:embed="rId52" cstate="print">
+                          <a:blip r:embed="rId49" cstate="print">
                             <a:extLst>
                               <a:ext uri="{28A0092B-C50C-407E-A947-70E740481C1C}">
                                 <a14:useLocalDpi xmlns:a14="http://schemas.microsoft.com/office/drawing/2010/main" val="0"/>
@@ -12357,7 +13392,7 @@
                 <w:szCs w:val="20"/>
               </w:rPr>
               <w:drawing>
-                <wp:inline distT="0" distB="0" distL="0" distR="0" wp14:anchorId="1FEDFBAE" wp14:editId="29BE6A44">
+                <wp:inline distT="0" distB="0" distL="0" distR="0" wp14:anchorId="1FEDFBAE" wp14:editId="752EFEEB">
                   <wp:extent cx="3042878" cy="1625001"/>
                   <wp:effectExtent l="0" t="0" r="5715" b="0"/>
                   <wp:docPr id="34" name="Picture 34"/>
@@ -12372,7 +13407,7 @@
                           <pic:cNvPicPr/>
                         </pic:nvPicPr>
                         <pic:blipFill rotWithShape="1">
-                          <a:blip r:embed="rId53" cstate="print">
+                          <a:blip r:embed="rId50" cstate="print">
                             <a:extLst>
                               <a:ext uri="{28A0092B-C50C-407E-A947-70E740481C1C}">
                                 <a14:useLocalDpi xmlns:a14="http://schemas.microsoft.com/office/drawing/2010/main" val="0"/>
@@ -12554,7 +13589,7 @@
                 <w:szCs w:val="20"/>
               </w:rPr>
               <w:drawing>
-                <wp:inline distT="0" distB="0" distL="0" distR="0" wp14:anchorId="46118CD9" wp14:editId="220B6214">
+                <wp:inline distT="0" distB="0" distL="0" distR="0" wp14:anchorId="46118CD9" wp14:editId="736B447A">
                   <wp:extent cx="3138465" cy="1552755"/>
                   <wp:effectExtent l="0" t="0" r="5080" b="9525"/>
                   <wp:docPr id="31" name="Picture 31"/>
@@ -12571,7 +13606,7 @@
                           </pic:cNvPicPr>
                         </pic:nvPicPr>
                         <pic:blipFill>
-                          <a:blip r:embed="rId54" cstate="print">
+                          <a:blip r:embed="rId51" cstate="print">
                             <a:extLst>
                               <a:ext uri="{28A0092B-C50C-407E-A947-70E740481C1C}">
                                 <a14:useLocalDpi xmlns:a14="http://schemas.microsoft.com/office/drawing/2010/main" val="0"/>
@@ -12631,7 +13666,7 @@
                 <w:szCs w:val="20"/>
               </w:rPr>
               <w:drawing>
-                <wp:inline distT="0" distB="0" distL="0" distR="0" wp14:anchorId="208B033F" wp14:editId="355892FA">
+                <wp:inline distT="0" distB="0" distL="0" distR="0" wp14:anchorId="208B033F" wp14:editId="58A95694">
                   <wp:extent cx="2902172" cy="1544128"/>
                   <wp:effectExtent l="0" t="0" r="0" b="0"/>
                   <wp:docPr id="37" name="Picture 37"/>
@@ -12646,7 +13681,7 @@
                           <pic:cNvPicPr/>
                         </pic:nvPicPr>
                         <pic:blipFill rotWithShape="1">
-                          <a:blip r:embed="rId55" cstate="print">
+                          <a:blip r:embed="rId52" cstate="print">
                             <a:extLst>
                               <a:ext uri="{28A0092B-C50C-407E-A947-70E740481C1C}">
                                 <a14:useLocalDpi xmlns:a14="http://schemas.microsoft.com/office/drawing/2010/main" val="0"/>
@@ -12777,360 +13812,141 @@
     </w:p>
     <w:p>
       <w:pPr>
-        <w:numPr>
-          <w:ilvl w:val="0"/>
-          <w:numId w:val="34"/>
-        </w:numPr>
         <w:spacing w:after="0" w:line="360" w:lineRule="auto"/>
-        <w:jc w:val="both"/>
-        <w:rPr>
-          <w:rFonts w:asciiTheme="majorBidi" w:eastAsia="Calibri" w:hAnsiTheme="majorBidi" w:cstheme="majorBidi"/>
-          <w:sz w:val="24"/>
-          <w:szCs w:val="24"/>
-        </w:rPr>
-      </w:pPr>
-      <w:bookmarkStart w:id="17" w:name="_Hlk169252397"/>
-      <w:bookmarkStart w:id="18" w:name="_Hlk215423492"/>
-      <w:commentRangeStart w:id="19"/>
-      <w:r>
-        <w:rPr>
-          <w:rFonts w:asciiTheme="majorBidi" w:eastAsia="Calibri" w:hAnsiTheme="majorBidi" w:cstheme="majorBidi"/>
-          <w:sz w:val="24"/>
-          <w:szCs w:val="24"/>
-        </w:rPr>
-        <w:t xml:space="preserve">For annual counts, </w:t>
-      </w:r>
-      <w:r>
-        <w:rPr>
-          <w:rFonts w:asciiTheme="majorBidi" w:eastAsia="Calibri" w:hAnsiTheme="majorBidi" w:cstheme="majorBidi"/>
-          <w:b/>
-          <w:bCs/>
-          <w:sz w:val="24"/>
-          <w:szCs w:val="24"/>
-        </w:rPr>
-        <w:t>p-values &gt; 0.05</w:t>
-      </w:r>
-      <w:r>
-        <w:rPr>
-          <w:rFonts w:asciiTheme="majorBidi" w:eastAsia="Calibri" w:hAnsiTheme="majorBidi" w:cstheme="majorBidi"/>
-          <w:sz w:val="24"/>
-          <w:szCs w:val="24"/>
-        </w:rPr>
-        <w:t xml:space="preserve"> were obtained for Shapiro–Wilk in 4 of 6 cities.</w:t>
+        <w:jc w:val="lowKashida"/>
+        <w:rPr>
+          <w:rFonts w:asciiTheme="majorBidi" w:hAnsiTheme="majorBidi" w:cstheme="majorBidi"/>
+          <w:sz w:val="24"/>
+          <w:szCs w:val="24"/>
+        </w:rPr>
+      </w:pPr>
+      <w:bookmarkStart w:id="13" w:name="_Hlk169252397"/>
+      <w:r>
+        <w:rPr>
+          <w:rFonts w:asciiTheme="majorBidi" w:hAnsiTheme="majorBidi" w:cstheme="majorBidi"/>
+          <w:sz w:val="24"/>
+          <w:szCs w:val="24"/>
+        </w:rPr>
+        <w:t xml:space="preserve">The probability distribution curve of dust frequency exhibits a normal distribution (compared to the probability distribution of severe and continuous dusty days). The apparent normal behavior of DSE frequency distributions was also statistically verified. Shapiro–Wilk and Anderson–Darling tests, in combination with QQ-plots and skewness analysis </w:t>
+      </w:r>
+      <w:r>
+        <w:rPr>
+          <w:rFonts w:asciiTheme="majorBidi" w:eastAsia="Calibri" w:hAnsiTheme="majorBidi" w:cstheme="majorBidi"/>
+          <w:sz w:val="24"/>
+          <w:szCs w:val="24"/>
+        </w:rPr>
+        <w:t>(</w:t>
+      </w:r>
+      <w:r>
+        <w:rPr>
+          <w:rFonts w:asciiTheme="majorBidi" w:eastAsia="Calibri" w:hAnsiTheme="majorBidi" w:cstheme="majorBidi"/>
+          <w:color w:val="00B0F0"/>
+          <w:sz w:val="24"/>
+          <w:szCs w:val="24"/>
+        </w:rPr>
+        <w:t xml:space="preserve">González-Estrada &amp; </w:t>
+      </w:r>
+      <w:proofErr w:type="spellStart"/>
+      <w:r>
+        <w:rPr>
+          <w:rFonts w:asciiTheme="majorBidi" w:eastAsia="Calibri" w:hAnsiTheme="majorBidi" w:cstheme="majorBidi"/>
+          <w:color w:val="00B0F0"/>
+          <w:sz w:val="24"/>
+          <w:szCs w:val="24"/>
+        </w:rPr>
+        <w:t>Cosmes</w:t>
+      </w:r>
+      <w:proofErr w:type="spellEnd"/>
+      <w:r>
+        <w:rPr>
+          <w:rFonts w:asciiTheme="majorBidi" w:eastAsia="Calibri" w:hAnsiTheme="majorBidi" w:cstheme="majorBidi"/>
+          <w:color w:val="00B0F0"/>
+          <w:sz w:val="24"/>
+          <w:szCs w:val="24"/>
+        </w:rPr>
+        <w:t>, 2019</w:t>
+      </w:r>
+      <w:r>
+        <w:rPr>
+          <w:rFonts w:asciiTheme="majorBidi" w:eastAsia="Calibri" w:hAnsiTheme="majorBidi" w:cstheme="majorBidi"/>
+          <w:sz w:val="24"/>
+          <w:szCs w:val="24"/>
+        </w:rPr>
+        <w:t>)</w:t>
+      </w:r>
+      <w:r>
+        <w:rPr>
+          <w:rFonts w:asciiTheme="majorBidi" w:hAnsiTheme="majorBidi" w:cstheme="majorBidi"/>
+          <w:sz w:val="24"/>
+          <w:szCs w:val="24"/>
+        </w:rPr>
+        <w:t xml:space="preserve"> </w:t>
+      </w:r>
+      <w:r>
+        <w:rPr>
+          <w:rFonts w:asciiTheme="majorBidi" w:hAnsiTheme="majorBidi" w:cstheme="majorBidi"/>
+          <w:sz w:val="24"/>
+          <w:szCs w:val="24"/>
+        </w:rPr>
+        <w:t xml:space="preserve">indicated that annual DSE counts approximate a normal distribution for most cities. </w:t>
       </w:r>
     </w:p>
     <w:p>
       <w:pPr>
-        <w:numPr>
-          <w:ilvl w:val="0"/>
-          <w:numId w:val="34"/>
-        </w:numPr>
-        <w:spacing w:after="0" w:line="360" w:lineRule="auto"/>
-        <w:jc w:val="both"/>
-        <w:rPr>
-          <w:rFonts w:asciiTheme="majorBidi" w:eastAsia="Calibri" w:hAnsiTheme="majorBidi" w:cstheme="majorBidi"/>
-          <w:sz w:val="24"/>
-          <w:szCs w:val="24"/>
-        </w:rPr>
-      </w:pPr>
-      <w:r>
-        <w:rPr>
-          <w:rFonts w:asciiTheme="majorBidi" w:eastAsia="Calibri" w:hAnsiTheme="majorBidi" w:cstheme="majorBidi"/>
-          <w:sz w:val="24"/>
-          <w:szCs w:val="24"/>
-        </w:rPr>
-        <w:t>Skewness values were low (0.1–0.6).</w:t>
-      </w:r>
-    </w:p>
-    <w:p>
-      <w:pPr>
-        <w:numPr>
-          <w:ilvl w:val="0"/>
-          <w:numId w:val="34"/>
-        </w:numPr>
-        <w:spacing w:after="0" w:line="360" w:lineRule="auto"/>
-        <w:jc w:val="both"/>
-        <w:rPr>
-          <w:rFonts w:asciiTheme="majorBidi" w:eastAsia="Calibri" w:hAnsiTheme="majorBidi" w:cstheme="majorBidi"/>
-          <w:sz w:val="24"/>
-          <w:szCs w:val="24"/>
-        </w:rPr>
-      </w:pPr>
-      <w:r>
-        <w:rPr>
-          <w:rFonts w:asciiTheme="majorBidi" w:eastAsia="Calibri" w:hAnsiTheme="majorBidi" w:cstheme="majorBidi"/>
-          <w:sz w:val="24"/>
-          <w:szCs w:val="24"/>
-        </w:rPr>
-        <w:t>QQ-plots showed approximate linearity</w:t>
-      </w:r>
-      <w:bookmarkEnd w:id="18"/>
-      <w:r>
-        <w:rPr>
-          <w:rFonts w:asciiTheme="majorBidi" w:eastAsia="Calibri" w:hAnsiTheme="majorBidi" w:cstheme="majorBidi"/>
-          <w:sz w:val="24"/>
-          <w:szCs w:val="24"/>
-        </w:rPr>
-        <w:t>.</w:t>
-      </w:r>
-    </w:p>
-    <w:p>
-      <w:pPr>
-        <w:spacing w:after="0" w:line="360" w:lineRule="auto"/>
-        <w:jc w:val="both"/>
-        <w:rPr>
-          <w:rFonts w:asciiTheme="majorBidi" w:eastAsia="Calibri" w:hAnsiTheme="majorBidi" w:cstheme="majorBidi"/>
-          <w:sz w:val="24"/>
-          <w:szCs w:val="24"/>
-        </w:rPr>
-      </w:pPr>
-      <w:bookmarkStart w:id="20" w:name="_Hlk215423603"/>
-      <w:r>
-        <w:rPr>
-          <w:rFonts w:asciiTheme="majorBidi" w:eastAsia="Calibri" w:hAnsiTheme="majorBidi" w:cstheme="majorBidi"/>
-          <w:sz w:val="24"/>
-          <w:szCs w:val="24"/>
-        </w:rPr>
-        <w:lastRenderedPageBreak/>
-        <w:t xml:space="preserve">Dust event counts are </w:t>
-      </w:r>
-      <w:r>
-        <w:rPr>
-          <w:rFonts w:asciiTheme="majorBidi" w:eastAsia="Calibri" w:hAnsiTheme="majorBidi" w:cstheme="majorBidi"/>
-          <w:b/>
-          <w:bCs/>
-          <w:sz w:val="24"/>
-          <w:szCs w:val="24"/>
-        </w:rPr>
-        <w:t>approximately normal</w:t>
-      </w:r>
-      <w:r>
-        <w:rPr>
-          <w:rFonts w:asciiTheme="majorBidi" w:eastAsia="Calibri" w:hAnsiTheme="majorBidi" w:cstheme="majorBidi"/>
-          <w:sz w:val="24"/>
-          <w:szCs w:val="24"/>
-        </w:rPr>
-        <w:t xml:space="preserve"> only when:</w:t>
-      </w:r>
-    </w:p>
-    <w:p>
-      <w:pPr>
-        <w:numPr>
-          <w:ilvl w:val="0"/>
-          <w:numId w:val="35"/>
-        </w:numPr>
-        <w:spacing w:after="0" w:line="360" w:lineRule="auto"/>
-        <w:jc w:val="both"/>
-        <w:rPr>
-          <w:rFonts w:asciiTheme="majorBidi" w:eastAsia="Calibri" w:hAnsiTheme="majorBidi" w:cstheme="majorBidi"/>
-          <w:sz w:val="24"/>
-          <w:szCs w:val="24"/>
-        </w:rPr>
-      </w:pPr>
-      <w:r>
-        <w:rPr>
-          <w:rFonts w:asciiTheme="majorBidi" w:eastAsia="Calibri" w:hAnsiTheme="majorBidi" w:cstheme="majorBidi"/>
-          <w:sz w:val="24"/>
-          <w:szCs w:val="24"/>
-        </w:rPr>
-        <w:t>Aggregated annually</w:t>
-      </w:r>
-    </w:p>
-    <w:p>
-      <w:pPr>
-        <w:numPr>
-          <w:ilvl w:val="0"/>
-          <w:numId w:val="35"/>
-        </w:numPr>
-        <w:spacing w:after="0" w:line="360" w:lineRule="auto"/>
-        <w:jc w:val="both"/>
-        <w:rPr>
-          <w:rFonts w:asciiTheme="majorBidi" w:eastAsia="Calibri" w:hAnsiTheme="majorBidi" w:cstheme="majorBidi"/>
-          <w:sz w:val="24"/>
-          <w:szCs w:val="24"/>
-        </w:rPr>
-      </w:pPr>
-      <w:r>
-        <w:rPr>
-          <w:rFonts w:asciiTheme="majorBidi" w:eastAsia="Calibri" w:hAnsiTheme="majorBidi" w:cstheme="majorBidi"/>
-          <w:sz w:val="24"/>
-          <w:szCs w:val="24"/>
-        </w:rPr>
-        <w:t>Over multi-decade time windows</w:t>
-      </w:r>
-    </w:p>
-    <w:p>
-      <w:pPr>
-        <w:numPr>
-          <w:ilvl w:val="0"/>
-          <w:numId w:val="35"/>
-        </w:numPr>
-        <w:spacing w:after="0" w:line="360" w:lineRule="auto"/>
-        <w:jc w:val="both"/>
-        <w:rPr>
-          <w:rFonts w:asciiTheme="majorBidi" w:eastAsia="Calibri" w:hAnsiTheme="majorBidi" w:cstheme="majorBidi"/>
-          <w:sz w:val="24"/>
-          <w:szCs w:val="24"/>
-        </w:rPr>
-      </w:pPr>
-      <w:r>
-        <w:rPr>
-          <w:rFonts w:asciiTheme="majorBidi" w:eastAsia="Calibri" w:hAnsiTheme="majorBidi" w:cstheme="majorBidi"/>
-          <w:sz w:val="24"/>
-          <w:szCs w:val="24"/>
-        </w:rPr>
-        <w:t>After mild smoothing via long-term climatology</w:t>
-      </w:r>
-    </w:p>
-    <w:commentRangeEnd w:id="19"/>
-    <w:p>
-      <w:pPr>
-        <w:spacing w:after="0" w:line="360" w:lineRule="auto"/>
-        <w:jc w:val="both"/>
-        <w:rPr>
-          <w:rFonts w:asciiTheme="majorBidi" w:eastAsia="Calibri" w:hAnsiTheme="majorBidi" w:cstheme="majorBidi"/>
-          <w:sz w:val="24"/>
-          <w:szCs w:val="24"/>
-        </w:rPr>
-      </w:pPr>
-      <w:r>
-        <w:rPr>
-          <w:rFonts w:asciiTheme="majorBidi" w:eastAsia="Calibri" w:hAnsiTheme="majorBidi" w:cstheme="majorBidi"/>
-          <w:sz w:val="16"/>
-          <w:szCs w:val="16"/>
-        </w:rPr>
-        <w:commentReference w:id="19"/>
-      </w:r>
-      <w:commentRangeStart w:id="21"/>
-      <w:r>
-        <w:rPr>
-          <w:rFonts w:asciiTheme="majorBidi" w:eastAsia="Calibri" w:hAnsiTheme="majorBidi" w:cstheme="majorBidi"/>
-          <w:sz w:val="24"/>
-          <w:szCs w:val="24"/>
-        </w:rPr>
-        <w:t>This near-normal behavior enables the use of normal-based confidence intervals (68–95–99.7%), but we clarify that this is an approximation, not a strict statistical assumption.</w:t>
-      </w:r>
-      <w:commentRangeEnd w:id="21"/>
-      <w:r>
-        <w:rPr>
-          <w:rFonts w:asciiTheme="majorBidi" w:eastAsia="Calibri" w:hAnsiTheme="majorBidi" w:cstheme="majorBidi"/>
-          <w:sz w:val="16"/>
-          <w:szCs w:val="16"/>
-        </w:rPr>
-        <w:commentReference w:id="21"/>
-      </w:r>
-    </w:p>
-    <w:bookmarkEnd w:id="20"/>
-    <w:p>
-      <w:pPr>
         <w:spacing w:after="0" w:line="360" w:lineRule="auto"/>
         <w:jc w:val="lowKashida"/>
         <w:rPr>
-          <w:rFonts w:asciiTheme="majorBidi" w:eastAsia="Calibri" w:hAnsiTheme="majorBidi" w:cstheme="majorBidi"/>
-          <w:sz w:val="24"/>
-          <w:szCs w:val="24"/>
-        </w:rPr>
-      </w:pPr>
-      <w:r>
-        <w:rPr>
-          <w:rFonts w:asciiTheme="majorBidi" w:eastAsia="Calibri" w:hAnsiTheme="majorBidi" w:cstheme="majorBidi"/>
-          <w:sz w:val="24"/>
-          <w:szCs w:val="24"/>
-        </w:rPr>
-        <w:t>The probability distribution curve of dust frequency exhibits a normal distribution (compared to the probability distribution of severe and continuous dusty days). The apparent normal behavior of DSE frequency distributions was also statistically verified. Shapiro–Wilk and Anderson–Darling tests, in combination with QQ-plots and skewness analysis (</w:t>
-      </w:r>
-      <w:r>
-        <w:rPr>
-          <w:rFonts w:asciiTheme="majorBidi" w:eastAsia="Calibri" w:hAnsiTheme="majorBidi" w:cstheme="majorBidi"/>
-          <w:color w:val="00B0F0"/>
-          <w:sz w:val="24"/>
-          <w:szCs w:val="24"/>
-        </w:rPr>
-        <w:t>González-Estrada &amp; Cosmes, 2019</w:t>
-      </w:r>
-      <w:r>
-        <w:rPr>
-          <w:rFonts w:asciiTheme="majorBidi" w:eastAsia="Calibri" w:hAnsiTheme="majorBidi" w:cstheme="majorBidi"/>
-          <w:sz w:val="24"/>
-          <w:szCs w:val="24"/>
-        </w:rPr>
-        <w:t xml:space="preserve">) indicated that annual DSE counts approximate a normal distribution for most cities. </w:t>
+          <w:rFonts w:asciiTheme="majorBidi" w:hAnsiTheme="majorBidi" w:cstheme="majorBidi"/>
+          <w:sz w:val="24"/>
+          <w:szCs w:val="24"/>
+        </w:rPr>
+      </w:pPr>
+      <w:r>
+        <w:rPr>
+          <w:rFonts w:asciiTheme="majorBidi" w:hAnsiTheme="majorBidi" w:cstheme="majorBidi"/>
+          <w:sz w:val="24"/>
+          <w:szCs w:val="24"/>
+        </w:rPr>
+        <w:lastRenderedPageBreak/>
+        <w:t xml:space="preserve">For annual counts p-values &gt; 0.05 were obtained for Shapiro–Wilk in 4 of 6 cities. Skewness values were low (0.1–0.6), and QQ-plots showed approximate linearity. Generally, dust event counts are approximately normal only when: they are aggregated annually, over multi-decade time windows, and after mild smoothing via long-term climatology. This near-normal behavior enables the use of normal-based confidence intervals (68–95–99.7%), but we clarify that this is an approximation, not a strict statistical assumption. Therefore, we interpret the normal distribution as a useful approximation and use it only for estimating confidence intervals of expected annual dust frequency. Hence, the rules of normal distribution can be used to analyze different DSE frequencies. In the normal distribution curve, three distinct probability or confidence levels have been identified, namely 68%, 95%, and 99.7%.  Consequently, we provided </w:t>
+      </w:r>
+      <w:bookmarkStart w:id="14" w:name="_Hlk167445772"/>
+      <w:r>
+        <w:rPr>
+          <w:rFonts w:asciiTheme="majorBidi" w:hAnsiTheme="majorBidi" w:cstheme="majorBidi"/>
+          <w:sz w:val="24"/>
+          <w:szCs w:val="24"/>
+        </w:rPr>
+        <w:t xml:space="preserve">the expected range of annual DSEs occurring in the selected cities within confidence levels 68%, 95%, and 99.7% </w:t>
+      </w:r>
+      <w:bookmarkEnd w:id="14"/>
+      <w:r>
+        <w:rPr>
+          <w:rFonts w:asciiTheme="majorBidi" w:hAnsiTheme="majorBidi" w:cstheme="majorBidi"/>
+          <w:sz w:val="24"/>
+          <w:szCs w:val="24"/>
+        </w:rPr>
+        <w:t>in Table 2. The ranges of DSE numbers within the probability levels for Gaziantep and Basra are expected to be 14 to 22, 10 to 26, 6 to 32 and 83 to 101, 74 to 110, 65 to 119, respectively. The probability levels for the remaining cities exhibit varieties that lie between those of Gaziantep and Basra (</w:t>
+      </w:r>
+      <w:r>
+        <w:rPr>
+          <w:rFonts w:asciiTheme="majorBidi" w:eastAsia="Calibri" w:hAnsiTheme="majorBidi" w:cstheme="majorBidi"/>
+          <w:color w:val="0070C0"/>
+          <w:sz w:val="24"/>
+          <w:szCs w:val="24"/>
+        </w:rPr>
+        <w:t>Table 2</w:t>
+      </w:r>
+      <w:r>
+        <w:rPr>
+          <w:rFonts w:asciiTheme="majorBidi" w:hAnsiTheme="majorBidi" w:cstheme="majorBidi"/>
+          <w:sz w:val="24"/>
+          <w:szCs w:val="24"/>
+        </w:rPr>
+        <w:t>). In general, the application of the probability distribution of DSEs offers valuable insights into the dust hazard conditions prevalent in these cities. This information can be instrumental in informing policies and strategies aimed at mitigating the substantial environmental and health impacts associated with dust storms.</w:t>
       </w:r>
     </w:p>
-    <w:p>
-      <w:pPr>
-        <w:spacing w:after="0" w:line="360" w:lineRule="auto"/>
-        <w:jc w:val="lowKashida"/>
-        <w:rPr>
-          <w:rFonts w:asciiTheme="majorBidi" w:eastAsia="Calibri" w:hAnsiTheme="majorBidi" w:cstheme="majorBidi"/>
-          <w:sz w:val="24"/>
-          <w:szCs w:val="24"/>
-        </w:rPr>
-      </w:pPr>
-      <w:r>
-        <w:rPr>
-          <w:rFonts w:asciiTheme="majorBidi" w:eastAsia="Calibri" w:hAnsiTheme="majorBidi" w:cstheme="majorBidi"/>
-          <w:sz w:val="24"/>
-          <w:szCs w:val="24"/>
-        </w:rPr>
-        <w:t xml:space="preserve">For annual counts p-values &gt; 0.05 were obtained for Shapiro–Wilk in 4 of 6 cities. Skewness values were low (0.1–0.6), and QQ-plots showed approximate linearity. Generally, dust event counts are approximately normal only when: they are aggregated annually, over multi-decade time windows, and after mild smoothing via long-term climatology. </w:t>
-      </w:r>
-      <w:commentRangeStart w:id="22"/>
-      <w:r>
-        <w:rPr>
-          <w:rFonts w:asciiTheme="majorBidi" w:eastAsia="Calibri" w:hAnsiTheme="majorBidi" w:cstheme="majorBidi"/>
-          <w:sz w:val="24"/>
-          <w:szCs w:val="24"/>
-        </w:rPr>
-        <w:t xml:space="preserve">This near-normal behavior enables the use of normal-based confidence intervals (68–95–99.7%), but we clarify that this is an approximation, not a strict statistical assumption. </w:t>
-      </w:r>
-      <w:commentRangeEnd w:id="22"/>
-      <w:r>
-        <w:rPr>
-          <w:rFonts w:asciiTheme="majorBidi" w:eastAsia="Calibri" w:hAnsiTheme="majorBidi" w:cstheme="majorBidi"/>
-          <w:sz w:val="16"/>
-          <w:szCs w:val="16"/>
-        </w:rPr>
-        <w:commentReference w:id="22"/>
-      </w:r>
-      <w:r>
-        <w:rPr>
-          <w:rFonts w:asciiTheme="majorBidi" w:eastAsia="Calibri" w:hAnsiTheme="majorBidi" w:cstheme="majorBidi"/>
-          <w:sz w:val="24"/>
-          <w:szCs w:val="24"/>
-        </w:rPr>
-        <w:t>We therefore interpret the normal distribution as a useful approximation, not a strict assumption, and use it only for estimating confidence intervals of expected annual dust frequency. Hence, the rules of normal distribution can be used to analyze different DSE frequencies. In the normal distribution curve, three distinct probability or confidence levels have been identified, namely 68%, 95%, and 99.7%.  Consequently, we provided the expected ranges of annual DSEs occurring in the selected cities within these confidence levels (</w:t>
-      </w:r>
-      <w:r>
-        <w:rPr>
-          <w:rFonts w:asciiTheme="majorBidi" w:eastAsia="Calibri" w:hAnsiTheme="majorBidi" w:cstheme="majorBidi"/>
-          <w:color w:val="0070C0"/>
-          <w:sz w:val="24"/>
-          <w:szCs w:val="24"/>
-        </w:rPr>
-        <w:t>Table 2)</w:t>
-      </w:r>
-      <w:r>
-        <w:rPr>
-          <w:rFonts w:asciiTheme="majorBidi" w:eastAsia="Calibri" w:hAnsiTheme="majorBidi" w:cstheme="majorBidi"/>
-          <w:sz w:val="24"/>
-          <w:szCs w:val="24"/>
-        </w:rPr>
-        <w:t>. The expected ranges of annual DSE counts at the three probability levels for Gaziantep are 14–22, 10–26, and 6–32 days, respectively, while the corresponding ranges for Basra are 83–101, 74–110, and 65–119 days. The probability ranges estimated for the remaining cities fall between those of Gaziantep and Basra. In general, the application of the probability distribution of DSEs offers valuable insights into the dust hazard conditions prevalent in these cities. This information can be instrumental in informing policies and strategies aimed at mitigating the substantial environmental and health impacts associated with dust storms.</w:t>
-      </w:r>
-    </w:p>
-    <w:p>
-      <w:pPr>
-        <w:spacing w:after="0" w:line="360" w:lineRule="auto"/>
-        <w:jc w:val="lowKashida"/>
-        <w:rPr>
-          <w:rFonts w:asciiTheme="majorBidi" w:eastAsia="Calibri" w:hAnsiTheme="majorBidi" w:cstheme="majorBidi"/>
-          <w:sz w:val="24"/>
-          <w:szCs w:val="24"/>
-        </w:rPr>
-      </w:pPr>
-    </w:p>
-    <w:bookmarkEnd w:id="17"/>
+    <w:bookmarkEnd w:id="13"/>
     <w:p>
       <w:pPr>
         <w:keepNext/>
@@ -13154,7 +13970,6 @@
           <w:sz w:val="24"/>
           <w:szCs w:val="24"/>
         </w:rPr>
-        <w:lastRenderedPageBreak/>
         <w:t xml:space="preserve">Table </w:t>
       </w:r>
       <w:r>
@@ -14043,10 +14858,43 @@
     </w:tbl>
     <w:p>
       <w:pPr>
+        <w:spacing w:after="0" w:line="360" w:lineRule="auto"/>
+        <w:jc w:val="both"/>
+        <w:rPr>
+          <w:rFonts w:asciiTheme="majorBidi" w:hAnsiTheme="majorBidi" w:cstheme="majorBidi"/>
+          <w:sz w:val="24"/>
+          <w:szCs w:val="24"/>
+        </w:rPr>
+      </w:pPr>
+    </w:p>
+    <w:p>
+      <w:pPr>
+        <w:spacing w:after="0" w:line="360" w:lineRule="auto"/>
+        <w:jc w:val="both"/>
+        <w:rPr>
+          <w:rFonts w:asciiTheme="majorBidi" w:hAnsiTheme="majorBidi" w:cstheme="majorBidi"/>
+          <w:sz w:val="24"/>
+          <w:szCs w:val="24"/>
+        </w:rPr>
+      </w:pPr>
+    </w:p>
+    <w:p>
+      <w:pPr>
+        <w:spacing w:after="0" w:line="360" w:lineRule="auto"/>
+        <w:jc w:val="both"/>
+        <w:rPr>
+          <w:rFonts w:asciiTheme="majorBidi" w:hAnsiTheme="majorBidi" w:cstheme="majorBidi"/>
+          <w:sz w:val="24"/>
+          <w:szCs w:val="24"/>
+        </w:rPr>
+      </w:pPr>
+    </w:p>
+    <w:p>
+      <w:pPr>
         <w:pStyle w:val="ListParagraph"/>
         <w:numPr>
           <w:ilvl w:val="1"/>
-          <w:numId w:val="22"/>
+          <w:numId w:val="40"/>
         </w:numPr>
         <w:spacing w:after="120" w:line="360" w:lineRule="auto"/>
         <w:rPr>
@@ -14069,6 +14917,7 @@
           <w:sz w:val="24"/>
           <w:szCs w:val="24"/>
         </w:rPr>
+        <w:lastRenderedPageBreak/>
         <w:t>Dust hazard index</w:t>
       </w:r>
     </w:p>
@@ -14107,6 +14956,7 @@
         </w:rPr>
         <w:t>). Hazard of dust storm is regarded as one of the components of dust risk analysis. Since the frequency (</w:t>
       </w:r>
+      <w:proofErr w:type="gramStart"/>
       <w:r>
         <w:rPr>
           <w:rFonts w:asciiTheme="majorBidi" w:hAnsiTheme="majorBidi" w:cstheme="majorBidi"/>
@@ -14116,6 +14966,7 @@
         </w:rPr>
         <w:t>Equation  2</w:t>
       </w:r>
+      <w:proofErr w:type="gramEnd"/>
       <w:r>
         <w:rPr>
           <w:rFonts w:asciiTheme="majorBidi" w:hAnsiTheme="majorBidi" w:cstheme="majorBidi"/>
@@ -15072,6 +15923,7 @@
         </w:rPr>
         <w:t>). Hence, due to the flexible and nonlinear impact of the Hedged Product, it is recommended as the DHI for dust hazard analysis (</w:t>
       </w:r>
+      <w:proofErr w:type="spellStart"/>
       <w:r>
         <w:rPr>
           <w:rFonts w:asciiTheme="majorBidi" w:eastAsia="Calibri" w:hAnsiTheme="majorBidi" w:cstheme="majorBidi"/>
@@ -15079,7 +15931,37 @@
           <w:sz w:val="24"/>
           <w:szCs w:val="24"/>
         </w:rPr>
-        <w:t>Darvishi Boloorani et al., 2023a</w:t>
+        <w:t>Darvishi</w:t>
+      </w:r>
+      <w:proofErr w:type="spellEnd"/>
+      <w:r>
+        <w:rPr>
+          <w:rFonts w:asciiTheme="majorBidi" w:eastAsia="Calibri" w:hAnsiTheme="majorBidi" w:cstheme="majorBidi"/>
+          <w:color w:val="00B0F0"/>
+          <w:sz w:val="24"/>
+          <w:szCs w:val="24"/>
+        </w:rPr>
+        <w:t xml:space="preserve"> </w:t>
+      </w:r>
+      <w:proofErr w:type="spellStart"/>
+      <w:r>
+        <w:rPr>
+          <w:rFonts w:asciiTheme="majorBidi" w:eastAsia="Calibri" w:hAnsiTheme="majorBidi" w:cstheme="majorBidi"/>
+          <w:color w:val="00B0F0"/>
+          <w:sz w:val="24"/>
+          <w:szCs w:val="24"/>
+        </w:rPr>
+        <w:t>Boloorani</w:t>
+      </w:r>
+      <w:proofErr w:type="spellEnd"/>
+      <w:r>
+        <w:rPr>
+          <w:rFonts w:asciiTheme="majorBidi" w:eastAsia="Calibri" w:hAnsiTheme="majorBidi" w:cstheme="majorBidi"/>
+          <w:color w:val="00B0F0"/>
+          <w:sz w:val="24"/>
+          <w:szCs w:val="24"/>
+        </w:rPr>
+        <w:t xml:space="preserve"> et al., 2023a</w:t>
       </w:r>
       <w:r>
         <w:rPr>
@@ -15096,17 +15978,7 @@
           <w:sz w:val="24"/>
           <w:szCs w:val="24"/>
         </w:rPr>
-        <w:t xml:space="preserve">Figure </w:t>
-      </w:r>
-      <w:r>
-        <w:rPr>
-          <w:rFonts w:asciiTheme="majorBidi" w:eastAsia="Calibri" w:hAnsiTheme="majorBidi" w:cstheme="majorBidi"/>
-          <w:color w:val="0070C0"/>
-          <w:sz w:val="24"/>
-          <w:szCs w:val="24"/>
-        </w:rPr>
-        <w:lastRenderedPageBreak/>
-        <w:t>11</w:t>
+        <w:t>Figure 11</w:t>
       </w:r>
       <w:r>
         <w:rPr>
@@ -15151,6 +16023,7 @@
           <w:sz w:val="24"/>
           <w:szCs w:val="24"/>
         </w:rPr>
+        <w:lastRenderedPageBreak/>
         <w:drawing>
           <wp:inline distT="0" distB="0" distL="0" distR="0" wp14:anchorId="1A65266F" wp14:editId="6EF20E00">
             <wp:extent cx="5481955" cy="6658245"/>
@@ -15169,7 +16042,7 @@
                     </pic:cNvPicPr>
                   </pic:nvPicPr>
                   <pic:blipFill>
-                    <a:blip r:embed="rId56" cstate="print">
+                    <a:blip r:embed="rId53" cstate="print">
                       <a:extLst>
                         <a:ext uri="{28A0092B-C50C-407E-A947-70E740481C1C}">
                           <a14:useLocalDpi xmlns:a14="http://schemas.microsoft.com/office/drawing/2010/main" val="0"/>
@@ -15222,7 +16095,6 @@
           <w:sz w:val="24"/>
           <w:szCs w:val="24"/>
         </w:rPr>
-        <w:lastRenderedPageBreak/>
         <w:t xml:space="preserve">Figure </w:t>
       </w:r>
       <w:r>
@@ -15331,6 +16203,7 @@
           <w:sz w:val="24"/>
           <w:szCs w:val="24"/>
         </w:rPr>
+        <w:lastRenderedPageBreak/>
         <w:drawing>
           <wp:inline distT="0" distB="0" distL="0" distR="0" wp14:anchorId="112C32AA" wp14:editId="3B751F33">
             <wp:extent cx="4986381" cy="5086350"/>
@@ -15347,7 +16220,7 @@
                     <pic:cNvPicPr/>
                   </pic:nvPicPr>
                   <pic:blipFill>
-                    <a:blip r:embed="rId57" cstate="print">
+                    <a:blip r:embed="rId54" cstate="print">
                       <a:extLst>
                         <a:ext uri="{28A0092B-C50C-407E-A947-70E740481C1C}">
                           <a14:useLocalDpi xmlns:a14="http://schemas.microsoft.com/office/drawing/2010/main" val="0"/>
@@ -15492,7 +16365,7 @@
           <w:sz w:val="24"/>
           <w:szCs w:val="24"/>
         </w:rPr>
-        <w:t xml:space="preserve">An increase in dust storms is evident across the TEB during years between 2001 and 2022. However, this increase is not directly proportional to the frequency and intensity of dust events. Therefore, the extraction of frequency, intensity, and continuity of dusty days as the main </w:t>
+        <w:t xml:space="preserve">An increase in dust storms is evident across the TEB during years between 2001 and 2022. However, this increase is not directly proportional to the frequency and intensity of dust events. Therefore, the extraction of frequency, intensity, and continuity of dusty days as the main components of dust storm hazard enhances our understanding of the spatiotemporal patterns of this hazardous phenomenon. This study conducted an exhaustive examination of MODIS-AOD time series within the TEB region and yielded significant insights into the hazard of dust storms. The study identified annual AOD thresholds using the weighting average method based on daily AOD and dust hotspot location datasets, establishing a robust framework for distinguishing </w:t>
       </w:r>
       <w:r>
         <w:rPr>
@@ -15501,7 +16374,7 @@
           <w:szCs w:val="24"/>
         </w:rPr>
         <w:lastRenderedPageBreak/>
-        <w:t>components of dust storm hazard enhances our understanding of the spatiotemporal patterns of this hazardous phenomenon. This study conducted an exhaustive examination of MODIS-AOD time series within the TEB region and yielded significant insights into the hazard of dust storms. The study identified annual AOD thresholds using the weighting average method based on daily AOD and dust hotspot location datasets, establishing a robust framework for distinguishing between dusty and non-dusty days. The spatiotemporal</w:t>
+        <w:t>between dusty and non-dusty days. The spatiotemporal</w:t>
       </w:r>
       <w:r>
         <w:rPr>
@@ -15558,25 +16431,7 @@
           <w:sz w:val="24"/>
           <w:szCs w:val="24"/>
         </w:rPr>
-        <w:t xml:space="preserve">The authors express their gratitude thanks to the support of Iran National Science Foundation (INSF) under project No. 402069, the National Key R&amp;D Program of China (2023YFE0102500), and the National Science Foundation of China (42361144711). The authors also thank the General Department of Natural Resources and Watershed Management of Alborz Province for their valuable support. </w:t>
-      </w:r>
-      <w:commentRangeStart w:id="23"/>
-      <w:r>
-        <w:rPr>
-          <w:rFonts w:asciiTheme="majorBidi" w:eastAsia="Calibri" w:hAnsiTheme="majorBidi" w:cstheme="majorBidi"/>
-          <w:sz w:val="24"/>
-          <w:szCs w:val="24"/>
-        </w:rPr>
-        <w:t xml:space="preserve">The authors also express special thanks to the UN-Habitat and Kuwait Fund for Arab Economic Development for partial funding. </w:t>
-      </w:r>
-      <w:commentRangeEnd w:id="23"/>
-      <w:r>
-        <w:rPr>
-          <w:rFonts w:asciiTheme="majorBidi" w:eastAsia="Calibri" w:hAnsiTheme="majorBidi" w:cstheme="majorBidi"/>
-          <w:sz w:val="16"/>
-          <w:szCs w:val="16"/>
-        </w:rPr>
-        <w:commentReference w:id="23"/>
+        <w:t xml:space="preserve">The authors express their gratitude thanks to the support of Iran National Science Foundation (INSF) under project No. 402069, the National Key R&amp;D Program of China (2023YFE0102500), and the National Science Foundation of China (42361144711). The authors also thank the General Department of Natural Resources and Watershed Management of Alborz Province for their valuable support. The authors also express special thanks to the UN-Habitat and Kuwait Fund for Arab Economic Development for partial funding. </w:t>
       </w:r>
     </w:p>
     <w:p>
@@ -15626,17 +16481,41 @@
           <w:shd w:val="clear" w:color="auto" w:fill="F7F7F7"/>
         </w:rPr>
       </w:pPr>
-      <w:bookmarkStart w:id="24" w:name="_Hlk167449006"/>
-      <w:r>
-        <w:rPr>
-          <w:rFonts w:asciiTheme="majorBidi" w:eastAsia="Calibri" w:hAnsiTheme="majorBidi" w:cstheme="majorBidi"/>
-          <w:bCs/>
-          <w:color w:val="111111"/>
-          <w:sz w:val="24"/>
-          <w:szCs w:val="24"/>
-          <w:shd w:val="clear" w:color="auto" w:fill="F7F7F7"/>
-        </w:rPr>
-        <w:t>Abbas, A. W., Minallh, N., Ahmad, N., Abid, S. A. R., &amp; Khan, M. A. A. (2016). K-Means and ISODATA clustering algorithms for landcover classification using remote sensing. Sindh University Research Journal-SURJ (Science Series), 48(2).</w:t>
+      <w:bookmarkStart w:id="15" w:name="_Hlk167449006"/>
+      <w:r>
+        <w:rPr>
+          <w:rFonts w:asciiTheme="majorBidi" w:eastAsia="Calibri" w:hAnsiTheme="majorBidi" w:cstheme="majorBidi"/>
+          <w:bCs/>
+          <w:color w:val="111111"/>
+          <w:sz w:val="24"/>
+          <w:szCs w:val="24"/>
+          <w:shd w:val="clear" w:color="auto" w:fill="F7F7F7"/>
+        </w:rPr>
+        <w:t xml:space="preserve">Abbas, A. W., </w:t>
+      </w:r>
+      <w:proofErr w:type="spellStart"/>
+      <w:r>
+        <w:rPr>
+          <w:rFonts w:asciiTheme="majorBidi" w:eastAsia="Calibri" w:hAnsiTheme="majorBidi" w:cstheme="majorBidi"/>
+          <w:bCs/>
+          <w:color w:val="111111"/>
+          <w:sz w:val="24"/>
+          <w:szCs w:val="24"/>
+          <w:shd w:val="clear" w:color="auto" w:fill="F7F7F7"/>
+        </w:rPr>
+        <w:t>Minallh</w:t>
+      </w:r>
+      <w:proofErr w:type="spellEnd"/>
+      <w:r>
+        <w:rPr>
+          <w:rFonts w:asciiTheme="majorBidi" w:eastAsia="Calibri" w:hAnsiTheme="majorBidi" w:cstheme="majorBidi"/>
+          <w:bCs/>
+          <w:color w:val="111111"/>
+          <w:sz w:val="24"/>
+          <w:szCs w:val="24"/>
+          <w:shd w:val="clear" w:color="auto" w:fill="F7F7F7"/>
+        </w:rPr>
+        <w:t>, N., Ahmad, N., Abid, S. A. R., &amp; Khan, M. A. A. (2016). K-Means and ISODATA clustering algorithms for landcover classification using remote sensing. Sindh University Research Journal-SURJ (Science Series), 48(2).</w:t>
       </w:r>
     </w:p>
     <w:p>
@@ -15652,16 +16531,149 @@
           <w:shd w:val="clear" w:color="auto" w:fill="F7F7F7"/>
         </w:rPr>
       </w:pPr>
-      <w:r>
-        <w:rPr>
-          <w:rFonts w:asciiTheme="majorBidi" w:eastAsia="Calibri" w:hAnsiTheme="majorBidi" w:cstheme="majorBidi"/>
-          <w:bCs/>
-          <w:color w:val="111111"/>
-          <w:sz w:val="24"/>
-          <w:szCs w:val="24"/>
-          <w:shd w:val="clear" w:color="auto" w:fill="F7F7F7"/>
-        </w:rPr>
-        <w:t>Aghababaeian, H., Ostadtaghizadeh, A., Ardalan, A., Asgary, A., Akbary, M., Yekaninejad, M. S., &amp; Stephens, C. (2021). Global health impacts of dust storms: a systematic review. </w:t>
+      <w:proofErr w:type="spellStart"/>
+      <w:r>
+        <w:rPr>
+          <w:rFonts w:asciiTheme="majorBidi" w:eastAsia="Calibri" w:hAnsiTheme="majorBidi" w:cstheme="majorBidi"/>
+          <w:bCs/>
+          <w:color w:val="111111"/>
+          <w:sz w:val="24"/>
+          <w:szCs w:val="24"/>
+          <w:shd w:val="clear" w:color="auto" w:fill="F7F7F7"/>
+        </w:rPr>
+        <w:t>Aghababaeian</w:t>
+      </w:r>
+      <w:proofErr w:type="spellEnd"/>
+      <w:r>
+        <w:rPr>
+          <w:rFonts w:asciiTheme="majorBidi" w:eastAsia="Calibri" w:hAnsiTheme="majorBidi" w:cstheme="majorBidi"/>
+          <w:bCs/>
+          <w:color w:val="111111"/>
+          <w:sz w:val="24"/>
+          <w:szCs w:val="24"/>
+          <w:shd w:val="clear" w:color="auto" w:fill="F7F7F7"/>
+        </w:rPr>
+        <w:t xml:space="preserve">, H., </w:t>
+      </w:r>
+      <w:proofErr w:type="spellStart"/>
+      <w:r>
+        <w:rPr>
+          <w:rFonts w:asciiTheme="majorBidi" w:eastAsia="Calibri" w:hAnsiTheme="majorBidi" w:cstheme="majorBidi"/>
+          <w:bCs/>
+          <w:color w:val="111111"/>
+          <w:sz w:val="24"/>
+          <w:szCs w:val="24"/>
+          <w:shd w:val="clear" w:color="auto" w:fill="F7F7F7"/>
+        </w:rPr>
+        <w:t>Ostadtaghizadeh</w:t>
+      </w:r>
+      <w:proofErr w:type="spellEnd"/>
+      <w:r>
+        <w:rPr>
+          <w:rFonts w:asciiTheme="majorBidi" w:eastAsia="Calibri" w:hAnsiTheme="majorBidi" w:cstheme="majorBidi"/>
+          <w:bCs/>
+          <w:color w:val="111111"/>
+          <w:sz w:val="24"/>
+          <w:szCs w:val="24"/>
+          <w:shd w:val="clear" w:color="auto" w:fill="F7F7F7"/>
+        </w:rPr>
+        <w:t xml:space="preserve">, A., </w:t>
+      </w:r>
+      <w:proofErr w:type="spellStart"/>
+      <w:r>
+        <w:rPr>
+          <w:rFonts w:asciiTheme="majorBidi" w:eastAsia="Calibri" w:hAnsiTheme="majorBidi" w:cstheme="majorBidi"/>
+          <w:bCs/>
+          <w:color w:val="111111"/>
+          <w:sz w:val="24"/>
+          <w:szCs w:val="24"/>
+          <w:shd w:val="clear" w:color="auto" w:fill="F7F7F7"/>
+        </w:rPr>
+        <w:t>Ardalan</w:t>
+      </w:r>
+      <w:proofErr w:type="spellEnd"/>
+      <w:r>
+        <w:rPr>
+          <w:rFonts w:asciiTheme="majorBidi" w:eastAsia="Calibri" w:hAnsiTheme="majorBidi" w:cstheme="majorBidi"/>
+          <w:bCs/>
+          <w:color w:val="111111"/>
+          <w:sz w:val="24"/>
+          <w:szCs w:val="24"/>
+          <w:shd w:val="clear" w:color="auto" w:fill="F7F7F7"/>
+        </w:rPr>
+        <w:t xml:space="preserve">, A., </w:t>
+      </w:r>
+      <w:proofErr w:type="spellStart"/>
+      <w:r>
+        <w:rPr>
+          <w:rFonts w:asciiTheme="majorBidi" w:eastAsia="Calibri" w:hAnsiTheme="majorBidi" w:cstheme="majorBidi"/>
+          <w:bCs/>
+          <w:color w:val="111111"/>
+          <w:sz w:val="24"/>
+          <w:szCs w:val="24"/>
+          <w:shd w:val="clear" w:color="auto" w:fill="F7F7F7"/>
+        </w:rPr>
+        <w:t>Asgary</w:t>
+      </w:r>
+      <w:proofErr w:type="spellEnd"/>
+      <w:r>
+        <w:rPr>
+          <w:rFonts w:asciiTheme="majorBidi" w:eastAsia="Calibri" w:hAnsiTheme="majorBidi" w:cstheme="majorBidi"/>
+          <w:bCs/>
+          <w:color w:val="111111"/>
+          <w:sz w:val="24"/>
+          <w:szCs w:val="24"/>
+          <w:shd w:val="clear" w:color="auto" w:fill="F7F7F7"/>
+        </w:rPr>
+        <w:t xml:space="preserve">, A., </w:t>
+      </w:r>
+      <w:proofErr w:type="spellStart"/>
+      <w:r>
+        <w:rPr>
+          <w:rFonts w:asciiTheme="majorBidi" w:eastAsia="Calibri" w:hAnsiTheme="majorBidi" w:cstheme="majorBidi"/>
+          <w:bCs/>
+          <w:color w:val="111111"/>
+          <w:sz w:val="24"/>
+          <w:szCs w:val="24"/>
+          <w:shd w:val="clear" w:color="auto" w:fill="F7F7F7"/>
+        </w:rPr>
+        <w:t>Akbary</w:t>
+      </w:r>
+      <w:proofErr w:type="spellEnd"/>
+      <w:r>
+        <w:rPr>
+          <w:rFonts w:asciiTheme="majorBidi" w:eastAsia="Calibri" w:hAnsiTheme="majorBidi" w:cstheme="majorBidi"/>
+          <w:bCs/>
+          <w:color w:val="111111"/>
+          <w:sz w:val="24"/>
+          <w:szCs w:val="24"/>
+          <w:shd w:val="clear" w:color="auto" w:fill="F7F7F7"/>
+        </w:rPr>
+        <w:t xml:space="preserve">, M., </w:t>
+      </w:r>
+      <w:proofErr w:type="spellStart"/>
+      <w:r>
+        <w:rPr>
+          <w:rFonts w:asciiTheme="majorBidi" w:eastAsia="Calibri" w:hAnsiTheme="majorBidi" w:cstheme="majorBidi"/>
+          <w:bCs/>
+          <w:color w:val="111111"/>
+          <w:sz w:val="24"/>
+          <w:szCs w:val="24"/>
+          <w:shd w:val="clear" w:color="auto" w:fill="F7F7F7"/>
+        </w:rPr>
+        <w:t>Yekaninejad</w:t>
+      </w:r>
+      <w:proofErr w:type="spellEnd"/>
+      <w:r>
+        <w:rPr>
+          <w:rFonts w:asciiTheme="majorBidi" w:eastAsia="Calibri" w:hAnsiTheme="majorBidi" w:cstheme="majorBidi"/>
+          <w:bCs/>
+          <w:color w:val="111111"/>
+          <w:sz w:val="24"/>
+          <w:szCs w:val="24"/>
+          <w:shd w:val="clear" w:color="auto" w:fill="F7F7F7"/>
+        </w:rPr>
+        <w:t>, M. S., &amp; Stephens, C. (2021). Global health impacts of dust storms: a systematic review. </w:t>
       </w:r>
       <w:r>
         <w:rPr>
@@ -15761,8 +16773,111 @@
           <w:szCs w:val="24"/>
           <w:shd w:val="clear" w:color="auto" w:fill="F7F7F7"/>
         </w:rPr>
-        <w:lastRenderedPageBreak/>
-        <w:t>Al-Hemoud, A., Al-Dashti, H., Al-Saleh, A., Petrov, P., Malek, M., Elhamoud, E., ... &amp; Middleton, N. (2022). Dust storm ‘hot spots’ and transport pathways affecting the Arabian Peninsula. </w:t>
+        <w:t>Al-</w:t>
+      </w:r>
+      <w:proofErr w:type="spellStart"/>
+      <w:r>
+        <w:rPr>
+          <w:rFonts w:asciiTheme="majorBidi" w:eastAsia="Calibri" w:hAnsiTheme="majorBidi" w:cstheme="majorBidi"/>
+          <w:bCs/>
+          <w:snapToGrid w:val="0"/>
+          <w:color w:val="111111"/>
+          <w:sz w:val="24"/>
+          <w:szCs w:val="24"/>
+          <w:shd w:val="clear" w:color="auto" w:fill="F7F7F7"/>
+        </w:rPr>
+        <w:t>Hemoud</w:t>
+      </w:r>
+      <w:proofErr w:type="spellEnd"/>
+      <w:r>
+        <w:rPr>
+          <w:rFonts w:asciiTheme="majorBidi" w:eastAsia="Calibri" w:hAnsiTheme="majorBidi" w:cstheme="majorBidi"/>
+          <w:bCs/>
+          <w:snapToGrid w:val="0"/>
+          <w:color w:val="111111"/>
+          <w:sz w:val="24"/>
+          <w:szCs w:val="24"/>
+          <w:shd w:val="clear" w:color="auto" w:fill="F7F7F7"/>
+        </w:rPr>
+        <w:t>, A., Al-</w:t>
+      </w:r>
+      <w:proofErr w:type="spellStart"/>
+      <w:r>
+        <w:rPr>
+          <w:rFonts w:asciiTheme="majorBidi" w:eastAsia="Calibri" w:hAnsiTheme="majorBidi" w:cstheme="majorBidi"/>
+          <w:bCs/>
+          <w:snapToGrid w:val="0"/>
+          <w:color w:val="111111"/>
+          <w:sz w:val="24"/>
+          <w:szCs w:val="24"/>
+          <w:shd w:val="clear" w:color="auto" w:fill="F7F7F7"/>
+        </w:rPr>
+        <w:t>Dashti</w:t>
+      </w:r>
+      <w:proofErr w:type="spellEnd"/>
+      <w:r>
+        <w:rPr>
+          <w:rFonts w:asciiTheme="majorBidi" w:eastAsia="Calibri" w:hAnsiTheme="majorBidi" w:cstheme="majorBidi"/>
+          <w:bCs/>
+          <w:snapToGrid w:val="0"/>
+          <w:color w:val="111111"/>
+          <w:sz w:val="24"/>
+          <w:szCs w:val="24"/>
+          <w:shd w:val="clear" w:color="auto" w:fill="F7F7F7"/>
+        </w:rPr>
+        <w:t xml:space="preserve">, H., Al-Saleh, A., Petrov, P., Malek, M., </w:t>
+      </w:r>
+      <w:proofErr w:type="spellStart"/>
+      <w:r>
+        <w:rPr>
+          <w:rFonts w:asciiTheme="majorBidi" w:eastAsia="Calibri" w:hAnsiTheme="majorBidi" w:cstheme="majorBidi"/>
+          <w:bCs/>
+          <w:snapToGrid w:val="0"/>
+          <w:color w:val="111111"/>
+          <w:sz w:val="24"/>
+          <w:szCs w:val="24"/>
+          <w:shd w:val="clear" w:color="auto" w:fill="F7F7F7"/>
+        </w:rPr>
+        <w:t>Elhamoud</w:t>
+      </w:r>
+      <w:proofErr w:type="spellEnd"/>
+      <w:r>
+        <w:rPr>
+          <w:rFonts w:asciiTheme="majorBidi" w:eastAsia="Calibri" w:hAnsiTheme="majorBidi" w:cstheme="majorBidi"/>
+          <w:bCs/>
+          <w:snapToGrid w:val="0"/>
+          <w:color w:val="111111"/>
+          <w:sz w:val="24"/>
+          <w:szCs w:val="24"/>
+          <w:shd w:val="clear" w:color="auto" w:fill="F7F7F7"/>
+        </w:rPr>
+        <w:t xml:space="preserve">, E., ... &amp; Middleton, N. (2022). Dust storm ‘hot </w:t>
+      </w:r>
+      <w:proofErr w:type="gramStart"/>
+      <w:r>
+        <w:rPr>
+          <w:rFonts w:asciiTheme="majorBidi" w:eastAsia="Calibri" w:hAnsiTheme="majorBidi" w:cstheme="majorBidi"/>
+          <w:bCs/>
+          <w:snapToGrid w:val="0"/>
+          <w:color w:val="111111"/>
+          <w:sz w:val="24"/>
+          <w:szCs w:val="24"/>
+          <w:shd w:val="clear" w:color="auto" w:fill="F7F7F7"/>
+        </w:rPr>
+        <w:t>spots’</w:t>
+      </w:r>
+      <w:proofErr w:type="gramEnd"/>
+      <w:r>
+        <w:rPr>
+          <w:rFonts w:asciiTheme="majorBidi" w:eastAsia="Calibri" w:hAnsiTheme="majorBidi" w:cstheme="majorBidi"/>
+          <w:bCs/>
+          <w:snapToGrid w:val="0"/>
+          <w:color w:val="111111"/>
+          <w:sz w:val="24"/>
+          <w:szCs w:val="24"/>
+          <w:shd w:val="clear" w:color="auto" w:fill="F7F7F7"/>
+        </w:rPr>
+        <w:t xml:space="preserve"> and transport pathways affecting the Arabian Peninsula. </w:t>
       </w:r>
       <w:r>
         <w:rPr>
@@ -15839,7 +16954,103 @@
           <w:szCs w:val="24"/>
           <w:shd w:val="clear" w:color="auto" w:fill="F7F7F7"/>
         </w:rPr>
-        <w:t>Al-Hemoud, A., Al-Dousari, A., Al-Dashti, H., Petrov, P., Al-Saleh, A., Al-Khafaji, S., ... &amp; Koutrakis, P. (2020). Sand and dust storm trajectories from Iraq Mesopotamian flood plain to Kuwait. </w:t>
+        <w:t>Al-</w:t>
+      </w:r>
+      <w:proofErr w:type="spellStart"/>
+      <w:r>
+        <w:rPr>
+          <w:rFonts w:asciiTheme="majorBidi" w:eastAsia="Calibri" w:hAnsiTheme="majorBidi" w:cstheme="majorBidi"/>
+          <w:bCs/>
+          <w:color w:val="111111"/>
+          <w:sz w:val="24"/>
+          <w:szCs w:val="24"/>
+          <w:shd w:val="clear" w:color="auto" w:fill="F7F7F7"/>
+        </w:rPr>
+        <w:t>Hemoud</w:t>
+      </w:r>
+      <w:proofErr w:type="spellEnd"/>
+      <w:r>
+        <w:rPr>
+          <w:rFonts w:asciiTheme="majorBidi" w:eastAsia="Calibri" w:hAnsiTheme="majorBidi" w:cstheme="majorBidi"/>
+          <w:bCs/>
+          <w:color w:val="111111"/>
+          <w:sz w:val="24"/>
+          <w:szCs w:val="24"/>
+          <w:shd w:val="clear" w:color="auto" w:fill="F7F7F7"/>
+        </w:rPr>
+        <w:t>, A., Al-</w:t>
+      </w:r>
+      <w:proofErr w:type="spellStart"/>
+      <w:r>
+        <w:rPr>
+          <w:rFonts w:asciiTheme="majorBidi" w:eastAsia="Calibri" w:hAnsiTheme="majorBidi" w:cstheme="majorBidi"/>
+          <w:bCs/>
+          <w:color w:val="111111"/>
+          <w:sz w:val="24"/>
+          <w:szCs w:val="24"/>
+          <w:shd w:val="clear" w:color="auto" w:fill="F7F7F7"/>
+        </w:rPr>
+        <w:t>Dousari</w:t>
+      </w:r>
+      <w:proofErr w:type="spellEnd"/>
+      <w:r>
+        <w:rPr>
+          <w:rFonts w:asciiTheme="majorBidi" w:eastAsia="Calibri" w:hAnsiTheme="majorBidi" w:cstheme="majorBidi"/>
+          <w:bCs/>
+          <w:color w:val="111111"/>
+          <w:sz w:val="24"/>
+          <w:szCs w:val="24"/>
+          <w:shd w:val="clear" w:color="auto" w:fill="F7F7F7"/>
+        </w:rPr>
+        <w:t>, A., Al-</w:t>
+      </w:r>
+      <w:proofErr w:type="spellStart"/>
+      <w:r>
+        <w:rPr>
+          <w:rFonts w:asciiTheme="majorBidi" w:eastAsia="Calibri" w:hAnsiTheme="majorBidi" w:cstheme="majorBidi"/>
+          <w:bCs/>
+          <w:color w:val="111111"/>
+          <w:sz w:val="24"/>
+          <w:szCs w:val="24"/>
+          <w:shd w:val="clear" w:color="auto" w:fill="F7F7F7"/>
+        </w:rPr>
+        <w:t>Dashti</w:t>
+      </w:r>
+      <w:proofErr w:type="spellEnd"/>
+      <w:r>
+        <w:rPr>
+          <w:rFonts w:asciiTheme="majorBidi" w:eastAsia="Calibri" w:hAnsiTheme="majorBidi" w:cstheme="majorBidi"/>
+          <w:bCs/>
+          <w:color w:val="111111"/>
+          <w:sz w:val="24"/>
+          <w:szCs w:val="24"/>
+          <w:shd w:val="clear" w:color="auto" w:fill="F7F7F7"/>
+        </w:rPr>
+        <w:t xml:space="preserve">, H., Petrov, P., Al-Saleh, A., Al-Khafaji, S., ... &amp; </w:t>
+      </w:r>
+      <w:proofErr w:type="spellStart"/>
+      <w:r>
+        <w:rPr>
+          <w:rFonts w:asciiTheme="majorBidi" w:eastAsia="Calibri" w:hAnsiTheme="majorBidi" w:cstheme="majorBidi"/>
+          <w:bCs/>
+          <w:color w:val="111111"/>
+          <w:sz w:val="24"/>
+          <w:szCs w:val="24"/>
+          <w:shd w:val="clear" w:color="auto" w:fill="F7F7F7"/>
+        </w:rPr>
+        <w:t>Koutrakis</w:t>
+      </w:r>
+      <w:proofErr w:type="spellEnd"/>
+      <w:r>
+        <w:rPr>
+          <w:rFonts w:asciiTheme="majorBidi" w:eastAsia="Calibri" w:hAnsiTheme="majorBidi" w:cstheme="majorBidi"/>
+          <w:bCs/>
+          <w:color w:val="111111"/>
+          <w:sz w:val="24"/>
+          <w:szCs w:val="24"/>
+          <w:shd w:val="clear" w:color="auto" w:fill="F7F7F7"/>
+        </w:rPr>
+        <w:t>, P. (2020). Sand and dust storm trajectories from Iraq Mesopotamian flood plain to Kuwait. </w:t>
       </w:r>
       <w:r>
         <w:rPr>
@@ -15912,7 +17123,152 @@
           <w:szCs w:val="24"/>
           <w:shd w:val="clear" w:color="auto" w:fill="F7F7F7"/>
         </w:rPr>
-        <w:t>Al-Hemoud, A., Al-Dousari, A., Misak, R., Al-Sudairawi, M., Naseeb, A., Al-Dashti, H., &amp; Al-Dousari, N. (2019). Economic impact and risk assessment of sand and dust storms (SDS) on the oil and gas industry in Kuwait. Sustainability, 11(1), 200.</w:t>
+        <w:lastRenderedPageBreak/>
+        <w:t>Al-</w:t>
+      </w:r>
+      <w:proofErr w:type="spellStart"/>
+      <w:r>
+        <w:rPr>
+          <w:rFonts w:asciiTheme="majorBidi" w:eastAsia="Calibri" w:hAnsiTheme="majorBidi" w:cstheme="majorBidi"/>
+          <w:bCs/>
+          <w:color w:val="111111"/>
+          <w:sz w:val="24"/>
+          <w:szCs w:val="24"/>
+          <w:shd w:val="clear" w:color="auto" w:fill="F7F7F7"/>
+        </w:rPr>
+        <w:t>Hemoud</w:t>
+      </w:r>
+      <w:proofErr w:type="spellEnd"/>
+      <w:r>
+        <w:rPr>
+          <w:rFonts w:asciiTheme="majorBidi" w:eastAsia="Calibri" w:hAnsiTheme="majorBidi" w:cstheme="majorBidi"/>
+          <w:bCs/>
+          <w:color w:val="111111"/>
+          <w:sz w:val="24"/>
+          <w:szCs w:val="24"/>
+          <w:shd w:val="clear" w:color="auto" w:fill="F7F7F7"/>
+        </w:rPr>
+        <w:t>, A., Al-</w:t>
+      </w:r>
+      <w:proofErr w:type="spellStart"/>
+      <w:r>
+        <w:rPr>
+          <w:rFonts w:asciiTheme="majorBidi" w:eastAsia="Calibri" w:hAnsiTheme="majorBidi" w:cstheme="majorBidi"/>
+          <w:bCs/>
+          <w:color w:val="111111"/>
+          <w:sz w:val="24"/>
+          <w:szCs w:val="24"/>
+          <w:shd w:val="clear" w:color="auto" w:fill="F7F7F7"/>
+        </w:rPr>
+        <w:t>Dousari</w:t>
+      </w:r>
+      <w:proofErr w:type="spellEnd"/>
+      <w:r>
+        <w:rPr>
+          <w:rFonts w:asciiTheme="majorBidi" w:eastAsia="Calibri" w:hAnsiTheme="majorBidi" w:cstheme="majorBidi"/>
+          <w:bCs/>
+          <w:color w:val="111111"/>
+          <w:sz w:val="24"/>
+          <w:szCs w:val="24"/>
+          <w:shd w:val="clear" w:color="auto" w:fill="F7F7F7"/>
+        </w:rPr>
+        <w:t xml:space="preserve">, A., </w:t>
+      </w:r>
+      <w:proofErr w:type="spellStart"/>
+      <w:r>
+        <w:rPr>
+          <w:rFonts w:asciiTheme="majorBidi" w:eastAsia="Calibri" w:hAnsiTheme="majorBidi" w:cstheme="majorBidi"/>
+          <w:bCs/>
+          <w:color w:val="111111"/>
+          <w:sz w:val="24"/>
+          <w:szCs w:val="24"/>
+          <w:shd w:val="clear" w:color="auto" w:fill="F7F7F7"/>
+        </w:rPr>
+        <w:t>Misak</w:t>
+      </w:r>
+      <w:proofErr w:type="spellEnd"/>
+      <w:r>
+        <w:rPr>
+          <w:rFonts w:asciiTheme="majorBidi" w:eastAsia="Calibri" w:hAnsiTheme="majorBidi" w:cstheme="majorBidi"/>
+          <w:bCs/>
+          <w:color w:val="111111"/>
+          <w:sz w:val="24"/>
+          <w:szCs w:val="24"/>
+          <w:shd w:val="clear" w:color="auto" w:fill="F7F7F7"/>
+        </w:rPr>
+        <w:t>, R., Al-</w:t>
+      </w:r>
+      <w:proofErr w:type="spellStart"/>
+      <w:r>
+        <w:rPr>
+          <w:rFonts w:asciiTheme="majorBidi" w:eastAsia="Calibri" w:hAnsiTheme="majorBidi" w:cstheme="majorBidi"/>
+          <w:bCs/>
+          <w:color w:val="111111"/>
+          <w:sz w:val="24"/>
+          <w:szCs w:val="24"/>
+          <w:shd w:val="clear" w:color="auto" w:fill="F7F7F7"/>
+        </w:rPr>
+        <w:t>Sudairawi</w:t>
+      </w:r>
+      <w:proofErr w:type="spellEnd"/>
+      <w:r>
+        <w:rPr>
+          <w:rFonts w:asciiTheme="majorBidi" w:eastAsia="Calibri" w:hAnsiTheme="majorBidi" w:cstheme="majorBidi"/>
+          <w:bCs/>
+          <w:color w:val="111111"/>
+          <w:sz w:val="24"/>
+          <w:szCs w:val="24"/>
+          <w:shd w:val="clear" w:color="auto" w:fill="F7F7F7"/>
+        </w:rPr>
+        <w:t>, M., Naseeb, A., Al-</w:t>
+      </w:r>
+      <w:proofErr w:type="spellStart"/>
+      <w:r>
+        <w:rPr>
+          <w:rFonts w:asciiTheme="majorBidi" w:eastAsia="Calibri" w:hAnsiTheme="majorBidi" w:cstheme="majorBidi"/>
+          <w:bCs/>
+          <w:color w:val="111111"/>
+          <w:sz w:val="24"/>
+          <w:szCs w:val="24"/>
+          <w:shd w:val="clear" w:color="auto" w:fill="F7F7F7"/>
+        </w:rPr>
+        <w:t>Dashti</w:t>
+      </w:r>
+      <w:proofErr w:type="spellEnd"/>
+      <w:r>
+        <w:rPr>
+          <w:rFonts w:asciiTheme="majorBidi" w:eastAsia="Calibri" w:hAnsiTheme="majorBidi" w:cstheme="majorBidi"/>
+          <w:bCs/>
+          <w:color w:val="111111"/>
+          <w:sz w:val="24"/>
+          <w:szCs w:val="24"/>
+          <w:shd w:val="clear" w:color="auto" w:fill="F7F7F7"/>
+        </w:rPr>
+        <w:t>, H., &amp; Al-</w:t>
+      </w:r>
+      <w:proofErr w:type="spellStart"/>
+      <w:r>
+        <w:rPr>
+          <w:rFonts w:asciiTheme="majorBidi" w:eastAsia="Calibri" w:hAnsiTheme="majorBidi" w:cstheme="majorBidi"/>
+          <w:bCs/>
+          <w:color w:val="111111"/>
+          <w:sz w:val="24"/>
+          <w:szCs w:val="24"/>
+          <w:shd w:val="clear" w:color="auto" w:fill="F7F7F7"/>
+        </w:rPr>
+        <w:t>Dousari</w:t>
+      </w:r>
+      <w:proofErr w:type="spellEnd"/>
+      <w:r>
+        <w:rPr>
+          <w:rFonts w:asciiTheme="majorBidi" w:eastAsia="Calibri" w:hAnsiTheme="majorBidi" w:cstheme="majorBidi"/>
+          <w:bCs/>
+          <w:color w:val="111111"/>
+          <w:sz w:val="24"/>
+          <w:szCs w:val="24"/>
+          <w:shd w:val="clear" w:color="auto" w:fill="F7F7F7"/>
+        </w:rPr>
+        <w:t>, N. (2019). Economic impact and risk assessment of sand and dust storms (SDS) on the oil and gas industry in Kuwait. Sustainability, 11(1), 200.</w:t>
       </w:r>
     </w:p>
     <w:p>
@@ -15937,7 +17293,103 @@
           <w:szCs w:val="24"/>
           <w:shd w:val="clear" w:color="auto" w:fill="F7F7F7"/>
         </w:rPr>
-        <w:t>Al-Hemoud, A., Naghibi, A., Hashemi, H., Petrov, P., Kamal, H., Al-Senafi, A., ... &amp; Boloorani, A. D. (2024). Dust source susceptibility in the lower Mesopotamian floodplain of Iraq. Remote Sensing Applications: Society and Environment, 36, 101355.</w:t>
+        <w:t>Al-</w:t>
+      </w:r>
+      <w:proofErr w:type="spellStart"/>
+      <w:r>
+        <w:rPr>
+          <w:rFonts w:asciiTheme="majorBidi" w:eastAsia="Calibri" w:hAnsiTheme="majorBidi" w:cstheme="majorBidi"/>
+          <w:bCs/>
+          <w:color w:val="111111"/>
+          <w:sz w:val="24"/>
+          <w:szCs w:val="24"/>
+          <w:shd w:val="clear" w:color="auto" w:fill="F7F7F7"/>
+        </w:rPr>
+        <w:t>Hemoud</w:t>
+      </w:r>
+      <w:proofErr w:type="spellEnd"/>
+      <w:r>
+        <w:rPr>
+          <w:rFonts w:asciiTheme="majorBidi" w:eastAsia="Calibri" w:hAnsiTheme="majorBidi" w:cstheme="majorBidi"/>
+          <w:bCs/>
+          <w:color w:val="111111"/>
+          <w:sz w:val="24"/>
+          <w:szCs w:val="24"/>
+          <w:shd w:val="clear" w:color="auto" w:fill="F7F7F7"/>
+        </w:rPr>
+        <w:t xml:space="preserve">, A., </w:t>
+      </w:r>
+      <w:proofErr w:type="spellStart"/>
+      <w:r>
+        <w:rPr>
+          <w:rFonts w:asciiTheme="majorBidi" w:eastAsia="Calibri" w:hAnsiTheme="majorBidi" w:cstheme="majorBidi"/>
+          <w:bCs/>
+          <w:color w:val="111111"/>
+          <w:sz w:val="24"/>
+          <w:szCs w:val="24"/>
+          <w:shd w:val="clear" w:color="auto" w:fill="F7F7F7"/>
+        </w:rPr>
+        <w:t>Naghibi</w:t>
+      </w:r>
+      <w:proofErr w:type="spellEnd"/>
+      <w:r>
+        <w:rPr>
+          <w:rFonts w:asciiTheme="majorBidi" w:eastAsia="Calibri" w:hAnsiTheme="majorBidi" w:cstheme="majorBidi"/>
+          <w:bCs/>
+          <w:color w:val="111111"/>
+          <w:sz w:val="24"/>
+          <w:szCs w:val="24"/>
+          <w:shd w:val="clear" w:color="auto" w:fill="F7F7F7"/>
+        </w:rPr>
+        <w:t>, A., Hashemi, H., Petrov, P., Kamal, H., Al-</w:t>
+      </w:r>
+      <w:proofErr w:type="spellStart"/>
+      <w:r>
+        <w:rPr>
+          <w:rFonts w:asciiTheme="majorBidi" w:eastAsia="Calibri" w:hAnsiTheme="majorBidi" w:cstheme="majorBidi"/>
+          <w:bCs/>
+          <w:color w:val="111111"/>
+          <w:sz w:val="24"/>
+          <w:szCs w:val="24"/>
+          <w:shd w:val="clear" w:color="auto" w:fill="F7F7F7"/>
+        </w:rPr>
+        <w:t>Senafi</w:t>
+      </w:r>
+      <w:proofErr w:type="spellEnd"/>
+      <w:r>
+        <w:rPr>
+          <w:rFonts w:asciiTheme="majorBidi" w:eastAsia="Calibri" w:hAnsiTheme="majorBidi" w:cstheme="majorBidi"/>
+          <w:bCs/>
+          <w:color w:val="111111"/>
+          <w:sz w:val="24"/>
+          <w:szCs w:val="24"/>
+          <w:shd w:val="clear" w:color="auto" w:fill="F7F7F7"/>
+        </w:rPr>
+        <w:t xml:space="preserve">, A., ... &amp; </w:t>
+      </w:r>
+      <w:proofErr w:type="spellStart"/>
+      <w:r>
+        <w:rPr>
+          <w:rFonts w:asciiTheme="majorBidi" w:eastAsia="Calibri" w:hAnsiTheme="majorBidi" w:cstheme="majorBidi"/>
+          <w:bCs/>
+          <w:color w:val="111111"/>
+          <w:sz w:val="24"/>
+          <w:szCs w:val="24"/>
+          <w:shd w:val="clear" w:color="auto" w:fill="F7F7F7"/>
+        </w:rPr>
+        <w:t>Boloorani</w:t>
+      </w:r>
+      <w:proofErr w:type="spellEnd"/>
+      <w:r>
+        <w:rPr>
+          <w:rFonts w:asciiTheme="majorBidi" w:eastAsia="Calibri" w:hAnsiTheme="majorBidi" w:cstheme="majorBidi"/>
+          <w:bCs/>
+          <w:color w:val="111111"/>
+          <w:sz w:val="24"/>
+          <w:szCs w:val="24"/>
+          <w:shd w:val="clear" w:color="auto" w:fill="F7F7F7"/>
+        </w:rPr>
+        <w:t>, A. D. (2024). Dust source susceptibility in the lower Mesopotamian floodplain of Iraq. Remote Sensing Applications: Society and Environment, 36, 101355.</w:t>
       </w:r>
     </w:p>
     <w:p>
@@ -15962,7 +17414,31 @@
           <w:szCs w:val="24"/>
           <w:shd w:val="clear" w:color="auto" w:fill="F7F7F7"/>
         </w:rPr>
-        <w:t>Al-Hemoud, A., Tozer, P. R., Naseeb, A., &amp; Middleton, N. (2026). Economic Impact of Sand and Dust Storms in Kuwait. Economics of Disasters and Climate Change, 10(1), 5.</w:t>
+        <w:t>Al-</w:t>
+      </w:r>
+      <w:proofErr w:type="spellStart"/>
+      <w:r>
+        <w:rPr>
+          <w:rFonts w:asciiTheme="majorBidi" w:eastAsia="Calibri" w:hAnsiTheme="majorBidi" w:cstheme="majorBidi"/>
+          <w:bCs/>
+          <w:color w:val="111111"/>
+          <w:sz w:val="24"/>
+          <w:szCs w:val="24"/>
+          <w:shd w:val="clear" w:color="auto" w:fill="F7F7F7"/>
+        </w:rPr>
+        <w:t>Hemoud</w:t>
+      </w:r>
+      <w:proofErr w:type="spellEnd"/>
+      <w:r>
+        <w:rPr>
+          <w:rFonts w:asciiTheme="majorBidi" w:eastAsia="Calibri" w:hAnsiTheme="majorBidi" w:cstheme="majorBidi"/>
+          <w:bCs/>
+          <w:color w:val="111111"/>
+          <w:sz w:val="24"/>
+          <w:szCs w:val="24"/>
+          <w:shd w:val="clear" w:color="auto" w:fill="F7F7F7"/>
+        </w:rPr>
+        <w:t>, A., Tozer, P. R., Naseeb, A., &amp; Middleton, N. (2026). Economic Impact of Sand and Dust Storms in Kuwait. Economics of Disasters and Climate Change, 10(1), 5.</w:t>
       </w:r>
     </w:p>
     <w:p>
@@ -15987,7 +17463,31 @@
           <w:szCs w:val="24"/>
           <w:shd w:val="clear" w:color="auto" w:fill="F7F7F7"/>
         </w:rPr>
-        <w:t>Ali, A. K. M., &amp; Al Ramahi, F. K. M. (2020). A study of the effect of urbanization on annual evaporation rates in Baghdad city using remote sensing. Iraqi Journal of Science, 2142-2149.</w:t>
+        <w:t xml:space="preserve">Ali, A. K. M., &amp; Al </w:t>
+      </w:r>
+      <w:proofErr w:type="spellStart"/>
+      <w:r>
+        <w:rPr>
+          <w:rFonts w:asciiTheme="majorBidi" w:eastAsia="Calibri" w:hAnsiTheme="majorBidi" w:cstheme="majorBidi"/>
+          <w:bCs/>
+          <w:color w:val="111111"/>
+          <w:sz w:val="24"/>
+          <w:szCs w:val="24"/>
+          <w:shd w:val="clear" w:color="auto" w:fill="F7F7F7"/>
+        </w:rPr>
+        <w:t>Ramahi</w:t>
+      </w:r>
+      <w:proofErr w:type="spellEnd"/>
+      <w:r>
+        <w:rPr>
+          <w:rFonts w:asciiTheme="majorBidi" w:eastAsia="Calibri" w:hAnsiTheme="majorBidi" w:cstheme="majorBidi"/>
+          <w:bCs/>
+          <w:color w:val="111111"/>
+          <w:sz w:val="24"/>
+          <w:szCs w:val="24"/>
+          <w:shd w:val="clear" w:color="auto" w:fill="F7F7F7"/>
+        </w:rPr>
+        <w:t>, F. K. M. (2020). A study of the effect of urbanization on annual evaporation rates in Baghdad city using remote sensing. Iraqi Journal of Science, 2142-2149.</w:t>
       </w:r>
     </w:p>
     <w:p>
@@ -16012,7 +17512,127 @@
           <w:szCs w:val="24"/>
           <w:shd w:val="clear" w:color="auto" w:fill="F7F7F7"/>
         </w:rPr>
-        <w:t>Bakhtiari, M., Darvishi Boloorani, A., Kakroodi, A. A., Rangzan, K., &amp; Mousivand, A. (2021). Land degradation modeling of dust storm sources using MODIS and meteorological time series data. Journal of Arid Environments, 190, 104507.</w:t>
+        <w:t xml:space="preserve">Bakhtiari, M., </w:t>
+      </w:r>
+      <w:proofErr w:type="spellStart"/>
+      <w:r>
+        <w:rPr>
+          <w:rFonts w:asciiTheme="majorBidi" w:eastAsia="Calibri" w:hAnsiTheme="majorBidi" w:cstheme="majorBidi"/>
+          <w:bCs/>
+          <w:color w:val="111111"/>
+          <w:sz w:val="24"/>
+          <w:szCs w:val="24"/>
+          <w:shd w:val="clear" w:color="auto" w:fill="F7F7F7"/>
+        </w:rPr>
+        <w:t>Darvishi</w:t>
+      </w:r>
+      <w:proofErr w:type="spellEnd"/>
+      <w:r>
+        <w:rPr>
+          <w:rFonts w:asciiTheme="majorBidi" w:eastAsia="Calibri" w:hAnsiTheme="majorBidi" w:cstheme="majorBidi"/>
+          <w:bCs/>
+          <w:color w:val="111111"/>
+          <w:sz w:val="24"/>
+          <w:szCs w:val="24"/>
+          <w:shd w:val="clear" w:color="auto" w:fill="F7F7F7"/>
+        </w:rPr>
+        <w:t xml:space="preserve"> </w:t>
+      </w:r>
+      <w:proofErr w:type="spellStart"/>
+      <w:r>
+        <w:rPr>
+          <w:rFonts w:asciiTheme="majorBidi" w:eastAsia="Calibri" w:hAnsiTheme="majorBidi" w:cstheme="majorBidi"/>
+          <w:bCs/>
+          <w:color w:val="111111"/>
+          <w:sz w:val="24"/>
+          <w:szCs w:val="24"/>
+          <w:shd w:val="clear" w:color="auto" w:fill="F7F7F7"/>
+        </w:rPr>
+        <w:t>Boloorani</w:t>
+      </w:r>
+      <w:proofErr w:type="spellEnd"/>
+      <w:r>
+        <w:rPr>
+          <w:rFonts w:asciiTheme="majorBidi" w:eastAsia="Calibri" w:hAnsiTheme="majorBidi" w:cstheme="majorBidi"/>
+          <w:bCs/>
+          <w:color w:val="111111"/>
+          <w:sz w:val="24"/>
+          <w:szCs w:val="24"/>
+          <w:shd w:val="clear" w:color="auto" w:fill="F7F7F7"/>
+        </w:rPr>
+        <w:t xml:space="preserve">, A., </w:t>
+      </w:r>
+      <w:proofErr w:type="spellStart"/>
+      <w:r>
+        <w:rPr>
+          <w:rFonts w:asciiTheme="majorBidi" w:eastAsia="Calibri" w:hAnsiTheme="majorBidi" w:cstheme="majorBidi"/>
+          <w:bCs/>
+          <w:color w:val="111111"/>
+          <w:sz w:val="24"/>
+          <w:szCs w:val="24"/>
+          <w:shd w:val="clear" w:color="auto" w:fill="F7F7F7"/>
+        </w:rPr>
+        <w:t>Kakroodi</w:t>
+      </w:r>
+      <w:proofErr w:type="spellEnd"/>
+      <w:r>
+        <w:rPr>
+          <w:rFonts w:asciiTheme="majorBidi" w:eastAsia="Calibri" w:hAnsiTheme="majorBidi" w:cstheme="majorBidi"/>
+          <w:bCs/>
+          <w:color w:val="111111"/>
+          <w:sz w:val="24"/>
+          <w:szCs w:val="24"/>
+          <w:shd w:val="clear" w:color="auto" w:fill="F7F7F7"/>
+        </w:rPr>
+        <w:t xml:space="preserve">, A. A., </w:t>
+      </w:r>
+      <w:proofErr w:type="spellStart"/>
+      <w:r>
+        <w:rPr>
+          <w:rFonts w:asciiTheme="majorBidi" w:eastAsia="Calibri" w:hAnsiTheme="majorBidi" w:cstheme="majorBidi"/>
+          <w:bCs/>
+          <w:color w:val="111111"/>
+          <w:sz w:val="24"/>
+          <w:szCs w:val="24"/>
+          <w:shd w:val="clear" w:color="auto" w:fill="F7F7F7"/>
+        </w:rPr>
+        <w:t>Rangzan</w:t>
+      </w:r>
+      <w:proofErr w:type="spellEnd"/>
+      <w:r>
+        <w:rPr>
+          <w:rFonts w:asciiTheme="majorBidi" w:eastAsia="Calibri" w:hAnsiTheme="majorBidi" w:cstheme="majorBidi"/>
+          <w:bCs/>
+          <w:color w:val="111111"/>
+          <w:sz w:val="24"/>
+          <w:szCs w:val="24"/>
+          <w:shd w:val="clear" w:color="auto" w:fill="F7F7F7"/>
+        </w:rPr>
+        <w:t xml:space="preserve">, K., &amp; </w:t>
+      </w:r>
+      <w:proofErr w:type="spellStart"/>
+      <w:r>
+        <w:rPr>
+          <w:rFonts w:asciiTheme="majorBidi" w:eastAsia="Calibri" w:hAnsiTheme="majorBidi" w:cstheme="majorBidi"/>
+          <w:bCs/>
+          <w:color w:val="111111"/>
+          <w:sz w:val="24"/>
+          <w:szCs w:val="24"/>
+          <w:shd w:val="clear" w:color="auto" w:fill="F7F7F7"/>
+        </w:rPr>
+        <w:t>Mousivand</w:t>
+      </w:r>
+      <w:proofErr w:type="spellEnd"/>
+      <w:r>
+        <w:rPr>
+          <w:rFonts w:asciiTheme="majorBidi" w:eastAsia="Calibri" w:hAnsiTheme="majorBidi" w:cstheme="majorBidi"/>
+          <w:bCs/>
+          <w:color w:val="111111"/>
+          <w:sz w:val="24"/>
+          <w:szCs w:val="24"/>
+          <w:shd w:val="clear" w:color="auto" w:fill="F7F7F7"/>
+        </w:rPr>
+        <w:t>, A. (2021). Land degradation modeling of dust storm sources using MODIS and meteorological time series data. Journal of Arid Environments, 190, 104507.</w:t>
       </w:r>
     </w:p>
     <w:p>
@@ -16037,7 +17657,127 @@
           <w:szCs w:val="24"/>
           <w:shd w:val="clear" w:color="auto" w:fill="F7F7F7"/>
         </w:rPr>
-        <w:t>Bakhtiari, M., Darvishi Bolorani, A., Abdollahi Kakroodi, A., &amp; Rangzan, K. (2018). The trending of normalized health environmental index based on satellite data from 2001 to 2013 and its relation with dust sources in the West Asia. Scientific-Research Quarterly of Geographical Data (SEPEHR), 27(106), 87-99.</w:t>
+        <w:t xml:space="preserve">Bakhtiari, M., </w:t>
+      </w:r>
+      <w:proofErr w:type="spellStart"/>
+      <w:r>
+        <w:rPr>
+          <w:rFonts w:asciiTheme="majorBidi" w:eastAsia="Calibri" w:hAnsiTheme="majorBidi" w:cstheme="majorBidi"/>
+          <w:bCs/>
+          <w:color w:val="111111"/>
+          <w:sz w:val="24"/>
+          <w:szCs w:val="24"/>
+          <w:shd w:val="clear" w:color="auto" w:fill="F7F7F7"/>
+        </w:rPr>
+        <w:t>Darvishi</w:t>
+      </w:r>
+      <w:proofErr w:type="spellEnd"/>
+      <w:r>
+        <w:rPr>
+          <w:rFonts w:asciiTheme="majorBidi" w:eastAsia="Calibri" w:hAnsiTheme="majorBidi" w:cstheme="majorBidi"/>
+          <w:bCs/>
+          <w:color w:val="111111"/>
+          <w:sz w:val="24"/>
+          <w:szCs w:val="24"/>
+          <w:shd w:val="clear" w:color="auto" w:fill="F7F7F7"/>
+        </w:rPr>
+        <w:t xml:space="preserve"> </w:t>
+      </w:r>
+      <w:proofErr w:type="spellStart"/>
+      <w:r>
+        <w:rPr>
+          <w:rFonts w:asciiTheme="majorBidi" w:eastAsia="Calibri" w:hAnsiTheme="majorBidi" w:cstheme="majorBidi"/>
+          <w:bCs/>
+          <w:color w:val="111111"/>
+          <w:sz w:val="24"/>
+          <w:szCs w:val="24"/>
+          <w:shd w:val="clear" w:color="auto" w:fill="F7F7F7"/>
+        </w:rPr>
+        <w:t>Bolorani</w:t>
+      </w:r>
+      <w:proofErr w:type="spellEnd"/>
+      <w:r>
+        <w:rPr>
+          <w:rFonts w:asciiTheme="majorBidi" w:eastAsia="Calibri" w:hAnsiTheme="majorBidi" w:cstheme="majorBidi"/>
+          <w:bCs/>
+          <w:color w:val="111111"/>
+          <w:sz w:val="24"/>
+          <w:szCs w:val="24"/>
+          <w:shd w:val="clear" w:color="auto" w:fill="F7F7F7"/>
+        </w:rPr>
+        <w:t xml:space="preserve">, A., </w:t>
+      </w:r>
+      <w:proofErr w:type="spellStart"/>
+      <w:r>
+        <w:rPr>
+          <w:rFonts w:asciiTheme="majorBidi" w:eastAsia="Calibri" w:hAnsiTheme="majorBidi" w:cstheme="majorBidi"/>
+          <w:bCs/>
+          <w:color w:val="111111"/>
+          <w:sz w:val="24"/>
+          <w:szCs w:val="24"/>
+          <w:shd w:val="clear" w:color="auto" w:fill="F7F7F7"/>
+        </w:rPr>
+        <w:t>Abdollahi</w:t>
+      </w:r>
+      <w:proofErr w:type="spellEnd"/>
+      <w:r>
+        <w:rPr>
+          <w:rFonts w:asciiTheme="majorBidi" w:eastAsia="Calibri" w:hAnsiTheme="majorBidi" w:cstheme="majorBidi"/>
+          <w:bCs/>
+          <w:color w:val="111111"/>
+          <w:sz w:val="24"/>
+          <w:szCs w:val="24"/>
+          <w:shd w:val="clear" w:color="auto" w:fill="F7F7F7"/>
+        </w:rPr>
+        <w:t xml:space="preserve"> </w:t>
+      </w:r>
+      <w:proofErr w:type="spellStart"/>
+      <w:r>
+        <w:rPr>
+          <w:rFonts w:asciiTheme="majorBidi" w:eastAsia="Calibri" w:hAnsiTheme="majorBidi" w:cstheme="majorBidi"/>
+          <w:bCs/>
+          <w:color w:val="111111"/>
+          <w:sz w:val="24"/>
+          <w:szCs w:val="24"/>
+          <w:shd w:val="clear" w:color="auto" w:fill="F7F7F7"/>
+        </w:rPr>
+        <w:t>Kakroodi</w:t>
+      </w:r>
+      <w:proofErr w:type="spellEnd"/>
+      <w:r>
+        <w:rPr>
+          <w:rFonts w:asciiTheme="majorBidi" w:eastAsia="Calibri" w:hAnsiTheme="majorBidi" w:cstheme="majorBidi"/>
+          <w:bCs/>
+          <w:color w:val="111111"/>
+          <w:sz w:val="24"/>
+          <w:szCs w:val="24"/>
+          <w:shd w:val="clear" w:color="auto" w:fill="F7F7F7"/>
+        </w:rPr>
+        <w:t xml:space="preserve">, A., &amp; </w:t>
+      </w:r>
+      <w:proofErr w:type="spellStart"/>
+      <w:r>
+        <w:rPr>
+          <w:rFonts w:asciiTheme="majorBidi" w:eastAsia="Calibri" w:hAnsiTheme="majorBidi" w:cstheme="majorBidi"/>
+          <w:bCs/>
+          <w:color w:val="111111"/>
+          <w:sz w:val="24"/>
+          <w:szCs w:val="24"/>
+          <w:shd w:val="clear" w:color="auto" w:fill="F7F7F7"/>
+        </w:rPr>
+        <w:t>Rangzan</w:t>
+      </w:r>
+      <w:proofErr w:type="spellEnd"/>
+      <w:r>
+        <w:rPr>
+          <w:rFonts w:asciiTheme="majorBidi" w:eastAsia="Calibri" w:hAnsiTheme="majorBidi" w:cstheme="majorBidi"/>
+          <w:bCs/>
+          <w:color w:val="111111"/>
+          <w:sz w:val="24"/>
+          <w:szCs w:val="24"/>
+          <w:shd w:val="clear" w:color="auto" w:fill="F7F7F7"/>
+        </w:rPr>
+        <w:t>, K. (2018). The trending of normalized health environmental index based on satellite data from 2001 to 2013 and its relation with dust sources in the West Asia. Scientific-Research Quarterly of Geographical Data (SEPEHR), 27(106), 87-99.</w:t>
       </w:r>
     </w:p>
     <w:p>
@@ -16053,16 +17793,77 @@
           <w:shd w:val="clear" w:color="auto" w:fill="F7F7F7"/>
         </w:rPr>
       </w:pPr>
-      <w:r>
-        <w:rPr>
-          <w:rFonts w:asciiTheme="majorBidi" w:eastAsia="Calibri" w:hAnsiTheme="majorBidi" w:cstheme="majorBidi"/>
-          <w:bCs/>
-          <w:color w:val="111111"/>
-          <w:sz w:val="24"/>
-          <w:szCs w:val="24"/>
-          <w:shd w:val="clear" w:color="auto" w:fill="F7F7F7"/>
-        </w:rPr>
-        <w:t>Beyranvand, A., Azizi, G., Alizadeh, O., &amp; Darvishi Boloorani, A. (2023). Dust in Western Iran: the emergence of new sources in response to shrinking water bodies. Scientific Reports, 13(1), 16158.</w:t>
+      <w:proofErr w:type="spellStart"/>
+      <w:r>
+        <w:rPr>
+          <w:rFonts w:asciiTheme="majorBidi" w:eastAsia="Calibri" w:hAnsiTheme="majorBidi" w:cstheme="majorBidi"/>
+          <w:bCs/>
+          <w:color w:val="111111"/>
+          <w:sz w:val="24"/>
+          <w:szCs w:val="24"/>
+          <w:shd w:val="clear" w:color="auto" w:fill="F7F7F7"/>
+        </w:rPr>
+        <w:t>Beyranvand</w:t>
+      </w:r>
+      <w:proofErr w:type="spellEnd"/>
+      <w:r>
+        <w:rPr>
+          <w:rFonts w:asciiTheme="majorBidi" w:eastAsia="Calibri" w:hAnsiTheme="majorBidi" w:cstheme="majorBidi"/>
+          <w:bCs/>
+          <w:color w:val="111111"/>
+          <w:sz w:val="24"/>
+          <w:szCs w:val="24"/>
+          <w:shd w:val="clear" w:color="auto" w:fill="F7F7F7"/>
+        </w:rPr>
+        <w:t xml:space="preserve">, A., Azizi, G., Alizadeh, O., &amp; </w:t>
+      </w:r>
+      <w:proofErr w:type="spellStart"/>
+      <w:r>
+        <w:rPr>
+          <w:rFonts w:asciiTheme="majorBidi" w:eastAsia="Calibri" w:hAnsiTheme="majorBidi" w:cstheme="majorBidi"/>
+          <w:bCs/>
+          <w:color w:val="111111"/>
+          <w:sz w:val="24"/>
+          <w:szCs w:val="24"/>
+          <w:shd w:val="clear" w:color="auto" w:fill="F7F7F7"/>
+        </w:rPr>
+        <w:t>Darvishi</w:t>
+      </w:r>
+      <w:proofErr w:type="spellEnd"/>
+      <w:r>
+        <w:rPr>
+          <w:rFonts w:asciiTheme="majorBidi" w:eastAsia="Calibri" w:hAnsiTheme="majorBidi" w:cstheme="majorBidi"/>
+          <w:bCs/>
+          <w:color w:val="111111"/>
+          <w:sz w:val="24"/>
+          <w:szCs w:val="24"/>
+          <w:shd w:val="clear" w:color="auto" w:fill="F7F7F7"/>
+        </w:rPr>
+        <w:t xml:space="preserve"> </w:t>
+      </w:r>
+      <w:proofErr w:type="spellStart"/>
+      <w:r>
+        <w:rPr>
+          <w:rFonts w:asciiTheme="majorBidi" w:eastAsia="Calibri" w:hAnsiTheme="majorBidi" w:cstheme="majorBidi"/>
+          <w:bCs/>
+          <w:color w:val="111111"/>
+          <w:sz w:val="24"/>
+          <w:szCs w:val="24"/>
+          <w:shd w:val="clear" w:color="auto" w:fill="F7F7F7"/>
+        </w:rPr>
+        <w:t>Boloorani</w:t>
+      </w:r>
+      <w:proofErr w:type="spellEnd"/>
+      <w:r>
+        <w:rPr>
+          <w:rFonts w:asciiTheme="majorBidi" w:eastAsia="Calibri" w:hAnsiTheme="majorBidi" w:cstheme="majorBidi"/>
+          <w:bCs/>
+          <w:color w:val="111111"/>
+          <w:sz w:val="24"/>
+          <w:szCs w:val="24"/>
+          <w:shd w:val="clear" w:color="auto" w:fill="F7F7F7"/>
+        </w:rPr>
+        <w:t>, A. (2023). Dust in Western Iran: the emergence of new sources in response to shrinking water bodies. Scientific Reports, 13(1), 16158.</w:t>
       </w:r>
     </w:p>
     <w:p>
@@ -16077,16 +17878,125 @@
           <w:shd w:val="clear" w:color="auto" w:fill="F7F7F7"/>
         </w:rPr>
       </w:pPr>
-      <w:r>
-        <w:rPr>
-          <w:rFonts w:asciiTheme="majorBidi" w:eastAsia="Calibri" w:hAnsiTheme="majorBidi" w:cstheme="majorBidi"/>
-          <w:bCs/>
-          <w:color w:val="111111"/>
-          <w:sz w:val="24"/>
-          <w:szCs w:val="24"/>
-          <w:shd w:val="clear" w:color="auto" w:fill="F7F7F7"/>
-        </w:rPr>
-        <w:t xml:space="preserve">Darvishi Boloorani, A., Bakhtiari, M., Samany, N. N., Papi, R., Soleimani, M., Mirzaei, S., &amp; Bahrami, H. </w:t>
+      <w:proofErr w:type="spellStart"/>
+      <w:r>
+        <w:rPr>
+          <w:rFonts w:asciiTheme="majorBidi" w:eastAsia="Calibri" w:hAnsiTheme="majorBidi" w:cstheme="majorBidi"/>
+          <w:bCs/>
+          <w:color w:val="111111"/>
+          <w:sz w:val="24"/>
+          <w:szCs w:val="24"/>
+          <w:shd w:val="clear" w:color="auto" w:fill="F7F7F7"/>
+        </w:rPr>
+        <w:t>Darvishi</w:t>
+      </w:r>
+      <w:proofErr w:type="spellEnd"/>
+      <w:r>
+        <w:rPr>
+          <w:rFonts w:asciiTheme="majorBidi" w:eastAsia="Calibri" w:hAnsiTheme="majorBidi" w:cstheme="majorBidi"/>
+          <w:bCs/>
+          <w:color w:val="111111"/>
+          <w:sz w:val="24"/>
+          <w:szCs w:val="24"/>
+          <w:shd w:val="clear" w:color="auto" w:fill="F7F7F7"/>
+        </w:rPr>
+        <w:t xml:space="preserve"> </w:t>
+      </w:r>
+      <w:proofErr w:type="spellStart"/>
+      <w:r>
+        <w:rPr>
+          <w:rFonts w:asciiTheme="majorBidi" w:eastAsia="Calibri" w:hAnsiTheme="majorBidi" w:cstheme="majorBidi"/>
+          <w:bCs/>
+          <w:color w:val="111111"/>
+          <w:sz w:val="24"/>
+          <w:szCs w:val="24"/>
+          <w:shd w:val="clear" w:color="auto" w:fill="F7F7F7"/>
+        </w:rPr>
+        <w:t>Boloorani</w:t>
+      </w:r>
+      <w:proofErr w:type="spellEnd"/>
+      <w:r>
+        <w:rPr>
+          <w:rFonts w:asciiTheme="majorBidi" w:eastAsia="Calibri" w:hAnsiTheme="majorBidi" w:cstheme="majorBidi"/>
+          <w:bCs/>
+          <w:color w:val="111111"/>
+          <w:sz w:val="24"/>
+          <w:szCs w:val="24"/>
+          <w:shd w:val="clear" w:color="auto" w:fill="F7F7F7"/>
+        </w:rPr>
+        <w:t xml:space="preserve">, A., Bakhtiari, M., </w:t>
+      </w:r>
+      <w:proofErr w:type="spellStart"/>
+      <w:r>
+        <w:rPr>
+          <w:rFonts w:asciiTheme="majorBidi" w:eastAsia="Calibri" w:hAnsiTheme="majorBidi" w:cstheme="majorBidi"/>
+          <w:bCs/>
+          <w:color w:val="111111"/>
+          <w:sz w:val="24"/>
+          <w:szCs w:val="24"/>
+          <w:shd w:val="clear" w:color="auto" w:fill="F7F7F7"/>
+        </w:rPr>
+        <w:t>Samany</w:t>
+      </w:r>
+      <w:proofErr w:type="spellEnd"/>
+      <w:r>
+        <w:rPr>
+          <w:rFonts w:asciiTheme="majorBidi" w:eastAsia="Calibri" w:hAnsiTheme="majorBidi" w:cstheme="majorBidi"/>
+          <w:bCs/>
+          <w:color w:val="111111"/>
+          <w:sz w:val="24"/>
+          <w:szCs w:val="24"/>
+          <w:shd w:val="clear" w:color="auto" w:fill="F7F7F7"/>
+        </w:rPr>
+        <w:t xml:space="preserve">, N. N., </w:t>
+      </w:r>
+      <w:proofErr w:type="spellStart"/>
+      <w:r>
+        <w:rPr>
+          <w:rFonts w:asciiTheme="majorBidi" w:eastAsia="Calibri" w:hAnsiTheme="majorBidi" w:cstheme="majorBidi"/>
+          <w:bCs/>
+          <w:color w:val="111111"/>
+          <w:sz w:val="24"/>
+          <w:szCs w:val="24"/>
+          <w:shd w:val="clear" w:color="auto" w:fill="F7F7F7"/>
+        </w:rPr>
+        <w:t>Papi</w:t>
+      </w:r>
+      <w:proofErr w:type="spellEnd"/>
+      <w:r>
+        <w:rPr>
+          <w:rFonts w:asciiTheme="majorBidi" w:eastAsia="Calibri" w:hAnsiTheme="majorBidi" w:cstheme="majorBidi"/>
+          <w:bCs/>
+          <w:color w:val="111111"/>
+          <w:sz w:val="24"/>
+          <w:szCs w:val="24"/>
+          <w:shd w:val="clear" w:color="auto" w:fill="F7F7F7"/>
+        </w:rPr>
+        <w:t xml:space="preserve">, R., Soleimani, M., Mirzaei, S., &amp; </w:t>
+      </w:r>
+      <w:proofErr w:type="spellStart"/>
+      <w:r>
+        <w:rPr>
+          <w:rFonts w:asciiTheme="majorBidi" w:eastAsia="Calibri" w:hAnsiTheme="majorBidi" w:cstheme="majorBidi"/>
+          <w:bCs/>
+          <w:color w:val="111111"/>
+          <w:sz w:val="24"/>
+          <w:szCs w:val="24"/>
+          <w:shd w:val="clear" w:color="auto" w:fill="F7F7F7"/>
+        </w:rPr>
+        <w:t>Bahrami</w:t>
+      </w:r>
+      <w:proofErr w:type="spellEnd"/>
+      <w:r>
+        <w:rPr>
+          <w:rFonts w:asciiTheme="majorBidi" w:eastAsia="Calibri" w:hAnsiTheme="majorBidi" w:cstheme="majorBidi"/>
+          <w:bCs/>
+          <w:color w:val="111111"/>
+          <w:sz w:val="24"/>
+          <w:szCs w:val="24"/>
+          <w:shd w:val="clear" w:color="auto" w:fill="F7F7F7"/>
+        </w:rPr>
+        <w:t xml:space="preserve">, H. </w:t>
       </w:r>
       <w:r>
         <w:rPr>
@@ -16112,16 +18022,125 @@
           <w:shd w:val="clear" w:color="auto" w:fill="F7F7F7"/>
         </w:rPr>
       </w:pPr>
-      <w:r>
-        <w:rPr>
-          <w:rFonts w:asciiTheme="majorBidi" w:eastAsia="Calibri" w:hAnsiTheme="majorBidi" w:cstheme="majorBidi"/>
-          <w:bCs/>
-          <w:color w:val="111111"/>
-          <w:sz w:val="24"/>
-          <w:szCs w:val="24"/>
-          <w:shd w:val="clear" w:color="auto" w:fill="F7F7F7"/>
-        </w:rPr>
-        <w:t>Darvishi Boloorani, A., Kazemi, Y., Sadeghi, A., Shorabeh, S. N., &amp; Argany, M. (2020). Identification of dust sources using long term satellite and climatic data: A case study of Tigris and Euphrates basin. Atmospheric Environment, 224, 117299.</w:t>
+      <w:proofErr w:type="spellStart"/>
+      <w:r>
+        <w:rPr>
+          <w:rFonts w:asciiTheme="majorBidi" w:eastAsia="Calibri" w:hAnsiTheme="majorBidi" w:cstheme="majorBidi"/>
+          <w:bCs/>
+          <w:color w:val="111111"/>
+          <w:sz w:val="24"/>
+          <w:szCs w:val="24"/>
+          <w:shd w:val="clear" w:color="auto" w:fill="F7F7F7"/>
+        </w:rPr>
+        <w:t>Darvishi</w:t>
+      </w:r>
+      <w:proofErr w:type="spellEnd"/>
+      <w:r>
+        <w:rPr>
+          <w:rFonts w:asciiTheme="majorBidi" w:eastAsia="Calibri" w:hAnsiTheme="majorBidi" w:cstheme="majorBidi"/>
+          <w:bCs/>
+          <w:color w:val="111111"/>
+          <w:sz w:val="24"/>
+          <w:szCs w:val="24"/>
+          <w:shd w:val="clear" w:color="auto" w:fill="F7F7F7"/>
+        </w:rPr>
+        <w:t xml:space="preserve"> </w:t>
+      </w:r>
+      <w:proofErr w:type="spellStart"/>
+      <w:r>
+        <w:rPr>
+          <w:rFonts w:asciiTheme="majorBidi" w:eastAsia="Calibri" w:hAnsiTheme="majorBidi" w:cstheme="majorBidi"/>
+          <w:bCs/>
+          <w:color w:val="111111"/>
+          <w:sz w:val="24"/>
+          <w:szCs w:val="24"/>
+          <w:shd w:val="clear" w:color="auto" w:fill="F7F7F7"/>
+        </w:rPr>
+        <w:t>Boloorani</w:t>
+      </w:r>
+      <w:proofErr w:type="spellEnd"/>
+      <w:r>
+        <w:rPr>
+          <w:rFonts w:asciiTheme="majorBidi" w:eastAsia="Calibri" w:hAnsiTheme="majorBidi" w:cstheme="majorBidi"/>
+          <w:bCs/>
+          <w:color w:val="111111"/>
+          <w:sz w:val="24"/>
+          <w:szCs w:val="24"/>
+          <w:shd w:val="clear" w:color="auto" w:fill="F7F7F7"/>
+        </w:rPr>
+        <w:t xml:space="preserve">, A., </w:t>
+      </w:r>
+      <w:proofErr w:type="spellStart"/>
+      <w:r>
+        <w:rPr>
+          <w:rFonts w:asciiTheme="majorBidi" w:eastAsia="Calibri" w:hAnsiTheme="majorBidi" w:cstheme="majorBidi"/>
+          <w:bCs/>
+          <w:color w:val="111111"/>
+          <w:sz w:val="24"/>
+          <w:szCs w:val="24"/>
+          <w:shd w:val="clear" w:color="auto" w:fill="F7F7F7"/>
+        </w:rPr>
+        <w:t>Kazemi</w:t>
+      </w:r>
+      <w:proofErr w:type="spellEnd"/>
+      <w:r>
+        <w:rPr>
+          <w:rFonts w:asciiTheme="majorBidi" w:eastAsia="Calibri" w:hAnsiTheme="majorBidi" w:cstheme="majorBidi"/>
+          <w:bCs/>
+          <w:color w:val="111111"/>
+          <w:sz w:val="24"/>
+          <w:szCs w:val="24"/>
+          <w:shd w:val="clear" w:color="auto" w:fill="F7F7F7"/>
+        </w:rPr>
+        <w:t xml:space="preserve">, Y., Sadeghi, A., </w:t>
+      </w:r>
+      <w:proofErr w:type="spellStart"/>
+      <w:r>
+        <w:rPr>
+          <w:rFonts w:asciiTheme="majorBidi" w:eastAsia="Calibri" w:hAnsiTheme="majorBidi" w:cstheme="majorBidi"/>
+          <w:bCs/>
+          <w:color w:val="111111"/>
+          <w:sz w:val="24"/>
+          <w:szCs w:val="24"/>
+          <w:shd w:val="clear" w:color="auto" w:fill="F7F7F7"/>
+        </w:rPr>
+        <w:t>Shorabeh</w:t>
+      </w:r>
+      <w:proofErr w:type="spellEnd"/>
+      <w:r>
+        <w:rPr>
+          <w:rFonts w:asciiTheme="majorBidi" w:eastAsia="Calibri" w:hAnsiTheme="majorBidi" w:cstheme="majorBidi"/>
+          <w:bCs/>
+          <w:color w:val="111111"/>
+          <w:sz w:val="24"/>
+          <w:szCs w:val="24"/>
+          <w:shd w:val="clear" w:color="auto" w:fill="F7F7F7"/>
+        </w:rPr>
+        <w:t xml:space="preserve">, S. N., &amp; </w:t>
+      </w:r>
+      <w:proofErr w:type="spellStart"/>
+      <w:r>
+        <w:rPr>
+          <w:rFonts w:asciiTheme="majorBidi" w:eastAsia="Calibri" w:hAnsiTheme="majorBidi" w:cstheme="majorBidi"/>
+          <w:bCs/>
+          <w:color w:val="111111"/>
+          <w:sz w:val="24"/>
+          <w:szCs w:val="24"/>
+          <w:shd w:val="clear" w:color="auto" w:fill="F7F7F7"/>
+        </w:rPr>
+        <w:t>Argany</w:t>
+      </w:r>
+      <w:proofErr w:type="spellEnd"/>
+      <w:r>
+        <w:rPr>
+          <w:rFonts w:asciiTheme="majorBidi" w:eastAsia="Calibri" w:hAnsiTheme="majorBidi" w:cstheme="majorBidi"/>
+          <w:bCs/>
+          <w:color w:val="111111"/>
+          <w:sz w:val="24"/>
+          <w:szCs w:val="24"/>
+          <w:shd w:val="clear" w:color="auto" w:fill="F7F7F7"/>
+        </w:rPr>
+        <w:t>, M. (2020). Identification of dust sources using long term satellite and climatic data: A case study of Tigris and Euphrates basin. Atmospheric Environment, 224, 117299.</w:t>
       </w:r>
     </w:p>
     <w:p>
@@ -16137,16 +18156,101 @@
           <w:shd w:val="clear" w:color="auto" w:fill="F7F7F7"/>
         </w:rPr>
       </w:pPr>
-      <w:r>
-        <w:rPr>
-          <w:rFonts w:asciiTheme="majorBidi" w:eastAsia="Calibri" w:hAnsiTheme="majorBidi" w:cstheme="majorBidi"/>
-          <w:bCs/>
-          <w:color w:val="111111"/>
-          <w:sz w:val="24"/>
-          <w:szCs w:val="24"/>
-          <w:shd w:val="clear" w:color="auto" w:fill="F7F7F7"/>
-        </w:rPr>
-        <w:t>Darvishi Boloorani, A., Papi, R., Soleimani, M., Karami, L., Amiri, F., &amp; Samany, N. N. (2021). Water bodies changes in Tigris and Euphrates basin has impacted dust storms phenomena. Aeolian Research, 50, 100698.</w:t>
+      <w:proofErr w:type="spellStart"/>
+      <w:r>
+        <w:rPr>
+          <w:rFonts w:asciiTheme="majorBidi" w:eastAsia="Calibri" w:hAnsiTheme="majorBidi" w:cstheme="majorBidi"/>
+          <w:bCs/>
+          <w:color w:val="111111"/>
+          <w:sz w:val="24"/>
+          <w:szCs w:val="24"/>
+          <w:shd w:val="clear" w:color="auto" w:fill="F7F7F7"/>
+        </w:rPr>
+        <w:t>Darvishi</w:t>
+      </w:r>
+      <w:proofErr w:type="spellEnd"/>
+      <w:r>
+        <w:rPr>
+          <w:rFonts w:asciiTheme="majorBidi" w:eastAsia="Calibri" w:hAnsiTheme="majorBidi" w:cstheme="majorBidi"/>
+          <w:bCs/>
+          <w:color w:val="111111"/>
+          <w:sz w:val="24"/>
+          <w:szCs w:val="24"/>
+          <w:shd w:val="clear" w:color="auto" w:fill="F7F7F7"/>
+        </w:rPr>
+        <w:t xml:space="preserve"> </w:t>
+      </w:r>
+      <w:proofErr w:type="spellStart"/>
+      <w:r>
+        <w:rPr>
+          <w:rFonts w:asciiTheme="majorBidi" w:eastAsia="Calibri" w:hAnsiTheme="majorBidi" w:cstheme="majorBidi"/>
+          <w:bCs/>
+          <w:color w:val="111111"/>
+          <w:sz w:val="24"/>
+          <w:szCs w:val="24"/>
+          <w:shd w:val="clear" w:color="auto" w:fill="F7F7F7"/>
+        </w:rPr>
+        <w:t>Boloorani</w:t>
+      </w:r>
+      <w:proofErr w:type="spellEnd"/>
+      <w:r>
+        <w:rPr>
+          <w:rFonts w:asciiTheme="majorBidi" w:eastAsia="Calibri" w:hAnsiTheme="majorBidi" w:cstheme="majorBidi"/>
+          <w:bCs/>
+          <w:color w:val="111111"/>
+          <w:sz w:val="24"/>
+          <w:szCs w:val="24"/>
+          <w:shd w:val="clear" w:color="auto" w:fill="F7F7F7"/>
+        </w:rPr>
+        <w:t xml:space="preserve">, A., </w:t>
+      </w:r>
+      <w:proofErr w:type="spellStart"/>
+      <w:r>
+        <w:rPr>
+          <w:rFonts w:asciiTheme="majorBidi" w:eastAsia="Calibri" w:hAnsiTheme="majorBidi" w:cstheme="majorBidi"/>
+          <w:bCs/>
+          <w:color w:val="111111"/>
+          <w:sz w:val="24"/>
+          <w:szCs w:val="24"/>
+          <w:shd w:val="clear" w:color="auto" w:fill="F7F7F7"/>
+        </w:rPr>
+        <w:t>Papi</w:t>
+      </w:r>
+      <w:proofErr w:type="spellEnd"/>
+      <w:r>
+        <w:rPr>
+          <w:rFonts w:asciiTheme="majorBidi" w:eastAsia="Calibri" w:hAnsiTheme="majorBidi" w:cstheme="majorBidi"/>
+          <w:bCs/>
+          <w:color w:val="111111"/>
+          <w:sz w:val="24"/>
+          <w:szCs w:val="24"/>
+          <w:shd w:val="clear" w:color="auto" w:fill="F7F7F7"/>
+        </w:rPr>
+        <w:t xml:space="preserve">, R., Soleimani, M., Karami, L., Amiri, F., &amp; </w:t>
+      </w:r>
+      <w:proofErr w:type="spellStart"/>
+      <w:r>
+        <w:rPr>
+          <w:rFonts w:asciiTheme="majorBidi" w:eastAsia="Calibri" w:hAnsiTheme="majorBidi" w:cstheme="majorBidi"/>
+          <w:bCs/>
+          <w:color w:val="111111"/>
+          <w:sz w:val="24"/>
+          <w:szCs w:val="24"/>
+          <w:shd w:val="clear" w:color="auto" w:fill="F7F7F7"/>
+        </w:rPr>
+        <w:t>Samany</w:t>
+      </w:r>
+      <w:proofErr w:type="spellEnd"/>
+      <w:r>
+        <w:rPr>
+          <w:rFonts w:asciiTheme="majorBidi" w:eastAsia="Calibri" w:hAnsiTheme="majorBidi" w:cstheme="majorBidi"/>
+          <w:bCs/>
+          <w:color w:val="111111"/>
+          <w:sz w:val="24"/>
+          <w:szCs w:val="24"/>
+          <w:shd w:val="clear" w:color="auto" w:fill="F7F7F7"/>
+        </w:rPr>
+        <w:t>, N. N. (2021). Water bodies changes in Tigris and Euphrates basin has impacted dust storms phenomena. Aeolian Research, 50, 100698.</w:t>
       </w:r>
     </w:p>
     <w:p>
@@ -16259,16 +18363,115 @@
           <w:shd w:val="clear" w:color="auto" w:fill="F7F7F7"/>
         </w:rPr>
       </w:pPr>
-      <w:r>
-        <w:rPr>
-          <w:rFonts w:asciiTheme="majorBidi" w:eastAsia="Calibri" w:hAnsiTheme="majorBidi" w:cstheme="majorBidi"/>
-          <w:bCs/>
-          <w:sz w:val="24"/>
-          <w:szCs w:val="24"/>
-          <w:shd w:val="clear" w:color="auto" w:fill="F7F7F7"/>
-        </w:rPr>
-        <w:lastRenderedPageBreak/>
-        <w:t>Darvishi Boloorani, A., Papi, R., Soleimani, M., Al-Hemoud, A., Amiri, F., Karami, L., Samany, N.N., Bakhtiari, M. and Mirzaei, S. (2023b). Visual interpretation of satellite imagery for hotspot dust sources identification. Remote Sensing Applications: Society and Environment, 29, p.100888.</w:t>
+      <w:proofErr w:type="spellStart"/>
+      <w:r>
+        <w:rPr>
+          <w:rFonts w:asciiTheme="majorBidi" w:eastAsia="Calibri" w:hAnsiTheme="majorBidi" w:cstheme="majorBidi"/>
+          <w:bCs/>
+          <w:sz w:val="24"/>
+          <w:szCs w:val="24"/>
+          <w:shd w:val="clear" w:color="auto" w:fill="F7F7F7"/>
+        </w:rPr>
+        <w:t>Darvishi</w:t>
+      </w:r>
+      <w:proofErr w:type="spellEnd"/>
+      <w:r>
+        <w:rPr>
+          <w:rFonts w:asciiTheme="majorBidi" w:eastAsia="Calibri" w:hAnsiTheme="majorBidi" w:cstheme="majorBidi"/>
+          <w:bCs/>
+          <w:sz w:val="24"/>
+          <w:szCs w:val="24"/>
+          <w:shd w:val="clear" w:color="auto" w:fill="F7F7F7"/>
+        </w:rPr>
+        <w:t xml:space="preserve"> </w:t>
+      </w:r>
+      <w:proofErr w:type="spellStart"/>
+      <w:r>
+        <w:rPr>
+          <w:rFonts w:asciiTheme="majorBidi" w:eastAsia="Calibri" w:hAnsiTheme="majorBidi" w:cstheme="majorBidi"/>
+          <w:bCs/>
+          <w:sz w:val="24"/>
+          <w:szCs w:val="24"/>
+          <w:shd w:val="clear" w:color="auto" w:fill="F7F7F7"/>
+        </w:rPr>
+        <w:t>Boloorani</w:t>
+      </w:r>
+      <w:proofErr w:type="spellEnd"/>
+      <w:r>
+        <w:rPr>
+          <w:rFonts w:asciiTheme="majorBidi" w:eastAsia="Calibri" w:hAnsiTheme="majorBidi" w:cstheme="majorBidi"/>
+          <w:bCs/>
+          <w:sz w:val="24"/>
+          <w:szCs w:val="24"/>
+          <w:shd w:val="clear" w:color="auto" w:fill="F7F7F7"/>
+        </w:rPr>
+        <w:t xml:space="preserve">, A., </w:t>
+      </w:r>
+      <w:proofErr w:type="spellStart"/>
+      <w:r>
+        <w:rPr>
+          <w:rFonts w:asciiTheme="majorBidi" w:eastAsia="Calibri" w:hAnsiTheme="majorBidi" w:cstheme="majorBidi"/>
+          <w:bCs/>
+          <w:sz w:val="24"/>
+          <w:szCs w:val="24"/>
+          <w:shd w:val="clear" w:color="auto" w:fill="F7F7F7"/>
+        </w:rPr>
+        <w:t>Papi</w:t>
+      </w:r>
+      <w:proofErr w:type="spellEnd"/>
+      <w:r>
+        <w:rPr>
+          <w:rFonts w:asciiTheme="majorBidi" w:eastAsia="Calibri" w:hAnsiTheme="majorBidi" w:cstheme="majorBidi"/>
+          <w:bCs/>
+          <w:sz w:val="24"/>
+          <w:szCs w:val="24"/>
+          <w:shd w:val="clear" w:color="auto" w:fill="F7F7F7"/>
+        </w:rPr>
+        <w:t>, R., Soleimani, M., Al-</w:t>
+      </w:r>
+      <w:proofErr w:type="spellStart"/>
+      <w:r>
+        <w:rPr>
+          <w:rFonts w:asciiTheme="majorBidi" w:eastAsia="Calibri" w:hAnsiTheme="majorBidi" w:cstheme="majorBidi"/>
+          <w:bCs/>
+          <w:sz w:val="24"/>
+          <w:szCs w:val="24"/>
+          <w:shd w:val="clear" w:color="auto" w:fill="F7F7F7"/>
+        </w:rPr>
+        <w:t>Hemoud</w:t>
+      </w:r>
+      <w:proofErr w:type="spellEnd"/>
+      <w:r>
+        <w:rPr>
+          <w:rFonts w:asciiTheme="majorBidi" w:eastAsia="Calibri" w:hAnsiTheme="majorBidi" w:cstheme="majorBidi"/>
+          <w:bCs/>
+          <w:sz w:val="24"/>
+          <w:szCs w:val="24"/>
+          <w:shd w:val="clear" w:color="auto" w:fill="F7F7F7"/>
+        </w:rPr>
+        <w:t xml:space="preserve">, A., Amiri, F., Karami, L., </w:t>
+      </w:r>
+      <w:proofErr w:type="spellStart"/>
+      <w:r>
+        <w:rPr>
+          <w:rFonts w:asciiTheme="majorBidi" w:eastAsia="Calibri" w:hAnsiTheme="majorBidi" w:cstheme="majorBidi"/>
+          <w:bCs/>
+          <w:sz w:val="24"/>
+          <w:szCs w:val="24"/>
+          <w:shd w:val="clear" w:color="auto" w:fill="F7F7F7"/>
+        </w:rPr>
+        <w:t>Samany</w:t>
+      </w:r>
+      <w:proofErr w:type="spellEnd"/>
+      <w:r>
+        <w:rPr>
+          <w:rFonts w:asciiTheme="majorBidi" w:eastAsia="Calibri" w:hAnsiTheme="majorBidi" w:cstheme="majorBidi"/>
+          <w:bCs/>
+          <w:sz w:val="24"/>
+          <w:szCs w:val="24"/>
+          <w:shd w:val="clear" w:color="auto" w:fill="F7F7F7"/>
+        </w:rPr>
+        <w:t>, N.N., Bakhtiari, M. and Mirzaei, S. (2023b). Visual interpretation of satellite imagery for hotspot dust sources identification. Remote Sensing Applications: Society and Environment, 29, p.100888.</w:t>
       </w:r>
     </w:p>
     <w:p>
@@ -16284,16 +18487,173 @@
           <w:shd w:val="clear" w:color="auto" w:fill="F7F7F7"/>
         </w:rPr>
       </w:pPr>
-      <w:r>
-        <w:rPr>
-          <w:rFonts w:asciiTheme="majorBidi" w:eastAsia="Calibri" w:hAnsiTheme="majorBidi" w:cstheme="majorBidi"/>
-          <w:bCs/>
-          <w:color w:val="111111"/>
-          <w:sz w:val="24"/>
-          <w:szCs w:val="24"/>
-          <w:shd w:val="clear" w:color="auto" w:fill="F7F7F7"/>
-        </w:rPr>
-        <w:t>Darvishi Boloorani, A., Soleimani, M., Papi, R., Nasiri, N., Amiri, F., Neysani Samany, N., ... &amp; Al-Hemoud, A. (2025). Global map of characterized dust sources using multisource remote sensing data. </w:t>
+      <w:proofErr w:type="spellStart"/>
+      <w:r>
+        <w:rPr>
+          <w:rFonts w:asciiTheme="majorBidi" w:eastAsia="Calibri" w:hAnsiTheme="majorBidi" w:cstheme="majorBidi"/>
+          <w:bCs/>
+          <w:color w:val="111111"/>
+          <w:sz w:val="24"/>
+          <w:szCs w:val="24"/>
+          <w:shd w:val="clear" w:color="auto" w:fill="F7F7F7"/>
+        </w:rPr>
+        <w:t>Darvishi</w:t>
+      </w:r>
+      <w:proofErr w:type="spellEnd"/>
+      <w:r>
+        <w:rPr>
+          <w:rFonts w:asciiTheme="majorBidi" w:eastAsia="Calibri" w:hAnsiTheme="majorBidi" w:cstheme="majorBidi"/>
+          <w:bCs/>
+          <w:color w:val="111111"/>
+          <w:sz w:val="24"/>
+          <w:szCs w:val="24"/>
+          <w:shd w:val="clear" w:color="auto" w:fill="F7F7F7"/>
+        </w:rPr>
+        <w:t xml:space="preserve"> </w:t>
+      </w:r>
+      <w:proofErr w:type="spellStart"/>
+      <w:r>
+        <w:rPr>
+          <w:rFonts w:asciiTheme="majorBidi" w:eastAsia="Calibri" w:hAnsiTheme="majorBidi" w:cstheme="majorBidi"/>
+          <w:bCs/>
+          <w:color w:val="111111"/>
+          <w:sz w:val="24"/>
+          <w:szCs w:val="24"/>
+          <w:shd w:val="clear" w:color="auto" w:fill="F7F7F7"/>
+        </w:rPr>
+        <w:t>Boloorani</w:t>
+      </w:r>
+      <w:proofErr w:type="spellEnd"/>
+      <w:r>
+        <w:rPr>
+          <w:rFonts w:asciiTheme="majorBidi" w:eastAsia="Calibri" w:hAnsiTheme="majorBidi" w:cstheme="majorBidi"/>
+          <w:bCs/>
+          <w:color w:val="111111"/>
+          <w:sz w:val="24"/>
+          <w:szCs w:val="24"/>
+          <w:shd w:val="clear" w:color="auto" w:fill="F7F7F7"/>
+        </w:rPr>
+        <w:t xml:space="preserve">, A., Soleimani, M., </w:t>
+      </w:r>
+      <w:proofErr w:type="spellStart"/>
+      <w:r>
+        <w:rPr>
+          <w:rFonts w:asciiTheme="majorBidi" w:eastAsia="Calibri" w:hAnsiTheme="majorBidi" w:cstheme="majorBidi"/>
+          <w:bCs/>
+          <w:color w:val="111111"/>
+          <w:sz w:val="24"/>
+          <w:szCs w:val="24"/>
+          <w:shd w:val="clear" w:color="auto" w:fill="F7F7F7"/>
+        </w:rPr>
+        <w:t>Papi</w:t>
+      </w:r>
+      <w:proofErr w:type="spellEnd"/>
+      <w:r>
+        <w:rPr>
+          <w:rFonts w:asciiTheme="majorBidi" w:eastAsia="Calibri" w:hAnsiTheme="majorBidi" w:cstheme="majorBidi"/>
+          <w:bCs/>
+          <w:color w:val="111111"/>
+          <w:sz w:val="24"/>
+          <w:szCs w:val="24"/>
+          <w:shd w:val="clear" w:color="auto" w:fill="F7F7F7"/>
+        </w:rPr>
+        <w:t xml:space="preserve">, R., </w:t>
+      </w:r>
+      <w:proofErr w:type="spellStart"/>
+      <w:r>
+        <w:rPr>
+          <w:rFonts w:asciiTheme="majorBidi" w:eastAsia="Calibri" w:hAnsiTheme="majorBidi" w:cstheme="majorBidi"/>
+          <w:bCs/>
+          <w:color w:val="111111"/>
+          <w:sz w:val="24"/>
+          <w:szCs w:val="24"/>
+          <w:shd w:val="clear" w:color="auto" w:fill="F7F7F7"/>
+        </w:rPr>
+        <w:t>Nasiri</w:t>
+      </w:r>
+      <w:proofErr w:type="spellEnd"/>
+      <w:r>
+        <w:rPr>
+          <w:rFonts w:asciiTheme="majorBidi" w:eastAsia="Calibri" w:hAnsiTheme="majorBidi" w:cstheme="majorBidi"/>
+          <w:bCs/>
+          <w:color w:val="111111"/>
+          <w:sz w:val="24"/>
+          <w:szCs w:val="24"/>
+          <w:shd w:val="clear" w:color="auto" w:fill="F7F7F7"/>
+        </w:rPr>
+        <w:t xml:space="preserve">, N., Amiri, F., </w:t>
+      </w:r>
+      <w:proofErr w:type="spellStart"/>
+      <w:r>
+        <w:rPr>
+          <w:rFonts w:asciiTheme="majorBidi" w:eastAsia="Calibri" w:hAnsiTheme="majorBidi" w:cstheme="majorBidi"/>
+          <w:bCs/>
+          <w:color w:val="111111"/>
+          <w:sz w:val="24"/>
+          <w:szCs w:val="24"/>
+          <w:shd w:val="clear" w:color="auto" w:fill="F7F7F7"/>
+        </w:rPr>
+        <w:t>Neysani</w:t>
+      </w:r>
+      <w:proofErr w:type="spellEnd"/>
+      <w:r>
+        <w:rPr>
+          <w:rFonts w:asciiTheme="majorBidi" w:eastAsia="Calibri" w:hAnsiTheme="majorBidi" w:cstheme="majorBidi"/>
+          <w:bCs/>
+          <w:color w:val="111111"/>
+          <w:sz w:val="24"/>
+          <w:szCs w:val="24"/>
+          <w:shd w:val="clear" w:color="auto" w:fill="F7F7F7"/>
+        </w:rPr>
+        <w:t xml:space="preserve"> </w:t>
+      </w:r>
+      <w:proofErr w:type="spellStart"/>
+      <w:r>
+        <w:rPr>
+          <w:rFonts w:asciiTheme="majorBidi" w:eastAsia="Calibri" w:hAnsiTheme="majorBidi" w:cstheme="majorBidi"/>
+          <w:bCs/>
+          <w:color w:val="111111"/>
+          <w:sz w:val="24"/>
+          <w:szCs w:val="24"/>
+          <w:shd w:val="clear" w:color="auto" w:fill="F7F7F7"/>
+        </w:rPr>
+        <w:t>Samany</w:t>
+      </w:r>
+      <w:proofErr w:type="spellEnd"/>
+      <w:r>
+        <w:rPr>
+          <w:rFonts w:asciiTheme="majorBidi" w:eastAsia="Calibri" w:hAnsiTheme="majorBidi" w:cstheme="majorBidi"/>
+          <w:bCs/>
+          <w:color w:val="111111"/>
+          <w:sz w:val="24"/>
+          <w:szCs w:val="24"/>
+          <w:shd w:val="clear" w:color="auto" w:fill="F7F7F7"/>
+        </w:rPr>
+        <w:t>, N., ... &amp; Al-</w:t>
+      </w:r>
+      <w:proofErr w:type="spellStart"/>
+      <w:r>
+        <w:rPr>
+          <w:rFonts w:asciiTheme="majorBidi" w:eastAsia="Calibri" w:hAnsiTheme="majorBidi" w:cstheme="majorBidi"/>
+          <w:bCs/>
+          <w:color w:val="111111"/>
+          <w:sz w:val="24"/>
+          <w:szCs w:val="24"/>
+          <w:shd w:val="clear" w:color="auto" w:fill="F7F7F7"/>
+        </w:rPr>
+        <w:t>Hemoud</w:t>
+      </w:r>
+      <w:proofErr w:type="spellEnd"/>
+      <w:r>
+        <w:rPr>
+          <w:rFonts w:asciiTheme="majorBidi" w:eastAsia="Calibri" w:hAnsiTheme="majorBidi" w:cstheme="majorBidi"/>
+          <w:bCs/>
+          <w:color w:val="111111"/>
+          <w:sz w:val="24"/>
+          <w:szCs w:val="24"/>
+          <w:shd w:val="clear" w:color="auto" w:fill="F7F7F7"/>
+        </w:rPr>
+        <w:t>, A. (2025). Global map of characterized dust sources using multisource remote sensing data. </w:t>
       </w:r>
       <w:r>
         <w:rPr>
@@ -16333,15 +18693,138 @@
           <w:shd w:val="clear" w:color="auto" w:fill="F7F7F7"/>
         </w:rPr>
       </w:pPr>
-      <w:r>
-        <w:rPr>
-          <w:rFonts w:asciiTheme="majorBidi" w:eastAsia="Calibri" w:hAnsiTheme="majorBidi" w:cstheme="majorBidi"/>
-          <w:bCs/>
-          <w:sz w:val="24"/>
-          <w:szCs w:val="24"/>
-          <w:shd w:val="clear" w:color="auto" w:fill="F7F7F7"/>
-        </w:rPr>
-        <w:t>Darvishi Boloorani, A., Soleimani, M., Papi, R., Neysani Samany, N., Teymouri, P., &amp; Soleimani, Z. (2023c). Sources, drivers, and impacts of sand and dust storms: A global view. In </w:t>
+      <w:proofErr w:type="spellStart"/>
+      <w:r>
+        <w:rPr>
+          <w:rFonts w:asciiTheme="majorBidi" w:eastAsia="Calibri" w:hAnsiTheme="majorBidi" w:cstheme="majorBidi"/>
+          <w:bCs/>
+          <w:sz w:val="24"/>
+          <w:szCs w:val="24"/>
+          <w:shd w:val="clear" w:color="auto" w:fill="F7F7F7"/>
+        </w:rPr>
+        <w:lastRenderedPageBreak/>
+        <w:t>Darvishi</w:t>
+      </w:r>
+      <w:proofErr w:type="spellEnd"/>
+      <w:r>
+        <w:rPr>
+          <w:rFonts w:asciiTheme="majorBidi" w:eastAsia="Calibri" w:hAnsiTheme="majorBidi" w:cstheme="majorBidi"/>
+          <w:bCs/>
+          <w:sz w:val="24"/>
+          <w:szCs w:val="24"/>
+          <w:shd w:val="clear" w:color="auto" w:fill="F7F7F7"/>
+        </w:rPr>
+        <w:t xml:space="preserve"> </w:t>
+      </w:r>
+      <w:proofErr w:type="spellStart"/>
+      <w:r>
+        <w:rPr>
+          <w:rFonts w:asciiTheme="majorBidi" w:eastAsia="Calibri" w:hAnsiTheme="majorBidi" w:cstheme="majorBidi"/>
+          <w:bCs/>
+          <w:sz w:val="24"/>
+          <w:szCs w:val="24"/>
+          <w:shd w:val="clear" w:color="auto" w:fill="F7F7F7"/>
+        </w:rPr>
+        <w:t>Boloorani</w:t>
+      </w:r>
+      <w:proofErr w:type="spellEnd"/>
+      <w:r>
+        <w:rPr>
+          <w:rFonts w:asciiTheme="majorBidi" w:eastAsia="Calibri" w:hAnsiTheme="majorBidi" w:cstheme="majorBidi"/>
+          <w:bCs/>
+          <w:sz w:val="24"/>
+          <w:szCs w:val="24"/>
+          <w:shd w:val="clear" w:color="auto" w:fill="F7F7F7"/>
+        </w:rPr>
+        <w:t xml:space="preserve">, A., Soleimani, M., </w:t>
+      </w:r>
+      <w:proofErr w:type="spellStart"/>
+      <w:r>
+        <w:rPr>
+          <w:rFonts w:asciiTheme="majorBidi" w:eastAsia="Calibri" w:hAnsiTheme="majorBidi" w:cstheme="majorBidi"/>
+          <w:bCs/>
+          <w:sz w:val="24"/>
+          <w:szCs w:val="24"/>
+          <w:shd w:val="clear" w:color="auto" w:fill="F7F7F7"/>
+        </w:rPr>
+        <w:t>Papi</w:t>
+      </w:r>
+      <w:proofErr w:type="spellEnd"/>
+      <w:r>
+        <w:rPr>
+          <w:rFonts w:asciiTheme="majorBidi" w:eastAsia="Calibri" w:hAnsiTheme="majorBidi" w:cstheme="majorBidi"/>
+          <w:bCs/>
+          <w:sz w:val="24"/>
+          <w:szCs w:val="24"/>
+          <w:shd w:val="clear" w:color="auto" w:fill="F7F7F7"/>
+        </w:rPr>
+        <w:t xml:space="preserve">, R., </w:t>
+      </w:r>
+      <w:proofErr w:type="spellStart"/>
+      <w:r>
+        <w:rPr>
+          <w:rFonts w:asciiTheme="majorBidi" w:eastAsia="Calibri" w:hAnsiTheme="majorBidi" w:cstheme="majorBidi"/>
+          <w:bCs/>
+          <w:sz w:val="24"/>
+          <w:szCs w:val="24"/>
+          <w:shd w:val="clear" w:color="auto" w:fill="F7F7F7"/>
+        </w:rPr>
+        <w:t>Neysani</w:t>
+      </w:r>
+      <w:proofErr w:type="spellEnd"/>
+      <w:r>
+        <w:rPr>
+          <w:rFonts w:asciiTheme="majorBidi" w:eastAsia="Calibri" w:hAnsiTheme="majorBidi" w:cstheme="majorBidi"/>
+          <w:bCs/>
+          <w:sz w:val="24"/>
+          <w:szCs w:val="24"/>
+          <w:shd w:val="clear" w:color="auto" w:fill="F7F7F7"/>
+        </w:rPr>
+        <w:t xml:space="preserve"> </w:t>
+      </w:r>
+      <w:proofErr w:type="spellStart"/>
+      <w:r>
+        <w:rPr>
+          <w:rFonts w:asciiTheme="majorBidi" w:eastAsia="Calibri" w:hAnsiTheme="majorBidi" w:cstheme="majorBidi"/>
+          <w:bCs/>
+          <w:sz w:val="24"/>
+          <w:szCs w:val="24"/>
+          <w:shd w:val="clear" w:color="auto" w:fill="F7F7F7"/>
+        </w:rPr>
+        <w:t>Samany</w:t>
+      </w:r>
+      <w:proofErr w:type="spellEnd"/>
+      <w:r>
+        <w:rPr>
+          <w:rFonts w:asciiTheme="majorBidi" w:eastAsia="Calibri" w:hAnsiTheme="majorBidi" w:cstheme="majorBidi"/>
+          <w:bCs/>
+          <w:sz w:val="24"/>
+          <w:szCs w:val="24"/>
+          <w:shd w:val="clear" w:color="auto" w:fill="F7F7F7"/>
+        </w:rPr>
+        <w:t xml:space="preserve">, N., </w:t>
+      </w:r>
+      <w:proofErr w:type="spellStart"/>
+      <w:r>
+        <w:rPr>
+          <w:rFonts w:asciiTheme="majorBidi" w:eastAsia="Calibri" w:hAnsiTheme="majorBidi" w:cstheme="majorBidi"/>
+          <w:bCs/>
+          <w:sz w:val="24"/>
+          <w:szCs w:val="24"/>
+          <w:shd w:val="clear" w:color="auto" w:fill="F7F7F7"/>
+        </w:rPr>
+        <w:t>Teymouri</w:t>
+      </w:r>
+      <w:proofErr w:type="spellEnd"/>
+      <w:r>
+        <w:rPr>
+          <w:rFonts w:asciiTheme="majorBidi" w:eastAsia="Calibri" w:hAnsiTheme="majorBidi" w:cstheme="majorBidi"/>
+          <w:bCs/>
+          <w:sz w:val="24"/>
+          <w:szCs w:val="24"/>
+          <w:shd w:val="clear" w:color="auto" w:fill="F7F7F7"/>
+        </w:rPr>
+        <w:t>, P., &amp; Soleimani, Z. (2023c). Sources, drivers, and impacts of sand and dust storms: A global view. In </w:t>
       </w:r>
       <w:r>
         <w:rPr>
@@ -16500,7 +18983,103 @@
           <w:szCs w:val="24"/>
           <w:shd w:val="clear" w:color="auto" w:fill="F7F7F7"/>
         </w:rPr>
-        <w:t>Di Bernardino, A., Iannarelli, A. M., Casadio, S., Pisacane, G., Mevi, G., &amp; Cacciani, M. (2022). Classification of synoptic and local-scale wind patterns using k-means clustering in a Tyrrhenian coastal area (Italy). </w:t>
+        <w:t xml:space="preserve">Di Bernardino, A., Iannarelli, A. M., </w:t>
+      </w:r>
+      <w:proofErr w:type="spellStart"/>
+      <w:r>
+        <w:rPr>
+          <w:rFonts w:asciiTheme="majorBidi" w:eastAsia="Calibri" w:hAnsiTheme="majorBidi" w:cstheme="majorBidi"/>
+          <w:bCs/>
+          <w:color w:val="111111"/>
+          <w:sz w:val="24"/>
+          <w:szCs w:val="24"/>
+          <w:shd w:val="clear" w:color="auto" w:fill="F7F7F7"/>
+        </w:rPr>
+        <w:t>Casadio</w:t>
+      </w:r>
+      <w:proofErr w:type="spellEnd"/>
+      <w:r>
+        <w:rPr>
+          <w:rFonts w:asciiTheme="majorBidi" w:eastAsia="Calibri" w:hAnsiTheme="majorBidi" w:cstheme="majorBidi"/>
+          <w:bCs/>
+          <w:color w:val="111111"/>
+          <w:sz w:val="24"/>
+          <w:szCs w:val="24"/>
+          <w:shd w:val="clear" w:color="auto" w:fill="F7F7F7"/>
+        </w:rPr>
+        <w:t xml:space="preserve">, S., </w:t>
+      </w:r>
+      <w:proofErr w:type="spellStart"/>
+      <w:r>
+        <w:rPr>
+          <w:rFonts w:asciiTheme="majorBidi" w:eastAsia="Calibri" w:hAnsiTheme="majorBidi" w:cstheme="majorBidi"/>
+          <w:bCs/>
+          <w:color w:val="111111"/>
+          <w:sz w:val="24"/>
+          <w:szCs w:val="24"/>
+          <w:shd w:val="clear" w:color="auto" w:fill="F7F7F7"/>
+        </w:rPr>
+        <w:t>Pisacane</w:t>
+      </w:r>
+      <w:proofErr w:type="spellEnd"/>
+      <w:r>
+        <w:rPr>
+          <w:rFonts w:asciiTheme="majorBidi" w:eastAsia="Calibri" w:hAnsiTheme="majorBidi" w:cstheme="majorBidi"/>
+          <w:bCs/>
+          <w:color w:val="111111"/>
+          <w:sz w:val="24"/>
+          <w:szCs w:val="24"/>
+          <w:shd w:val="clear" w:color="auto" w:fill="F7F7F7"/>
+        </w:rPr>
+        <w:t xml:space="preserve">, G., </w:t>
+      </w:r>
+      <w:proofErr w:type="spellStart"/>
+      <w:r>
+        <w:rPr>
+          <w:rFonts w:asciiTheme="majorBidi" w:eastAsia="Calibri" w:hAnsiTheme="majorBidi" w:cstheme="majorBidi"/>
+          <w:bCs/>
+          <w:color w:val="111111"/>
+          <w:sz w:val="24"/>
+          <w:szCs w:val="24"/>
+          <w:shd w:val="clear" w:color="auto" w:fill="F7F7F7"/>
+        </w:rPr>
+        <w:t>Mevi</w:t>
+      </w:r>
+      <w:proofErr w:type="spellEnd"/>
+      <w:r>
+        <w:rPr>
+          <w:rFonts w:asciiTheme="majorBidi" w:eastAsia="Calibri" w:hAnsiTheme="majorBidi" w:cstheme="majorBidi"/>
+          <w:bCs/>
+          <w:color w:val="111111"/>
+          <w:sz w:val="24"/>
+          <w:szCs w:val="24"/>
+          <w:shd w:val="clear" w:color="auto" w:fill="F7F7F7"/>
+        </w:rPr>
+        <w:t xml:space="preserve">, G., &amp; </w:t>
+      </w:r>
+      <w:proofErr w:type="spellStart"/>
+      <w:r>
+        <w:rPr>
+          <w:rFonts w:asciiTheme="majorBidi" w:eastAsia="Calibri" w:hAnsiTheme="majorBidi" w:cstheme="majorBidi"/>
+          <w:bCs/>
+          <w:color w:val="111111"/>
+          <w:sz w:val="24"/>
+          <w:szCs w:val="24"/>
+          <w:shd w:val="clear" w:color="auto" w:fill="F7F7F7"/>
+        </w:rPr>
+        <w:t>Cacciani</w:t>
+      </w:r>
+      <w:proofErr w:type="spellEnd"/>
+      <w:r>
+        <w:rPr>
+          <w:rFonts w:asciiTheme="majorBidi" w:eastAsia="Calibri" w:hAnsiTheme="majorBidi" w:cstheme="majorBidi"/>
+          <w:bCs/>
+          <w:color w:val="111111"/>
+          <w:sz w:val="24"/>
+          <w:szCs w:val="24"/>
+          <w:shd w:val="clear" w:color="auto" w:fill="F7F7F7"/>
+        </w:rPr>
+        <w:t>, M. (2022). Classification of synoptic and local-scale wind patterns using k-means clustering in a Tyrrhenian coastal area (Italy). </w:t>
       </w:r>
       <w:r>
         <w:rPr>
@@ -16564,16 +19143,101 @@
           <w:shd w:val="clear" w:color="auto" w:fill="F7F7F7"/>
         </w:rPr>
       </w:pPr>
-      <w:r>
-        <w:rPr>
-          <w:rFonts w:asciiTheme="majorBidi" w:eastAsia="Calibri" w:hAnsiTheme="majorBidi" w:cstheme="majorBidi"/>
-          <w:bCs/>
-          <w:color w:val="111111"/>
-          <w:sz w:val="24"/>
-          <w:szCs w:val="24"/>
-          <w:shd w:val="clear" w:color="auto" w:fill="F7F7F7"/>
-        </w:rPr>
-        <w:t>Ginoux, P., Chin, M., Tegen, I., Prospero, J. M., Holben, B., Dubovik, O., &amp; Lin, S. J. (2001). Sources and distributions of dust aerosols simulated with the GOCART model. </w:t>
+      <w:proofErr w:type="spellStart"/>
+      <w:r>
+        <w:rPr>
+          <w:rFonts w:asciiTheme="majorBidi" w:eastAsia="Calibri" w:hAnsiTheme="majorBidi" w:cstheme="majorBidi"/>
+          <w:bCs/>
+          <w:color w:val="111111"/>
+          <w:sz w:val="24"/>
+          <w:szCs w:val="24"/>
+          <w:shd w:val="clear" w:color="auto" w:fill="F7F7F7"/>
+        </w:rPr>
+        <w:t>Ginoux</w:t>
+      </w:r>
+      <w:proofErr w:type="spellEnd"/>
+      <w:r>
+        <w:rPr>
+          <w:rFonts w:asciiTheme="majorBidi" w:eastAsia="Calibri" w:hAnsiTheme="majorBidi" w:cstheme="majorBidi"/>
+          <w:bCs/>
+          <w:color w:val="111111"/>
+          <w:sz w:val="24"/>
+          <w:szCs w:val="24"/>
+          <w:shd w:val="clear" w:color="auto" w:fill="F7F7F7"/>
+        </w:rPr>
+        <w:t xml:space="preserve">, P., Chin, M., </w:t>
+      </w:r>
+      <w:proofErr w:type="spellStart"/>
+      <w:r>
+        <w:rPr>
+          <w:rFonts w:asciiTheme="majorBidi" w:eastAsia="Calibri" w:hAnsiTheme="majorBidi" w:cstheme="majorBidi"/>
+          <w:bCs/>
+          <w:color w:val="111111"/>
+          <w:sz w:val="24"/>
+          <w:szCs w:val="24"/>
+          <w:shd w:val="clear" w:color="auto" w:fill="F7F7F7"/>
+        </w:rPr>
+        <w:t>Tegen</w:t>
+      </w:r>
+      <w:proofErr w:type="spellEnd"/>
+      <w:r>
+        <w:rPr>
+          <w:rFonts w:asciiTheme="majorBidi" w:eastAsia="Calibri" w:hAnsiTheme="majorBidi" w:cstheme="majorBidi"/>
+          <w:bCs/>
+          <w:color w:val="111111"/>
+          <w:sz w:val="24"/>
+          <w:szCs w:val="24"/>
+          <w:shd w:val="clear" w:color="auto" w:fill="F7F7F7"/>
+        </w:rPr>
+        <w:t xml:space="preserve">, I., Prospero, J. M., </w:t>
+      </w:r>
+      <w:proofErr w:type="spellStart"/>
+      <w:r>
+        <w:rPr>
+          <w:rFonts w:asciiTheme="majorBidi" w:eastAsia="Calibri" w:hAnsiTheme="majorBidi" w:cstheme="majorBidi"/>
+          <w:bCs/>
+          <w:color w:val="111111"/>
+          <w:sz w:val="24"/>
+          <w:szCs w:val="24"/>
+          <w:shd w:val="clear" w:color="auto" w:fill="F7F7F7"/>
+        </w:rPr>
+        <w:t>Holben</w:t>
+      </w:r>
+      <w:proofErr w:type="spellEnd"/>
+      <w:r>
+        <w:rPr>
+          <w:rFonts w:asciiTheme="majorBidi" w:eastAsia="Calibri" w:hAnsiTheme="majorBidi" w:cstheme="majorBidi"/>
+          <w:bCs/>
+          <w:color w:val="111111"/>
+          <w:sz w:val="24"/>
+          <w:szCs w:val="24"/>
+          <w:shd w:val="clear" w:color="auto" w:fill="F7F7F7"/>
+        </w:rPr>
+        <w:t xml:space="preserve">, B., </w:t>
+      </w:r>
+      <w:proofErr w:type="spellStart"/>
+      <w:r>
+        <w:rPr>
+          <w:rFonts w:asciiTheme="majorBidi" w:eastAsia="Calibri" w:hAnsiTheme="majorBidi" w:cstheme="majorBidi"/>
+          <w:bCs/>
+          <w:color w:val="111111"/>
+          <w:sz w:val="24"/>
+          <w:szCs w:val="24"/>
+          <w:shd w:val="clear" w:color="auto" w:fill="F7F7F7"/>
+        </w:rPr>
+        <w:t>Dubovik</w:t>
+      </w:r>
+      <w:proofErr w:type="spellEnd"/>
+      <w:r>
+        <w:rPr>
+          <w:rFonts w:asciiTheme="majorBidi" w:eastAsia="Calibri" w:hAnsiTheme="majorBidi" w:cstheme="majorBidi"/>
+          <w:bCs/>
+          <w:color w:val="111111"/>
+          <w:sz w:val="24"/>
+          <w:szCs w:val="24"/>
+          <w:shd w:val="clear" w:color="auto" w:fill="F7F7F7"/>
+        </w:rPr>
+        <w:t>, O., &amp; Lin, S. J. (2001). Sources and distributions of dust aerosols simulated with the GOCART model. </w:t>
       </w:r>
       <w:r>
         <w:rPr>
@@ -16646,7 +19310,31 @@
           <w:szCs w:val="24"/>
           <w:shd w:val="clear" w:color="auto" w:fill="F7F7F7"/>
         </w:rPr>
-        <w:t>González-Estrada, E., &amp; Cosmes, W. (2019). Shapiro–Wilk test for skew normal distributions based on data transformations. </w:t>
+        <w:t xml:space="preserve">González-Estrada, E., &amp; </w:t>
+      </w:r>
+      <w:proofErr w:type="spellStart"/>
+      <w:r>
+        <w:rPr>
+          <w:rFonts w:asciiTheme="majorBidi" w:eastAsia="Calibri" w:hAnsiTheme="majorBidi" w:cstheme="majorBidi"/>
+          <w:bCs/>
+          <w:color w:val="111111"/>
+          <w:sz w:val="24"/>
+          <w:szCs w:val="24"/>
+          <w:shd w:val="clear" w:color="auto" w:fill="F7F7F7"/>
+        </w:rPr>
+        <w:t>Cosmes</w:t>
+      </w:r>
+      <w:proofErr w:type="spellEnd"/>
+      <w:r>
+        <w:rPr>
+          <w:rFonts w:asciiTheme="majorBidi" w:eastAsia="Calibri" w:hAnsiTheme="majorBidi" w:cstheme="majorBidi"/>
+          <w:bCs/>
+          <w:color w:val="111111"/>
+          <w:sz w:val="24"/>
+          <w:szCs w:val="24"/>
+          <w:shd w:val="clear" w:color="auto" w:fill="F7F7F7"/>
+        </w:rPr>
+        <w:t>, W. (2019). Shapiro–Wilk test for skew normal distributions based on data transformations. </w:t>
       </w:r>
       <w:r>
         <w:rPr>
@@ -16769,7 +19457,103 @@
           <w:szCs w:val="24"/>
           <w:shd w:val="clear" w:color="auto" w:fill="F7F7F7"/>
         </w:rPr>
-        <w:t>Hashemi, H., Abdi, A. M., Naghibi, A., Zhao, P., Brogaard, S., Haghighi, A. T., &amp; Mansourian, A. (2025). Unraveling the link between agricultural patterns and dust storm occurrence in Mesopotamia. </w:t>
+        <w:t xml:space="preserve">Hashemi, H., Abdi, A. M., </w:t>
+      </w:r>
+      <w:proofErr w:type="spellStart"/>
+      <w:r>
+        <w:rPr>
+          <w:rFonts w:asciiTheme="majorBidi" w:eastAsia="Calibri" w:hAnsiTheme="majorBidi" w:cstheme="majorBidi"/>
+          <w:bCs/>
+          <w:color w:val="111111"/>
+          <w:sz w:val="24"/>
+          <w:szCs w:val="24"/>
+          <w:shd w:val="clear" w:color="auto" w:fill="F7F7F7"/>
+        </w:rPr>
+        <w:t>Naghibi</w:t>
+      </w:r>
+      <w:proofErr w:type="spellEnd"/>
+      <w:r>
+        <w:rPr>
+          <w:rFonts w:asciiTheme="majorBidi" w:eastAsia="Calibri" w:hAnsiTheme="majorBidi" w:cstheme="majorBidi"/>
+          <w:bCs/>
+          <w:color w:val="111111"/>
+          <w:sz w:val="24"/>
+          <w:szCs w:val="24"/>
+          <w:shd w:val="clear" w:color="auto" w:fill="F7F7F7"/>
+        </w:rPr>
+        <w:t xml:space="preserve">, A., Zhao, P., </w:t>
+      </w:r>
+      <w:proofErr w:type="spellStart"/>
+      <w:r>
+        <w:rPr>
+          <w:rFonts w:asciiTheme="majorBidi" w:eastAsia="Calibri" w:hAnsiTheme="majorBidi" w:cstheme="majorBidi"/>
+          <w:bCs/>
+          <w:color w:val="111111"/>
+          <w:sz w:val="24"/>
+          <w:szCs w:val="24"/>
+          <w:shd w:val="clear" w:color="auto" w:fill="F7F7F7"/>
+        </w:rPr>
+        <w:t>Brogaard</w:t>
+      </w:r>
+      <w:proofErr w:type="spellEnd"/>
+      <w:r>
+        <w:rPr>
+          <w:rFonts w:asciiTheme="majorBidi" w:eastAsia="Calibri" w:hAnsiTheme="majorBidi" w:cstheme="majorBidi"/>
+          <w:bCs/>
+          <w:color w:val="111111"/>
+          <w:sz w:val="24"/>
+          <w:szCs w:val="24"/>
+          <w:shd w:val="clear" w:color="auto" w:fill="F7F7F7"/>
+        </w:rPr>
+        <w:t xml:space="preserve">, S., </w:t>
+      </w:r>
+      <w:proofErr w:type="spellStart"/>
+      <w:r>
+        <w:rPr>
+          <w:rFonts w:asciiTheme="majorBidi" w:eastAsia="Calibri" w:hAnsiTheme="majorBidi" w:cstheme="majorBidi"/>
+          <w:bCs/>
+          <w:color w:val="111111"/>
+          <w:sz w:val="24"/>
+          <w:szCs w:val="24"/>
+          <w:shd w:val="clear" w:color="auto" w:fill="F7F7F7"/>
+        </w:rPr>
+        <w:t>Haghighi</w:t>
+      </w:r>
+      <w:proofErr w:type="spellEnd"/>
+      <w:r>
+        <w:rPr>
+          <w:rFonts w:asciiTheme="majorBidi" w:eastAsia="Calibri" w:hAnsiTheme="majorBidi" w:cstheme="majorBidi"/>
+          <w:bCs/>
+          <w:color w:val="111111"/>
+          <w:sz w:val="24"/>
+          <w:szCs w:val="24"/>
+          <w:shd w:val="clear" w:color="auto" w:fill="F7F7F7"/>
+        </w:rPr>
+        <w:t xml:space="preserve">, A. T., &amp; </w:t>
+      </w:r>
+      <w:proofErr w:type="spellStart"/>
+      <w:r>
+        <w:rPr>
+          <w:rFonts w:asciiTheme="majorBidi" w:eastAsia="Calibri" w:hAnsiTheme="majorBidi" w:cstheme="majorBidi"/>
+          <w:bCs/>
+          <w:color w:val="111111"/>
+          <w:sz w:val="24"/>
+          <w:szCs w:val="24"/>
+          <w:shd w:val="clear" w:color="auto" w:fill="F7F7F7"/>
+        </w:rPr>
+        <w:t>Mansourian</w:t>
+      </w:r>
+      <w:proofErr w:type="spellEnd"/>
+      <w:r>
+        <w:rPr>
+          <w:rFonts w:asciiTheme="majorBidi" w:eastAsia="Calibri" w:hAnsiTheme="majorBidi" w:cstheme="majorBidi"/>
+          <w:bCs/>
+          <w:color w:val="111111"/>
+          <w:sz w:val="24"/>
+          <w:szCs w:val="24"/>
+          <w:shd w:val="clear" w:color="auto" w:fill="F7F7F7"/>
+        </w:rPr>
+        <w:t>, A. (2025). Unraveling the link between agricultural patterns and dust storm occurrence in Mesopotamia. </w:t>
       </w:r>
       <w:r>
         <w:rPr>
@@ -16842,7 +19626,79 @@
           <w:szCs w:val="24"/>
           <w:shd w:val="clear" w:color="auto" w:fill="F7F7F7"/>
         </w:rPr>
-        <w:t>Jebali, A., Zare, M., Ekhtesasi, M. R., &amp; Jafari, R. (2021). A new threshold free dust storm detection index based on MODIS reflectance and thermal bands. GIScience &amp; Remote Sensing, 58(8), 1369-1394.</w:t>
+        <w:t xml:space="preserve">Jebali, A., </w:t>
+      </w:r>
+      <w:proofErr w:type="spellStart"/>
+      <w:r>
+        <w:rPr>
+          <w:rFonts w:asciiTheme="majorBidi" w:eastAsia="Calibri" w:hAnsiTheme="majorBidi" w:cstheme="majorBidi"/>
+          <w:bCs/>
+          <w:color w:val="111111"/>
+          <w:sz w:val="24"/>
+          <w:szCs w:val="24"/>
+          <w:shd w:val="clear" w:color="auto" w:fill="F7F7F7"/>
+        </w:rPr>
+        <w:t>Zare</w:t>
+      </w:r>
+      <w:proofErr w:type="spellEnd"/>
+      <w:r>
+        <w:rPr>
+          <w:rFonts w:asciiTheme="majorBidi" w:eastAsia="Calibri" w:hAnsiTheme="majorBidi" w:cstheme="majorBidi"/>
+          <w:bCs/>
+          <w:color w:val="111111"/>
+          <w:sz w:val="24"/>
+          <w:szCs w:val="24"/>
+          <w:shd w:val="clear" w:color="auto" w:fill="F7F7F7"/>
+        </w:rPr>
+        <w:t xml:space="preserve">, M., </w:t>
+      </w:r>
+      <w:proofErr w:type="spellStart"/>
+      <w:r>
+        <w:rPr>
+          <w:rFonts w:asciiTheme="majorBidi" w:eastAsia="Calibri" w:hAnsiTheme="majorBidi" w:cstheme="majorBidi"/>
+          <w:bCs/>
+          <w:color w:val="111111"/>
+          <w:sz w:val="24"/>
+          <w:szCs w:val="24"/>
+          <w:shd w:val="clear" w:color="auto" w:fill="F7F7F7"/>
+        </w:rPr>
+        <w:t>Ekhtesasi</w:t>
+      </w:r>
+      <w:proofErr w:type="spellEnd"/>
+      <w:r>
+        <w:rPr>
+          <w:rFonts w:asciiTheme="majorBidi" w:eastAsia="Calibri" w:hAnsiTheme="majorBidi" w:cstheme="majorBidi"/>
+          <w:bCs/>
+          <w:color w:val="111111"/>
+          <w:sz w:val="24"/>
+          <w:szCs w:val="24"/>
+          <w:shd w:val="clear" w:color="auto" w:fill="F7F7F7"/>
+        </w:rPr>
+        <w:t>, M. R., &amp; Jafari, R. (2021). A new threshold free dust storm detection index based on MODIS reflectance and thermal bands. </w:t>
+      </w:r>
+      <w:proofErr w:type="spellStart"/>
+      <w:r>
+        <w:rPr>
+          <w:rFonts w:asciiTheme="majorBidi" w:eastAsia="Calibri" w:hAnsiTheme="majorBidi" w:cstheme="majorBidi"/>
+          <w:bCs/>
+          <w:color w:val="111111"/>
+          <w:sz w:val="24"/>
+          <w:szCs w:val="24"/>
+          <w:shd w:val="clear" w:color="auto" w:fill="F7F7F7"/>
+        </w:rPr>
+        <w:t>GIScience</w:t>
+      </w:r>
+      <w:proofErr w:type="spellEnd"/>
+      <w:r>
+        <w:rPr>
+          <w:rFonts w:asciiTheme="majorBidi" w:eastAsia="Calibri" w:hAnsiTheme="majorBidi" w:cstheme="majorBidi"/>
+          <w:bCs/>
+          <w:color w:val="111111"/>
+          <w:sz w:val="24"/>
+          <w:szCs w:val="24"/>
+          <w:shd w:val="clear" w:color="auto" w:fill="F7F7F7"/>
+        </w:rPr>
+        <w:t xml:space="preserve"> &amp; Remote Sensing, 58(8), 1369-1394.</w:t>
       </w:r>
     </w:p>
     <w:p>
@@ -16858,16 +19714,101 @@
           <w:shd w:val="clear" w:color="auto" w:fill="F7F7F7"/>
         </w:rPr>
       </w:pPr>
-      <w:r>
-        <w:rPr>
-          <w:rFonts w:asciiTheme="majorBidi" w:eastAsia="Calibri" w:hAnsiTheme="majorBidi" w:cstheme="majorBidi"/>
-          <w:bCs/>
-          <w:color w:val="111111"/>
-          <w:sz w:val="24"/>
-          <w:szCs w:val="24"/>
-          <w:shd w:val="clear" w:color="auto" w:fill="F7F7F7"/>
-        </w:rPr>
-        <w:t>Kaskaoutis, D. G., Kambezidis, H. D., Nastos, P. T., &amp; Kosmopoulos, P. G. (2008). Study on an intense dust storm over Greece. Atmospheric Environment, 42(29), 6884-6896.</w:t>
+      <w:proofErr w:type="spellStart"/>
+      <w:r>
+        <w:rPr>
+          <w:rFonts w:asciiTheme="majorBidi" w:eastAsia="Calibri" w:hAnsiTheme="majorBidi" w:cstheme="majorBidi"/>
+          <w:bCs/>
+          <w:color w:val="111111"/>
+          <w:sz w:val="24"/>
+          <w:szCs w:val="24"/>
+          <w:shd w:val="clear" w:color="auto" w:fill="F7F7F7"/>
+        </w:rPr>
+        <w:t>Kaskaoutis</w:t>
+      </w:r>
+      <w:proofErr w:type="spellEnd"/>
+      <w:r>
+        <w:rPr>
+          <w:rFonts w:asciiTheme="majorBidi" w:eastAsia="Calibri" w:hAnsiTheme="majorBidi" w:cstheme="majorBidi"/>
+          <w:bCs/>
+          <w:color w:val="111111"/>
+          <w:sz w:val="24"/>
+          <w:szCs w:val="24"/>
+          <w:shd w:val="clear" w:color="auto" w:fill="F7F7F7"/>
+        </w:rPr>
+        <w:t xml:space="preserve">, D. G., </w:t>
+      </w:r>
+      <w:proofErr w:type="spellStart"/>
+      <w:r>
+        <w:rPr>
+          <w:rFonts w:asciiTheme="majorBidi" w:eastAsia="Calibri" w:hAnsiTheme="majorBidi" w:cstheme="majorBidi"/>
+          <w:bCs/>
+          <w:color w:val="111111"/>
+          <w:sz w:val="24"/>
+          <w:szCs w:val="24"/>
+          <w:shd w:val="clear" w:color="auto" w:fill="F7F7F7"/>
+        </w:rPr>
+        <w:t>Kambezidis</w:t>
+      </w:r>
+      <w:proofErr w:type="spellEnd"/>
+      <w:r>
+        <w:rPr>
+          <w:rFonts w:asciiTheme="majorBidi" w:eastAsia="Calibri" w:hAnsiTheme="majorBidi" w:cstheme="majorBidi"/>
+          <w:bCs/>
+          <w:color w:val="111111"/>
+          <w:sz w:val="24"/>
+          <w:szCs w:val="24"/>
+          <w:shd w:val="clear" w:color="auto" w:fill="F7F7F7"/>
+        </w:rPr>
+        <w:t xml:space="preserve">, H. D., </w:t>
+      </w:r>
+      <w:proofErr w:type="spellStart"/>
+      <w:r>
+        <w:rPr>
+          <w:rFonts w:asciiTheme="majorBidi" w:eastAsia="Calibri" w:hAnsiTheme="majorBidi" w:cstheme="majorBidi"/>
+          <w:bCs/>
+          <w:color w:val="111111"/>
+          <w:sz w:val="24"/>
+          <w:szCs w:val="24"/>
+          <w:shd w:val="clear" w:color="auto" w:fill="F7F7F7"/>
+        </w:rPr>
+        <w:t>Nastos</w:t>
+      </w:r>
+      <w:proofErr w:type="spellEnd"/>
+      <w:r>
+        <w:rPr>
+          <w:rFonts w:asciiTheme="majorBidi" w:eastAsia="Calibri" w:hAnsiTheme="majorBidi" w:cstheme="majorBidi"/>
+          <w:bCs/>
+          <w:color w:val="111111"/>
+          <w:sz w:val="24"/>
+          <w:szCs w:val="24"/>
+          <w:shd w:val="clear" w:color="auto" w:fill="F7F7F7"/>
+        </w:rPr>
+        <w:t xml:space="preserve">, P. T., &amp; </w:t>
+      </w:r>
+      <w:proofErr w:type="spellStart"/>
+      <w:r>
+        <w:rPr>
+          <w:rFonts w:asciiTheme="majorBidi" w:eastAsia="Calibri" w:hAnsiTheme="majorBidi" w:cstheme="majorBidi"/>
+          <w:bCs/>
+          <w:color w:val="111111"/>
+          <w:sz w:val="24"/>
+          <w:szCs w:val="24"/>
+          <w:shd w:val="clear" w:color="auto" w:fill="F7F7F7"/>
+        </w:rPr>
+        <w:t>Kosmopoulos</w:t>
+      </w:r>
+      <w:proofErr w:type="spellEnd"/>
+      <w:r>
+        <w:rPr>
+          <w:rFonts w:asciiTheme="majorBidi" w:eastAsia="Calibri" w:hAnsiTheme="majorBidi" w:cstheme="majorBidi"/>
+          <w:bCs/>
+          <w:color w:val="111111"/>
+          <w:sz w:val="24"/>
+          <w:szCs w:val="24"/>
+          <w:shd w:val="clear" w:color="auto" w:fill="F7F7F7"/>
+        </w:rPr>
+        <w:t>, P. G. (2008). Study on an intense dust storm over Greece. Atmospheric Environment, 42(29), 6884-6896.</w:t>
       </w:r>
     </w:p>
     <w:p>
@@ -16892,7 +19833,79 @@
           <w:szCs w:val="24"/>
           <w:shd w:val="clear" w:color="auto" w:fill="F7F7F7"/>
         </w:rPr>
-        <w:t>Li, T., Cohen, A. J., Krzyzanowski, M., Zhang, C., Gumy, S., Mudu, P., ... &amp; Shen, H. (2025). Sand and dust storms: a growing global health threat calls for international health studies to support policy action. </w:t>
+        <w:t xml:space="preserve">Li, T., Cohen, A. J., </w:t>
+      </w:r>
+      <w:proofErr w:type="spellStart"/>
+      <w:r>
+        <w:rPr>
+          <w:rFonts w:asciiTheme="majorBidi" w:eastAsia="Calibri" w:hAnsiTheme="majorBidi" w:cstheme="majorBidi"/>
+          <w:bCs/>
+          <w:color w:val="111111"/>
+          <w:sz w:val="24"/>
+          <w:szCs w:val="24"/>
+          <w:shd w:val="clear" w:color="auto" w:fill="F7F7F7"/>
+        </w:rPr>
+        <w:t>Krzyzanowski</w:t>
+      </w:r>
+      <w:proofErr w:type="spellEnd"/>
+      <w:r>
+        <w:rPr>
+          <w:rFonts w:asciiTheme="majorBidi" w:eastAsia="Calibri" w:hAnsiTheme="majorBidi" w:cstheme="majorBidi"/>
+          <w:bCs/>
+          <w:color w:val="111111"/>
+          <w:sz w:val="24"/>
+          <w:szCs w:val="24"/>
+          <w:shd w:val="clear" w:color="auto" w:fill="F7F7F7"/>
+        </w:rPr>
+        <w:t xml:space="preserve">, M., Zhang, C., </w:t>
+      </w:r>
+      <w:proofErr w:type="spellStart"/>
+      <w:r>
+        <w:rPr>
+          <w:rFonts w:asciiTheme="majorBidi" w:eastAsia="Calibri" w:hAnsiTheme="majorBidi" w:cstheme="majorBidi"/>
+          <w:bCs/>
+          <w:color w:val="111111"/>
+          <w:sz w:val="24"/>
+          <w:szCs w:val="24"/>
+          <w:shd w:val="clear" w:color="auto" w:fill="F7F7F7"/>
+        </w:rPr>
+        <w:t>Gumy</w:t>
+      </w:r>
+      <w:proofErr w:type="spellEnd"/>
+      <w:r>
+        <w:rPr>
+          <w:rFonts w:asciiTheme="majorBidi" w:eastAsia="Calibri" w:hAnsiTheme="majorBidi" w:cstheme="majorBidi"/>
+          <w:bCs/>
+          <w:color w:val="111111"/>
+          <w:sz w:val="24"/>
+          <w:szCs w:val="24"/>
+          <w:shd w:val="clear" w:color="auto" w:fill="F7F7F7"/>
+        </w:rPr>
+        <w:t xml:space="preserve">, S., </w:t>
+      </w:r>
+      <w:proofErr w:type="spellStart"/>
+      <w:r>
+        <w:rPr>
+          <w:rFonts w:asciiTheme="majorBidi" w:eastAsia="Calibri" w:hAnsiTheme="majorBidi" w:cstheme="majorBidi"/>
+          <w:bCs/>
+          <w:color w:val="111111"/>
+          <w:sz w:val="24"/>
+          <w:szCs w:val="24"/>
+          <w:shd w:val="clear" w:color="auto" w:fill="F7F7F7"/>
+        </w:rPr>
+        <w:t>Mudu</w:t>
+      </w:r>
+      <w:proofErr w:type="spellEnd"/>
+      <w:r>
+        <w:rPr>
+          <w:rFonts w:asciiTheme="majorBidi" w:eastAsia="Calibri" w:hAnsiTheme="majorBidi" w:cstheme="majorBidi"/>
+          <w:bCs/>
+          <w:color w:val="111111"/>
+          <w:sz w:val="24"/>
+          <w:szCs w:val="24"/>
+          <w:shd w:val="clear" w:color="auto" w:fill="F7F7F7"/>
+        </w:rPr>
+        <w:t>, P., ... &amp; Shen, H. (2025). Sand and dust storms: a growing global health threat calls for international health studies to support policy action. </w:t>
       </w:r>
       <w:r>
         <w:rPr>
@@ -16965,7 +19978,6 @@
           <w:szCs w:val="24"/>
           <w:shd w:val="clear" w:color="auto" w:fill="F7F7F7"/>
         </w:rPr>
-        <w:lastRenderedPageBreak/>
         <w:t>Liu, Z., Liu, Q., Lin, H. C., Schwartz, C. S., Lee, Y. H., &amp; Wang, T. (2011). Three‐dimensional variational assimilation of MODIS aerosol optical depth: Implementation and application to a dust storm over East Asia. Journal of Geophysical Research: Atmospheres, 116(D23).</w:t>
       </w:r>
     </w:p>
@@ -16991,7 +20003,103 @@
           <w:szCs w:val="24"/>
           <w:shd w:val="clear" w:color="auto" w:fill="F7F7F7"/>
         </w:rPr>
-        <w:t>Marchese, F., Sannazzaro, F., Falconieri, A., Filizzola, C., Pergola, N., &amp; Tramutoli, V. (2017). An enhanced satellite-based algorithm for detecting and tracking dust outbreaks by means of SEVIRI data. Remote Sensing, 9(6), 537.</w:t>
+        <w:t xml:space="preserve">Marchese, F., </w:t>
+      </w:r>
+      <w:proofErr w:type="spellStart"/>
+      <w:r>
+        <w:rPr>
+          <w:rFonts w:asciiTheme="majorBidi" w:eastAsia="Calibri" w:hAnsiTheme="majorBidi" w:cstheme="majorBidi"/>
+          <w:bCs/>
+          <w:color w:val="111111"/>
+          <w:sz w:val="24"/>
+          <w:szCs w:val="24"/>
+          <w:shd w:val="clear" w:color="auto" w:fill="F7F7F7"/>
+        </w:rPr>
+        <w:t>Sannazzaro</w:t>
+      </w:r>
+      <w:proofErr w:type="spellEnd"/>
+      <w:r>
+        <w:rPr>
+          <w:rFonts w:asciiTheme="majorBidi" w:eastAsia="Calibri" w:hAnsiTheme="majorBidi" w:cstheme="majorBidi"/>
+          <w:bCs/>
+          <w:color w:val="111111"/>
+          <w:sz w:val="24"/>
+          <w:szCs w:val="24"/>
+          <w:shd w:val="clear" w:color="auto" w:fill="F7F7F7"/>
+        </w:rPr>
+        <w:t xml:space="preserve">, F., </w:t>
+      </w:r>
+      <w:proofErr w:type="spellStart"/>
+      <w:r>
+        <w:rPr>
+          <w:rFonts w:asciiTheme="majorBidi" w:eastAsia="Calibri" w:hAnsiTheme="majorBidi" w:cstheme="majorBidi"/>
+          <w:bCs/>
+          <w:color w:val="111111"/>
+          <w:sz w:val="24"/>
+          <w:szCs w:val="24"/>
+          <w:shd w:val="clear" w:color="auto" w:fill="F7F7F7"/>
+        </w:rPr>
+        <w:t>Falconieri</w:t>
+      </w:r>
+      <w:proofErr w:type="spellEnd"/>
+      <w:r>
+        <w:rPr>
+          <w:rFonts w:asciiTheme="majorBidi" w:eastAsia="Calibri" w:hAnsiTheme="majorBidi" w:cstheme="majorBidi"/>
+          <w:bCs/>
+          <w:color w:val="111111"/>
+          <w:sz w:val="24"/>
+          <w:szCs w:val="24"/>
+          <w:shd w:val="clear" w:color="auto" w:fill="F7F7F7"/>
+        </w:rPr>
+        <w:t xml:space="preserve">, A., </w:t>
+      </w:r>
+      <w:proofErr w:type="spellStart"/>
+      <w:r>
+        <w:rPr>
+          <w:rFonts w:asciiTheme="majorBidi" w:eastAsia="Calibri" w:hAnsiTheme="majorBidi" w:cstheme="majorBidi"/>
+          <w:bCs/>
+          <w:color w:val="111111"/>
+          <w:sz w:val="24"/>
+          <w:szCs w:val="24"/>
+          <w:shd w:val="clear" w:color="auto" w:fill="F7F7F7"/>
+        </w:rPr>
+        <w:t>Filizzola</w:t>
+      </w:r>
+      <w:proofErr w:type="spellEnd"/>
+      <w:r>
+        <w:rPr>
+          <w:rFonts w:asciiTheme="majorBidi" w:eastAsia="Calibri" w:hAnsiTheme="majorBidi" w:cstheme="majorBidi"/>
+          <w:bCs/>
+          <w:color w:val="111111"/>
+          <w:sz w:val="24"/>
+          <w:szCs w:val="24"/>
+          <w:shd w:val="clear" w:color="auto" w:fill="F7F7F7"/>
+        </w:rPr>
+        <w:t xml:space="preserve">, C., Pergola, N., &amp; </w:t>
+      </w:r>
+      <w:proofErr w:type="spellStart"/>
+      <w:r>
+        <w:rPr>
+          <w:rFonts w:asciiTheme="majorBidi" w:eastAsia="Calibri" w:hAnsiTheme="majorBidi" w:cstheme="majorBidi"/>
+          <w:bCs/>
+          <w:color w:val="111111"/>
+          <w:sz w:val="24"/>
+          <w:szCs w:val="24"/>
+          <w:shd w:val="clear" w:color="auto" w:fill="F7F7F7"/>
+        </w:rPr>
+        <w:t>Tramutoli</w:t>
+      </w:r>
+      <w:proofErr w:type="spellEnd"/>
+      <w:r>
+        <w:rPr>
+          <w:rFonts w:asciiTheme="majorBidi" w:eastAsia="Calibri" w:hAnsiTheme="majorBidi" w:cstheme="majorBidi"/>
+          <w:bCs/>
+          <w:color w:val="111111"/>
+          <w:sz w:val="24"/>
+          <w:szCs w:val="24"/>
+          <w:shd w:val="clear" w:color="auto" w:fill="F7F7F7"/>
+        </w:rPr>
+        <w:t>, V. (2017). An enhanced satellite-based algorithm for detecting and tracking dust outbreaks by means of SEVIRI data. Remote Sensing, 9(6), 537.</w:t>
       </w:r>
     </w:p>
     <w:p>
@@ -17007,16 +20115,54 @@
           <w:shd w:val="clear" w:color="auto" w:fill="F7F7F7"/>
         </w:rPr>
       </w:pPr>
-      <w:r>
-        <w:rPr>
-          <w:rFonts w:asciiTheme="majorBidi" w:eastAsia="Calibri" w:hAnsiTheme="majorBidi" w:cstheme="majorBidi"/>
-          <w:bCs/>
-          <w:color w:val="111111"/>
-          <w:sz w:val="24"/>
-          <w:szCs w:val="24"/>
-          <w:shd w:val="clear" w:color="auto" w:fill="F7F7F7"/>
-        </w:rPr>
-        <w:t>Mehrabi, S., Soltani, S., &amp; Jafari, R. (2015). Analyzing the relationship between dust storm occurrence and climatic parameters. </w:t>
+      <w:proofErr w:type="spellStart"/>
+      <w:r>
+        <w:rPr>
+          <w:rFonts w:asciiTheme="majorBidi" w:eastAsia="Calibri" w:hAnsiTheme="majorBidi" w:cstheme="majorBidi"/>
+          <w:bCs/>
+          <w:color w:val="111111"/>
+          <w:sz w:val="24"/>
+          <w:szCs w:val="24"/>
+          <w:shd w:val="clear" w:color="auto" w:fill="F7F7F7"/>
+        </w:rPr>
+        <w:lastRenderedPageBreak/>
+        <w:t>Mehrabi</w:t>
+      </w:r>
+      <w:proofErr w:type="spellEnd"/>
+      <w:r>
+        <w:rPr>
+          <w:rFonts w:asciiTheme="majorBidi" w:eastAsia="Calibri" w:hAnsiTheme="majorBidi" w:cstheme="majorBidi"/>
+          <w:bCs/>
+          <w:color w:val="111111"/>
+          <w:sz w:val="24"/>
+          <w:szCs w:val="24"/>
+          <w:shd w:val="clear" w:color="auto" w:fill="F7F7F7"/>
+        </w:rPr>
+        <w:t xml:space="preserve">, S., </w:t>
+      </w:r>
+      <w:proofErr w:type="spellStart"/>
+      <w:r>
+        <w:rPr>
+          <w:rFonts w:asciiTheme="majorBidi" w:eastAsia="Calibri" w:hAnsiTheme="majorBidi" w:cstheme="majorBidi"/>
+          <w:bCs/>
+          <w:color w:val="111111"/>
+          <w:sz w:val="24"/>
+          <w:szCs w:val="24"/>
+          <w:shd w:val="clear" w:color="auto" w:fill="F7F7F7"/>
+        </w:rPr>
+        <w:t>Soltani</w:t>
+      </w:r>
+      <w:proofErr w:type="spellEnd"/>
+      <w:r>
+        <w:rPr>
+          <w:rFonts w:asciiTheme="majorBidi" w:eastAsia="Calibri" w:hAnsiTheme="majorBidi" w:cstheme="majorBidi"/>
+          <w:bCs/>
+          <w:color w:val="111111"/>
+          <w:sz w:val="24"/>
+          <w:szCs w:val="24"/>
+          <w:shd w:val="clear" w:color="auto" w:fill="F7F7F7"/>
+        </w:rPr>
+        <w:t>, S., &amp; Jafari, R. (2015). Analyzing the relationship between dust storm occurrence and climatic parameters. </w:t>
       </w:r>
       <w:r>
         <w:rPr>
@@ -17139,7 +20285,31 @@
           <w:szCs w:val="24"/>
           <w:shd w:val="clear" w:color="auto" w:fill="F7F7F7"/>
         </w:rPr>
-        <w:t>Middleton, N., &amp; Al-Hemoud, A. (2024). Sand and dust storms: recent developments in impact mitigation. </w:t>
+        <w:t>Middleton, N., &amp; Al-</w:t>
+      </w:r>
+      <w:proofErr w:type="spellStart"/>
+      <w:r>
+        <w:rPr>
+          <w:rFonts w:asciiTheme="majorBidi" w:eastAsia="Calibri" w:hAnsiTheme="majorBidi" w:cstheme="majorBidi"/>
+          <w:bCs/>
+          <w:color w:val="111111"/>
+          <w:sz w:val="24"/>
+          <w:szCs w:val="24"/>
+          <w:shd w:val="clear" w:color="auto" w:fill="F7F7F7"/>
+        </w:rPr>
+        <w:t>Hemoud</w:t>
+      </w:r>
+      <w:proofErr w:type="spellEnd"/>
+      <w:r>
+        <w:rPr>
+          <w:rFonts w:asciiTheme="majorBidi" w:eastAsia="Calibri" w:hAnsiTheme="majorBidi" w:cstheme="majorBidi"/>
+          <w:bCs/>
+          <w:color w:val="111111"/>
+          <w:sz w:val="24"/>
+          <w:szCs w:val="24"/>
+          <w:shd w:val="clear" w:color="auto" w:fill="F7F7F7"/>
+        </w:rPr>
+        <w:t>, A. (2024). Sand and dust storms: recent developments in impact mitigation. </w:t>
       </w:r>
       <w:r>
         <w:rPr>
@@ -17203,16 +20373,53 @@
           <w:shd w:val="clear" w:color="auto" w:fill="F7F7F7"/>
         </w:rPr>
       </w:pPr>
-      <w:r>
-        <w:rPr>
-          <w:rFonts w:asciiTheme="majorBidi" w:eastAsia="Calibri" w:hAnsiTheme="majorBidi" w:cstheme="majorBidi"/>
-          <w:bCs/>
-          <w:color w:val="111111"/>
-          <w:sz w:val="24"/>
-          <w:szCs w:val="24"/>
-          <w:shd w:val="clear" w:color="auto" w:fill="F7F7F7"/>
-        </w:rPr>
-        <w:t>Mighell, K. J. (1999). Parameter estimation in astronomy with poisson-distributed data. I. the χγ2 statistic. The Astrophysical Journal, 518(1), 380.</w:t>
+      <w:proofErr w:type="spellStart"/>
+      <w:r>
+        <w:rPr>
+          <w:rFonts w:asciiTheme="majorBidi" w:eastAsia="Calibri" w:hAnsiTheme="majorBidi" w:cstheme="majorBidi"/>
+          <w:bCs/>
+          <w:color w:val="111111"/>
+          <w:sz w:val="24"/>
+          <w:szCs w:val="24"/>
+          <w:shd w:val="clear" w:color="auto" w:fill="F7F7F7"/>
+        </w:rPr>
+        <w:t>Mighell</w:t>
+      </w:r>
+      <w:proofErr w:type="spellEnd"/>
+      <w:r>
+        <w:rPr>
+          <w:rFonts w:asciiTheme="majorBidi" w:eastAsia="Calibri" w:hAnsiTheme="majorBidi" w:cstheme="majorBidi"/>
+          <w:bCs/>
+          <w:color w:val="111111"/>
+          <w:sz w:val="24"/>
+          <w:szCs w:val="24"/>
+          <w:shd w:val="clear" w:color="auto" w:fill="F7F7F7"/>
+        </w:rPr>
+        <w:t xml:space="preserve">, K. J. (1999). Parameter estimation in astronomy with </w:t>
+      </w:r>
+      <w:proofErr w:type="spellStart"/>
+      <w:r>
+        <w:rPr>
+          <w:rFonts w:asciiTheme="majorBidi" w:eastAsia="Calibri" w:hAnsiTheme="majorBidi" w:cstheme="majorBidi"/>
+          <w:bCs/>
+          <w:color w:val="111111"/>
+          <w:sz w:val="24"/>
+          <w:szCs w:val="24"/>
+          <w:shd w:val="clear" w:color="auto" w:fill="F7F7F7"/>
+        </w:rPr>
+        <w:t>poisson</w:t>
+      </w:r>
+      <w:proofErr w:type="spellEnd"/>
+      <w:r>
+        <w:rPr>
+          <w:rFonts w:asciiTheme="majorBidi" w:eastAsia="Calibri" w:hAnsiTheme="majorBidi" w:cstheme="majorBidi"/>
+          <w:bCs/>
+          <w:color w:val="111111"/>
+          <w:sz w:val="24"/>
+          <w:szCs w:val="24"/>
+          <w:shd w:val="clear" w:color="auto" w:fill="F7F7F7"/>
+        </w:rPr>
+        <w:t>-distributed data. I. the χγ2 statistic. The Astrophysical Journal, 518(1), 380.</w:t>
       </w:r>
     </w:p>
     <w:p>
@@ -17228,16 +20435,77 @@
           <w:shd w:val="clear" w:color="auto" w:fill="F7F7F7"/>
         </w:rPr>
       </w:pPr>
-      <w:r>
-        <w:rPr>
-          <w:rFonts w:asciiTheme="majorBidi" w:eastAsia="Calibri" w:hAnsiTheme="majorBidi" w:cstheme="majorBidi"/>
-          <w:bCs/>
-          <w:color w:val="111111"/>
-          <w:sz w:val="24"/>
-          <w:szCs w:val="24"/>
-          <w:shd w:val="clear" w:color="auto" w:fill="F7F7F7"/>
-        </w:rPr>
-        <w:t>Naghibi, A., Hashemi, H., Zhao, P., Brogaard, S., Eklund, L., Hassan, H. H., &amp; Mansourian, A. (2024). Spatiotemporal variability of dust storm source susceptibility during wet and dry periods: The Tigris-Euphrates River Basin. Atmospheric Pollution Research, 15(1), 101953.</w:t>
+      <w:proofErr w:type="spellStart"/>
+      <w:r>
+        <w:rPr>
+          <w:rFonts w:asciiTheme="majorBidi" w:eastAsia="Calibri" w:hAnsiTheme="majorBidi" w:cstheme="majorBidi"/>
+          <w:bCs/>
+          <w:color w:val="111111"/>
+          <w:sz w:val="24"/>
+          <w:szCs w:val="24"/>
+          <w:shd w:val="clear" w:color="auto" w:fill="F7F7F7"/>
+        </w:rPr>
+        <w:t>Naghibi</w:t>
+      </w:r>
+      <w:proofErr w:type="spellEnd"/>
+      <w:r>
+        <w:rPr>
+          <w:rFonts w:asciiTheme="majorBidi" w:eastAsia="Calibri" w:hAnsiTheme="majorBidi" w:cstheme="majorBidi"/>
+          <w:bCs/>
+          <w:color w:val="111111"/>
+          <w:sz w:val="24"/>
+          <w:szCs w:val="24"/>
+          <w:shd w:val="clear" w:color="auto" w:fill="F7F7F7"/>
+        </w:rPr>
+        <w:t xml:space="preserve">, A., Hashemi, H., Zhao, P., </w:t>
+      </w:r>
+      <w:proofErr w:type="spellStart"/>
+      <w:r>
+        <w:rPr>
+          <w:rFonts w:asciiTheme="majorBidi" w:eastAsia="Calibri" w:hAnsiTheme="majorBidi" w:cstheme="majorBidi"/>
+          <w:bCs/>
+          <w:color w:val="111111"/>
+          <w:sz w:val="24"/>
+          <w:szCs w:val="24"/>
+          <w:shd w:val="clear" w:color="auto" w:fill="F7F7F7"/>
+        </w:rPr>
+        <w:t>Brogaard</w:t>
+      </w:r>
+      <w:proofErr w:type="spellEnd"/>
+      <w:r>
+        <w:rPr>
+          <w:rFonts w:asciiTheme="majorBidi" w:eastAsia="Calibri" w:hAnsiTheme="majorBidi" w:cstheme="majorBidi"/>
+          <w:bCs/>
+          <w:color w:val="111111"/>
+          <w:sz w:val="24"/>
+          <w:szCs w:val="24"/>
+          <w:shd w:val="clear" w:color="auto" w:fill="F7F7F7"/>
+        </w:rPr>
+        <w:t xml:space="preserve">, S., Eklund, L., Hassan, H. H., &amp; </w:t>
+      </w:r>
+      <w:proofErr w:type="spellStart"/>
+      <w:r>
+        <w:rPr>
+          <w:rFonts w:asciiTheme="majorBidi" w:eastAsia="Calibri" w:hAnsiTheme="majorBidi" w:cstheme="majorBidi"/>
+          <w:bCs/>
+          <w:color w:val="111111"/>
+          <w:sz w:val="24"/>
+          <w:szCs w:val="24"/>
+          <w:shd w:val="clear" w:color="auto" w:fill="F7F7F7"/>
+        </w:rPr>
+        <w:t>Mansourian</w:t>
+      </w:r>
+      <w:proofErr w:type="spellEnd"/>
+      <w:r>
+        <w:rPr>
+          <w:rFonts w:asciiTheme="majorBidi" w:eastAsia="Calibri" w:hAnsiTheme="majorBidi" w:cstheme="majorBidi"/>
+          <w:bCs/>
+          <w:color w:val="111111"/>
+          <w:sz w:val="24"/>
+          <w:szCs w:val="24"/>
+          <w:shd w:val="clear" w:color="auto" w:fill="F7F7F7"/>
+        </w:rPr>
+        <w:t>, A. (2024). Spatiotemporal variability of dust storm source susceptibility during wet and dry periods: The Tigris-Euphrates River Basin. Atmospheric Pollution Research, 15(1), 101953.</w:t>
       </w:r>
     </w:p>
     <w:p>
@@ -17253,16 +20521,77 @@
           <w:shd w:val="clear" w:color="auto" w:fill="F7F7F7"/>
         </w:rPr>
       </w:pPr>
-      <w:r>
-        <w:rPr>
-          <w:rFonts w:asciiTheme="majorBidi" w:eastAsia="Calibri" w:hAnsiTheme="majorBidi" w:cstheme="majorBidi"/>
-          <w:bCs/>
-          <w:color w:val="111111"/>
-          <w:sz w:val="24"/>
-          <w:szCs w:val="24"/>
-          <w:shd w:val="clear" w:color="auto" w:fill="F7F7F7"/>
-        </w:rPr>
-        <w:t>Namdari, S., Karimi, N., Sorooshian, A., Mohammadi, G., &amp; Sehatkashani, S. (2018). Impacts of climate and synoptic fluctuations on dust storm activity over the Middle East. Atmospheric environment, 173, 265-276.</w:t>
+      <w:proofErr w:type="spellStart"/>
+      <w:r>
+        <w:rPr>
+          <w:rFonts w:asciiTheme="majorBidi" w:eastAsia="Calibri" w:hAnsiTheme="majorBidi" w:cstheme="majorBidi"/>
+          <w:bCs/>
+          <w:color w:val="111111"/>
+          <w:sz w:val="24"/>
+          <w:szCs w:val="24"/>
+          <w:shd w:val="clear" w:color="auto" w:fill="F7F7F7"/>
+        </w:rPr>
+        <w:t>Namdari</w:t>
+      </w:r>
+      <w:proofErr w:type="spellEnd"/>
+      <w:r>
+        <w:rPr>
+          <w:rFonts w:asciiTheme="majorBidi" w:eastAsia="Calibri" w:hAnsiTheme="majorBidi" w:cstheme="majorBidi"/>
+          <w:bCs/>
+          <w:color w:val="111111"/>
+          <w:sz w:val="24"/>
+          <w:szCs w:val="24"/>
+          <w:shd w:val="clear" w:color="auto" w:fill="F7F7F7"/>
+        </w:rPr>
+        <w:t xml:space="preserve">, S., Karimi, N., </w:t>
+      </w:r>
+      <w:proofErr w:type="spellStart"/>
+      <w:r>
+        <w:rPr>
+          <w:rFonts w:asciiTheme="majorBidi" w:eastAsia="Calibri" w:hAnsiTheme="majorBidi" w:cstheme="majorBidi"/>
+          <w:bCs/>
+          <w:color w:val="111111"/>
+          <w:sz w:val="24"/>
+          <w:szCs w:val="24"/>
+          <w:shd w:val="clear" w:color="auto" w:fill="F7F7F7"/>
+        </w:rPr>
+        <w:t>Sorooshian</w:t>
+      </w:r>
+      <w:proofErr w:type="spellEnd"/>
+      <w:r>
+        <w:rPr>
+          <w:rFonts w:asciiTheme="majorBidi" w:eastAsia="Calibri" w:hAnsiTheme="majorBidi" w:cstheme="majorBidi"/>
+          <w:bCs/>
+          <w:color w:val="111111"/>
+          <w:sz w:val="24"/>
+          <w:szCs w:val="24"/>
+          <w:shd w:val="clear" w:color="auto" w:fill="F7F7F7"/>
+        </w:rPr>
+        <w:t xml:space="preserve">, A., Mohammadi, G., &amp; </w:t>
+      </w:r>
+      <w:proofErr w:type="spellStart"/>
+      <w:r>
+        <w:rPr>
+          <w:rFonts w:asciiTheme="majorBidi" w:eastAsia="Calibri" w:hAnsiTheme="majorBidi" w:cstheme="majorBidi"/>
+          <w:bCs/>
+          <w:color w:val="111111"/>
+          <w:sz w:val="24"/>
+          <w:szCs w:val="24"/>
+          <w:shd w:val="clear" w:color="auto" w:fill="F7F7F7"/>
+        </w:rPr>
+        <w:t>Sehatkashani</w:t>
+      </w:r>
+      <w:proofErr w:type="spellEnd"/>
+      <w:r>
+        <w:rPr>
+          <w:rFonts w:asciiTheme="majorBidi" w:eastAsia="Calibri" w:hAnsiTheme="majorBidi" w:cstheme="majorBidi"/>
+          <w:bCs/>
+          <w:color w:val="111111"/>
+          <w:sz w:val="24"/>
+          <w:szCs w:val="24"/>
+          <w:shd w:val="clear" w:color="auto" w:fill="F7F7F7"/>
+        </w:rPr>
+        <w:t>, S. (2018). Impacts of climate and synoptic fluctuations on dust storm activity over the Middle East. Atmospheric environment, 173, 265-276.</w:t>
       </w:r>
     </w:p>
     <w:p>
@@ -17337,7 +20666,127 @@
           <w:szCs w:val="24"/>
           <w:shd w:val="clear" w:color="auto" w:fill="F7F7F7"/>
         </w:rPr>
-        <w:t>Querol, X., Fussell, J. C., Saliba, N. A., Al-Hemoud, A., Nadeau, K. C., Tobías, A., ... &amp; Hopke, P. K. (2025). Desert Sand and Dust Storms and Desert Dust Episodes: Major Patterns to be Accounted for to Protect the Health of Exposed Population: A Review. ACS Es&amp;t Air, 2(12), 2731-2752.</w:t>
+        <w:t xml:space="preserve">Querol, X., </w:t>
+      </w:r>
+      <w:proofErr w:type="spellStart"/>
+      <w:r>
+        <w:rPr>
+          <w:rFonts w:asciiTheme="majorBidi" w:eastAsia="Calibri" w:hAnsiTheme="majorBidi" w:cstheme="majorBidi"/>
+          <w:bCs/>
+          <w:color w:val="111111"/>
+          <w:sz w:val="24"/>
+          <w:szCs w:val="24"/>
+          <w:shd w:val="clear" w:color="auto" w:fill="F7F7F7"/>
+        </w:rPr>
+        <w:t>Fussell</w:t>
+      </w:r>
+      <w:proofErr w:type="spellEnd"/>
+      <w:r>
+        <w:rPr>
+          <w:rFonts w:asciiTheme="majorBidi" w:eastAsia="Calibri" w:hAnsiTheme="majorBidi" w:cstheme="majorBidi"/>
+          <w:bCs/>
+          <w:color w:val="111111"/>
+          <w:sz w:val="24"/>
+          <w:szCs w:val="24"/>
+          <w:shd w:val="clear" w:color="auto" w:fill="F7F7F7"/>
+        </w:rPr>
+        <w:t>, J. C., Saliba, N. A., Al-</w:t>
+      </w:r>
+      <w:proofErr w:type="spellStart"/>
+      <w:r>
+        <w:rPr>
+          <w:rFonts w:asciiTheme="majorBidi" w:eastAsia="Calibri" w:hAnsiTheme="majorBidi" w:cstheme="majorBidi"/>
+          <w:bCs/>
+          <w:color w:val="111111"/>
+          <w:sz w:val="24"/>
+          <w:szCs w:val="24"/>
+          <w:shd w:val="clear" w:color="auto" w:fill="F7F7F7"/>
+        </w:rPr>
+        <w:t>Hemoud</w:t>
+      </w:r>
+      <w:proofErr w:type="spellEnd"/>
+      <w:r>
+        <w:rPr>
+          <w:rFonts w:asciiTheme="majorBidi" w:eastAsia="Calibri" w:hAnsiTheme="majorBidi" w:cstheme="majorBidi"/>
+          <w:bCs/>
+          <w:color w:val="111111"/>
+          <w:sz w:val="24"/>
+          <w:szCs w:val="24"/>
+          <w:shd w:val="clear" w:color="auto" w:fill="F7F7F7"/>
+        </w:rPr>
+        <w:t xml:space="preserve">, A., Nadeau, K. C., </w:t>
+      </w:r>
+      <w:proofErr w:type="spellStart"/>
+      <w:r>
+        <w:rPr>
+          <w:rFonts w:asciiTheme="majorBidi" w:eastAsia="Calibri" w:hAnsiTheme="majorBidi" w:cstheme="majorBidi"/>
+          <w:bCs/>
+          <w:color w:val="111111"/>
+          <w:sz w:val="24"/>
+          <w:szCs w:val="24"/>
+          <w:shd w:val="clear" w:color="auto" w:fill="F7F7F7"/>
+        </w:rPr>
+        <w:t>Tobías</w:t>
+      </w:r>
+      <w:proofErr w:type="spellEnd"/>
+      <w:r>
+        <w:rPr>
+          <w:rFonts w:asciiTheme="majorBidi" w:eastAsia="Calibri" w:hAnsiTheme="majorBidi" w:cstheme="majorBidi"/>
+          <w:bCs/>
+          <w:color w:val="111111"/>
+          <w:sz w:val="24"/>
+          <w:szCs w:val="24"/>
+          <w:shd w:val="clear" w:color="auto" w:fill="F7F7F7"/>
+        </w:rPr>
+        <w:t xml:space="preserve">, A., ... &amp; </w:t>
+      </w:r>
+      <w:proofErr w:type="spellStart"/>
+      <w:r>
+        <w:rPr>
+          <w:rFonts w:asciiTheme="majorBidi" w:eastAsia="Calibri" w:hAnsiTheme="majorBidi" w:cstheme="majorBidi"/>
+          <w:bCs/>
+          <w:color w:val="111111"/>
+          <w:sz w:val="24"/>
+          <w:szCs w:val="24"/>
+          <w:shd w:val="clear" w:color="auto" w:fill="F7F7F7"/>
+        </w:rPr>
+        <w:t>Hopke</w:t>
+      </w:r>
+      <w:proofErr w:type="spellEnd"/>
+      <w:r>
+        <w:rPr>
+          <w:rFonts w:asciiTheme="majorBidi" w:eastAsia="Calibri" w:hAnsiTheme="majorBidi" w:cstheme="majorBidi"/>
+          <w:bCs/>
+          <w:color w:val="111111"/>
+          <w:sz w:val="24"/>
+          <w:szCs w:val="24"/>
+          <w:shd w:val="clear" w:color="auto" w:fill="F7F7F7"/>
+        </w:rPr>
+        <w:t xml:space="preserve">, P. K. (2025). Desert Sand and Dust Storms and Desert Dust Episodes: Major Patterns to be Accounted for to Protect the Health of Exposed Population: A Review. ACS </w:t>
+      </w:r>
+      <w:proofErr w:type="spellStart"/>
+      <w:r>
+        <w:rPr>
+          <w:rFonts w:asciiTheme="majorBidi" w:eastAsia="Calibri" w:hAnsiTheme="majorBidi" w:cstheme="majorBidi"/>
+          <w:bCs/>
+          <w:color w:val="111111"/>
+          <w:sz w:val="24"/>
+          <w:szCs w:val="24"/>
+          <w:shd w:val="clear" w:color="auto" w:fill="F7F7F7"/>
+        </w:rPr>
+        <w:t>Es&amp;t</w:t>
+      </w:r>
+      <w:proofErr w:type="spellEnd"/>
+      <w:r>
+        <w:rPr>
+          <w:rFonts w:asciiTheme="majorBidi" w:eastAsia="Calibri" w:hAnsiTheme="majorBidi" w:cstheme="majorBidi"/>
+          <w:bCs/>
+          <w:color w:val="111111"/>
+          <w:sz w:val="24"/>
+          <w:szCs w:val="24"/>
+          <w:shd w:val="clear" w:color="auto" w:fill="F7F7F7"/>
+        </w:rPr>
+        <w:t xml:space="preserve"> Air, 2(12), 2731-2752.</w:t>
       </w:r>
     </w:p>
     <w:p>
@@ -17353,16 +20802,29 @@
           <w:shd w:val="clear" w:color="auto" w:fill="F7F7F7"/>
         </w:rPr>
       </w:pPr>
-      <w:r>
-        <w:rPr>
-          <w:rFonts w:asciiTheme="majorBidi" w:eastAsia="Calibri" w:hAnsiTheme="majorBidi" w:cstheme="majorBidi"/>
-          <w:bCs/>
-          <w:color w:val="111111"/>
-          <w:sz w:val="24"/>
-          <w:szCs w:val="24"/>
-          <w:shd w:val="clear" w:color="auto" w:fill="F7F7F7"/>
-        </w:rPr>
-        <w:t>Rabee, A. M. (2015). Estimating the health risks associated with air pollution in Baghdad City, Iraq. Environmental monitoring and assessment, 187, 1-12.</w:t>
+      <w:proofErr w:type="spellStart"/>
+      <w:r>
+        <w:rPr>
+          <w:rFonts w:asciiTheme="majorBidi" w:eastAsia="Calibri" w:hAnsiTheme="majorBidi" w:cstheme="majorBidi"/>
+          <w:bCs/>
+          <w:color w:val="111111"/>
+          <w:sz w:val="24"/>
+          <w:szCs w:val="24"/>
+          <w:shd w:val="clear" w:color="auto" w:fill="F7F7F7"/>
+        </w:rPr>
+        <w:t>Rabee</w:t>
+      </w:r>
+      <w:proofErr w:type="spellEnd"/>
+      <w:r>
+        <w:rPr>
+          <w:rFonts w:asciiTheme="majorBidi" w:eastAsia="Calibri" w:hAnsiTheme="majorBidi" w:cstheme="majorBidi"/>
+          <w:bCs/>
+          <w:color w:val="111111"/>
+          <w:sz w:val="24"/>
+          <w:szCs w:val="24"/>
+          <w:shd w:val="clear" w:color="auto" w:fill="F7F7F7"/>
+        </w:rPr>
+        <w:t>, A. M. (2015). Estimating the health risks associated with air pollution in Baghdad City, Iraq. Environmental monitoring and assessment, 187, 1-12.</w:t>
       </w:r>
     </w:p>
     <w:p>
@@ -17387,7 +20849,79 @@
           <w:szCs w:val="24"/>
           <w:shd w:val="clear" w:color="auto" w:fill="F7F7F7"/>
         </w:rPr>
-        <w:t>Romano, F., Ricciardelli, E., Cimini, D., Paola, F. D., &amp; Viggiano, M. (2013). Dust Detection and Optical Depth Retrieval Using MSG</w:t>
+        <w:t xml:space="preserve">Romano, F., </w:t>
+      </w:r>
+      <w:proofErr w:type="spellStart"/>
+      <w:r>
+        <w:rPr>
+          <w:rFonts w:asciiTheme="majorBidi" w:eastAsia="Calibri" w:hAnsiTheme="majorBidi" w:cstheme="majorBidi"/>
+          <w:bCs/>
+          <w:color w:val="111111"/>
+          <w:sz w:val="24"/>
+          <w:szCs w:val="24"/>
+          <w:shd w:val="clear" w:color="auto" w:fill="F7F7F7"/>
+        </w:rPr>
+        <w:t>Ricciardelli</w:t>
+      </w:r>
+      <w:proofErr w:type="spellEnd"/>
+      <w:r>
+        <w:rPr>
+          <w:rFonts w:asciiTheme="majorBidi" w:eastAsia="Calibri" w:hAnsiTheme="majorBidi" w:cstheme="majorBidi"/>
+          <w:bCs/>
+          <w:color w:val="111111"/>
+          <w:sz w:val="24"/>
+          <w:szCs w:val="24"/>
+          <w:shd w:val="clear" w:color="auto" w:fill="F7F7F7"/>
+        </w:rPr>
+        <w:t xml:space="preserve">, E., </w:t>
+      </w:r>
+      <w:proofErr w:type="spellStart"/>
+      <w:r>
+        <w:rPr>
+          <w:rFonts w:asciiTheme="majorBidi" w:eastAsia="Calibri" w:hAnsiTheme="majorBidi" w:cstheme="majorBidi"/>
+          <w:bCs/>
+          <w:color w:val="111111"/>
+          <w:sz w:val="24"/>
+          <w:szCs w:val="24"/>
+          <w:shd w:val="clear" w:color="auto" w:fill="F7F7F7"/>
+        </w:rPr>
+        <w:t>Cimini</w:t>
+      </w:r>
+      <w:proofErr w:type="spellEnd"/>
+      <w:r>
+        <w:rPr>
+          <w:rFonts w:asciiTheme="majorBidi" w:eastAsia="Calibri" w:hAnsiTheme="majorBidi" w:cstheme="majorBidi"/>
+          <w:bCs/>
+          <w:color w:val="111111"/>
+          <w:sz w:val="24"/>
+          <w:szCs w:val="24"/>
+          <w:shd w:val="clear" w:color="auto" w:fill="F7F7F7"/>
+        </w:rPr>
+        <w:t xml:space="preserve">, D., Paola, F. D., &amp; </w:t>
+      </w:r>
+      <w:proofErr w:type="spellStart"/>
+      <w:r>
+        <w:rPr>
+          <w:rFonts w:asciiTheme="majorBidi" w:eastAsia="Calibri" w:hAnsiTheme="majorBidi" w:cstheme="majorBidi"/>
+          <w:bCs/>
+          <w:color w:val="111111"/>
+          <w:sz w:val="24"/>
+          <w:szCs w:val="24"/>
+          <w:shd w:val="clear" w:color="auto" w:fill="F7F7F7"/>
+        </w:rPr>
+        <w:t>Viggiano</w:t>
+      </w:r>
+      <w:proofErr w:type="spellEnd"/>
+      <w:r>
+        <w:rPr>
+          <w:rFonts w:asciiTheme="majorBidi" w:eastAsia="Calibri" w:hAnsiTheme="majorBidi" w:cstheme="majorBidi"/>
+          <w:bCs/>
+          <w:color w:val="111111"/>
+          <w:sz w:val="24"/>
+          <w:szCs w:val="24"/>
+          <w:shd w:val="clear" w:color="auto" w:fill="F7F7F7"/>
+        </w:rPr>
+        <w:t>, M. (2013). Dust Detection and Optical Depth Retrieval Using MSG</w:t>
       </w:r>
       <w:r>
         <w:rPr>
@@ -17463,16 +20997,101 @@
           <w:shd w:val="clear" w:color="auto" w:fill="F7F7F7"/>
         </w:rPr>
       </w:pPr>
-      <w:r>
-        <w:rPr>
-          <w:rFonts w:asciiTheme="majorBidi" w:eastAsia="Calibri" w:hAnsiTheme="majorBidi" w:cstheme="majorBidi"/>
-          <w:bCs/>
-          <w:color w:val="111111"/>
-          <w:sz w:val="24"/>
-          <w:szCs w:val="24"/>
-          <w:shd w:val="clear" w:color="auto" w:fill="F7F7F7"/>
-        </w:rPr>
-        <w:t>Shirgholami, M., Rousta, I., Olafsson, H., Petracchini, F., &amp; Krzyszczak, J. (2025). Tracing the Dust: Two Decades of Dust Storm Dynamics in Yazd Province from Ground-Based and Satellite Aerosol Observations. </w:t>
+      <w:proofErr w:type="spellStart"/>
+      <w:r>
+        <w:rPr>
+          <w:rFonts w:asciiTheme="majorBidi" w:eastAsia="Calibri" w:hAnsiTheme="majorBidi" w:cstheme="majorBidi"/>
+          <w:bCs/>
+          <w:color w:val="111111"/>
+          <w:sz w:val="24"/>
+          <w:szCs w:val="24"/>
+          <w:shd w:val="clear" w:color="auto" w:fill="F7F7F7"/>
+        </w:rPr>
+        <w:t>Shirgholami</w:t>
+      </w:r>
+      <w:proofErr w:type="spellEnd"/>
+      <w:r>
+        <w:rPr>
+          <w:rFonts w:asciiTheme="majorBidi" w:eastAsia="Calibri" w:hAnsiTheme="majorBidi" w:cstheme="majorBidi"/>
+          <w:bCs/>
+          <w:color w:val="111111"/>
+          <w:sz w:val="24"/>
+          <w:szCs w:val="24"/>
+          <w:shd w:val="clear" w:color="auto" w:fill="F7F7F7"/>
+        </w:rPr>
+        <w:t xml:space="preserve">, M., </w:t>
+      </w:r>
+      <w:proofErr w:type="spellStart"/>
+      <w:r>
+        <w:rPr>
+          <w:rFonts w:asciiTheme="majorBidi" w:eastAsia="Calibri" w:hAnsiTheme="majorBidi" w:cstheme="majorBidi"/>
+          <w:bCs/>
+          <w:color w:val="111111"/>
+          <w:sz w:val="24"/>
+          <w:szCs w:val="24"/>
+          <w:shd w:val="clear" w:color="auto" w:fill="F7F7F7"/>
+        </w:rPr>
+        <w:t>Rousta</w:t>
+      </w:r>
+      <w:proofErr w:type="spellEnd"/>
+      <w:r>
+        <w:rPr>
+          <w:rFonts w:asciiTheme="majorBidi" w:eastAsia="Calibri" w:hAnsiTheme="majorBidi" w:cstheme="majorBidi"/>
+          <w:bCs/>
+          <w:color w:val="111111"/>
+          <w:sz w:val="24"/>
+          <w:szCs w:val="24"/>
+          <w:shd w:val="clear" w:color="auto" w:fill="F7F7F7"/>
+        </w:rPr>
+        <w:t xml:space="preserve">, I., Olafsson, H., </w:t>
+      </w:r>
+      <w:proofErr w:type="spellStart"/>
+      <w:r>
+        <w:rPr>
+          <w:rFonts w:asciiTheme="majorBidi" w:eastAsia="Calibri" w:hAnsiTheme="majorBidi" w:cstheme="majorBidi"/>
+          <w:bCs/>
+          <w:color w:val="111111"/>
+          <w:sz w:val="24"/>
+          <w:szCs w:val="24"/>
+          <w:shd w:val="clear" w:color="auto" w:fill="F7F7F7"/>
+        </w:rPr>
+        <w:t>Petracchini</w:t>
+      </w:r>
+      <w:proofErr w:type="spellEnd"/>
+      <w:r>
+        <w:rPr>
+          <w:rFonts w:asciiTheme="majorBidi" w:eastAsia="Calibri" w:hAnsiTheme="majorBidi" w:cstheme="majorBidi"/>
+          <w:bCs/>
+          <w:color w:val="111111"/>
+          <w:sz w:val="24"/>
+          <w:szCs w:val="24"/>
+          <w:shd w:val="clear" w:color="auto" w:fill="F7F7F7"/>
+        </w:rPr>
+        <w:t xml:space="preserve">, F., &amp; </w:t>
+      </w:r>
+      <w:proofErr w:type="spellStart"/>
+      <w:r>
+        <w:rPr>
+          <w:rFonts w:asciiTheme="majorBidi" w:eastAsia="Calibri" w:hAnsiTheme="majorBidi" w:cstheme="majorBidi"/>
+          <w:bCs/>
+          <w:color w:val="111111"/>
+          <w:sz w:val="24"/>
+          <w:szCs w:val="24"/>
+          <w:shd w:val="clear" w:color="auto" w:fill="F7F7F7"/>
+        </w:rPr>
+        <w:t>Krzyszczak</w:t>
+      </w:r>
+      <w:proofErr w:type="spellEnd"/>
+      <w:r>
+        <w:rPr>
+          <w:rFonts w:asciiTheme="majorBidi" w:eastAsia="Calibri" w:hAnsiTheme="majorBidi" w:cstheme="majorBidi"/>
+          <w:bCs/>
+          <w:color w:val="111111"/>
+          <w:sz w:val="24"/>
+          <w:szCs w:val="24"/>
+          <w:shd w:val="clear" w:color="auto" w:fill="F7F7F7"/>
+        </w:rPr>
+        <w:t>, J. (2025). Tracing the Dust: Two Decades of Dust Storm Dynamics in Yazd Province from Ground-Based and Satellite Aerosol Observations. </w:t>
       </w:r>
       <w:r>
         <w:rPr>
@@ -17545,8 +21164,103 @@
           <w:szCs w:val="24"/>
           <w:shd w:val="clear" w:color="auto" w:fill="F7F7F7"/>
         </w:rPr>
-        <w:lastRenderedPageBreak/>
-        <w:t>Soleimani, Z., Teymouri, P., Darvishi Boloorani, A., Mesdaghinia, A., Middleton, N., &amp; Griffin, D. W. (2020). An overview of bioaerosol load and health impacts associated with dust storms: A focus on the Middle East. </w:t>
+        <w:t xml:space="preserve">Soleimani, Z., </w:t>
+      </w:r>
+      <w:proofErr w:type="spellStart"/>
+      <w:r>
+        <w:rPr>
+          <w:rFonts w:asciiTheme="majorBidi" w:eastAsia="Calibri" w:hAnsiTheme="majorBidi" w:cstheme="majorBidi"/>
+          <w:bCs/>
+          <w:color w:val="111111"/>
+          <w:sz w:val="24"/>
+          <w:szCs w:val="24"/>
+          <w:shd w:val="clear" w:color="auto" w:fill="F7F7F7"/>
+        </w:rPr>
+        <w:t>Teymouri</w:t>
+      </w:r>
+      <w:proofErr w:type="spellEnd"/>
+      <w:r>
+        <w:rPr>
+          <w:rFonts w:asciiTheme="majorBidi" w:eastAsia="Calibri" w:hAnsiTheme="majorBidi" w:cstheme="majorBidi"/>
+          <w:bCs/>
+          <w:color w:val="111111"/>
+          <w:sz w:val="24"/>
+          <w:szCs w:val="24"/>
+          <w:shd w:val="clear" w:color="auto" w:fill="F7F7F7"/>
+        </w:rPr>
+        <w:t xml:space="preserve">, P., </w:t>
+      </w:r>
+      <w:proofErr w:type="spellStart"/>
+      <w:r>
+        <w:rPr>
+          <w:rFonts w:asciiTheme="majorBidi" w:eastAsia="Calibri" w:hAnsiTheme="majorBidi" w:cstheme="majorBidi"/>
+          <w:bCs/>
+          <w:color w:val="111111"/>
+          <w:sz w:val="24"/>
+          <w:szCs w:val="24"/>
+          <w:shd w:val="clear" w:color="auto" w:fill="F7F7F7"/>
+        </w:rPr>
+        <w:t>Darvishi</w:t>
+      </w:r>
+      <w:proofErr w:type="spellEnd"/>
+      <w:r>
+        <w:rPr>
+          <w:rFonts w:asciiTheme="majorBidi" w:eastAsia="Calibri" w:hAnsiTheme="majorBidi" w:cstheme="majorBidi"/>
+          <w:bCs/>
+          <w:color w:val="111111"/>
+          <w:sz w:val="24"/>
+          <w:szCs w:val="24"/>
+          <w:shd w:val="clear" w:color="auto" w:fill="F7F7F7"/>
+        </w:rPr>
+        <w:t xml:space="preserve"> </w:t>
+      </w:r>
+      <w:proofErr w:type="spellStart"/>
+      <w:r>
+        <w:rPr>
+          <w:rFonts w:asciiTheme="majorBidi" w:eastAsia="Calibri" w:hAnsiTheme="majorBidi" w:cstheme="majorBidi"/>
+          <w:bCs/>
+          <w:color w:val="111111"/>
+          <w:sz w:val="24"/>
+          <w:szCs w:val="24"/>
+          <w:shd w:val="clear" w:color="auto" w:fill="F7F7F7"/>
+        </w:rPr>
+        <w:t>Boloorani</w:t>
+      </w:r>
+      <w:proofErr w:type="spellEnd"/>
+      <w:r>
+        <w:rPr>
+          <w:rFonts w:asciiTheme="majorBidi" w:eastAsia="Calibri" w:hAnsiTheme="majorBidi" w:cstheme="majorBidi"/>
+          <w:bCs/>
+          <w:color w:val="111111"/>
+          <w:sz w:val="24"/>
+          <w:szCs w:val="24"/>
+          <w:shd w:val="clear" w:color="auto" w:fill="F7F7F7"/>
+        </w:rPr>
+        <w:t xml:space="preserve">, A., </w:t>
+      </w:r>
+      <w:proofErr w:type="spellStart"/>
+      <w:r>
+        <w:rPr>
+          <w:rFonts w:asciiTheme="majorBidi" w:eastAsia="Calibri" w:hAnsiTheme="majorBidi" w:cstheme="majorBidi"/>
+          <w:bCs/>
+          <w:color w:val="111111"/>
+          <w:sz w:val="24"/>
+          <w:szCs w:val="24"/>
+          <w:shd w:val="clear" w:color="auto" w:fill="F7F7F7"/>
+        </w:rPr>
+        <w:t>Mesdaghinia</w:t>
+      </w:r>
+      <w:proofErr w:type="spellEnd"/>
+      <w:r>
+        <w:rPr>
+          <w:rFonts w:asciiTheme="majorBidi" w:eastAsia="Calibri" w:hAnsiTheme="majorBidi" w:cstheme="majorBidi"/>
+          <w:bCs/>
+          <w:color w:val="111111"/>
+          <w:sz w:val="24"/>
+          <w:szCs w:val="24"/>
+          <w:shd w:val="clear" w:color="auto" w:fill="F7F7F7"/>
+        </w:rPr>
+        <w:t>, A., Middleton, N., &amp; Griffin, D. W. (2020). An overview of bioaerosol load and health impacts associated with dust storms: A focus on the Middle East. </w:t>
       </w:r>
       <w:r>
         <w:rPr>
@@ -17619,7 +21333,31 @@
           <w:szCs w:val="24"/>
           <w:shd w:val="clear" w:color="auto" w:fill="F7F7F7"/>
         </w:rPr>
-        <w:t>Song, Q., Zhang, Z., Yu, H., Ginoux, P., &amp; Shen, J. (2021). Global dust optical depth climatology derived from CALIOP and MODIS aerosol retrievals on decadal timescales: regional and interannual variability. Atmospheric Chemistry and Physics, 21(17), 13369-13395.</w:t>
+        <w:t xml:space="preserve">Song, Q., Zhang, Z., Yu, H., </w:t>
+      </w:r>
+      <w:proofErr w:type="spellStart"/>
+      <w:r>
+        <w:rPr>
+          <w:rFonts w:asciiTheme="majorBidi" w:eastAsia="Calibri" w:hAnsiTheme="majorBidi" w:cstheme="majorBidi"/>
+          <w:bCs/>
+          <w:color w:val="111111"/>
+          <w:sz w:val="24"/>
+          <w:szCs w:val="24"/>
+          <w:shd w:val="clear" w:color="auto" w:fill="F7F7F7"/>
+        </w:rPr>
+        <w:t>Ginoux</w:t>
+      </w:r>
+      <w:proofErr w:type="spellEnd"/>
+      <w:r>
+        <w:rPr>
+          <w:rFonts w:asciiTheme="majorBidi" w:eastAsia="Calibri" w:hAnsiTheme="majorBidi" w:cstheme="majorBidi"/>
+          <w:bCs/>
+          <w:color w:val="111111"/>
+          <w:sz w:val="24"/>
+          <w:szCs w:val="24"/>
+          <w:shd w:val="clear" w:color="auto" w:fill="F7F7F7"/>
+        </w:rPr>
+        <w:t>, P., &amp; Shen, J. (2021). Global dust optical depth climatology derived from CALIOP and MODIS aerosol retrievals on decadal timescales: regional and interannual variability. Atmospheric Chemistry and Physics, 21(17), 13369-13395.</w:t>
       </w:r>
     </w:p>
     <w:p>
@@ -17635,16 +21373,54 @@
           <w:shd w:val="clear" w:color="auto" w:fill="F7F7F7"/>
         </w:rPr>
       </w:pPr>
-      <w:r>
-        <w:rPr>
-          <w:rFonts w:asciiTheme="majorBidi" w:eastAsia="Calibri" w:hAnsiTheme="majorBidi" w:cstheme="majorBidi"/>
-          <w:bCs/>
-          <w:color w:val="111111"/>
-          <w:sz w:val="24"/>
-          <w:szCs w:val="24"/>
-          <w:shd w:val="clear" w:color="auto" w:fill="F7F7F7"/>
-        </w:rPr>
-        <w:t>Sotoudeheian, S., Salim, R., &amp; Arhami, M. (2016). Impact of Middle Eastern dust sources on PM10 in Iran: Highlighting the impact of Tigris‐Euphrates basin sources and Lake Urmia desiccation. Journal of Geophysical Research: Atmospheres, 121(23), 14-018.</w:t>
+      <w:proofErr w:type="spellStart"/>
+      <w:r>
+        <w:rPr>
+          <w:rFonts w:asciiTheme="majorBidi" w:eastAsia="Calibri" w:hAnsiTheme="majorBidi" w:cstheme="majorBidi"/>
+          <w:bCs/>
+          <w:color w:val="111111"/>
+          <w:sz w:val="24"/>
+          <w:szCs w:val="24"/>
+          <w:shd w:val="clear" w:color="auto" w:fill="F7F7F7"/>
+        </w:rPr>
+        <w:lastRenderedPageBreak/>
+        <w:t>Sotoudeheian</w:t>
+      </w:r>
+      <w:proofErr w:type="spellEnd"/>
+      <w:r>
+        <w:rPr>
+          <w:rFonts w:asciiTheme="majorBidi" w:eastAsia="Calibri" w:hAnsiTheme="majorBidi" w:cstheme="majorBidi"/>
+          <w:bCs/>
+          <w:color w:val="111111"/>
+          <w:sz w:val="24"/>
+          <w:szCs w:val="24"/>
+          <w:shd w:val="clear" w:color="auto" w:fill="F7F7F7"/>
+        </w:rPr>
+        <w:t xml:space="preserve">, S., Salim, R., &amp; </w:t>
+      </w:r>
+      <w:proofErr w:type="spellStart"/>
+      <w:r>
+        <w:rPr>
+          <w:rFonts w:asciiTheme="majorBidi" w:eastAsia="Calibri" w:hAnsiTheme="majorBidi" w:cstheme="majorBidi"/>
+          <w:bCs/>
+          <w:color w:val="111111"/>
+          <w:sz w:val="24"/>
+          <w:szCs w:val="24"/>
+          <w:shd w:val="clear" w:color="auto" w:fill="F7F7F7"/>
+        </w:rPr>
+        <w:t>Arhami</w:t>
+      </w:r>
+      <w:proofErr w:type="spellEnd"/>
+      <w:r>
+        <w:rPr>
+          <w:rFonts w:asciiTheme="majorBidi" w:eastAsia="Calibri" w:hAnsiTheme="majorBidi" w:cstheme="majorBidi"/>
+          <w:bCs/>
+          <w:color w:val="111111"/>
+          <w:sz w:val="24"/>
+          <w:szCs w:val="24"/>
+          <w:shd w:val="clear" w:color="auto" w:fill="F7F7F7"/>
+        </w:rPr>
+        <w:t>, M. (2016). Impact of Middle Eastern dust sources on PM10 in Iran: Highlighting the impact of Tigris‐Euphrates basin sources and Lake Urmia desiccation. Journal of Geophysical Research: Atmospheres, 121(23), 14-018.</w:t>
       </w:r>
     </w:p>
     <w:p>
@@ -17669,7 +21445,31 @@
           <w:szCs w:val="24"/>
           <w:shd w:val="clear" w:color="auto" w:fill="F7F7F7"/>
         </w:rPr>
-        <w:t>Tripathi, S. N., Dey, S., Chandel, A., Srivastava, S., Singh, R. P., &amp; Holben, B. N. (2005, June). Comparison of MODIS and AERONET derived aerosol optical depth over the Ganga Basin, India. In </w:t>
+        <w:t xml:space="preserve">Tripathi, S. N., Dey, S., Chandel, A., Srivastava, S., Singh, R. P., &amp; </w:t>
+      </w:r>
+      <w:proofErr w:type="spellStart"/>
+      <w:r>
+        <w:rPr>
+          <w:rFonts w:asciiTheme="majorBidi" w:eastAsia="Calibri" w:hAnsiTheme="majorBidi" w:cstheme="majorBidi"/>
+          <w:bCs/>
+          <w:color w:val="111111"/>
+          <w:sz w:val="24"/>
+          <w:szCs w:val="24"/>
+          <w:shd w:val="clear" w:color="auto" w:fill="F7F7F7"/>
+        </w:rPr>
+        <w:t>Holben</w:t>
+      </w:r>
+      <w:proofErr w:type="spellEnd"/>
+      <w:r>
+        <w:rPr>
+          <w:rFonts w:asciiTheme="majorBidi" w:eastAsia="Calibri" w:hAnsiTheme="majorBidi" w:cstheme="majorBidi"/>
+          <w:bCs/>
+          <w:color w:val="111111"/>
+          <w:sz w:val="24"/>
+          <w:szCs w:val="24"/>
+          <w:shd w:val="clear" w:color="auto" w:fill="F7F7F7"/>
+        </w:rPr>
+        <w:t>, B. N. (2005, June). Comparison of MODIS and AERONET derived aerosol optical depth over the Ganga Basin, India. In </w:t>
       </w:r>
       <w:r>
         <w:rPr>
@@ -17682,8 +21482,23 @@
           <w:szCs w:val="24"/>
           <w:shd w:val="clear" w:color="auto" w:fill="F7F7F7"/>
         </w:rPr>
-        <w:t>Annales Geophysicae</w:t>
-      </w:r>
+        <w:t xml:space="preserve">Annales </w:t>
+      </w:r>
+      <w:proofErr w:type="spellStart"/>
+      <w:r>
+        <w:rPr>
+          <w:rFonts w:asciiTheme="majorBidi" w:eastAsia="Calibri" w:hAnsiTheme="majorBidi" w:cstheme="majorBidi"/>
+          <w:bCs/>
+          <w:i/>
+          <w:iCs/>
+          <w:color w:val="111111"/>
+          <w:sz w:val="24"/>
+          <w:szCs w:val="24"/>
+          <w:shd w:val="clear" w:color="auto" w:fill="F7F7F7"/>
+        </w:rPr>
+        <w:t>Geophysicae</w:t>
+      </w:r>
+      <w:proofErr w:type="spellEnd"/>
       <w:r>
         <w:rPr>
           <w:rFonts w:asciiTheme="majorBidi" w:eastAsia="Calibri" w:hAnsiTheme="majorBidi" w:cstheme="majorBidi"/>
@@ -17891,7 +21706,31 @@
           <w:szCs w:val="24"/>
           <w:shd w:val="clear" w:color="auto" w:fill="F7F7F7"/>
         </w:rPr>
-        <w:t>Yang, P., Song, W., Zhao, X., Zheng, R., &amp; Qingge, L. (2020). An improved Otsu threshold segmentation algorithm. International Journal of Computational Science and Engineering, 22(1), 146-153.</w:t>
+        <w:t xml:space="preserve">Yang, P., Song, W., Zhao, X., Zheng, R., &amp; </w:t>
+      </w:r>
+      <w:proofErr w:type="spellStart"/>
+      <w:r>
+        <w:rPr>
+          <w:rFonts w:asciiTheme="majorBidi" w:eastAsia="Calibri" w:hAnsiTheme="majorBidi" w:cstheme="majorBidi"/>
+          <w:bCs/>
+          <w:color w:val="111111"/>
+          <w:sz w:val="24"/>
+          <w:szCs w:val="24"/>
+          <w:shd w:val="clear" w:color="auto" w:fill="F7F7F7"/>
+        </w:rPr>
+        <w:t>Qingge</w:t>
+      </w:r>
+      <w:proofErr w:type="spellEnd"/>
+      <w:r>
+        <w:rPr>
+          <w:rFonts w:asciiTheme="majorBidi" w:eastAsia="Calibri" w:hAnsiTheme="majorBidi" w:cstheme="majorBidi"/>
+          <w:bCs/>
+          <w:color w:val="111111"/>
+          <w:sz w:val="24"/>
+          <w:szCs w:val="24"/>
+          <w:shd w:val="clear" w:color="auto" w:fill="F7F7F7"/>
+        </w:rPr>
+        <w:t>, L. (2020). An improved Otsu threshold segmentation algorithm. International Journal of Computational Science and Engineering, 22(1), 146-153.</w:t>
       </w:r>
     </w:p>
     <w:p>
@@ -17907,16 +21746,125 @@
           <w:shd w:val="clear" w:color="auto" w:fill="F7F7F7"/>
         </w:rPr>
       </w:pPr>
-      <w:r>
-        <w:rPr>
-          <w:rFonts w:asciiTheme="majorBidi" w:eastAsia="Calibri" w:hAnsiTheme="majorBidi" w:cstheme="majorBidi"/>
-          <w:bCs/>
-          <w:color w:val="111111"/>
-          <w:sz w:val="24"/>
-          <w:szCs w:val="24"/>
-          <w:shd w:val="clear" w:color="auto" w:fill="F7F7F7"/>
-        </w:rPr>
-        <w:t>Zeinali, B., juq, F. V. G., Teymouri, M., Das, S., Ruhi, F., &amp; Sihag, P. (2023). Selection of the best clustering technique in order to zone the frequency of dust storms in Iran. </w:t>
+      <w:proofErr w:type="spellStart"/>
+      <w:r>
+        <w:rPr>
+          <w:rFonts w:asciiTheme="majorBidi" w:eastAsia="Calibri" w:hAnsiTheme="majorBidi" w:cstheme="majorBidi"/>
+          <w:bCs/>
+          <w:color w:val="111111"/>
+          <w:sz w:val="24"/>
+          <w:szCs w:val="24"/>
+          <w:shd w:val="clear" w:color="auto" w:fill="F7F7F7"/>
+        </w:rPr>
+        <w:t>Zeinali</w:t>
+      </w:r>
+      <w:proofErr w:type="spellEnd"/>
+      <w:r>
+        <w:rPr>
+          <w:rFonts w:asciiTheme="majorBidi" w:eastAsia="Calibri" w:hAnsiTheme="majorBidi" w:cstheme="majorBidi"/>
+          <w:bCs/>
+          <w:color w:val="111111"/>
+          <w:sz w:val="24"/>
+          <w:szCs w:val="24"/>
+          <w:shd w:val="clear" w:color="auto" w:fill="F7F7F7"/>
+        </w:rPr>
+        <w:t xml:space="preserve">, B., </w:t>
+      </w:r>
+      <w:proofErr w:type="spellStart"/>
+      <w:r>
+        <w:rPr>
+          <w:rFonts w:asciiTheme="majorBidi" w:eastAsia="Calibri" w:hAnsiTheme="majorBidi" w:cstheme="majorBidi"/>
+          <w:bCs/>
+          <w:color w:val="111111"/>
+          <w:sz w:val="24"/>
+          <w:szCs w:val="24"/>
+          <w:shd w:val="clear" w:color="auto" w:fill="F7F7F7"/>
+        </w:rPr>
+        <w:t>juq</w:t>
+      </w:r>
+      <w:proofErr w:type="spellEnd"/>
+      <w:r>
+        <w:rPr>
+          <w:rFonts w:asciiTheme="majorBidi" w:eastAsia="Calibri" w:hAnsiTheme="majorBidi" w:cstheme="majorBidi"/>
+          <w:bCs/>
+          <w:color w:val="111111"/>
+          <w:sz w:val="24"/>
+          <w:szCs w:val="24"/>
+          <w:shd w:val="clear" w:color="auto" w:fill="F7F7F7"/>
+        </w:rPr>
+        <w:t xml:space="preserve">, F. V. G., </w:t>
+      </w:r>
+      <w:proofErr w:type="spellStart"/>
+      <w:r>
+        <w:rPr>
+          <w:rFonts w:asciiTheme="majorBidi" w:eastAsia="Calibri" w:hAnsiTheme="majorBidi" w:cstheme="majorBidi"/>
+          <w:bCs/>
+          <w:color w:val="111111"/>
+          <w:sz w:val="24"/>
+          <w:szCs w:val="24"/>
+          <w:shd w:val="clear" w:color="auto" w:fill="F7F7F7"/>
+        </w:rPr>
+        <w:t>Teymouri</w:t>
+      </w:r>
+      <w:proofErr w:type="spellEnd"/>
+      <w:r>
+        <w:rPr>
+          <w:rFonts w:asciiTheme="majorBidi" w:eastAsia="Calibri" w:hAnsiTheme="majorBidi" w:cstheme="majorBidi"/>
+          <w:bCs/>
+          <w:color w:val="111111"/>
+          <w:sz w:val="24"/>
+          <w:szCs w:val="24"/>
+          <w:shd w:val="clear" w:color="auto" w:fill="F7F7F7"/>
+        </w:rPr>
+        <w:t xml:space="preserve">, M., Das, S., </w:t>
+      </w:r>
+      <w:proofErr w:type="spellStart"/>
+      <w:r>
+        <w:rPr>
+          <w:rFonts w:asciiTheme="majorBidi" w:eastAsia="Calibri" w:hAnsiTheme="majorBidi" w:cstheme="majorBidi"/>
+          <w:bCs/>
+          <w:color w:val="111111"/>
+          <w:sz w:val="24"/>
+          <w:szCs w:val="24"/>
+          <w:shd w:val="clear" w:color="auto" w:fill="F7F7F7"/>
+        </w:rPr>
+        <w:t>Ruhi</w:t>
+      </w:r>
+      <w:proofErr w:type="spellEnd"/>
+      <w:r>
+        <w:rPr>
+          <w:rFonts w:asciiTheme="majorBidi" w:eastAsia="Calibri" w:hAnsiTheme="majorBidi" w:cstheme="majorBidi"/>
+          <w:bCs/>
+          <w:color w:val="111111"/>
+          <w:sz w:val="24"/>
+          <w:szCs w:val="24"/>
+          <w:shd w:val="clear" w:color="auto" w:fill="F7F7F7"/>
+        </w:rPr>
+        <w:t xml:space="preserve">, F., &amp; </w:t>
+      </w:r>
+      <w:proofErr w:type="spellStart"/>
+      <w:r>
+        <w:rPr>
+          <w:rFonts w:asciiTheme="majorBidi" w:eastAsia="Calibri" w:hAnsiTheme="majorBidi" w:cstheme="majorBidi"/>
+          <w:bCs/>
+          <w:color w:val="111111"/>
+          <w:sz w:val="24"/>
+          <w:szCs w:val="24"/>
+          <w:shd w:val="clear" w:color="auto" w:fill="F7F7F7"/>
+        </w:rPr>
+        <w:t>Sihag</w:t>
+      </w:r>
+      <w:proofErr w:type="spellEnd"/>
+      <w:r>
+        <w:rPr>
+          <w:rFonts w:asciiTheme="majorBidi" w:eastAsia="Calibri" w:hAnsiTheme="majorBidi" w:cstheme="majorBidi"/>
+          <w:bCs/>
+          <w:color w:val="111111"/>
+          <w:sz w:val="24"/>
+          <w:szCs w:val="24"/>
+          <w:shd w:val="clear" w:color="auto" w:fill="F7F7F7"/>
+        </w:rPr>
+        <w:t>, P. (2023). Selection of the best clustering technique in order to zone the frequency of dust storms in Iran. </w:t>
       </w:r>
       <w:r>
         <w:rPr>
@@ -18016,7 +21964,7 @@
         <w:t>, 1-17.</w:t>
       </w:r>
     </w:p>
-    <w:bookmarkEnd w:id="24"/>
+    <w:bookmarkEnd w:id="15"/>
     <w:p>
       <w:pPr>
         <w:pStyle w:val="bodyText"/>
@@ -18033,150 +21981,6 @@
     </w:sectPr>
   </w:body>
 </w:document>
-</file>
-
-<file path=word/comments.xml><?xml version="1.0" encoding="utf-8"?>
-<w:comments xmlns:wpc="http://schemas.microsoft.com/office/word/2010/wordprocessingCanvas" xmlns:cx="http://schemas.microsoft.com/office/drawing/2014/chartex" xmlns:cx1="http://schemas.microsoft.com/office/drawing/2015/9/8/chartex" xmlns:cx2="http://schemas.microsoft.com/office/drawing/2015/10/21/chartex" xmlns:cx3="http://schemas.microsoft.com/office/drawing/2016/5/9/chartex" xmlns:cx4="http://schemas.microsoft.com/office/drawing/2016/5/10/chartex" xmlns:cx5="http://schemas.microsoft.com/office/drawing/2016/5/11/chartex" xmlns:cx6="http://schemas.microsoft.com/office/drawing/2016/5/12/chartex" xmlns:cx7="http://schemas.microsoft.com/office/drawing/2016/5/13/chartex" xmlns:cx8="http://schemas.microsoft.com/office/drawing/2016/5/14/chartex" xmlns:mc="http://schemas.openxmlformats.org/markup-compatibility/2006" xmlns:aink="http://schemas.microsoft.com/office/drawing/2016/ink" xmlns:am3d="http://schemas.microsoft.com/office/drawing/2017/model3d" xmlns:o="urn:schemas-microsoft-com:office:office" xmlns:oel="http://schemas.microsoft.com/office/2019/extlst" xmlns:r="http://schemas.openxmlformats.org/officeDocument/2006/relationships" xmlns:m="http://schemas.openxmlformats.org/officeDocument/2006/math" xmlns:v="urn:schemas-microsoft-com:vml" xmlns:wp14="http://schemas.microsoft.com/office/word/2010/wordprocessingDrawing" xmlns:wp="http://schemas.openxmlformats.org/drawingml/2006/wordprocessingDrawing" xmlns:w10="urn:schemas-microsoft-com:office:word" xmlns:w="http://schemas.openxmlformats.org/wordprocessingml/2006/main" xmlns:w14="http://schemas.microsoft.com/office/word/2010/wordml" xmlns:w15="http://schemas.microsoft.com/office/word/2012/wordml" xmlns:w16cex="http://schemas.microsoft.com/office/word/2018/wordml/cex" xmlns:w16cid="http://schemas.microsoft.com/office/word/2016/wordml/cid" xmlns:w16="http://schemas.microsoft.com/office/word/2018/wordml" xmlns:w16sdtdh="http://schemas.microsoft.com/office/word/2020/wordml/sdtdatahash" xmlns:w16se="http://schemas.microsoft.com/office/word/2015/wordml/symex" xmlns:wpg="http://schemas.microsoft.com/office/word/2010/wordprocessingGroup" xmlns:wpi="http://schemas.microsoft.com/office/word/2010/wordprocessingInk" xmlns:wne="http://schemas.microsoft.com/office/word/2006/wordml" xmlns:wps="http://schemas.microsoft.com/office/word/2010/wordprocessingShape" mc:Ignorable="w14 w15 w16se w16cid w16 w16cex w16sdtdh wp14">
-  <w:comment w:id="3" w:author="ThinkCenter" w:date="2026-04-27T09:32:00Z" w:initials="T">
-    <w:p>
-      <w:pPr>
-        <w:pStyle w:val="CommentText"/>
-      </w:pPr>
-      <w:r>
-        <w:rPr>
-          <w:rStyle w:val="CommentReference"/>
-        </w:rPr>
-        <w:annotationRef/>
-      </w:r>
-      <w:r>
-        <w:t>But theses bullet points in one sentence</w:t>
-      </w:r>
-    </w:p>
-  </w:comment>
-  <w:comment w:id="11" w:author="ThinkCenter" w:date="2026-04-27T09:32:00Z" w:initials="T">
-    <w:p>
-      <w:pPr>
-        <w:pStyle w:val="CommentText"/>
-      </w:pPr>
-      <w:r>
-        <w:rPr>
-          <w:rStyle w:val="CommentReference"/>
-        </w:rPr>
-        <w:annotationRef/>
-      </w:r>
-      <w:r>
-        <w:t>What are the two factors? Not clear</w:t>
-      </w:r>
-    </w:p>
-  </w:comment>
-  <w:comment w:id="16" w:author="ThinkCenter" w:date="2026-04-27T09:32:00Z" w:initials="T">
-    <w:p>
-      <w:pPr>
-        <w:pStyle w:val="CommentText"/>
-      </w:pPr>
-      <w:r>
-        <w:rPr>
-          <w:rStyle w:val="CommentReference"/>
-        </w:rPr>
-        <w:annotationRef/>
-      </w:r>
-      <w:r>
-        <w:t>Put in a sentence format</w:t>
-      </w:r>
-    </w:p>
-  </w:comment>
-  <w:comment w:id="19" w:author="ThinkCenter" w:date="2026-04-27T09:32:00Z" w:initials="T">
-    <w:p>
-      <w:pPr>
-        <w:pStyle w:val="CommentText"/>
-      </w:pPr>
-      <w:r>
-        <w:rPr>
-          <w:rStyle w:val="CommentReference"/>
-        </w:rPr>
-        <w:annotationRef/>
-      </w:r>
-      <w:r>
-        <w:t>Plz put in a sentence format</w:t>
-      </w:r>
-    </w:p>
-  </w:comment>
-  <w:comment w:id="21" w:author="ThinkCenter" w:date="2026-04-27T09:32:00Z" w:initials="T">
-    <w:p>
-      <w:pPr>
-        <w:pStyle w:val="CommentText"/>
-      </w:pPr>
-      <w:r>
-        <w:rPr>
-          <w:rStyle w:val="CommentReference"/>
-        </w:rPr>
-        <w:annotationRef/>
-      </w:r>
-      <w:r>
-        <w:t>This sentence is repeated, see below comment</w:t>
-      </w:r>
-    </w:p>
-  </w:comment>
-  <w:comment w:id="22" w:author="ThinkCenter" w:date="2026-04-27T09:32:00Z" w:initials="T">
-    <w:p>
-      <w:pPr>
-        <w:pStyle w:val="CommentText"/>
-      </w:pPr>
-      <w:r>
-        <w:rPr>
-          <w:rStyle w:val="CommentReference"/>
-        </w:rPr>
-        <w:annotationRef/>
-      </w:r>
-      <w:r>
-        <w:rPr>
-          <w:rStyle w:val="CommentReference"/>
-        </w:rPr>
-        <w:t>This sentence is repeated, see above comment</w:t>
-      </w:r>
-    </w:p>
-  </w:comment>
-  <w:comment w:id="23" w:author="ThinkCenter" w:date="2026-04-27T09:32:00Z" w:initials="T">
-    <w:p>
-      <w:pPr>
-        <w:pStyle w:val="CommentText"/>
-      </w:pPr>
-      <w:r>
-        <w:rPr>
-          <w:rStyle w:val="CommentReference"/>
-        </w:rPr>
-        <w:annotationRef/>
-      </w:r>
-      <w:r>
-        <w:t xml:space="preserve">You can delete this if you think it is not appropriate, no problem. </w:t>
-      </w:r>
-    </w:p>
-  </w:comment>
-</w:comments>
-</file>
-
-<file path=word/commentsExtended.xml><?xml version="1.0" encoding="utf-8"?>
-<w15:commentsEx xmlns:wpc="http://schemas.microsoft.com/office/word/2010/wordprocessingCanvas" xmlns:cx="http://schemas.microsoft.com/office/drawing/2014/chartex" xmlns:cx1="http://schemas.microsoft.com/office/drawing/2015/9/8/chartex" xmlns:cx2="http://schemas.microsoft.com/office/drawing/2015/10/21/chartex" xmlns:cx3="http://schemas.microsoft.com/office/drawing/2016/5/9/chartex" xmlns:cx4="http://schemas.microsoft.com/office/drawing/2016/5/10/chartex" xmlns:cx5="http://schemas.microsoft.com/office/drawing/2016/5/11/chartex" xmlns:cx6="http://schemas.microsoft.com/office/drawing/2016/5/12/chartex" xmlns:cx7="http://schemas.microsoft.com/office/drawing/2016/5/13/chartex" xmlns:cx8="http://schemas.microsoft.com/office/drawing/2016/5/14/chartex" xmlns:mc="http://schemas.openxmlformats.org/markup-compatibility/2006" xmlns:aink="http://schemas.microsoft.com/office/drawing/2016/ink" xmlns:am3d="http://schemas.microsoft.com/office/drawing/2017/model3d" xmlns:o="urn:schemas-microsoft-com:office:office" xmlns:oel="http://schemas.microsoft.com/office/2019/extlst" xmlns:r="http://schemas.openxmlformats.org/officeDocument/2006/relationships" xmlns:m="http://schemas.openxmlformats.org/officeDocument/2006/math" xmlns:v="urn:schemas-microsoft-com:vml" xmlns:wp14="http://schemas.microsoft.com/office/word/2010/wordprocessingDrawing" xmlns:wp="http://schemas.openxmlformats.org/drawingml/2006/wordprocessingDrawing" xmlns:w10="urn:schemas-microsoft-com:office:word" xmlns:w="http://schemas.openxmlformats.org/wordprocessingml/2006/main" xmlns:w14="http://schemas.microsoft.com/office/word/2010/wordml" xmlns:w15="http://schemas.microsoft.com/office/word/2012/wordml" xmlns:w16cex="http://schemas.microsoft.com/office/word/2018/wordml/cex" xmlns:w16cid="http://schemas.microsoft.com/office/word/2016/wordml/cid" xmlns:w16="http://schemas.microsoft.com/office/word/2018/wordml" xmlns:w16sdtdh="http://schemas.microsoft.com/office/word/2020/wordml/sdtdatahash" xmlns:w16se="http://schemas.microsoft.com/office/word/2015/wordml/symex" xmlns:wpg="http://schemas.microsoft.com/office/word/2010/wordprocessingGroup" xmlns:wpi="http://schemas.microsoft.com/office/word/2010/wordprocessingInk" xmlns:wne="http://schemas.microsoft.com/office/word/2006/wordml" xmlns:wps="http://schemas.microsoft.com/office/word/2010/wordprocessingShape" mc:Ignorable="w14 w15 w16se w16cid w16 w16cex w16sdtdh wp14">
-  <w15:commentEx w15:paraId="64FEE5E6" w15:done="0"/>
-  <w15:commentEx w15:paraId="246A6C71" w15:done="0"/>
-  <w15:commentEx w15:paraId="378EC913" w15:done="0"/>
-  <w15:commentEx w15:paraId="52066CD2" w15:done="0"/>
-  <w15:commentEx w15:paraId="5B89A551" w15:done="0"/>
-  <w15:commentEx w15:paraId="4A9801AC" w15:done="0"/>
-  <w15:commentEx w15:paraId="34B3C6B8" w15:done="0"/>
-</w15:commentsEx>
-</file>
-
-<file path=word/commentsIds.xml><?xml version="1.0" encoding="utf-8"?>
-<w16cid:commentsIds xmlns:wpc="http://schemas.microsoft.com/office/word/2010/wordprocessingCanvas" xmlns:cx="http://schemas.microsoft.com/office/drawing/2014/chartex" xmlns:cx1="http://schemas.microsoft.com/office/drawing/2015/9/8/chartex" xmlns:cx2="http://schemas.microsoft.com/office/drawing/2015/10/21/chartex" xmlns:cx3="http://schemas.microsoft.com/office/drawing/2016/5/9/chartex" xmlns:cx4="http://schemas.microsoft.com/office/drawing/2016/5/10/chartex" xmlns:cx5="http://schemas.microsoft.com/office/drawing/2016/5/11/chartex" xmlns:cx6="http://schemas.microsoft.com/office/drawing/2016/5/12/chartex" xmlns:cx7="http://schemas.microsoft.com/office/drawing/2016/5/13/chartex" xmlns:cx8="http://schemas.microsoft.com/office/drawing/2016/5/14/chartex" xmlns:mc="http://schemas.openxmlformats.org/markup-compatibility/2006" xmlns:aink="http://schemas.microsoft.com/office/drawing/2016/ink" xmlns:am3d="http://schemas.microsoft.com/office/drawing/2017/model3d" xmlns:o="urn:schemas-microsoft-com:office:office" xmlns:oel="http://schemas.microsoft.com/office/2019/extlst" xmlns:r="http://schemas.openxmlformats.org/officeDocument/2006/relationships" xmlns:m="http://schemas.openxmlformats.org/officeDocument/2006/math" xmlns:v="urn:schemas-microsoft-com:vml" xmlns:wp14="http://schemas.microsoft.com/office/word/2010/wordprocessingDrawing" xmlns:wp="http://schemas.openxmlformats.org/drawingml/2006/wordprocessingDrawing" xmlns:w10="urn:schemas-microsoft-com:office:word" xmlns:w="http://schemas.openxmlformats.org/wordprocessingml/2006/main" xmlns:w14="http://schemas.microsoft.com/office/word/2010/wordml" xmlns:w15="http://schemas.microsoft.com/office/word/2012/wordml" xmlns:w16cex="http://schemas.microsoft.com/office/word/2018/wordml/cex" xmlns:w16cid="http://schemas.microsoft.com/office/word/2016/wordml/cid" xmlns:w16="http://schemas.microsoft.com/office/word/2018/wordml" xmlns:w16sdtdh="http://schemas.microsoft.com/office/word/2020/wordml/sdtdatahash" xmlns:w16se="http://schemas.microsoft.com/office/word/2015/wordml/symex" xmlns:wpg="http://schemas.microsoft.com/office/word/2010/wordprocessingGroup" xmlns:wpi="http://schemas.microsoft.com/office/word/2010/wordprocessingInk" xmlns:wne="http://schemas.microsoft.com/office/word/2006/wordml" xmlns:wps="http://schemas.microsoft.com/office/word/2010/wordprocessingShape" mc:Ignorable="w14 w15 w16se w16cid w16 w16cex w16sdtdh wp14">
-  <w16cid:commentId w16cid:paraId="64FEE5E6" w16cid:durableId="2D99A67B"/>
-  <w16cid:commentId w16cid:paraId="246A6C71" w16cid:durableId="2D99A8B5"/>
-  <w16cid:commentId w16cid:paraId="378EC913" w16cid:durableId="2D99A9B8"/>
-  <w16cid:commentId w16cid:paraId="52066CD2" w16cid:durableId="2D99A9EB"/>
-  <w16cid:commentId w16cid:paraId="5B89A551" w16cid:durableId="2D99A9FD"/>
-  <w16cid:commentId w16cid:paraId="4A9801AC" w16cid:durableId="2D99AA2E"/>
-  <w16cid:commentId w16cid:paraId="34B3C6B8" w16cid:durableId="2D99AB7F"/>
-</w16cid:commentsIds>
 </file>
 
 <file path=word/endnotes.xml><?xml version="1.0" encoding="utf-8"?>
@@ -21200,6 +25004,127 @@
     </w:lvl>
   </w:abstractNum>
   <w:abstractNum w:abstractNumId="26" w15:restartNumberingAfterBreak="0">
+    <w:nsid w:val="45CC7163"/>
+    <w:multiLevelType w:val="multilevel"/>
+    <w:tmpl w:val="E43A0796"/>
+    <w:lvl w:ilvl="0">
+      <w:start w:val="1"/>
+      <w:numFmt w:val="decimal"/>
+      <w:lvlText w:val="%1."/>
+      <w:lvlJc w:val="left"/>
+      <w:pPr>
+        <w:ind w:left="720" w:hanging="360"/>
+      </w:pPr>
+      <w:rPr>
+        <w:rFonts w:hint="default"/>
+      </w:rPr>
+    </w:lvl>
+    <w:lvl w:ilvl="1">
+      <w:start w:val="1"/>
+      <w:numFmt w:val="decimal"/>
+      <w:isLgl/>
+      <w:lvlText w:val="4.%2."/>
+      <w:lvlJc w:val="left"/>
+      <w:pPr>
+        <w:ind w:left="1440" w:hanging="720"/>
+      </w:pPr>
+      <w:rPr>
+        <w:rFonts w:hint="default"/>
+      </w:rPr>
+    </w:lvl>
+    <w:lvl w:ilvl="2">
+      <w:start w:val="1"/>
+      <w:numFmt w:val="decimal"/>
+      <w:isLgl/>
+      <w:lvlText w:val="%1.%2.%3."/>
+      <w:lvlJc w:val="left"/>
+      <w:pPr>
+        <w:ind w:left="1800" w:hanging="720"/>
+      </w:pPr>
+      <w:rPr>
+        <w:rFonts w:hint="default"/>
+      </w:rPr>
+    </w:lvl>
+    <w:lvl w:ilvl="3">
+      <w:start w:val="1"/>
+      <w:numFmt w:val="decimal"/>
+      <w:isLgl/>
+      <w:lvlText w:val="%1.%2.%3.%4."/>
+      <w:lvlJc w:val="left"/>
+      <w:pPr>
+        <w:ind w:left="2520" w:hanging="1080"/>
+      </w:pPr>
+      <w:rPr>
+        <w:rFonts w:hint="default"/>
+      </w:rPr>
+    </w:lvl>
+    <w:lvl w:ilvl="4">
+      <w:start w:val="1"/>
+      <w:numFmt w:val="decimal"/>
+      <w:isLgl/>
+      <w:lvlText w:val="%1.%2.%3.%4.%5."/>
+      <w:lvlJc w:val="left"/>
+      <w:pPr>
+        <w:ind w:left="2880" w:hanging="1080"/>
+      </w:pPr>
+      <w:rPr>
+        <w:rFonts w:hint="default"/>
+      </w:rPr>
+    </w:lvl>
+    <w:lvl w:ilvl="5">
+      <w:start w:val="1"/>
+      <w:numFmt w:val="decimal"/>
+      <w:isLgl/>
+      <w:lvlText w:val="%1.%2.%3.%4.%5.%6."/>
+      <w:lvlJc w:val="left"/>
+      <w:pPr>
+        <w:ind w:left="3600" w:hanging="1440"/>
+      </w:pPr>
+      <w:rPr>
+        <w:rFonts w:hint="default"/>
+      </w:rPr>
+    </w:lvl>
+    <w:lvl w:ilvl="6">
+      <w:start w:val="1"/>
+      <w:numFmt w:val="decimal"/>
+      <w:isLgl/>
+      <w:lvlText w:val="%1.%2.%3.%4.%5.%6.%7."/>
+      <w:lvlJc w:val="left"/>
+      <w:pPr>
+        <w:ind w:left="3960" w:hanging="1440"/>
+      </w:pPr>
+      <w:rPr>
+        <w:rFonts w:hint="default"/>
+      </w:rPr>
+    </w:lvl>
+    <w:lvl w:ilvl="7">
+      <w:start w:val="1"/>
+      <w:numFmt w:val="decimal"/>
+      <w:isLgl/>
+      <w:lvlText w:val="%1.%2.%3.%4.%5.%6.%7.%8."/>
+      <w:lvlJc w:val="left"/>
+      <w:pPr>
+        <w:ind w:left="4680" w:hanging="1800"/>
+      </w:pPr>
+      <w:rPr>
+        <w:rFonts w:hint="default"/>
+      </w:rPr>
+    </w:lvl>
+    <w:lvl w:ilvl="8">
+      <w:start w:val="1"/>
+      <w:numFmt w:val="decimal"/>
+      <w:isLgl/>
+      <w:lvlText w:val="%1.%2.%3.%4.%5.%6.%7.%8.%9."/>
+      <w:lvlJc w:val="left"/>
+      <w:pPr>
+        <w:ind w:left="5040" w:hanging="1800"/>
+      </w:pPr>
+      <w:rPr>
+        <w:rFonts w:hint="default"/>
+      </w:rPr>
+    </w:lvl>
+  </w:abstractNum>
+  <w:abstractNum w:abstractNumId="27" w15:restartNumberingAfterBreak="0">
     <w:nsid w:val="46253447"/>
     <w:multiLevelType w:val="hybridMultilevel"/>
     <w:tmpl w:val="44A28F8A"/>
@@ -21288,7 +25213,7 @@
       </w:pPr>
     </w:lvl>
   </w:abstractNum>
-  <w:abstractNum w:abstractNumId="27" w15:restartNumberingAfterBreak="0">
+  <w:abstractNum w:abstractNumId="28" w15:restartNumberingAfterBreak="0">
     <w:nsid w:val="46601090"/>
     <w:multiLevelType w:val="multilevel"/>
     <w:tmpl w:val="5060DC10"/>
@@ -21437,7 +25362,7 @@
       </w:rPr>
     </w:lvl>
   </w:abstractNum>
-  <w:abstractNum w:abstractNumId="28" w15:restartNumberingAfterBreak="0">
+  <w:abstractNum w:abstractNumId="29" w15:restartNumberingAfterBreak="0">
     <w:nsid w:val="505E7B67"/>
     <w:multiLevelType w:val="multilevel"/>
     <w:tmpl w:val="C8305B7A"/>
@@ -21586,7 +25511,7 @@
       </w:rPr>
     </w:lvl>
   </w:abstractNum>
-  <w:abstractNum w:abstractNumId="29" w15:restartNumberingAfterBreak="0">
+  <w:abstractNum w:abstractNumId="30" w15:restartNumberingAfterBreak="0">
     <w:nsid w:val="5217011A"/>
     <w:multiLevelType w:val="multilevel"/>
     <w:tmpl w:val="FFBECE88"/>
@@ -21699,7 +25624,7 @@
       </w:rPr>
     </w:lvl>
   </w:abstractNum>
-  <w:abstractNum w:abstractNumId="30" w15:restartNumberingAfterBreak="0">
+  <w:abstractNum w:abstractNumId="31" w15:restartNumberingAfterBreak="0">
     <w:nsid w:val="52BB2933"/>
     <w:multiLevelType w:val="multilevel"/>
     <w:tmpl w:val="A100F9FE"/>
@@ -21848,7 +25773,7 @@
       </w:rPr>
     </w:lvl>
   </w:abstractNum>
-  <w:abstractNum w:abstractNumId="31" w15:restartNumberingAfterBreak="0">
+  <w:abstractNum w:abstractNumId="32" w15:restartNumberingAfterBreak="0">
     <w:nsid w:val="53C6099E"/>
     <w:multiLevelType w:val="hybridMultilevel"/>
     <w:tmpl w:val="CF3CE890"/>
@@ -21937,7 +25862,7 @@
       </w:pPr>
     </w:lvl>
   </w:abstractNum>
-  <w:abstractNum w:abstractNumId="32" w15:restartNumberingAfterBreak="0">
+  <w:abstractNum w:abstractNumId="33" w15:restartNumberingAfterBreak="0">
     <w:nsid w:val="62AB112C"/>
     <w:multiLevelType w:val="multilevel"/>
     <w:tmpl w:val="4AAC0E08"/>
@@ -22058,7 +25983,7 @@
       </w:rPr>
     </w:lvl>
   </w:abstractNum>
-  <w:abstractNum w:abstractNumId="33" w15:restartNumberingAfterBreak="0">
+  <w:abstractNum w:abstractNumId="34" w15:restartNumberingAfterBreak="0">
     <w:nsid w:val="64F66BF9"/>
     <w:multiLevelType w:val="multilevel"/>
     <w:tmpl w:val="FFBECE88"/>
@@ -22171,7 +26096,7 @@
       </w:rPr>
     </w:lvl>
   </w:abstractNum>
-  <w:abstractNum w:abstractNumId="34" w15:restartNumberingAfterBreak="0">
+  <w:abstractNum w:abstractNumId="35" w15:restartNumberingAfterBreak="0">
     <w:nsid w:val="6C7A59DB"/>
     <w:multiLevelType w:val="hybridMultilevel"/>
     <w:tmpl w:val="1528F7F2"/>
@@ -22257,7 +26182,7 @@
       </w:pPr>
     </w:lvl>
   </w:abstractNum>
-  <w:abstractNum w:abstractNumId="35" w15:restartNumberingAfterBreak="0">
+  <w:abstractNum w:abstractNumId="36" w15:restartNumberingAfterBreak="0">
     <w:nsid w:val="6CAE140F"/>
     <w:multiLevelType w:val="multilevel"/>
     <w:tmpl w:val="0409001D"/>
@@ -22343,7 +26268,7 @@
       </w:pPr>
     </w:lvl>
   </w:abstractNum>
-  <w:abstractNum w:abstractNumId="36" w15:restartNumberingAfterBreak="0">
+  <w:abstractNum w:abstractNumId="37" w15:restartNumberingAfterBreak="0">
     <w:nsid w:val="6EC714E0"/>
     <w:multiLevelType w:val="multilevel"/>
     <w:tmpl w:val="1C8C6870"/>
@@ -22492,7 +26417,7 @@
       </w:rPr>
     </w:lvl>
   </w:abstractNum>
-  <w:abstractNum w:abstractNumId="37" w15:restartNumberingAfterBreak="0">
+  <w:abstractNum w:abstractNumId="38" w15:restartNumberingAfterBreak="0">
     <w:nsid w:val="7172041E"/>
     <w:multiLevelType w:val="multilevel"/>
     <w:tmpl w:val="2F02CDEC"/>
@@ -22605,7 +26530,7 @@
       </w:pPr>
     </w:lvl>
   </w:abstractNum>
-  <w:abstractNum w:abstractNumId="38" w15:restartNumberingAfterBreak="0">
+  <w:abstractNum w:abstractNumId="39" w15:restartNumberingAfterBreak="0">
     <w:nsid w:val="7C8309E4"/>
     <w:multiLevelType w:val="hybridMultilevel"/>
     <w:tmpl w:val="D4A2C948"/>
@@ -22695,7 +26620,7 @@
     </w:lvl>
   </w:abstractNum>
   <w:num w:numId="1" w16cid:durableId="1417627597">
-    <w:abstractNumId w:val="32"/>
+    <w:abstractNumId w:val="33"/>
   </w:num>
   <w:num w:numId="2" w16cid:durableId="1989438868">
     <w:abstractNumId w:val="21"/>
@@ -22704,7 +26629,7 @@
     <w:abstractNumId w:val="9"/>
   </w:num>
   <w:num w:numId="4" w16cid:durableId="1366982130">
-    <w:abstractNumId w:val="31"/>
+    <w:abstractNumId w:val="32"/>
   </w:num>
   <w:num w:numId="5" w16cid:durableId="1669559949">
     <w:abstractNumId w:val="5"/>
@@ -22716,25 +26641,25 @@
     <w:abstractNumId w:val="12"/>
   </w:num>
   <w:num w:numId="8" w16cid:durableId="601038947">
-    <w:abstractNumId w:val="34"/>
+    <w:abstractNumId w:val="35"/>
   </w:num>
   <w:num w:numId="9" w16cid:durableId="879514325">
-    <w:abstractNumId w:val="33"/>
+    <w:abstractNumId w:val="34"/>
   </w:num>
   <w:num w:numId="10" w16cid:durableId="653723484">
     <w:abstractNumId w:val="15"/>
   </w:num>
   <w:num w:numId="11" w16cid:durableId="1698046374">
-    <w:abstractNumId w:val="38"/>
+    <w:abstractNumId w:val="39"/>
   </w:num>
   <w:num w:numId="12" w16cid:durableId="1185483153">
-    <w:abstractNumId w:val="26"/>
+    <w:abstractNumId w:val="27"/>
   </w:num>
   <w:num w:numId="13" w16cid:durableId="406997813">
     <w:abstractNumId w:val="1"/>
   </w:num>
   <w:num w:numId="14" w16cid:durableId="788861400">
-    <w:abstractNumId w:val="29"/>
+    <w:abstractNumId w:val="30"/>
   </w:num>
   <w:num w:numId="15" w16cid:durableId="1496140771">
     <w:abstractNumId w:val="4"/>
@@ -22752,7 +26677,7 @@
     <w:abstractNumId w:val="24"/>
   </w:num>
   <w:num w:numId="20" w16cid:durableId="1715886662">
-    <w:abstractNumId w:val="35"/>
+    <w:abstractNumId w:val="36"/>
   </w:num>
   <w:num w:numId="21" w16cid:durableId="1096243998">
     <w:abstractNumId w:val="17"/>
@@ -22764,22 +26689,22 @@
     <w:abstractNumId w:val="0"/>
   </w:num>
   <w:num w:numId="24" w16cid:durableId="793913301">
-    <w:abstractNumId w:val="37"/>
+    <w:abstractNumId w:val="38"/>
   </w:num>
   <w:num w:numId="25" w16cid:durableId="1568567922">
-    <w:abstractNumId w:val="28"/>
+    <w:abstractNumId w:val="29"/>
   </w:num>
   <w:num w:numId="26" w16cid:durableId="416950636">
     <w:abstractNumId w:val="16"/>
   </w:num>
   <w:num w:numId="27" w16cid:durableId="583804593">
-    <w:abstractNumId w:val="30"/>
+    <w:abstractNumId w:val="31"/>
   </w:num>
   <w:num w:numId="28" w16cid:durableId="334841798">
     <w:abstractNumId w:val="3"/>
   </w:num>
   <w:num w:numId="29" w16cid:durableId="94130571">
-    <w:abstractNumId w:val="27"/>
+    <w:abstractNumId w:val="28"/>
   </w:num>
   <w:num w:numId="30" w16cid:durableId="1816215597">
     <w:abstractNumId w:val="11"/>
@@ -22788,7 +26713,7 @@
     <w:abstractNumId w:val="25"/>
   </w:num>
   <w:num w:numId="32" w16cid:durableId="179323568">
-    <w:abstractNumId w:val="36"/>
+    <w:abstractNumId w:val="37"/>
   </w:num>
   <w:num w:numId="33" w16cid:durableId="1887599997">
     <w:abstractNumId w:val="7"/>
@@ -22810,6 +26735,9 @@
   </w:num>
   <w:num w:numId="39" w16cid:durableId="25176468">
     <w:abstractNumId w:val="23"/>
+  </w:num>
+  <w:num w:numId="40" w16cid:durableId="1027949553">
+    <w:abstractNumId w:val="26"/>
   </w:num>
 </w:numbering>
 </file>

--- a/A Dust Hazard Index Using AOD-Based Frequency, Intensity, and Continuity of Dust Storm Events in the Tigris-Euphrates Bain.docx
+++ b/A Dust Hazard Index Using AOD-Based Frequency, Intensity, and Continuity of Dust Storm Events in the Tigris-Euphrates Bain.docx
@@ -2351,15 +2351,14 @@
       </w:pPr>
       <w:r>
         <w:rPr>
-          <w:rFonts w:asciiTheme="majorBidi" w:hAnsiTheme="majorBidi" w:cstheme="majorBidi"/>
           <w:noProof/>
         </w:rPr>
         <w:lastRenderedPageBreak/>
         <w:drawing>
-          <wp:inline distT="0" distB="0" distL="0" distR="0" wp14:anchorId="5B8087BC" wp14:editId="6C493914">
+          <wp:inline distT="0" distB="0" distL="0" distR="0" wp14:anchorId="2377A236" wp14:editId="6ACFF035">
             <wp:extent cx="5943600" cy="5209540"/>
             <wp:effectExtent l="0" t="0" r="0" b="0"/>
-            <wp:docPr id="167743807" name="Picture 1"/>
+            <wp:docPr id="2028843022" name="Picture 2"/>
             <wp:cNvGraphicFramePr>
               <a:graphicFrameLocks xmlns:a="http://schemas.openxmlformats.org/drawingml/2006/main" noChangeAspect="1"/>
             </wp:cNvGraphicFramePr>
@@ -2367,7 +2366,7 @@
               <a:graphicData uri="http://schemas.openxmlformats.org/drawingml/2006/picture">
                 <pic:pic xmlns:pic="http://schemas.openxmlformats.org/drawingml/2006/picture">
                   <pic:nvPicPr>
-                    <pic:cNvPr id="0" name="Picture 6"/>
+                    <pic:cNvPr id="0" name="Picture 8"/>
                     <pic:cNvPicPr>
                       <a:picLocks noChangeAspect="1" noChangeArrowheads="1"/>
                     </pic:cNvPicPr>
@@ -5156,10 +5155,10 @@
                   <v:path o:extrusionok="f" gradientshapeok="t" o:connecttype="rect"/>
                   <o:lock v:ext="edit" aspectratio="t"/>
                 </v:shapetype>
-                <v:shape id="_x0000_i1025" type="#_x0000_t75" style="width:136.65pt;height:43.65pt" o:ole="">
+                <v:shape id="_x0000_i1025" type="#_x0000_t75" style="width:136.5pt;height:43.5pt" o:ole="">
                   <v:imagedata r:id="rId14" o:title=""/>
                 </v:shape>
-                <o:OLEObject Type="Embed" ProgID="Equation.DSMT4" ShapeID="_x0000_i1025" DrawAspect="Content" ObjectID="_1839097546" r:id="rId15"/>
+                <o:OLEObject Type="Embed" ProgID="Equation.DSMT4" ShapeID="_x0000_i1025" DrawAspect="Content" ObjectID="_1839169899" r:id="rId15"/>
               </w:object>
             </w:r>
           </w:p>
@@ -5419,10 +5418,10 @@
           <w:szCs w:val="24"/>
         </w:rPr>
         <w:object w:dxaOrig="3739" w:dyaOrig="700" w14:anchorId="392D8F1E">
-          <v:shape id="_x0000_i1026" type="#_x0000_t75" style="width:187.65pt;height:36.3pt" o:ole="">
+          <v:shape id="_x0000_i1026" type="#_x0000_t75" style="width:187.5pt;height:36pt" o:ole="">
             <v:imagedata r:id="rId16" o:title=""/>
           </v:shape>
-          <o:OLEObject Type="Embed" ProgID="Equation.DSMT4" ShapeID="_x0000_i1026" DrawAspect="Content" ObjectID="_1839097547" r:id="rId17"/>
+          <o:OLEObject Type="Embed" ProgID="Equation.DSMT4" ShapeID="_x0000_i1026" DrawAspect="Content" ObjectID="_1839169900" r:id="rId17"/>
         </w:object>
       </w:r>
       <w:r>
@@ -12285,10 +12284,10 @@
           <w:szCs w:val="24"/>
         </w:rPr>
         <w:object w:dxaOrig="1500" w:dyaOrig="660" w14:anchorId="72894A18">
-          <v:shape id="_x0000_i1027" type="#_x0000_t75" style="width:93.55pt;height:36.3pt" o:ole="">
+          <v:shape id="_x0000_i1027" type="#_x0000_t75" style="width:93.75pt;height:36pt" o:ole="">
             <v:imagedata r:id="rId41" o:title=""/>
           </v:shape>
-          <o:OLEObject Type="Embed" ProgID="Equation.DSMT4" ShapeID="_x0000_i1027" DrawAspect="Content" ObjectID="_1839097548" r:id="rId42"/>
+          <o:OLEObject Type="Embed" ProgID="Equation.DSMT4" ShapeID="_x0000_i1027" DrawAspect="Content" ObjectID="_1839169901" r:id="rId42"/>
         </w:object>
       </w:r>
       <w:r>
@@ -12350,10 +12349,10 @@
           <w:szCs w:val="24"/>
         </w:rPr>
         <w:object w:dxaOrig="220" w:dyaOrig="279" w14:anchorId="17EC651F">
-          <v:shape id="_x0000_i1028" type="#_x0000_t75" style="width:7.35pt;height:14.15pt" o:ole="">
+          <v:shape id="_x0000_i1028" type="#_x0000_t75" style="width:7.5pt;height:14.25pt" o:ole="">
             <v:imagedata r:id="rId43" o:title=""/>
           </v:shape>
-          <o:OLEObject Type="Embed" ProgID="Equation.DSMT4" ShapeID="_x0000_i1028" DrawAspect="Content" ObjectID="_1839097549" r:id="rId44"/>
+          <o:OLEObject Type="Embed" ProgID="Equation.DSMT4" ShapeID="_x0000_i1028" DrawAspect="Content" ObjectID="_1839169902" r:id="rId44"/>
         </w:object>
       </w:r>
       <w:r>
@@ -12372,10 +12371,10 @@
           <w:szCs w:val="24"/>
         </w:rPr>
         <w:object w:dxaOrig="220" w:dyaOrig="279" w14:anchorId="62F0070A">
-          <v:shape id="_x0000_i1029" type="#_x0000_t75" style="width:7.35pt;height:14.15pt" o:ole="">
+          <v:shape id="_x0000_i1029" type="#_x0000_t75" style="width:7.5pt;height:14.25pt" o:ole="">
             <v:imagedata r:id="rId45" o:title=""/>
           </v:shape>
-          <o:OLEObject Type="Embed" ProgID="Equation.DSMT4" ShapeID="_x0000_i1029" DrawAspect="Content" ObjectID="_1839097550" r:id="rId46"/>
+          <o:OLEObject Type="Embed" ProgID="Equation.DSMT4" ShapeID="_x0000_i1029" DrawAspect="Content" ObjectID="_1839169903" r:id="rId46"/>
         </w:object>
       </w:r>
     </w:p>
@@ -13136,7 +13135,7 @@
                 <w:szCs w:val="20"/>
               </w:rPr>
               <w:drawing>
-                <wp:inline distT="0" distB="0" distL="0" distR="0" wp14:anchorId="3884CCFE" wp14:editId="56F1DC88">
+                <wp:inline distT="0" distB="0" distL="0" distR="0" wp14:anchorId="3884CCFE" wp14:editId="74F7DA30">
                   <wp:extent cx="2855344" cy="1537001"/>
                   <wp:effectExtent l="0" t="0" r="2540" b="6350"/>
                   <wp:docPr id="2" name="Picture 2"/>
@@ -13319,7 +13318,7 @@
                 <w:szCs w:val="20"/>
               </w:rPr>
               <w:drawing>
-                <wp:inline distT="0" distB="0" distL="0" distR="0" wp14:anchorId="29D05C59" wp14:editId="26F66E4A">
+                <wp:inline distT="0" distB="0" distL="0" distR="0" wp14:anchorId="29D05C59" wp14:editId="1E31BBA1">
                   <wp:extent cx="3206261" cy="1648672"/>
                   <wp:effectExtent l="0" t="0" r="0" b="8890"/>
                   <wp:docPr id="35" name="Picture 35"/>
@@ -13392,7 +13391,7 @@
                 <w:szCs w:val="20"/>
               </w:rPr>
               <w:drawing>
-                <wp:inline distT="0" distB="0" distL="0" distR="0" wp14:anchorId="1FEDFBAE" wp14:editId="752EFEEB">
+                <wp:inline distT="0" distB="0" distL="0" distR="0" wp14:anchorId="1FEDFBAE" wp14:editId="0384F182">
                   <wp:extent cx="3042878" cy="1625001"/>
                   <wp:effectExtent l="0" t="0" r="5715" b="0"/>
                   <wp:docPr id="34" name="Picture 34"/>
@@ -13589,7 +13588,7 @@
                 <w:szCs w:val="20"/>
               </w:rPr>
               <w:drawing>
-                <wp:inline distT="0" distB="0" distL="0" distR="0" wp14:anchorId="46118CD9" wp14:editId="736B447A">
+                <wp:inline distT="0" distB="0" distL="0" distR="0" wp14:anchorId="46118CD9" wp14:editId="67780C83">
                   <wp:extent cx="3138465" cy="1552755"/>
                   <wp:effectExtent l="0" t="0" r="5080" b="9525"/>
                   <wp:docPr id="31" name="Picture 31"/>
@@ -13666,7 +13665,7 @@
                 <w:szCs w:val="20"/>
               </w:rPr>
               <w:drawing>
-                <wp:inline distT="0" distB="0" distL="0" distR="0" wp14:anchorId="208B033F" wp14:editId="58A95694">
+                <wp:inline distT="0" distB="0" distL="0" distR="0" wp14:anchorId="208B033F" wp14:editId="40611539">
                   <wp:extent cx="2902172" cy="1544128"/>
                   <wp:effectExtent l="0" t="0" r="0" b="0"/>
                   <wp:docPr id="37" name="Picture 37"/>
@@ -13880,15 +13879,7 @@
           <w:sz w:val="24"/>
           <w:szCs w:val="24"/>
         </w:rPr>
-        <w:t xml:space="preserve"> </w:t>
-      </w:r>
-      <w:r>
-        <w:rPr>
-          <w:rFonts w:asciiTheme="majorBidi" w:hAnsiTheme="majorBidi" w:cstheme="majorBidi"/>
-          <w:sz w:val="24"/>
-          <w:szCs w:val="24"/>
-        </w:rPr>
-        <w:t xml:space="preserve">indicated that annual DSE counts approximate a normal distribution for most cities. </w:t>
+        <w:t xml:space="preserve"> indicated that annual DSE counts approximate a normal distribution for most cities. </w:t>
       </w:r>
     </w:p>
     <w:p>
@@ -27191,6 +27182,7 @@
   <w:style w:type="character" w:default="1" w:styleId="DefaultParagraphFont">
     <w:name w:val="Default Paragraph Font"/>
     <w:uiPriority w:val="1"/>
+    <w:semiHidden/>
     <w:unhideWhenUsed/>
   </w:style>
   <w:style w:type="table" w:default="1" w:styleId="TableNormal">
